--- a/docs/전달용/KABOAT2026_보고서_양식_SSF_A.docx
+++ b/docs/전달용/KABOAT2026_보고서_양식_SSF_A.docx
@@ -3829,7 +3829,7 @@
       <w:r>
         <w:drawing>
           <wp:inline distT="0" distB="0" distL="0" distR="0">
-            <wp:extent cx="5334000" cy="3695700"/>
+            <wp:extent cx="5334000" cy="2000250"/>
             <wp:effectExtent t="0" r="0" b="0" l="0"/>
             <wp:docPr id="1" name=""/>
             <wp:cNvGraphicFramePr>
@@ -3854,7 +3854,7 @@
                   <pic:spPr bwMode="auto">
                     <a:xfrm>
                       <a:off x="0" y="0"/>
-                      <a:ext cx="5334000" cy="3695700"/>
+                      <a:ext cx="5334000" cy="2000250"/>
                     </a:xfrm>
                     <a:prstGeom prst="rect">
                       <a:avLst/>
@@ -3879,7 +3879,7 @@
           <w:sz w:val="18"/>
           <w:szCs w:val="18"/>
         </w:rPr>
-        <w:t xml:space="preserve">그림 Ⅱ-1 선체 평면 배치 개념(tools 생성, 치수는 설계값)</w:t>
+        <w:t xml:space="preserve">그림 Ⅱ-1 1번배 선형 — STL 위에서 본 표면 높이 (STL 1000 mm ×1.66)</w:t>
       </w:r>
     </w:p>
     <w:p>
@@ -4498,7 +4498,7 @@
       <w:r>
         <w:drawing>
           <wp:inline distT="0" distB="0" distL="0" distR="0">
-            <wp:extent cx="5334000" cy="5724525"/>
+            <wp:extent cx="5334000" cy="2428875"/>
             <wp:effectExtent t="0" r="0" b="0" l="0"/>
             <wp:docPr id="2" name=""/>
             <wp:cNvGraphicFramePr>
@@ -4523,7 +4523,7 @@
                   <pic:spPr bwMode="auto">
                     <a:xfrm>
                       <a:off x="0" y="0"/>
-                      <a:ext cx="5334000" cy="5724525"/>
+                      <a:ext cx="5334000" cy="2428875"/>
                     </a:xfrm>
                     <a:prstGeom prst="rect">
                       <a:avLst/>
@@ -4548,7 +4548,7 @@
           <w:sz w:val="18"/>
           <w:szCs w:val="18"/>
         </w:rPr>
-        <w:t xml:space="preserve">그림 Ⅱ-2 T200 배치 해석 (tools/thruster_layout.py)</w:t>
+        <w:t xml:space="preserve">그림 Ⅱ-2 1번배 T200 ×2 배치 해석 (tools/thruster_layout.py)</w:t>
       </w:r>
     </w:p>
     <w:p>
@@ -16093,7 +16093,7 @@
       <w:r>
         <w:drawing>
           <wp:inline distT="0" distB="0" distL="0" distR="0">
-            <wp:extent cx="5334000" cy="4000500"/>
+            <wp:extent cx="5334000" cy="1847850"/>
             <wp:effectExtent t="0" r="0" b="0" l="0"/>
             <wp:docPr id="6" name=""/>
             <wp:cNvGraphicFramePr>
@@ -16118,7 +16118,7 @@
                   <pic:spPr bwMode="auto">
                     <a:xfrm>
                       <a:off x="0" y="0"/>
-                      <a:ext cx="5334000" cy="4000500"/>
+                      <a:ext cx="5334000" cy="1847850"/>
                     </a:xfrm>
                     <a:prstGeom prst="rect">
                       <a:avLst/>
@@ -16143,7 +16143,7 @@
           <w:sz w:val="18"/>
           <w:szCs w:val="18"/>
         </w:rPr>
-        <w:t xml:space="preserve">그림 Ⅳ-2 갑판 배치 개념(hull_topmap)</w:t>
+        <w:t xml:space="preserve">그림 Ⅳ-2 1번배 갑판 배치 개념 — 방수박스·GPS·마스트·LiDAR·RC 수신기 (치수 설계값 166×55)</w:t>
       </w:r>
     </w:p>
     <w:p>

--- a/docs/전달용/KABOAT2026_보고서_양식_SSF_A.docx
+++ b/docs/전달용/KABOAT2026_보고서_양식_SSF_A.docx
@@ -3587,7 +3587,7 @@
                 <w:sz w:val="20"/>
                 <w:szCs w:val="20"/>
               </w:rPr>
-              <w:t xml:space="preserve">400×300×200 (팀 보유), 갑판 아래, 방향 자유</w:t>
+              <w:t xml:space="preserve">400×300×200 (팀 보유), 갑판 아래. ⚠️ 선체 깊이가 줄자 17 cm 면 박스 200 이 약 3 cm 돌출(배치 문서는 설계 28 cm 로 "들어감")</w:t>
             </w:r>
           </w:p>
         </w:tc>
@@ -3804,7 +3804,7 @@
           <w:sz w:val="20"/>
           <w:szCs w:val="20"/>
         </w:rPr>
-        <w:t xml:space="preserve">실해역 대응: 흘수가 얕아(약 73 mm) 선저 직부착 프로펠러는 환기 위험 → 축을 선저 아래 50 mm 로 내림(Ⅱ-3.3). 2번배는 깊이 140 mm 로 건현이 작아 전비 질량 30 kg 이하를 목표로 함.</w:t>
+        <w:t xml:space="preserve">실해역 대응: 흘수가 얕아(약 74 mm) 선저 직부착 프로펠러는 환기 위험 → 축을 선저 아래 50 mm 로 내림(Ⅱ-3.3). 2번배는 깊이 140 mm 로 건현이 작아 전비 질량 30 kg 이하를 목표로 함.</w:t>
       </w:r>
     </w:p>
     <w:p>
@@ -4594,7 +4594,7 @@
           <w:sz w:val="20"/>
           <w:szCs w:val="20"/>
         </w:rPr>
-        <w:t xml:space="preserve">•  전장품(노트북·배터리·허브·IMU·Mega)은 전부 400×300×200 방수박스 안(400×300×200 (팀 보유), 갑판 아래, 방향 자유). 뚜껑 = 해치, 개스킷·물끊기 적용. 장비는 스탠드오프로 벽·판에 고정(진동).</w:t>
+        <w:t xml:space="preserve">•  전장품(노트북·배터리·허브·IMU·Mega)은 전부 400×300×200 방수박스 안(400×300×200 (팀 보유), 갑판 아래. ⚠️ 선체 깊이가 줄자 17 cm 면 박스 200 이 약 3 cm 돌출(배치 문서는 설계 28 cm 로 "들어감")). 뚜껑 = 해치, 개스킷·물끊기 적용. 장비는 스탠드오프로 벽·판에 고정(진동).</w:t>
       </w:r>
     </w:p>
     <w:p>
@@ -4622,7 +4622,7 @@
           <w:sz w:val="20"/>
           <w:szCs w:val="20"/>
         </w:rPr>
-        <w:t xml:space="preserve">•  RPLIDAR A3 는 비방수. 선수 끝 물보라 1순위 자리를 피해 선수에서 38% 위치(1번배 한계)에 두고, 진수 후 물보라 도달 높이를 확인한다.</w:t>
+        <w:t xml:space="preserve">•  RPLIDAR A3 는 비방수. 위치 선미 기준 x≈1470 = 선수에서 약 190 mm (갑판 직치). 선수 끝(물보라 1순위)을 피하고 진수 후 물보라 도달 높이를 확인한다. 팀 요청 "앞에서 1/3" 은 방수박스 중심 기준(1번배 40.4% 채택)이지 LiDAR 위치가 아니다.</w:t>
       </w:r>
     </w:p>
     <w:p>
@@ -4636,7 +4636,7 @@
           <w:sz w:val="20"/>
           <w:szCs w:val="20"/>
         </w:rPr>
-        <w:t xml:space="preserve">•  마스트 회전면은 수면 +약 25cm(건현 추정 96mm + 갑판·마스트). D455 위 / OAK 아래.</w:t>
+        <w:t xml:space="preserve">•  LiDAR 회전면 수면 높이: 설계 +27 cm(건현 24 cm 가정, 조건부) — 선체 깊이 17 cm 실측이면 재계산. 상한 = 부표 노출 높이, 하한 = 파고·물보라. D455 위 / OAK 아래.</w:t>
       </w:r>
     </w:p>
     <w:p>
@@ -5940,7 +5940,7 @@
           <w:sz w:val="20"/>
           <w:szCs w:val="20"/>
         </w:rPr>
-        <w:t xml:space="preserve">•  1번배 신규 제작 1.66 × 0.57 × 0.38 — 1000 mm 축소 모델 ×1.66 몰드, 선미 트랜섬에 T200 2기 브래킷(축 선저 아래 ≥50 mm), 러더.</w:t>
+        <w:t xml:space="preserve">•  1번배 신규 제작 1.66 × 0.57 × 0.38 — 1000 mm 축소 모델 ×1.66 몰드, 선미 트랜섬에 T200 2기 브래킷(축 선저 아래 ≥50 mm), 러더. ⚠️ 선체 깊이 줄자 17 cm vs STL 설계 28 cm — 확인.</w:t>
       </w:r>
     </w:p>
     <w:p>
@@ -15287,7 +15287,7 @@
           <w:sz w:val="20"/>
           <w:szCs w:val="20"/>
         </w:rPr>
-        <w:t xml:space="preserve">•  펌웨어: 스틱 중립 1466/1426 µs 기준 데드밴드 적용, 조향 감도 STEER_SCALE_N 10/10, RC 조향·스로틀 반전 없음(09-03 실측). 좌 ESC 핀 12 / 우 ESC 핀 11 (08-25 실물 확인).</w:t>
+        <w:t xml:space="preserve">•  펌웨어: 스틱 중립 1466/1426 µs(1번배 조종기 09-30 실측) 기준 데드밴드 적용, 조향 감도 STEER_SCALE_N 10/10, RC 조향·스로틀 반전 없음(09-03 실측). 좌 ESC 핀 12 / 우 ESC 핀 11 (08-25 실물 확인).</w:t>
       </w:r>
     </w:p>
     <w:tbl>
@@ -15981,7 +15981,7 @@
           <w:sz w:val="20"/>
           <w:szCs w:val="20"/>
         </w:rPr>
-        <w:t xml:space="preserve">(사진: 박스 내부 배치, 관통부 마감. 400×300×200 (팀 보유), 갑판 아래, 방향 자유)</w:t>
+        <w:t xml:space="preserve">(사진: 박스 내부 배치, 관통부 마감. 400×300×200 (팀 보유), 갑판 아래. ⚠️ 선체 깊이가 줄자 17 cm 면 박스 200 이 약 3 cm 돌출(배치 문서는 설계 28 cm 로 "들어감"))</w:t>
       </w:r>
     </w:p>
     <w:p>
@@ -16010,7 +16010,7 @@
           <w:sz w:val="20"/>
           <w:szCs w:val="20"/>
         </w:rPr>
-        <w:t xml:space="preserve">마스트: D455 위 / OAK 아래, 회전면 수면 +13~17 cm. LiDAR 는 선수 38% 위치 갑판, GPS 안테나는 접지판 위 x=535. IMU 는 마스트 베이스 포켓, 장착 방향 기록(mount_offset_deg 실측 근거).</w:t>
+        <w:t xml:space="preserve">마스트: D455 위 / OAK 아래, 회전면 설계 +27 cm(건현 24 cm 가정, 조건부) — 선체 깊이 17 cm 실측이면 재계산. LiDAR 선미 기준 x≈1470 = 선수에서 약 190 mm (갑판 직치), GPS 안테나는 접지판 위 x=535. IMU 는 마스트 베이스 포켓, 장착 방향 기록(mount_offset_deg 실측 근거).</w:t>
       </w:r>
     </w:p>
     <w:p>
@@ -16054,7 +16054,7 @@
           <w:sz w:val="20"/>
           <w:szCs w:val="20"/>
         </w:rPr>
-        <w:t xml:space="preserve">•  방수박스(갑판 아래): 노트북, 배터리 2, 허브, IMU, Mega, 승압 모듈, 인젝터, 퓨즈. 400×300×200 (팀 보유), 갑판 아래, 방향 자유.</w:t>
+        <w:t xml:space="preserve">•  방수박스(갑판 아래): 노트북, 배터리 2, 허브, IMU, Mega, 승압 모듈, 인젝터, 퓨즈. 400×300×200 (팀 보유), 갑판 아래. ⚠️ 선체 깊이가 줄자 17 cm 면 박스 200 이 약 3 cm 돌출(배치 문서는 설계 28 cm 로 "들어감").</w:t>
       </w:r>
     </w:p>
     <w:p>
@@ -16082,7 +16082,7 @@
           <w:sz w:val="20"/>
           <w:szCs w:val="20"/>
         </w:rPr>
-        <w:t xml:space="preserve">•  LiDAR: 선수에서 38% 위치, 비방수라 선수 끝 회피. RC 수신기 한쪽 현.</w:t>
+        <w:t xml:space="preserve">•  LiDAR: 선미 기준 x≈1470 = 선수에서 약 190 mm (갑판 직치). 비방수라 선수 끝 회피. RC 수신기 한쪽 현.</w:t>
       </w:r>
     </w:p>
     <w:p>
@@ -16143,7 +16143,7 @@
           <w:sz w:val="18"/>
           <w:szCs w:val="18"/>
         </w:rPr>
-        <w:t xml:space="preserve">그림 Ⅳ-2 1번배 갑판 배치 개념 — 방수박스·GPS·마스트·LiDAR·RC 수신기 (치수 설계값 166×55)</w:t>
+        <w:t xml:space="preserve">그림 Ⅳ-2 1번배 갑판 배치 개념 — 방수박스·GPS·마스트·LiDAR·RC 수신기 (치수 설계값 166×55, 깊이 28 — 줄자 0.57 폭·17 깊이와 차이)</w:t>
       </w:r>
     </w:p>
     <w:p>
@@ -21253,7 +21253,7 @@
                 <w:sz w:val="20"/>
                 <w:szCs w:val="20"/>
               </w:rPr>
-              <w:t xml:space="preserve">GPS (ZED-F9P) + 안테나</w:t>
+              <w:t xml:space="preserve">GPS (ZED-F9P) + 안테나 — B 배당, A 는 기보유 C94-M8P</w:t>
             </w:r>
           </w:p>
         </w:tc>

--- a/docs/전달용/KABOAT2026_보고서_양식_SSF_A.docx
+++ b/docs/전달용/KABOAT2026_보고서_양식_SSF_A.docx
@@ -14621,7 +14621,7 @@
           <w:sz w:val="18"/>
           <w:szCs w:val="18"/>
         </w:rPr>
-        <w:t xml:space="preserve">그림 Ⅳ-1 통합 회로도 2026-10-26 판 (tools/circuit_diagram.py)</w:t>
+        <w:t xml:space="preserve">그림 Ⅳ-1 1번배 회로도 — T200 ×2, 측당 ESC 1기 (tools/circuit_diagram.py, SSF_BOAT=A)</w:t>
       </w:r>
     </w:p>
     <w:tbl>
@@ -14954,7 +14954,7 @@
                 <w:sz w:val="20"/>
                 <w:szCs w:val="20"/>
               </w:rPr>
-              <w:t xml:space="preserve">ESC 우 / ESC 좌 (측별 팬아웃, 2번배 측당 2개)</w:t>
+              <w:t xml:space="preserve">ESC 우 / ESC 좌 (측당 1개)</w:t>
             </w:r>
           </w:p>
         </w:tc>

--- a/docs/전달용/KABOAT2026_보고서_양식_SSF_A.docx
+++ b/docs/전달용/KABOAT2026_보고서_양식_SSF_A.docx
@@ -14954,7 +14954,7 @@
                 <w:sz w:val="20"/>
                 <w:szCs w:val="20"/>
               </w:rPr>
-              <w:t xml:space="preserve">ESC 우 / ESC 좌 (측당 1개)</w:t>
+              <w:t xml:space="preserve">ESC 우 / ESC 좌 (측당 1개. 3상 배선: 좌 색 동일, 우 교차(ESC 초↔스러스터 파) — CW/CCW 프로펠러 반작용 상쇄, 10-26 확정)</w:t>
             </w:r>
           </w:p>
         </w:tc>

--- a/docs/전달용/KABOAT2026_보고서_양식_SSF_A.docx
+++ b/docs/전달용/KABOAT2026_보고서_양식_SSF_A.docx
@@ -8896,7 +8896,7 @@
                 <w:sz w:val="20"/>
                 <w:szCs w:val="20"/>
               </w:rPr>
-              <w:t xml:space="preserve">컨투어 → 최소 면적 필터 → 가장 큰 것 1개</w:t>
+              <w:t xml:space="preserve">컨투어 → 최소 면적 → 형상 검사(꼭짓점 4~8·extent·종횡비, require_shape) 또는 solidity(면적/볼록껍질) → 가장 큰 것 1개</w:t>
             </w:r>
           </w:p>
         </w:tc>
@@ -8926,7 +8926,7 @@
                 <w:sz w:val="20"/>
                 <w:szCs w:val="20"/>
               </w:rPr>
-              <w:t xml:space="preserve">min_area_px 40 (gate·turn) / 80 (dock)</w:t>
+              <w:t xml:space="preserve">min_area_px 40 (gate·turn) / 80 (dock), min_solidity 0.7, y_zone 카메라별(틸트 0° D455 / 11° OAK)</w:t>
             </w:r>
           </w:p>
         </w:tc>
@@ -9080,7 +9080,7 @@
                 <w:sz w:val="20"/>
                 <w:szCs w:val="20"/>
               </w:rPr>
-              <w:t xml:space="preserve">연속 N 프레임 일치해야 발행, 유예 시간 내 유실은 유지</w:t>
+              <w:t xml:space="preserve">최근 M 프레임 중 N 회(미검출은 관용, 색 전환은 리셋) 일치해야 발행. 유예 시간 내 유실은 마지막 값 유지</w:t>
             </w:r>
           </w:p>
         </w:tc>
@@ -9110,7 +9110,7 @@
                 <w:sz w:val="20"/>
                 <w:szCs w:val="20"/>
               </w:rPr>
-              <w:t xml:space="preserve">confirm_frames 1 (gate·turn) / 3 (dock), grace 2.0 s</w:t>
+              <w:t xml:space="preserve">confirm_frames 1 (gate·turn) / 3 (dock), confirm_window = N 기본(켤 땐 3/5), grace 2.0 s — 10-27 개정</w:t>
             </w:r>
           </w:p>
         </w:tc>

--- a/docs/전달용/KABOAT2026_보고서_양식_SSF_A.docx
+++ b/docs/전달용/KABOAT2026_보고서_양식_SSF_A.docx
@@ -14768,7 +14768,7 @@
                 <w:sz w:val="20"/>
                 <w:szCs w:val="20"/>
               </w:rPr>
-              <w:t xml:space="preserve">RC 스로틀 (오른쪽 스틱 상하) — 08-25 실측, 중립 1466 µs (09-30 조종기 리셋 후)</w:t>
+              <w:t xml:space="preserve">RC 스로틀 (오른쪽 스틱 상하) — 08-25 실측, 중립 1502 µs (10-26 스틱 캘리브레이션 후)</w:t>
             </w:r>
           </w:p>
         </w:tc>
@@ -14830,7 +14830,7 @@
                 <w:sz w:val="20"/>
                 <w:szCs w:val="20"/>
               </w:rPr>
-              <w:t xml:space="preserve">RC 조향 (왼쪽 스틱 좌우) — 08-25 실측, 중립 1426 µs</w:t>
+              <w:t xml:space="preserve">RC 조향 (왼쪽 스틱 좌우) — 08-25 실측, 중립 1424 µs</w:t>
             </w:r>
           </w:p>
         </w:tc>
@@ -14954,7 +14954,7 @@
                 <w:sz w:val="20"/>
                 <w:szCs w:val="20"/>
               </w:rPr>
-              <w:t xml:space="preserve">ESC 우 / ESC 좌 (측당 1개. 3상 배선: 좌 색 동일, 우 교차(ESC 초↔스러스터 파) — CW/CCW 프로펠러 반작용 상쇄, 10-26 확정)</w:t>
+              <w:t xml:space="preserve">ESC 우 / ESC 좌 (측당 1개. 3상 배선: 좌 교차(ESC 초↔스러스터 파), 우 색 동일 — CW/CCW 프로펠러 반작용 상쇄, 10-26 저녁 대칭 시험(hold.py 1600) 확정)</w:t>
             </w:r>
           </w:p>
         </w:tc>
@@ -15287,7 +15287,7 @@
           <w:sz w:val="20"/>
           <w:szCs w:val="20"/>
         </w:rPr>
-        <w:t xml:space="preserve">•  펌웨어: 스틱 중립 1466/1426 µs(1번배 조종기 09-30 실측) 기준 데드밴드 적용, 조향 감도 STEER_SCALE_N 10/10, RC 조향·스로틀 반전 없음(09-03 실측). 좌 ESC 핀 12 / 우 ESC 핀 11 (08-25 실물 확인).</w:t>
+        <w:t xml:space="preserve">•  펌웨어: 스틱 중립 1502/1424 µs(1번배 조종기 10-26 실측) 기준 데드밴드 적용, 조향 감도 STEER_SCALE_N 10/10, RC 조향·스로틀 반전 없음(09-03 실측). 좌 ESC 핀 12 / 우 ESC 핀 11 (08-25 실물 확인).</w:t>
       </w:r>
     </w:p>
     <w:tbl>

--- a/docs/전달용/KABOAT2026_보고서_양식_SSF_A.docx
+++ b/docs/전달용/KABOAT2026_보고서_양식_SSF_A.docx
@@ -6900,7 +6900,7 @@
                 <w:sz w:val="20"/>
                 <w:szCs w:val="20"/>
               </w:rPr>
-              <w:t xml:space="preserve">/scan, /imu/yaw_raw, /fix</w:t>
+              <w:t xml:space="preserve">/scan, /imu/yaw_raw, /ublox_gps_node/fix</w:t>
             </w:r>
           </w:p>
         </w:tc>
@@ -7360,7 +7360,7 @@
                 <w:sz w:val="20"/>
                 <w:szCs w:val="20"/>
               </w:rPr>
-              <w:t xml:space="preserve">/desired_angle, /failsafe_level, /obstacle_distance_array</w:t>
+              <w:t xml:space="preserve">/desired_angle, /failsafe_level, /obstacle_distance_array, /obstacle_reject_count</w:t>
             </w:r>
           </w:p>
         </w:tc>
@@ -8081,7 +8081,7 @@
                 <w:sz w:val="20"/>
                 <w:szCs w:val="20"/>
               </w:rPr>
-              <w:t xml:space="preserve">u-blox C94-M8P + ANN-MB</w:t>
+              <w:t xml:space="preserve">u-blox C94-M8P (안테나 ⚠️ ANN-MB / 키트 L1 패치 실물 확인)</w:t>
             </w:r>
           </w:p>
         </w:tc>
@@ -8203,7 +8203,7 @@
                 <w:sz w:val="20"/>
                 <w:szCs w:val="20"/>
               </w:rPr>
-              <w:t xml:space="preserve">게이트·부표·도크 색/형상 방위각. hfov_deg 는 camera_info 로 실측 교체</w:t>
+              <w:t xml:space="preserve">게이트·부표·도크 색/형상 방위각 후보. PoE 인젝터 도착 뒤 D455 와 비교해 선정, hfov_deg 는 camera_info 로 실측 교체</w:t>
             </w:r>
           </w:p>
         </w:tc>
@@ -8295,7 +8295,7 @@
                 <w:sz w:val="20"/>
                 <w:szCs w:val="20"/>
               </w:rPr>
-              <w:t xml:space="preserve">수동 조종 화면 (예비 카메라)</w:t>
+              <w:t xml:space="preserve">현재 자율 비전(검출기 3종)과 수동 조종 화면에 쓰는 카메라</w:t>
             </w:r>
           </w:p>
         </w:tc>
@@ -8416,7 +8416,7 @@
           <w:sz w:val="20"/>
           <w:szCs w:val="20"/>
         </w:rPr>
-        <w:t xml:space="preserve">•  NTRIP 보정으로 FIXED 시 ±1.5 cm 급. 보정 서버 자격은 저장소 밖(~/.ssf/).</w:t>
+        <w:t xml:space="preserve">•  NTRIP 보정. B배 수신기(ZED-F9P) 손 시험(08-07)에서 RTK FIXED 수평 정확도 ±0.015 m, 위성 18개, pDOP 1.63. A배 C94-M8P 와 배에 단 상태는 미측정. 보정 서버 자격은 저장소 밖(~/.ssf/).</w:t>
       </w:r>
     </w:p>
     <w:p>
@@ -8460,7 +8460,7 @@
           <w:sz w:val="20"/>
           <w:szCs w:val="20"/>
         </w:rPr>
-        <w:t xml:space="preserve">•  감속 신호(가장 가까운 장애물)에만 median 커널 5. 회피 마스크에는 걸지 않는다(부표 통째 삭제 방지).</w:t>
+        <w:t xml:space="preserve">•  감속 신호(가장 가까운 장애물)에만 median 커널 5 — 물보라 한 점에 속는 가짜 감속을 줄인다. 회피 마스크에는 걸지 않아 회피 접촉 성능은 그대로 둔다.</w:t>
       </w:r>
     </w:p>
     <w:p>
@@ -8488,7 +8488,7 @@
           <w:sz w:val="20"/>
           <w:szCs w:val="20"/>
         </w:rPr>
-        <w:t xml:space="preserve">•  지오펜스는 경계를 가짜 LiDAR 로 바꿔 ranges = min(real, geofence) 로 병합. 전방 ±60° 에서 2.0 m 안이면 STOP_HOLD.</w:t>
+        <w:t xml:space="preserve">•  지오펜스는 경계를 가짜 LiDAR 로 바꿔 ranges = min(real, geofence) 로 병합. 후보각·제자리 선회 구간에서는 의도한 진행 방향 ±60° 안에 경계가 2.0 m 이내면 STOP_HOLD.</w:t>
       </w:r>
     </w:p>
     <w:p>
@@ -8926,7 +8926,7 @@
                 <w:sz w:val="20"/>
                 <w:szCs w:val="20"/>
               </w:rPr>
-              <w:t xml:space="preserve">min_area_px 40 (gate·turn) / 80 (dock), min_solidity 0.7, y_zone 카메라별(틸트 0° D455 / 11° OAK)</w:t>
+              <w:t xml:space="preserve">min_area_px 40 (gate·turn) / 80 (dock), min_solidity 0.7, y_zone 검출기별 gate 0.15–0.55 / turn 0.10–0.55 / dock 0.15–0.55 (⚠️ 실측 필요)</w:t>
             </w:r>
           </w:p>
         </w:tc>
@@ -8988,7 +8988,7 @@
                 <w:sz w:val="20"/>
                 <w:szCs w:val="20"/>
               </w:rPr>
-              <w:t xml:space="preserve">approxPolyDP 꼭짓점 수 + extent·aspect·circularity 로 삼각/사각/원/십자</w:t>
+              <w:t xml:space="preserve">approxPolyDP 꼭짓점 수 + extent·aspect·circularity 로 삼각/사각/원 3종</w:t>
             </w:r>
           </w:p>
         </w:tc>
@@ -9110,7 +9110,7 @@
                 <w:sz w:val="20"/>
                 <w:szCs w:val="20"/>
               </w:rPr>
-              <w:t xml:space="preserve">confirm_frames 1 (gate·turn) / 3 (dock), confirm_window = N 기본(켤 땐 3/5), grace 2.0 s — 10-27 개정</w:t>
+              <w:t xml:space="preserve">confirm_frames 1 (gate·turn) / 3 (dock). confirm_window 는 gate·turn 만 선언(기본 N, 켤 땐 3/5), dock 은 연속 3. grace 2.0 s — 10-27 개정</w:t>
             </w:r>
           </w:p>
         </w:tc>
@@ -9172,7 +9172,7 @@
                 <w:sz w:val="20"/>
                 <w:szCs w:val="20"/>
               </w:rPr>
-              <w:t xml:space="preserve">픽셀 x → 각도: θ = atan((x − cx) / fx), fx = (W/2)/tan(hfov/2)</w:t>
+              <w:t xml:space="preserve">픽셀 x → 각도: θ = −atan((x − cx) / fx), cx = W/2 (영상 중심), fx = (W/2)/tan(hfov/2)</w:t>
             </w:r>
           </w:p>
         </w:tc>
@@ -9264,7 +9264,7 @@
                 <w:sz w:val="20"/>
                 <w:szCs w:val="20"/>
               </w:rPr>
-              <w:t xml:space="preserve">/wp_mode 가 담당 모드일 때만 발행, stale 2 s → 정지. 목표 색·형상 유효값 밖 → ERROR + 정지</w:t>
+              <w:t xml:space="preserve">/wp_mode 가 담당 모드일 때만 발행, stale 2 s → 정지. dock 목표 색·형상이 유효값 밖이면 기동 시 ERROR, 검출 없이 무효값 10000 발행</w:t>
             </w:r>
           </w:p>
         </w:tc>
@@ -10450,7 +10450,7 @@
           <w:sz w:val="20"/>
           <w:szCs w:val="20"/>
         </w:rPr>
-        <w:t xml:space="preserve">•  /image_color 가 red/green 이면 시계 방향, white 면 반시계로 부표 중심 선회. 색 유실 시 SEARCH 상태 유지(토픽 이름 /image_color 고정 — 개명하면 영구 정지한 이력).</w:t>
+        <w:t xml:space="preserve">•  검출기 turn 은 모드 2 에서 흰색, 모드 3 에서 빨강 부표만 찾는다. ship_turn 은 /image_color 가 red/green 이면 시계 방향, white 면 반시계로 부표 중심 선회. 색 유실 시 SEARCH 상태 유지(토픽 이름 /image_color 고정 — 개명하면 영구 정지한 이력).</w:t>
       </w:r>
     </w:p>
     <w:p>
@@ -10479,7 +10479,7 @@
           <w:sz w:val="20"/>
           <w:szCs w:val="20"/>
         </w:rPr>
-        <w:t xml:space="preserve">LiDAR 스캔에서 안전 구간(연속 빈 셀)을 찾고, 각 구간의 호 길이 arc = Δθ·r_edge·(e−s) 가 min_required_width = half_width×2 + clearance 이상인 구간만 후보로 남긴다. 후보 중 목표 방위에 가장 가까운 구간의 중심을 /desired_angle 로 고정주기 발행한다.</w:t>
+        <w:t xml:space="preserve">LiDAR 스캔에서 안전 구간(연속 빈 셀)을 찾고, 각 구간의 호 길이 arc = Δθ·r_edge·(e−s) 가 min_required_width = half_width×2 + clearance 이상인 구간만 후보로 남긴다. 각 후보 구간 안으로 목표 방위를 잘라 넣어(clamp) 목표에 가장 가까운 각을 고르고(동률이면 호가 긴 구간), 그 각을 /desired_angle 로 고정주기 발행한다.</w:t>
       </w:r>
     </w:p>
     <w:tbl>
@@ -10966,7 +10966,7 @@
                 <w:sz w:val="20"/>
                 <w:szCs w:val="20"/>
               </w:rPr>
-              <w:t xml:space="preserve">개체별 각분해능 0.223/0.250° 고려</w:t>
+              <w:t xml:space="preserve">3 이면 작은 부표를 무시한다 (두 배 공용)</w:t>
             </w:r>
           </w:p>
         </w:tc>
@@ -11183,7 +11183,7 @@
           <w:sz w:val="20"/>
           <w:szCs w:val="20"/>
         </w:rPr>
-        <w:t xml:space="preserve">•  도크 3개 중 당일 지정 표식(삼각·원·사각 × 빨강·초록·파랑·주황·노랑)을 찾는다. 검출기 dock 이 target_color·target_shape 와 일치하는 후보의 방위각만 발행, 유효값 밖이면 ERROR + 발행 정지(임계는 혼동행렬 수치로 정함). 도크 간격 1.0 m.</w:t>
+        <w:t xml:space="preserve">•  도크 3개 중 당일 지정 표식(삼각·원·사각 × 빨강·주황·노랑·초록·파랑·흰색)을 찾는다. 검출기 dock 이 target_color·target_shape 와 일치하는 후보의 방위각만 발행한다. 목표가 유효값 밖이면 기동 시 ERROR, 검출 없이 무효값 10000 을 낸다(임계는 혼동행렬 수치로 정함). 도크 간격 1.0 m.</w:t>
       </w:r>
     </w:p>
     <w:p>
@@ -13236,7 +13236,7 @@
           <w:sz w:val="20"/>
           <w:szCs w:val="20"/>
         </w:rPr>
-        <w:t xml:space="preserve">작년 값 half_width 0.45 는 1.15 m 갭을 요구해 접촉 3.0 회·정체 1.5 회였다. 최적점의 갭 요구(half_width×2 + clearance)는 0.78~0.90 m 에 모인다. 선회 중 유효 폭 W·cosθ + L·sinθ 는 1번배 10° 에서 0.86 m 이므로 1 m 안팎 틈은 9° 이내 정렬이 필요하다 — 시뮬이 못 잡는 영역이라 수조 게이트 시험으로 확인한다.</w:t>
+        <w:t xml:space="preserve">작년 값 half_width 0.45 는 1.15 m 갭을 요구해 접촉 3.0 회·정체 1.5 회였다(1차 단일 시드 스윕). 최적점의 갭 요구(half_width×2 + clearance)는 0.78~0.90 m 에 모인다. 선회 중 유효 폭 W·cosθ + L·sinθ 는 1번배 10° 에서 0.86 m, 15° 에서 0.99 m 라 갭 요구 0.83 m 는 약 9° 이내로 정렬했을 때만 맞는다 — 1 m 안팎 틈은 시뮬이 못 잡는 영역이라 수조 게이트 시험으로 확인한다.</w:t>
       </w:r>
     </w:p>
     <w:p>

--- a/docs/전달용/KABOAT2026_보고서_양식_SSF_A.docx
+++ b/docs/전달용/KABOAT2026_보고서_양식_SSF_A.docx
@@ -9264,7 +9264,7 @@
                 <w:sz w:val="20"/>
                 <w:szCs w:val="20"/>
               </w:rPr>
-              <w:t xml:space="preserve">/wp_mode 가 담당 모드일 때만 발행, stale 2 s → 정지. dock 목표 색·형상이 유효값 밖이면 기동 시 ERROR, 검출 없이 무효값 10000 발행</w:t>
+              <w:t xml:space="preserve">/wp_mode 가 담당 모드일 때만 발행, stale 2 s → 정지. dock 목표 색·형상이 유효값 밖이면 기동 시 ERROR, 검출 없이 모드 7 에서만 무효값 10000 + 5 s 주기 ERROR</w:t>
             </w:r>
           </w:p>
         </w:tc>
@@ -11183,7 +11183,7 @@
           <w:sz w:val="20"/>
           <w:szCs w:val="20"/>
         </w:rPr>
-        <w:t xml:space="preserve">•  도크 3개 중 당일 지정 표식(삼각·원·사각 × 빨강·주황·노랑·초록·파랑·흰색)을 찾는다. 검출기 dock 이 target_color·target_shape 와 일치하는 후보의 방위각만 발행한다. 목표가 유효값 밖이면 기동 시 ERROR, 검출 없이 무효값 10000 을 낸다(임계는 혼동행렬 수치로 정함). 도크 간격 1.0 m.</w:t>
+        <w:t xml:space="preserve">•  도크 3개 중 당일 지정 표식(삼각·원·사각 × 빨강·주황·노랑·초록·파랑·흰색)을 찾는다. 검출기 dock 이 target_color·target_shape 와 일치하는 후보의 방위각만 발행한다. 목표가 유효값 밖이면 기동 시 ERROR, 검출 없이 도킹 모드에서만 무효값 10000 을 내고 5 s 마다 ERROR 로 다시 알린다(다른 모드에서는 발행하지 않는다). 임계는 혼동행렬 수치로 정함. 도크 간격 1.0 m.</w:t>
       </w:r>
     </w:p>
     <w:p>

--- a/docs/전달용/KABOAT2026_보고서_양식_SSF_A.docx
+++ b/docs/전달용/KABOAT2026_보고서_양식_SSF_A.docx
@@ -6783,7 +6783,7 @@
           <w:sz w:val="18"/>
           <w:szCs w:val="18"/>
         </w:rPr>
-        <w:t xml:space="preserve">ros2 launch launch_files launch_files.launch.py boat:=A gps_config:=c94_m8p_rover.yaml</w:t>
+        <w:t xml:space="preserve">ros2 launch launch_files launch_files.launch.py boat:=A</w:t>
       </w:r>
       <w:r>
         <w:rPr>
@@ -6791,7 +6791,55 @@
           <w:sz w:val="20"/>
           <w:szCs w:val="20"/>
         </w:rPr>
-        <w:t xml:space="preserve"> 로 띄운다. </w:t>
+        <w:t xml:space="preserve"> 로 띄우고, 수신기 설정은 zed_f9p_rover.yaml(기본값) 이다. </w:t>
+      </w:r>
+      <w:r>
+        <w:rPr>
+          <w:rFonts w:ascii="Consolas" w:cs="Consolas" w:eastAsia="Consolas" w:hAnsi="Consolas"/>
+          <w:sz w:val="18"/>
+          <w:szCs w:val="18"/>
+        </w:rPr>
+        <w:t xml:space="preserve">gps_config</w:t>
+      </w:r>
+      <w:r>
+        <w:rPr>
+          <w:rFonts w:ascii="Malgun Gothic" w:cs="Malgun Gothic" w:eastAsia="Malgun Gothic" w:hAnsi="Malgun Gothic"/>
+          <w:sz w:val="20"/>
+          <w:szCs w:val="20"/>
+        </w:rPr>
+        <w:t xml:space="preserve"> 기본값은 </w:t>
+      </w:r>
+      <w:r>
+        <w:rPr>
+          <w:rFonts w:ascii="Consolas" w:cs="Consolas" w:eastAsia="Consolas" w:hAnsi="Consolas"/>
+          <w:sz w:val="18"/>
+          <w:szCs w:val="18"/>
+        </w:rPr>
+        <w:t xml:space="preserve">zed_f9p_rover.yaml</w:t>
+      </w:r>
+      <w:r>
+        <w:rPr>
+          <w:rFonts w:ascii="Malgun Gothic" w:cs="Malgun Gothic" w:eastAsia="Malgun Gothic" w:hAnsi="Malgun Gothic"/>
+          <w:sz w:val="20"/>
+          <w:szCs w:val="20"/>
+        </w:rPr>
+        <w:t xml:space="preserve"> 이고 C94-M8P 를 다는 배는 </w:t>
+      </w:r>
+      <w:r>
+        <w:rPr>
+          <w:rFonts w:ascii="Consolas" w:cs="Consolas" w:eastAsia="Consolas" w:hAnsi="Consolas"/>
+          <w:sz w:val="18"/>
+          <w:szCs w:val="18"/>
+        </w:rPr>
+        <w:t xml:space="preserve">gps_config:=c94_m8p_rover.yaml</w:t>
+      </w:r>
+      <w:r>
+        <w:rPr>
+          <w:rFonts w:ascii="Malgun Gothic" w:cs="Malgun Gothic" w:eastAsia="Malgun Gothic" w:hAnsi="Malgun Gothic"/>
+          <w:sz w:val="20"/>
+          <w:szCs w:val="20"/>
+        </w:rPr>
+        <w:t xml:space="preserve"> 을 붙인다. </w:t>
       </w:r>
       <w:r>
         <w:rPr>
@@ -8206,7 +8254,7 @@
                 <w:sz w:val="20"/>
                 <w:szCs w:val="20"/>
               </w:rPr>
-              <w:t xml:space="preserve">u-blox C94-M8P (안테나 ⚠️ 실물 확인)</w:t>
+              <w:t xml:space="preserve">u-blox ZED-F9P (1번배 실물 확정 10-29, 안테나 ⚠️ 확인)</w:t>
             </w:r>
           </w:p>
         </w:tc>
@@ -8233,7 +8281,7 @@
                 <w:sz w:val="20"/>
                 <w:szCs w:val="20"/>
               </w:rPr>
-              <w:t xml:space="preserve">NTRIP RTK 위치(/ublox_gps_node/fix, 1 Hz)로 웨이포인트 방위·/wp_mode·지오펜스 광선을 만든다. 속도는 헤딩 COG 보정에 쓴다. 설정 파일 c94_m8p_rover.yaml</w:t>
+              <w:t xml:space="preserve">NTRIP RTK 위치(/ublox_gps_node/fix, 1 Hz)로 웨이포인트 방위·/wp_mode·지오펜스 광선을 만든다. 속도는 헤딩 COG 보정에 쓴다. 설정 파일 zed_f9p_rover.yaml(기본값)</w:t>
             </w:r>
           </w:p>
         </w:tc>

--- a/docs/전달용/KABOAT2026_보고서_양식_SSF_A.docx
+++ b/docs/전달용/KABOAT2026_보고서_양식_SSF_A.docx
@@ -18475,23 +18475,48 @@
     </w:p>
     <w:p>
       <w:pPr>
-        <w:pBdr>
-          <w:top w:val="single" w:color="000000" w:sz="6"/>
-          <w:left w:val="single" w:color="000000" w:sz="6"/>
-          <w:bottom w:val="single" w:color="000000" w:sz="6"/>
-          <w:right w:val="single" w:color="000000" w:sz="6"/>
-        </w:pBdr>
-        <w:spacing w:after="200" w:before="200"/>
+        <w:spacing w:after="60" w:before="120"/>
         <w:jc w:val="center"/>
       </w:pPr>
       <w:r>
-        <w:rPr>
-          <w:rFonts w:ascii="Malgun Gothic" w:cs="Malgun Gothic" w:eastAsia="Malgun Gothic" w:hAnsi="Malgun Gothic"/>
-          <w:color w:val="888888"/>
-          <w:sz w:val="20"/>
-          <w:szCs w:val="20"/>
-        </w:rPr>
-        <w:t xml:space="preserve">[그림 자리] 그림 Ⅲ-3 갭 선택 개념도 — (a) 정면 0~160° 스캔 점, (b) detection_distance 이진 마스크, (c) 스파이크 정리 후 팽창, (d) 빈 구간의 r_edge·호 길이 폭 판정, (e) 목표 방위를 구간 안으로 clamp 해 고른 조향각</w:t>
+        <w:drawing>
+          <wp:inline distT="0" distB="0" distL="0" distR="0">
+            <wp:extent cx="5334000" cy="3876675"/>
+            <wp:effectExtent t="0" r="0" b="0" l="0"/>
+            <wp:docPr id="5" name=""/>
+            <wp:cNvGraphicFramePr>
+              <a:graphicFrameLocks xmlns:a="http://schemas.openxmlformats.org/drawingml/2006/main" noChangeAspect="1"/>
+            </wp:cNvGraphicFramePr>
+            <a:graphic xmlns:a="http://schemas.openxmlformats.org/drawingml/2006/main">
+              <a:graphicData uri="http://schemas.openxmlformats.org/drawingml/2006/picture">
+                <pic:pic xmlns:pic="http://schemas.openxmlformats.org/drawingml/2006/picture">
+                  <pic:nvPicPr>
+                    <pic:cNvPr id="0" name="" descr=""/>
+                    <pic:cNvPicPr>
+                      <a:picLocks noChangeAspect="1" noChangeArrowheads="1"/>
+                    </pic:cNvPicPr>
+                  </pic:nvPicPr>
+                  <pic:blipFill>
+                    <a:blip r:embed="rId11" cstate="none"/>
+                    <a:srcRect/>
+                    <a:stretch>
+                      <a:fillRect/>
+                    </a:stretch>
+                  </pic:blipFill>
+                  <pic:spPr bwMode="auto">
+                    <a:xfrm>
+                      <a:off x="0" y="0"/>
+                      <a:ext cx="5334000" cy="3876675"/>
+                    </a:xfrm>
+                    <a:prstGeom prst="rect">
+                      <a:avLst/>
+                    </a:prstGeom>
+                  </pic:spPr>
+                </pic:pic>
+              </a:graphicData>
+            </a:graphic>
+          </wp:inline>
+        </w:drawing>
       </w:r>
     </w:p>
     <w:p>
@@ -18506,7 +18531,7 @@
           <w:sz w:val="18"/>
           <w:szCs w:val="18"/>
         </w:rPr>
-        <w:t xml:space="preserve">그림 Ⅲ-3 갭 선택 개념도 — (a) 정면 0~160° 스캔 점, (b) detection_distance 이진 마스크, (c) 스파이크 정리 후 팽창, (d) 빈 구간의 r_edge·호 길이 폭 판정, (e) 목표 방위를 구간 안으로 clamp 해 고른 조향각</w:t>
+        <w:t xml:space="preserve">그림 Ⅲ-3 갭 선택 개념도 — (a) 위에서 본 장면 (b) 이진 마스크 (c) 스파이크 제거 (d) 가장자리 정리 (e) 팽창 (f) 폭 판정과 목표 clamp. 가상 장면, 대회 파라미터 (tools/gap_selection_figure.py)</w:t>
       </w:r>
     </w:p>
     <w:p>
@@ -24761,7 +24786,7 @@
           <wp:inline distT="0" distB="0" distL="0" distR="0">
             <wp:extent cx="4133850" cy="7239000"/>
             <wp:effectExtent t="0" r="0" b="0" l="0"/>
-            <wp:docPr id="5" name=""/>
+            <wp:docPr id="6" name=""/>
             <wp:cNvGraphicFramePr>
               <a:graphicFrameLocks xmlns:a="http://schemas.openxmlformats.org/drawingml/2006/main" noChangeAspect="1"/>
             </wp:cNvGraphicFramePr>
@@ -24775,7 +24800,7 @@
                     </pic:cNvPicPr>
                   </pic:nvPicPr>
                   <pic:blipFill>
-                    <a:blip r:embed="rId11" cstate="none"/>
+                    <a:blip r:embed="rId12" cstate="none"/>
                     <a:srcRect/>
                     <a:stretch>
                       <a:fillRect/>
@@ -26283,7 +26308,7 @@
           <wp:inline distT="0" distB="0" distL="0" distR="0">
             <wp:extent cx="5334000" cy="1847850"/>
             <wp:effectExtent t="0" r="0" b="0" l="0"/>
-            <wp:docPr id="6" name=""/>
+            <wp:docPr id="7" name=""/>
             <wp:cNvGraphicFramePr>
               <a:graphicFrameLocks xmlns:a="http://schemas.openxmlformats.org/drawingml/2006/main" noChangeAspect="1"/>
             </wp:cNvGraphicFramePr>
@@ -26297,7 +26322,7 @@
                     </pic:cNvPicPr>
                   </pic:nvPicPr>
                   <pic:blipFill>
-                    <a:blip r:embed="rId12" cstate="none"/>
+                    <a:blip r:embed="rId13" cstate="none"/>
                     <a:srcRect/>
                     <a:stretch>
                       <a:fillRect/>

--- a/docs/전달용/KABOAT2026_보고서_양식_SSF_A.docx
+++ b/docs/전달용/KABOAT2026_보고서_양식_SSF_A.docx
@@ -571,7 +571,7 @@
           <w:sz w:val="20"/>
           <w:szCs w:val="20"/>
         </w:rPr>
-        <w:t xml:space="preserve">본 보고서는 2026 KABOAT 참가를 위해 설계·제작한 보트와 자율운항 소프트웨어를 다룬다. 2025년 대비 올해의 변경점은 다음과 같다.</w:t>
+        <w:t xml:space="preserve">본 보고서는 2026 KABOAT 참가를 위해 설계·제작한 보트와 자율운항 소프트웨어를 다룬다. 설계 목표와 핵심 특징은 다음과 같다.</w:t>
       </w:r>
     </w:p>
     <w:p>
@@ -599,7 +599,7 @@
           <w:sz w:val="20"/>
           <w:szCs w:val="20"/>
         </w:rPr>
-        <w:t xml:space="preserve">•  비전 카메라를 RealSense D455 에서 OAK-1 PoE(고정초점)로 교체하고, 거리는 LiDAR 가 전담하도록 역할을 분리했다.</w:t>
+        <w:t xml:space="preserve">•  센서 역할을 나눈다: 자율 비전은 OAK-1 PoE(고정초점)가 색·형상 방위각만 내고, 거리는 LiDAR 가 전담한다. RealSense D455 는 수동 조종 화면 카메라다.</w:t>
       </w:r>
     </w:p>
     <w:p>
@@ -613,7 +613,7 @@
           <w:sz w:val="20"/>
           <w:szCs w:val="20"/>
         </w:rPr>
-        <w:t xml:space="preserve">•  비상정지를 2극 전자접촉기(LS MD-30a) 기반으로 재설계하여 버튼·무선 두 경로가 같은 주 전력선을 끊는다.</w:t>
+        <w:t xml:space="preserve">•  비상정지는 2극 전자접촉기(LS MD-30a) 기반으로, 버튼·무선 두 경로가 같은 주 전력선을 끊는다.</w:t>
       </w:r>
     </w:p>
     <w:p>
@@ -627,7 +627,7 @@
           <w:sz w:val="20"/>
           <w:szCs w:val="20"/>
         </w:rPr>
-        <w:t xml:space="preserve">•  ROS2 Humble 노드를 재구성하고, 시뮬레이터(tools/sim)로 회피 파라미터를 20 시드 스윕하여 결정했다.</w:t>
+        <w:t xml:space="preserve">•  회피 파라미터는 시뮬레이터(tools/sim) 20 시드 스윕으로 정하고, 센서가 끊기거나 값을 믿을 수 없으면 가짜 값 대신 발행을 멈추는 페일세이프를 전 노드에 적용한다.</w:t>
       </w:r>
     </w:p>
     <w:p>
@@ -641,7 +641,7 @@
           <w:sz w:val="20"/>
           <w:szCs w:val="20"/>
         </w:rPr>
-        <w:t xml:space="preserve">•  작년 전 종목 0점의 원인(실해역 파라미터 튜닝 부재, 엣지케이스 검증 횟수 부족, 노트북 전원·발열, A/B 리소스 분산)을 분석하고 검증 기록을 수치로 남기는 것을 올해 목표로 삼았다.</w:t>
+        <w:t xml:space="preserve">•  실해역 튜닝과 유실·재인식 검증을 수치 기록(블랙박스·rosbag)으로 남겨 설계 판단의 근거로 삼는다.</w:t>
       </w:r>
     </w:p>
     <w:p>
@@ -4636,7 +4636,7 @@
           <w:sz w:val="20"/>
           <w:szCs w:val="20"/>
         </w:rPr>
-        <w:t xml:space="preserve">•  LiDAR 회전면 수면 높이: 설계 +27 cm(건현 24 cm 가정, 조건부) — 선체 깊이 17 cm 실측이면 재계산. 상한 = 부표 노출 높이, 하한 = 파고·물보라. D455 위 / OAK 아래.</w:t>
+        <w:t xml:space="preserve">•  LiDAR 회전면 수면 높이: 설계 +27 cm(건현 24 cm 가정, 조건부) — 선체 깊이 17 cm 실측이면 재계산. 상한 = 부표 노출 높이, 하한 = 파고·물보라. OAK 위(자율 비전, 갑판 +175 mm) / D455 아래(조종 화면, +62 mm).</w:t>
       </w:r>
     </w:p>
     <w:p>
@@ -8361,10 +8361,52 @@
             <w:r>
               <w:rPr>
                 <w:rFonts w:ascii="Malgun Gothic" w:cs="Malgun Gothic" w:eastAsia="Malgun Gothic" w:hAnsi="Malgun Gothic"/>
-                <w:sz w:val="20"/>
-                <w:szCs w:val="20"/>
-              </w:rPr>
-              <w:t xml:space="preserve">자율 비전 주 카메라로 배당 1대 보유. PoE 인젝터 미도착으로 아직 미가동이며, 도착 뒤 D455 와 같은 rosbag 절차로 비교해 확정한다. hfov_deg 는 camera_info 로 실측 교체</w:t>
+                <w:b/>
+                <w:bCs/>
+                <w:sz w:val="20"/>
+                <w:szCs w:val="20"/>
+              </w:rPr>
+              <w:t xml:space="preserve">자율운항 비전 카메라.</w:t>
+            </w:r>
+            <w:r>
+              <w:rPr>
+                <w:rFonts w:ascii="Malgun Gothic" w:cs="Malgun Gothic" w:eastAsia="Malgun Gothic" w:hAnsi="Malgun Gothic"/>
+                <w:sz w:val="20"/>
+                <w:szCs w:val="20"/>
+              </w:rPr>
+              <w:t xml:space="preserve"> 마스트 꼭대기에서 부표·도크 표식의 색·형상 방위각을 낸다. 배당 1대. PoE 인젝터 도착 전까지는 D455 가 임시로 같은 검출기 입력을 맡고, 교체하는 날 </w:t>
+            </w:r>
+            <w:r>
+              <w:rPr>
+                <w:rFonts w:ascii="Consolas" w:cs="Consolas" w:eastAsia="Consolas" w:hAnsi="Consolas"/>
+                <w:sz w:val="18"/>
+                <w:szCs w:val="18"/>
+              </w:rPr>
+              <w:t xml:space="preserve">image_topic</w:t>
+            </w:r>
+            <w:r>
+              <w:rPr>
+                <w:rFonts w:ascii="Malgun Gothic" w:cs="Malgun Gothic" w:eastAsia="Malgun Gothic" w:hAnsi="Malgun Gothic"/>
+                <w:sz w:val="20"/>
+                <w:szCs w:val="20"/>
+              </w:rPr>
+              <w:t xml:space="preserve">·</w:t>
+            </w:r>
+            <w:r>
+              <w:rPr>
+                <w:rFonts w:ascii="Consolas" w:cs="Consolas" w:eastAsia="Consolas" w:hAnsi="Consolas"/>
+                <w:sz w:val="18"/>
+                <w:szCs w:val="18"/>
+              </w:rPr>
+              <w:t xml:space="preserve">hfov_deg</w:t>
+            </w:r>
+            <w:r>
+              <w:rPr>
+                <w:rFonts w:ascii="Malgun Gothic" w:cs="Malgun Gothic" w:eastAsia="Malgun Gothic" w:hAnsi="Malgun Gothic"/>
+                <w:sz w:val="20"/>
+                <w:szCs w:val="20"/>
+              </w:rPr>
+              <w:t xml:space="preserve">(camera_info 실측)만 바꾼다</w:t>
             </w:r>
           </w:p>
         </w:tc>
@@ -8444,10 +8486,20 @@
             <w:r>
               <w:rPr>
                 <w:rFonts w:ascii="Malgun Gothic" w:cs="Malgun Gothic" w:eastAsia="Malgun Gothic" w:hAnsi="Malgun Gothic"/>
-                <w:sz w:val="20"/>
-                <w:szCs w:val="20"/>
-              </w:rPr>
-              <w:t xml:space="preserve">현재 자율 비전(검출기 3종)이 쓰는 카메라. 컬러 640×480 30 fps, 뎁스 끔, hfov_deg 80.32° (camera_info 실측). 수동 조종 화면 송출 겸용</w:t>
+                <w:b/>
+                <w:bCs/>
+                <w:sz w:val="20"/>
+                <w:szCs w:val="20"/>
+              </w:rPr>
+              <w:t xml:space="preserve">수동 조종 화면 카메라.</w:t>
+            </w:r>
+            <w:r>
+              <w:rPr>
+                <w:rFonts w:ascii="Malgun Gothic" w:cs="Malgun Gothic" w:eastAsia="Malgun Gothic" w:hAnsi="Malgun Gothic"/>
+                <w:sz w:val="20"/>
+                <w:szCs w:val="20"/>
+              </w:rPr>
+              <w:t xml:space="preserve"> 배 시점 영상을 물가 노트북으로 보낸다(수동 경기). 컬러 640×480 30 fps, 뎁스 끔. 인젝터 도착 전에는 자율 비전 입력을 임시로 겸한다(hfov_deg 80.32°, camera_info 실측)</w:t>
             </w:r>
           </w:p>
         </w:tc>
@@ -15261,7 +15313,7 @@
           <w:sz w:val="20"/>
           <w:szCs w:val="20"/>
         </w:rPr>
-        <w:t xml:space="preserve"> OAK-1 PoE 는 뎁스가 없지만 거리는 LiDAR 가 재고, D455 도 뎁스를 켜면 USB 에서 떨어져(2분간 13회) 끄고 쓰므로 잃는 기능이 없다. 진동에 강한 고정초점, HFOV 45° 인 32MP 대신 69° 표준형을 골랐다.</w:t>
+        <w:t xml:space="preserve"> 자율 비전은 OAK-1 PoE, 수동 조종 화면은 D455 로 역할을 나눈다. OAK-1 PoE 는 뎁스가 없지만 거리는 LiDAR 가 재고, D455 도 뎁스를 켜면 USB 에서 떨어져(2분간 13회) 끄고 쓰므로 잃는 기능이 없다. 진동에 강한 고정초점, HFOV 45° 인 32MP 대신 69° 표준형을 골랐다.</w:t>
       </w:r>
     </w:p>
     <w:tbl>
@@ -26223,7 +26275,7 @@
           <w:sz w:val="20"/>
           <w:szCs w:val="20"/>
         </w:rPr>
-        <w:t xml:space="preserve">마스트: D455 위 / OAK 아래, 회전면 설계 +27 cm(건현 24 cm 가정, 조건부) — 선체 깊이 17 cm 실측이면 재계산. LiDAR 선미 기준 x≈1470 = 선수에서 약 190 mm (갑판 직치), GPS 안테나는 접지판 위 x=535. IMU 는 마스트 베이스 포켓, 장착 방향 기록(mount_offset_deg 실측 근거).</w:t>
+        <w:t xml:space="preserve">마스트: OAK 위 / D455 아래, 회전면 설계 +27 cm(건현 24 cm 가정, 조건부) — 선체 깊이 17 cm 실측이면 재계산. LiDAR 선미 기준 x≈1470 = 선수에서 약 190 mm (갑판 직치), GPS 안테나는 접지판 위 x=535. IMU 는 마스트 베이스 포켓, 장착 방향 기록(mount_offset_deg 실측 근거).</w:t>
       </w:r>
     </w:p>
     <w:p>
@@ -26281,7 +26333,7 @@
           <w:sz w:val="20"/>
           <w:szCs w:val="20"/>
         </w:rPr>
-        <w:t xml:space="preserve">•  마스트: 3D 프린트(PETG/ASA), 갑판 위 ≤ 22 cm, 중심선에 선미에서 1294 mm. D455 위, OAK 아래. GPS 안테나는 접지판 위 x=535(배치도/gps_antenna_position.png).</w:t>
+        <w:t xml:space="preserve">•  마스트: 3D 프린트(PETG/ASA), 갑판 위 ≤ 22 cm, 중심선에 선미에서 1294 mm. OAK 위, D455 아래(tools/cad/mast.py OAK_Z 175 · D455_ZC 62). GPS 안테나는 접지판 위 x=535(배치도/gps_antenna_position.png).</w:t>
       </w:r>
     </w:p>
     <w:p>

--- a/docs/전달용/KABOAT2026_보고서_양식_SSF_A.docx
+++ b/docs/전달용/KABOAT2026_보고서_양식_SSF_A.docx
@@ -9473,9 +9473,9 @@
         </w:tblBorders>
       </w:tblPr>
       <w:tblGrid>
-        <w:gridCol w:w="4950"/>
-        <w:gridCol w:w="1530"/>
-        <w:gridCol w:w="2880"/>
+        <w:gridCol w:w="4998"/>
+        <w:gridCol w:w="1545"/>
+        <w:gridCol w:w="2817"/>
       </w:tblGrid>
       <w:tr>
         <w:trPr>
@@ -9483,7 +9483,7 @@
         </w:trPr>
         <w:tc>
           <w:tcPr>
-            <w:tcW w:type="dxa" w:w="4950"/>
+            <w:tcW w:type="dxa" w:w="4998"/>
             <w:tcBorders>
               <w:top w:val="single" w:color="000000" w:sz="6"/>
               <w:left w:val="single" w:color="000000" w:sz="6"/>
@@ -9516,7 +9516,7 @@
         </w:tc>
         <w:tc>
           <w:tcPr>
-            <w:tcW w:type="dxa" w:w="1530"/>
+            <w:tcW w:type="dxa" w:w="1545"/>
             <w:tcBorders>
               <w:top w:val="single" w:color="000000" w:sz="6"/>
               <w:left w:val="single" w:color="000000" w:sz="6"/>
@@ -9549,7 +9549,7 @@
         </w:tc>
         <w:tc>
           <w:tcPr>
-            <w:tcW w:type="dxa" w:w="2880"/>
+            <w:tcW w:type="dxa" w:w="2817"/>
             <w:tcBorders>
               <w:top w:val="single" w:color="000000" w:sz="6"/>
               <w:left w:val="single" w:color="000000" w:sz="6"/>
@@ -9584,7 +9584,7 @@
       <w:tr>
         <w:tc>
           <w:tcPr>
-            <w:tcW w:type="dxa" w:w="4950"/>
+            <w:tcW w:type="dxa" w:w="4998"/>
             <w:tcBorders>
               <w:top w:val="single" w:color="000000" w:sz="6"/>
               <w:left w:val="single" w:color="000000" w:sz="6"/>
@@ -9611,7 +9611,7 @@
         </w:tc>
         <w:tc>
           <w:tcPr>
-            <w:tcW w:type="dxa" w:w="1530"/>
+            <w:tcW w:type="dxa" w:w="1545"/>
             <w:tcBorders>
               <w:top w:val="single" w:color="000000" w:sz="6"/>
               <w:left w:val="single" w:color="000000" w:sz="6"/>
@@ -9638,7 +9638,7 @@
         </w:tc>
         <w:tc>
           <w:tcPr>
-            <w:tcW w:type="dxa" w:w="2880"/>
+            <w:tcW w:type="dxa" w:w="2817"/>
             <w:tcBorders>
               <w:top w:val="single" w:color="000000" w:sz="6"/>
               <w:left w:val="single" w:color="000000" w:sz="6"/>
@@ -9667,7 +9667,7 @@
       <w:tr>
         <w:tc>
           <w:tcPr>
-            <w:tcW w:type="dxa" w:w="4950"/>
+            <w:tcW w:type="dxa" w:w="4998"/>
             <w:tcBorders>
               <w:top w:val="single" w:color="000000" w:sz="6"/>
               <w:left w:val="single" w:color="000000" w:sz="6"/>
@@ -9710,7 +9710,7 @@
         </w:tc>
         <w:tc>
           <w:tcPr>
-            <w:tcW w:type="dxa" w:w="1530"/>
+            <w:tcW w:type="dxa" w:w="1545"/>
             <w:tcBorders>
               <w:top w:val="single" w:color="000000" w:sz="6"/>
               <w:left w:val="single" w:color="000000" w:sz="6"/>
@@ -9737,7 +9737,7 @@
         </w:tc>
         <w:tc>
           <w:tcPr>
-            <w:tcW w:type="dxa" w:w="2880"/>
+            <w:tcW w:type="dxa" w:w="2817"/>
             <w:tcBorders>
               <w:top w:val="single" w:color="000000" w:sz="6"/>
               <w:left w:val="single" w:color="000000" w:sz="6"/>
@@ -9766,7 +9766,7 @@
       <w:tr>
         <w:tc>
           <w:tcPr>
-            <w:tcW w:type="dxa" w:w="4950"/>
+            <w:tcW w:type="dxa" w:w="4998"/>
             <w:tcBorders>
               <w:top w:val="single" w:color="000000" w:sz="6"/>
               <w:left w:val="single" w:color="000000" w:sz="6"/>
@@ -9817,7 +9817,7 @@
         </w:tc>
         <w:tc>
           <w:tcPr>
-            <w:tcW w:type="dxa" w:w="1530"/>
+            <w:tcW w:type="dxa" w:w="1545"/>
             <w:tcBorders>
               <w:top w:val="single" w:color="000000" w:sz="6"/>
               <w:left w:val="single" w:color="000000" w:sz="6"/>
@@ -9844,28 +9844,28 @@
         </w:tc>
         <w:tc>
           <w:tcPr>
-            <w:tcW w:type="dxa" w:w="2880"/>
-            <w:tcBorders>
-              <w:top w:val="single" w:color="000000" w:sz="6"/>
-              <w:left w:val="single" w:color="000000" w:sz="6"/>
-              <w:bottom w:val="single" w:color="000000" w:sz="6"/>
-              <w:right w:val="single" w:color="000000" w:sz="6"/>
-            </w:tcBorders>
-            <w:tcMar>
-              <w:top w:type="dxa" w:w="60"/>
-              <w:left w:type="dxa" w:w="90"/>
-              <w:bottom w:type="dxa" w:w="60"/>
-              <w:right w:type="dxa" w:w="90"/>
-            </w:tcMar>
-          </w:tcPr>
-          <w:p>
-            <w:r>
-              <w:rPr>
-                <w:rFonts w:ascii="Malgun Gothic" w:cs="Malgun Gothic" w:eastAsia="Malgun Gothic" w:hAnsi="Malgun Gothic"/>
-                <w:sz w:val="20"/>
-                <w:szCs w:val="20"/>
-              </w:rPr>
-              <w:t xml:space="preserve">0.0 은 '아직 안 쟀다'. 조립 후 정북 정렬로 정한다</w:t>
+            <w:tcW w:type="dxa" w:w="2817"/>
+            <w:tcBorders>
+              <w:top w:val="single" w:color="000000" w:sz="6"/>
+              <w:left w:val="single" w:color="000000" w:sz="6"/>
+              <w:bottom w:val="single" w:color="000000" w:sz="6"/>
+              <w:right w:val="single" w:color="000000" w:sz="6"/>
+            </w:tcBorders>
+            <w:tcMar>
+              <w:top w:type="dxa" w:w="60"/>
+              <w:left w:type="dxa" w:w="90"/>
+              <w:bottom w:type="dxa" w:w="60"/>
+              <w:right w:type="dxa" w:w="90"/>
+            </w:tcMar>
+          </w:tcPr>
+          <w:p>
+            <w:r>
+              <w:rPr>
+                <w:rFonts w:ascii="Malgun Gothic" w:cs="Malgun Gothic" w:eastAsia="Malgun Gothic" w:hAnsi="Malgun Gothic"/>
+                <w:sz w:val="20"/>
+                <w:szCs w:val="20"/>
+              </w:rPr>
+              <w:t xml:space="preserve">배 조립 후 정북 정렬 절차로 정한다</w:t>
             </w:r>
           </w:p>
         </w:tc>
@@ -9873,7 +9873,7 @@
       <w:tr>
         <w:tc>
           <w:tcPr>
-            <w:tcW w:type="dxa" w:w="4950"/>
+            <w:tcW w:type="dxa" w:w="4998"/>
             <w:tcBorders>
               <w:top w:val="single" w:color="000000" w:sz="6"/>
               <w:left w:val="single" w:color="000000" w:sz="6"/>
@@ -9900,7 +9900,7 @@
         </w:tc>
         <w:tc>
           <w:tcPr>
-            <w:tcW w:type="dxa" w:w="1530"/>
+            <w:tcW w:type="dxa" w:w="1545"/>
             <w:tcBorders>
               <w:top w:val="single" w:color="000000" w:sz="6"/>
               <w:left w:val="single" w:color="000000" w:sz="6"/>
@@ -9927,7 +9927,7 @@
         </w:tc>
         <w:tc>
           <w:tcPr>
-            <w:tcW w:type="dxa" w:w="2880"/>
+            <w:tcW w:type="dxa" w:w="2817"/>
             <w:tcBorders>
               <w:top w:val="single" w:color="000000" w:sz="6"/>
               <w:left w:val="single" w:color="000000" w:sz="6"/>
@@ -9964,7 +9964,7 @@
       <w:tr>
         <w:tc>
           <w:tcPr>
-            <w:tcW w:type="dxa" w:w="4950"/>
+            <w:tcW w:type="dxa" w:w="4998"/>
             <w:tcBorders>
               <w:top w:val="single" w:color="000000" w:sz="6"/>
               <w:left w:val="single" w:color="000000" w:sz="6"/>
@@ -10007,7 +10007,7 @@
         </w:tc>
         <w:tc>
           <w:tcPr>
-            <w:tcW w:type="dxa" w:w="1530"/>
+            <w:tcW w:type="dxa" w:w="1545"/>
             <w:tcBorders>
               <w:top w:val="single" w:color="000000" w:sz="6"/>
               <w:left w:val="single" w:color="000000" w:sz="6"/>
@@ -10034,7 +10034,7 @@
         </w:tc>
         <w:tc>
           <w:tcPr>
-            <w:tcW w:type="dxa" w:w="2880"/>
+            <w:tcW w:type="dxa" w:w="2817"/>
             <w:tcBorders>
               <w:top w:val="single" w:color="000000" w:sz="6"/>
               <w:left w:val="single" w:color="000000" w:sz="6"/>
@@ -10079,7 +10079,7 @@
       <w:tr>
         <w:tc>
           <w:tcPr>
-            <w:tcW w:type="dxa" w:w="4950"/>
+            <w:tcW w:type="dxa" w:w="4998"/>
             <w:tcBorders>
               <w:top w:val="single" w:color="000000" w:sz="6"/>
               <w:left w:val="single" w:color="000000" w:sz="6"/>
@@ -10138,7 +10138,7 @@
         </w:tc>
         <w:tc>
           <w:tcPr>
-            <w:tcW w:type="dxa" w:w="1530"/>
+            <w:tcW w:type="dxa" w:w="1545"/>
             <w:tcBorders>
               <w:top w:val="single" w:color="000000" w:sz="6"/>
               <w:left w:val="single" w:color="000000" w:sz="6"/>
@@ -10165,7 +10165,7 @@
         </w:tc>
         <w:tc>
           <w:tcPr>
-            <w:tcW w:type="dxa" w:w="2880"/>
+            <w:tcW w:type="dxa" w:w="2817"/>
             <w:tcBorders>
               <w:top w:val="single" w:color="000000" w:sz="6"/>
               <w:left w:val="single" w:color="000000" w:sz="6"/>
@@ -10194,7 +10194,7 @@
       <w:tr>
         <w:tc>
           <w:tcPr>
-            <w:tcW w:type="dxa" w:w="4950"/>
+            <w:tcW w:type="dxa" w:w="4998"/>
             <w:tcBorders>
               <w:top w:val="single" w:color="000000" w:sz="6"/>
               <w:left w:val="single" w:color="000000" w:sz="6"/>
@@ -10221,7 +10221,7 @@
         </w:tc>
         <w:tc>
           <w:tcPr>
-            <w:tcW w:type="dxa" w:w="1530"/>
+            <w:tcW w:type="dxa" w:w="1545"/>
             <w:tcBorders>
               <w:top w:val="single" w:color="000000" w:sz="6"/>
               <w:left w:val="single" w:color="000000" w:sz="6"/>
@@ -10248,7 +10248,7 @@
         </w:tc>
         <w:tc>
           <w:tcPr>
-            <w:tcW w:type="dxa" w:w="2880"/>
+            <w:tcW w:type="dxa" w:w="2817"/>
             <w:tcBorders>
               <w:top w:val="single" w:color="000000" w:sz="6"/>
               <w:left w:val="single" w:color="000000" w:sz="6"/>
@@ -14706,7 +14706,7 @@
                 <w:sz w:val="20"/>
                 <w:szCs w:val="20"/>
               </w:rPr>
-              <w:t xml:space="preserve">red [0-5]+[165-180], green H 60-85, white V≥220·S≤40 (⚠️ 실외 재확정)</w:t>
+              <w:t xml:space="preserve">red [0-5]+[165-180], green H 60-85, white V≥220·S≤40 (실외에서 재조정)</w:t>
             </w:r>
           </w:p>
         </w:tc>
@@ -14789,7 +14789,7 @@
                 <w:sz w:val="20"/>
                 <w:szCs w:val="20"/>
               </w:rPr>
-              <w:t xml:space="preserve">min_area_px 40 (gate·turn) / 80 (dock), min_solidity 0.7, y_zone 검출기별 gate 0.15–0.55 / turn 0.10–0.55 / dock 0.15–0.55 (⚠️ 실측 필요)</w:t>
+              <w:t xml:space="preserve">min_area_px 40 (gate·turn) / 80 (dock), min_solidity 0.7, y_zone 검출기별 gate 0.15–0.55 / turn 0.10–0.55 / dock 0.15–0.55 (실측으로 조정)</w:t>
             </w:r>
           </w:p>
         </w:tc>
@@ -15038,7 +15038,7 @@
                 <w:sz w:val="20"/>
                 <w:szCs w:val="20"/>
               </w:rPr>
-              <w:t xml:space="preserve">hfov_deg 80.32 (D455 camera_info 실측) → OAK 스펙 69°, ⚠️ camera_info fx 로 실측 교체</w:t>
+              <w:t xml:space="preserve">hfov_deg 80.32 (D455 camera_info 실측) → OAK 스펙 69°, camera_info fx 로 교체한다</w:t>
             </w:r>
           </w:p>
         </w:tc>
@@ -18719,7 +18719,7 @@
           <w:sz w:val="20"/>
           <w:szCs w:val="20"/>
         </w:rPr>
-        <w:t xml:space="preserve">접안 거리는 LiDAR 전방 섹터 최소거리 → ⚠️ 도크 규격 확정 후 contact_dist_m.</w:t>
+        <w:t xml:space="preserve">접안 거리는 LiDAR 전방 섹터 최소거리 → 도크 규격에 맞춰 contact_dist_m 으로 정한다.</w:t>
       </w:r>
     </w:p>
     <w:p>
@@ -19612,7 +19612,7 @@
           <w:sz w:val="20"/>
           <w:szCs w:val="20"/>
         </w:rPr>
-        <w:t xml:space="preserve">steer_invert 하나가 조향과 SPIN 을 함께 뒤집는다(배선 반대 대비). ⚠️ 물 위 첫 시험에서 확정 — 가장 흔한 사고.</w:t>
+        <w:t xml:space="preserve">steer_invert 하나가 조향과 SPIN 을 함께 뒤집는다(배선 반대 대비). 물 위 첫 시험에서 확정한다(배선 반대가 가장 흔한 사고).</w:t>
       </w:r>
     </w:p>
     <w:p>
@@ -21521,621 +21521,7 @@
           <w:sz w:val="22"/>
           <w:szCs w:val="22"/>
         </w:rPr>
-        <w:t xml:space="preserve">6.2) 수조·야외 시험</w:t>
-      </w:r>
-    </w:p>
-    <w:tbl>
-      <w:tblPr>
-        <w:tblW w:type="dxa" w:w="9360"/>
-        <w:tblBorders>
-          <w:top w:val="single" w:color="auto" w:sz="4"/>
-          <w:left w:val="single" w:color="auto" w:sz="4"/>
-          <w:bottom w:val="single" w:color="auto" w:sz="4"/>
-          <w:right w:val="single" w:color="auto" w:sz="4"/>
-          <w:insideH w:val="single" w:color="auto" w:sz="4"/>
-          <w:insideV w:val="single" w:color="auto" w:sz="4"/>
-        </w:tblBorders>
-      </w:tblPr>
-      <w:tblGrid>
-        <w:gridCol w:w="1101"/>
-        <w:gridCol w:w="2202"/>
-        <w:gridCol w:w="3854"/>
-        <w:gridCol w:w="1101"/>
-        <w:gridCol w:w="1101"/>
-      </w:tblGrid>
-      <w:tr>
-        <w:trPr>
-          <w:tblHeader/>
-        </w:trPr>
-        <w:tc>
-          <w:tcPr>
-            <w:tcW w:type="dxa" w:w="1101"/>
-            <w:tcBorders>
-              <w:top w:val="single" w:color="000000" w:sz="6"/>
-              <w:left w:val="single" w:color="000000" w:sz="6"/>
-              <w:bottom w:val="single" w:color="000000" w:sz="6"/>
-              <w:right w:val="single" w:color="000000" w:sz="6"/>
-            </w:tcBorders>
-            <w:shd w:fill="E7E6E6" w:color="auto" w:val="clear"/>
-            <w:tcMar>
-              <w:top w:type="dxa" w:w="60"/>
-              <w:left w:type="dxa" w:w="90"/>
-              <w:bottom w:type="dxa" w:w="60"/>
-              <w:right w:type="dxa" w:w="90"/>
-            </w:tcMar>
-          </w:tcPr>
-          <w:p>
-            <w:pPr>
-              <w:jc w:val="center"/>
-            </w:pPr>
-            <w:r>
-              <w:rPr>
-                <w:rFonts w:ascii="Malgun Gothic" w:cs="Malgun Gothic" w:eastAsia="Malgun Gothic" w:hAnsi="Malgun Gothic"/>
-                <w:b/>
-                <w:bCs/>
-                <w:sz w:val="20"/>
-                <w:szCs w:val="20"/>
-              </w:rPr>
-              <w:t xml:space="preserve">일자</w:t>
-            </w:r>
-          </w:p>
-        </w:tc>
-        <w:tc>
-          <w:tcPr>
-            <w:tcW w:type="dxa" w:w="2202"/>
-            <w:tcBorders>
-              <w:top w:val="single" w:color="000000" w:sz="6"/>
-              <w:left w:val="single" w:color="000000" w:sz="6"/>
-              <w:bottom w:val="single" w:color="000000" w:sz="6"/>
-              <w:right w:val="single" w:color="000000" w:sz="6"/>
-            </w:tcBorders>
-            <w:shd w:fill="E7E6E6" w:color="auto" w:val="clear"/>
-            <w:tcMar>
-              <w:top w:type="dxa" w:w="60"/>
-              <w:left w:type="dxa" w:w="90"/>
-              <w:bottom w:type="dxa" w:w="60"/>
-              <w:right w:type="dxa" w:w="90"/>
-            </w:tcMar>
-          </w:tcPr>
-          <w:p>
-            <w:pPr>
-              <w:jc w:val="center"/>
-            </w:pPr>
-            <w:r>
-              <w:rPr>
-                <w:rFonts w:ascii="Malgun Gothic" w:cs="Malgun Gothic" w:eastAsia="Malgun Gothic" w:hAnsi="Malgun Gothic"/>
-                <w:b/>
-                <w:bCs/>
-                <w:sz w:val="20"/>
-                <w:szCs w:val="20"/>
-              </w:rPr>
-              <w:t xml:space="preserve">장소</w:t>
-            </w:r>
-          </w:p>
-        </w:tc>
-        <w:tc>
-          <w:tcPr>
-            <w:tcW w:type="dxa" w:w="3854"/>
-            <w:tcBorders>
-              <w:top w:val="single" w:color="000000" w:sz="6"/>
-              <w:left w:val="single" w:color="000000" w:sz="6"/>
-              <w:bottom w:val="single" w:color="000000" w:sz="6"/>
-              <w:right w:val="single" w:color="000000" w:sz="6"/>
-            </w:tcBorders>
-            <w:shd w:fill="E7E6E6" w:color="auto" w:val="clear"/>
-            <w:tcMar>
-              <w:top w:type="dxa" w:w="60"/>
-              <w:left w:type="dxa" w:w="90"/>
-              <w:bottom w:type="dxa" w:w="60"/>
-              <w:right w:type="dxa" w:w="90"/>
-            </w:tcMar>
-          </w:tcPr>
-          <w:p>
-            <w:pPr>
-              <w:jc w:val="center"/>
-            </w:pPr>
-            <w:r>
-              <w:rPr>
-                <w:rFonts w:ascii="Malgun Gothic" w:cs="Malgun Gothic" w:eastAsia="Malgun Gothic" w:hAnsi="Malgun Gothic"/>
-                <w:b/>
-                <w:bCs/>
-                <w:sz w:val="20"/>
-                <w:szCs w:val="20"/>
-              </w:rPr>
-              <w:t xml:space="preserve">항목</w:t>
-            </w:r>
-          </w:p>
-        </w:tc>
-        <w:tc>
-          <w:tcPr>
-            <w:tcW w:type="dxa" w:w="1101"/>
-            <w:tcBorders>
-              <w:top w:val="single" w:color="000000" w:sz="6"/>
-              <w:left w:val="single" w:color="000000" w:sz="6"/>
-              <w:bottom w:val="single" w:color="000000" w:sz="6"/>
-              <w:right w:val="single" w:color="000000" w:sz="6"/>
-            </w:tcBorders>
-            <w:shd w:fill="E7E6E6" w:color="auto" w:val="clear"/>
-            <w:tcMar>
-              <w:top w:type="dxa" w:w="60"/>
-              <w:left w:type="dxa" w:w="90"/>
-              <w:bottom w:type="dxa" w:w="60"/>
-              <w:right w:type="dxa" w:w="90"/>
-            </w:tcMar>
-          </w:tcPr>
-          <w:p>
-            <w:pPr>
-              <w:jc w:val="center"/>
-            </w:pPr>
-            <w:r>
-              <w:rPr>
-                <w:rFonts w:ascii="Malgun Gothic" w:cs="Malgun Gothic" w:eastAsia="Malgun Gothic" w:hAnsi="Malgun Gothic"/>
-                <w:b/>
-                <w:bCs/>
-                <w:sz w:val="20"/>
-                <w:szCs w:val="20"/>
-              </w:rPr>
-              <w:t xml:space="preserve">결과</w:t>
-            </w:r>
-          </w:p>
-        </w:tc>
-        <w:tc>
-          <w:tcPr>
-            <w:tcW w:type="dxa" w:w="1101"/>
-            <w:tcBorders>
-              <w:top w:val="single" w:color="000000" w:sz="6"/>
-              <w:left w:val="single" w:color="000000" w:sz="6"/>
-              <w:bottom w:val="single" w:color="000000" w:sz="6"/>
-              <w:right w:val="single" w:color="000000" w:sz="6"/>
-            </w:tcBorders>
-            <w:shd w:fill="E7E6E6" w:color="auto" w:val="clear"/>
-            <w:tcMar>
-              <w:top w:type="dxa" w:w="60"/>
-              <w:left w:type="dxa" w:w="90"/>
-              <w:bottom w:type="dxa" w:w="60"/>
-              <w:right w:type="dxa" w:w="90"/>
-            </w:tcMar>
-          </w:tcPr>
-          <w:p>
-            <w:pPr>
-              <w:jc w:val="center"/>
-            </w:pPr>
-            <w:r>
-              <w:rPr>
-                <w:rFonts w:ascii="Malgun Gothic" w:cs="Malgun Gothic" w:eastAsia="Malgun Gothic" w:hAnsi="Malgun Gothic"/>
-                <w:b/>
-                <w:bCs/>
-                <w:sz w:val="20"/>
-                <w:szCs w:val="20"/>
-              </w:rPr>
-              <w:t xml:space="preserve">조치</w:t>
-            </w:r>
-          </w:p>
-        </w:tc>
-      </w:tr>
-      <w:tr>
-        <w:tc>
-          <w:tcPr>
-            <w:tcW w:type="dxa" w:w="1101"/>
-            <w:tcBorders>
-              <w:top w:val="single" w:color="000000" w:sz="6"/>
-              <w:left w:val="single" w:color="000000" w:sz="6"/>
-              <w:bottom w:val="single" w:color="000000" w:sz="6"/>
-              <w:right w:val="single" w:color="000000" w:sz="6"/>
-            </w:tcBorders>
-            <w:tcMar>
-              <w:top w:type="dxa" w:w="60"/>
-              <w:left w:type="dxa" w:w="90"/>
-              <w:bottom w:type="dxa" w:w="60"/>
-              <w:right w:type="dxa" w:w="90"/>
-            </w:tcMar>
-          </w:tcPr>
-          <w:p>
-            <w:r>
-              <w:rPr>
-                <w:rFonts w:ascii="Malgun Gothic" w:cs="Malgun Gothic" w:eastAsia="Malgun Gothic" w:hAnsi="Malgun Gothic"/>
-                <w:sz w:val="20"/>
-                <w:szCs w:val="20"/>
-              </w:rPr>
-              <w:t xml:space="preserve">____</w:t>
-            </w:r>
-          </w:p>
-        </w:tc>
-        <w:tc>
-          <w:tcPr>
-            <w:tcW w:type="dxa" w:w="2202"/>
-            <w:tcBorders>
-              <w:top w:val="single" w:color="000000" w:sz="6"/>
-              <w:left w:val="single" w:color="000000" w:sz="6"/>
-              <w:bottom w:val="single" w:color="000000" w:sz="6"/>
-              <w:right w:val="single" w:color="000000" w:sz="6"/>
-            </w:tcBorders>
-            <w:tcMar>
-              <w:top w:type="dxa" w:w="60"/>
-              <w:left w:type="dxa" w:w="90"/>
-              <w:bottom w:type="dxa" w:w="60"/>
-              <w:right w:type="dxa" w:w="90"/>
-            </w:tcMar>
-          </w:tcPr>
-          <w:p>
-            <w:r>
-              <w:rPr>
-                <w:rFonts w:ascii="Malgun Gothic" w:cs="Malgun Gothic" w:eastAsia="Malgun Gothic" w:hAnsi="Malgun Gothic"/>
-                <w:sz w:val="20"/>
-                <w:szCs w:val="20"/>
-              </w:rPr>
-              <w:t xml:space="preserve">수조 5×5 m</w:t>
-            </w:r>
-          </w:p>
-        </w:tc>
-        <w:tc>
-          <w:tcPr>
-            <w:tcW w:type="dxa" w:w="3854"/>
-            <w:tcBorders>
-              <w:top w:val="single" w:color="000000" w:sz="6"/>
-              <w:left w:val="single" w:color="000000" w:sz="6"/>
-              <w:bottom w:val="single" w:color="000000" w:sz="6"/>
-              <w:right w:val="single" w:color="000000" w:sz="6"/>
-            </w:tcBorders>
-            <w:tcMar>
-              <w:top w:type="dxa" w:w="60"/>
-              <w:left w:type="dxa" w:w="90"/>
-              <w:bottom w:type="dxa" w:w="60"/>
-              <w:right w:type="dxa" w:w="90"/>
-            </w:tcMar>
-          </w:tcPr>
-          <w:p>
-            <w:r>
-              <w:rPr>
-                <w:rFonts w:ascii="Malgun Gothic" w:cs="Malgun Gothic" w:eastAsia="Malgun Gothic" w:hAnsi="Malgun Gothic"/>
-                <w:sz w:val="20"/>
-                <w:szCs w:val="20"/>
-              </w:rPr>
-              <w:t xml:space="preserve">직진·선회·게이트 2 m</w:t>
-            </w:r>
-          </w:p>
-        </w:tc>
-        <w:tc>
-          <w:tcPr>
-            <w:tcW w:type="dxa" w:w="1101"/>
-            <w:tcBorders>
-              <w:top w:val="single" w:color="000000" w:sz="6"/>
-              <w:left w:val="single" w:color="000000" w:sz="6"/>
-              <w:bottom w:val="single" w:color="000000" w:sz="6"/>
-              <w:right w:val="single" w:color="000000" w:sz="6"/>
-            </w:tcBorders>
-            <w:tcMar>
-              <w:top w:type="dxa" w:w="60"/>
-              <w:left w:type="dxa" w:w="90"/>
-              <w:bottom w:type="dxa" w:w="60"/>
-              <w:right w:type="dxa" w:w="90"/>
-            </w:tcMar>
-          </w:tcPr>
-          <w:p>
-            <w:r>
-              <w:rPr>
-                <w:rFonts w:ascii="Malgun Gothic" w:cs="Malgun Gothic" w:eastAsia="Malgun Gothic" w:hAnsi="Malgun Gothic"/>
-                <w:sz w:val="20"/>
-                <w:szCs w:val="20"/>
-              </w:rPr>
-              <w:t xml:space="preserve">____</w:t>
-            </w:r>
-          </w:p>
-        </w:tc>
-        <w:tc>
-          <w:tcPr>
-            <w:tcW w:type="dxa" w:w="1101"/>
-            <w:tcBorders>
-              <w:top w:val="single" w:color="000000" w:sz="6"/>
-              <w:left w:val="single" w:color="000000" w:sz="6"/>
-              <w:bottom w:val="single" w:color="000000" w:sz="6"/>
-              <w:right w:val="single" w:color="000000" w:sz="6"/>
-            </w:tcBorders>
-            <w:tcMar>
-              <w:top w:type="dxa" w:w="60"/>
-              <w:left w:type="dxa" w:w="90"/>
-              <w:bottom w:type="dxa" w:w="60"/>
-              <w:right w:type="dxa" w:w="90"/>
-            </w:tcMar>
-          </w:tcPr>
-          <w:p>
-            <w:r>
-              <w:rPr>
-                <w:rFonts w:ascii="Malgun Gothic" w:cs="Malgun Gothic" w:eastAsia="Malgun Gothic" w:hAnsi="Malgun Gothic"/>
-                <w:sz w:val="20"/>
-                <w:szCs w:val="20"/>
-              </w:rPr>
-              <w:t xml:space="preserve">____</w:t>
-            </w:r>
-          </w:p>
-        </w:tc>
-      </w:tr>
-      <w:tr>
-        <w:tc>
-          <w:tcPr>
-            <w:tcW w:type="dxa" w:w="1101"/>
-            <w:tcBorders>
-              <w:top w:val="single" w:color="000000" w:sz="6"/>
-              <w:left w:val="single" w:color="000000" w:sz="6"/>
-              <w:bottom w:val="single" w:color="000000" w:sz="6"/>
-              <w:right w:val="single" w:color="000000" w:sz="6"/>
-            </w:tcBorders>
-            <w:tcMar>
-              <w:top w:type="dxa" w:w="60"/>
-              <w:left w:type="dxa" w:w="90"/>
-              <w:bottom w:type="dxa" w:w="60"/>
-              <w:right w:type="dxa" w:w="90"/>
-            </w:tcMar>
-          </w:tcPr>
-          <w:p>
-            <w:r>
-              <w:rPr>
-                <w:rFonts w:ascii="Malgun Gothic" w:cs="Malgun Gothic" w:eastAsia="Malgun Gothic" w:hAnsi="Malgun Gothic"/>
-                <w:sz w:val="20"/>
-                <w:szCs w:val="20"/>
-              </w:rPr>
-              <w:t xml:space="preserve">____</w:t>
-            </w:r>
-          </w:p>
-        </w:tc>
-        <w:tc>
-          <w:tcPr>
-            <w:tcW w:type="dxa" w:w="2202"/>
-            <w:tcBorders>
-              <w:top w:val="single" w:color="000000" w:sz="6"/>
-              <w:left w:val="single" w:color="000000" w:sz="6"/>
-              <w:bottom w:val="single" w:color="000000" w:sz="6"/>
-              <w:right w:val="single" w:color="000000" w:sz="6"/>
-            </w:tcBorders>
-            <w:tcMar>
-              <w:top w:type="dxa" w:w="60"/>
-              <w:left w:type="dxa" w:w="90"/>
-              <w:bottom w:type="dxa" w:w="60"/>
-              <w:right w:type="dxa" w:w="90"/>
-            </w:tcMar>
-          </w:tcPr>
-          <w:p>
-            <w:r>
-              <w:rPr>
-                <w:rFonts w:ascii="Malgun Gothic" w:cs="Malgun Gothic" w:eastAsia="Malgun Gothic" w:hAnsi="Malgun Gothic"/>
-                <w:sz w:val="20"/>
-                <w:szCs w:val="20"/>
-              </w:rPr>
-              <w:t xml:space="preserve">야외</w:t>
-            </w:r>
-          </w:p>
-        </w:tc>
-        <w:tc>
-          <w:tcPr>
-            <w:tcW w:type="dxa" w:w="3854"/>
-            <w:tcBorders>
-              <w:top w:val="single" w:color="000000" w:sz="6"/>
-              <w:left w:val="single" w:color="000000" w:sz="6"/>
-              <w:bottom w:val="single" w:color="000000" w:sz="6"/>
-              <w:right w:val="single" w:color="000000" w:sz="6"/>
-            </w:tcBorders>
-            <w:tcMar>
-              <w:top w:type="dxa" w:w="60"/>
-              <w:left w:type="dxa" w:w="90"/>
-              <w:bottom w:type="dxa" w:w="60"/>
-              <w:right w:type="dxa" w:w="90"/>
-            </w:tcMar>
-          </w:tcPr>
-          <w:p>
-            <w:r>
-              <w:rPr>
-                <w:rFonts w:ascii="Malgun Gothic" w:cs="Malgun Gothic" w:eastAsia="Malgun Gothic" w:hAnsi="Malgun Gothic"/>
-                <w:sz w:val="20"/>
-                <w:szCs w:val="20"/>
-              </w:rPr>
-              <w:t xml:space="preserve">항로추종 → 위치유지 전환</w:t>
-            </w:r>
-          </w:p>
-        </w:tc>
-        <w:tc>
-          <w:tcPr>
-            <w:tcW w:type="dxa" w:w="1101"/>
-            <w:tcBorders>
-              <w:top w:val="single" w:color="000000" w:sz="6"/>
-              <w:left w:val="single" w:color="000000" w:sz="6"/>
-              <w:bottom w:val="single" w:color="000000" w:sz="6"/>
-              <w:right w:val="single" w:color="000000" w:sz="6"/>
-            </w:tcBorders>
-            <w:tcMar>
-              <w:top w:type="dxa" w:w="60"/>
-              <w:left w:type="dxa" w:w="90"/>
-              <w:bottom w:type="dxa" w:w="60"/>
-              <w:right w:type="dxa" w:w="90"/>
-            </w:tcMar>
-          </w:tcPr>
-          <w:p>
-            <w:r>
-              <w:rPr>
-                <w:rFonts w:ascii="Malgun Gothic" w:cs="Malgun Gothic" w:eastAsia="Malgun Gothic" w:hAnsi="Malgun Gothic"/>
-                <w:sz w:val="20"/>
-                <w:szCs w:val="20"/>
-              </w:rPr>
-              <w:t xml:space="preserve">____</w:t>
-            </w:r>
-          </w:p>
-        </w:tc>
-        <w:tc>
-          <w:tcPr>
-            <w:tcW w:type="dxa" w:w="1101"/>
-            <w:tcBorders>
-              <w:top w:val="single" w:color="000000" w:sz="6"/>
-              <w:left w:val="single" w:color="000000" w:sz="6"/>
-              <w:bottom w:val="single" w:color="000000" w:sz="6"/>
-              <w:right w:val="single" w:color="000000" w:sz="6"/>
-            </w:tcBorders>
-            <w:tcMar>
-              <w:top w:type="dxa" w:w="60"/>
-              <w:left w:type="dxa" w:w="90"/>
-              <w:bottom w:type="dxa" w:w="60"/>
-              <w:right w:type="dxa" w:w="90"/>
-            </w:tcMar>
-          </w:tcPr>
-          <w:p>
-            <w:r>
-              <w:rPr>
-                <w:rFonts w:ascii="Malgun Gothic" w:cs="Malgun Gothic" w:eastAsia="Malgun Gothic" w:hAnsi="Malgun Gothic"/>
-                <w:sz w:val="20"/>
-                <w:szCs w:val="20"/>
-              </w:rPr>
-              <w:t xml:space="preserve">____</w:t>
-            </w:r>
-          </w:p>
-        </w:tc>
-      </w:tr>
-      <w:tr>
-        <w:tc>
-          <w:tcPr>
-            <w:tcW w:type="dxa" w:w="1101"/>
-            <w:tcBorders>
-              <w:top w:val="single" w:color="000000" w:sz="6"/>
-              <w:left w:val="single" w:color="000000" w:sz="6"/>
-              <w:bottom w:val="single" w:color="000000" w:sz="6"/>
-              <w:right w:val="single" w:color="000000" w:sz="6"/>
-            </w:tcBorders>
-            <w:tcMar>
-              <w:top w:type="dxa" w:w="60"/>
-              <w:left w:type="dxa" w:w="90"/>
-              <w:bottom w:type="dxa" w:w="60"/>
-              <w:right w:type="dxa" w:w="90"/>
-            </w:tcMar>
-          </w:tcPr>
-          <w:p>
-            <w:r>
-              <w:rPr>
-                <w:rFonts w:ascii="Malgun Gothic" w:cs="Malgun Gothic" w:eastAsia="Malgun Gothic" w:hAnsi="Malgun Gothic"/>
-                <w:sz w:val="20"/>
-                <w:szCs w:val="20"/>
-              </w:rPr>
-              <w:t xml:space="preserve">____</w:t>
-            </w:r>
-          </w:p>
-        </w:tc>
-        <w:tc>
-          <w:tcPr>
-            <w:tcW w:type="dxa" w:w="2202"/>
-            <w:tcBorders>
-              <w:top w:val="single" w:color="000000" w:sz="6"/>
-              <w:left w:val="single" w:color="000000" w:sz="6"/>
-              <w:bottom w:val="single" w:color="000000" w:sz="6"/>
-              <w:right w:val="single" w:color="000000" w:sz="6"/>
-            </w:tcBorders>
-            <w:tcMar>
-              <w:top w:type="dxa" w:w="60"/>
-              <w:left w:type="dxa" w:w="90"/>
-              <w:bottom w:type="dxa" w:w="60"/>
-              <w:right w:type="dxa" w:w="90"/>
-            </w:tcMar>
-          </w:tcPr>
-          <w:p>
-            <w:r>
-              <w:rPr>
-                <w:rFonts w:ascii="Malgun Gothic" w:cs="Malgun Gothic" w:eastAsia="Malgun Gothic" w:hAnsi="Malgun Gothic"/>
-                <w:sz w:val="20"/>
-                <w:szCs w:val="20"/>
-              </w:rPr>
-              <w:t xml:space="preserve">야외</w:t>
-            </w:r>
-          </w:p>
-        </w:tc>
-        <w:tc>
-          <w:tcPr>
-            <w:tcW w:type="dxa" w:w="3854"/>
-            <w:tcBorders>
-              <w:top w:val="single" w:color="000000" w:sz="6"/>
-              <w:left w:val="single" w:color="000000" w:sz="6"/>
-              <w:bottom w:val="single" w:color="000000" w:sz="6"/>
-              <w:right w:val="single" w:color="000000" w:sz="6"/>
-            </w:tcBorders>
-            <w:tcMar>
-              <w:top w:type="dxa" w:w="60"/>
-              <w:left w:type="dxa" w:w="90"/>
-              <w:bottom w:type="dxa" w:w="60"/>
-              <w:right w:type="dxa" w:w="90"/>
-            </w:tcMar>
-          </w:tcPr>
-          <w:p>
-            <w:r>
-              <w:rPr>
-                <w:rFonts w:ascii="Malgun Gothic" w:cs="Malgun Gothic" w:eastAsia="Malgun Gothic" w:hAnsi="Malgun Gothic"/>
-                <w:sz w:val="20"/>
-                <w:szCs w:val="20"/>
-              </w:rPr>
-              <w:t xml:space="preserve">회피 구간, 인식 유실</w:t>
-            </w:r>
-          </w:p>
-        </w:tc>
-        <w:tc>
-          <w:tcPr>
-            <w:tcW w:type="dxa" w:w="1101"/>
-            <w:tcBorders>
-              <w:top w:val="single" w:color="000000" w:sz="6"/>
-              <w:left w:val="single" w:color="000000" w:sz="6"/>
-              <w:bottom w:val="single" w:color="000000" w:sz="6"/>
-              <w:right w:val="single" w:color="000000" w:sz="6"/>
-            </w:tcBorders>
-            <w:tcMar>
-              <w:top w:type="dxa" w:w="60"/>
-              <w:left w:type="dxa" w:w="90"/>
-              <w:bottom w:type="dxa" w:w="60"/>
-              <w:right w:type="dxa" w:w="90"/>
-            </w:tcMar>
-          </w:tcPr>
-          <w:p>
-            <w:r>
-              <w:rPr>
-                <w:rFonts w:ascii="Malgun Gothic" w:cs="Malgun Gothic" w:eastAsia="Malgun Gothic" w:hAnsi="Malgun Gothic"/>
-                <w:sz w:val="20"/>
-                <w:szCs w:val="20"/>
-              </w:rPr>
-              <w:t xml:space="preserve">____</w:t>
-            </w:r>
-          </w:p>
-        </w:tc>
-        <w:tc>
-          <w:tcPr>
-            <w:tcW w:type="dxa" w:w="1101"/>
-            <w:tcBorders>
-              <w:top w:val="single" w:color="000000" w:sz="6"/>
-              <w:left w:val="single" w:color="000000" w:sz="6"/>
-              <w:bottom w:val="single" w:color="000000" w:sz="6"/>
-              <w:right w:val="single" w:color="000000" w:sz="6"/>
-            </w:tcBorders>
-            <w:tcMar>
-              <w:top w:type="dxa" w:w="60"/>
-              <w:left w:type="dxa" w:w="90"/>
-              <w:bottom w:type="dxa" w:w="60"/>
-              <w:right w:type="dxa" w:w="90"/>
-            </w:tcMar>
-          </w:tcPr>
-          <w:p>
-            <w:r>
-              <w:rPr>
-                <w:rFonts w:ascii="Malgun Gothic" w:cs="Malgun Gothic" w:eastAsia="Malgun Gothic" w:hAnsi="Malgun Gothic"/>
-                <w:sz w:val="20"/>
-                <w:szCs w:val="20"/>
-              </w:rPr>
-              <w:t xml:space="preserve">____</w:t>
-            </w:r>
-          </w:p>
-        </w:tc>
-      </w:tr>
-    </w:tbl>
-    <w:p>
-      <w:pPr>
-        <w:spacing w:after="60"/>
-      </w:pPr>
-      <w:r>
-        <w:rPr>
-          <w:rFonts w:ascii="Malgun Gothic" w:cs="Malgun Gothic" w:eastAsia="Malgun Gothic" w:hAnsi="Malgun Gothic"/>
-          <w:sz w:val="20"/>
-          <w:szCs w:val="20"/>
-        </w:rPr>
-        <w:t xml:space="preserve"/>
+        <w:t xml:space="preserve">6.2) 벤치·휴대 시험</w:t>
       </w:r>
     </w:p>
     <w:p>
@@ -22150,15 +21536,15 @@
           <w:sz w:val="20"/>
           <w:szCs w:val="20"/>
         </w:rPr>
-        <w:t xml:space="preserve">배 장착 전 벤치·휴대 시험 (배 구분 없음).</w:t>
-      </w:r>
-      <w:r>
-        <w:rPr>
-          <w:rFonts w:ascii="Malgun Gothic" w:cs="Malgun Gothic" w:eastAsia="Malgun Gothic" w:hAnsi="Malgun Gothic"/>
-          <w:sz w:val="20"/>
-          <w:szCs w:val="20"/>
-        </w:rPr>
-        <w:t xml:space="preserve"> 아래는 선체에 싣기 전의 기록이라 물 위 성능을 대신하지 않는다.</w:t>
+        <w:t xml:space="preserve">물 위 시험 전 벤치·휴대 시험.</w:t>
+      </w:r>
+      <w:r>
+        <w:rPr>
+          <w:rFonts w:ascii="Malgun Gothic" w:cs="Malgun Gothic" w:eastAsia="Malgun Gothic" w:hAnsi="Malgun Gothic"/>
+          <w:sz w:val="20"/>
+          <w:szCs w:val="20"/>
+        </w:rPr>
+        <w:t xml:space="preserve"> 08월 기록은 선체에 싣기 전, 10월 기록은 1번배 조립 상태(물 밖)이다. 물 위 성능을 대신하지 않는다.</w:t>
       </w:r>
     </w:p>
     <w:tbl>
@@ -22499,7 +21885,7 @@
                 <w:sz w:val="20"/>
                 <w:szCs w:val="20"/>
               </w:rPr>
-              <w:t xml:space="preserve">FIXED 수평 정확도 ±0.015 m, 위성 18개, pDOP 1.63, 처음 60 s FLOAT(±0.10 m). 녹화한 1.93 m 간격 두 점 구분. C94-M8P·선체 장착 상태는 미측정</w:t>
+              <w:t xml:space="preserve">FIXED 수평 정확도 ±0.015 m, 위성 18개, pDOP 1.63, 처음 60 s FLOAT(±0.10 m). 녹화한 1.93 m 간격 두 점 구분.</w:t>
             </w:r>
           </w:p>
         </w:tc>
@@ -22600,7 +21986,175 @@
                 <w:sz w:val="20"/>
                 <w:szCs w:val="20"/>
               </w:rPr>
-              <w:t xml:space="preserve">로직 테스트 (10-29, ROS 없이)</w:t>
+              <w:t xml:space="preserve">센서 허브 스러스터 부하 (10-28, 1번배, 물 밖)</w:t>
+            </w:r>
+          </w:p>
+        </w:tc>
+        <w:tc>
+          <w:tcPr>
+            <w:tcW w:type="dxa" w:w="7488"/>
+            <w:tcBorders>
+              <w:top w:val="single" w:color="000000" w:sz="6"/>
+              <w:left w:val="single" w:color="000000" w:sz="6"/>
+              <w:bottom w:val="single" w:color="000000" w:sz="6"/>
+              <w:right w:val="single" w:color="000000" w:sz="6"/>
+            </w:tcBorders>
+            <w:tcMar>
+              <w:top w:type="dxa" w:w="60"/>
+              <w:left w:type="dxa" w:w="90"/>
+              <w:bottom w:type="dxa" w:w="60"/>
+              <w:right w:type="dxa" w:w="90"/>
+            </w:tcMar>
+          </w:tcPr>
+          <w:p>
+            <w:r>
+              <w:rPr>
+                <w:rFonts w:ascii="Malgun Gothic" w:cs="Malgun Gothic" w:eastAsia="Malgun Gothic" w:hAnsi="Malgun Gothic"/>
+                <w:sz w:val="20"/>
+                <w:szCs w:val="20"/>
+              </w:rPr>
+              <w:t xml:space="preserve">자율 모드 양쪽 1600 · 30 s 동안 센서 4종 동시 수신: LiDAR 10.8 Hz(최대 간격 99 ms), IMU 100 Hz, D455 30 fps, GPS 1 Hz. 커널 USB 끊김 0</w:t>
+            </w:r>
+          </w:p>
+        </w:tc>
+      </w:tr>
+      <w:tr>
+        <w:tc>
+          <w:tcPr>
+            <w:tcW w:type="dxa" w:w="1872"/>
+            <w:tcBorders>
+              <w:top w:val="single" w:color="000000" w:sz="6"/>
+              <w:left w:val="single" w:color="000000" w:sz="6"/>
+              <w:bottom w:val="single" w:color="000000" w:sz="6"/>
+              <w:right w:val="single" w:color="000000" w:sz="6"/>
+            </w:tcBorders>
+            <w:tcMar>
+              <w:top w:type="dxa" w:w="60"/>
+              <w:left w:type="dxa" w:w="90"/>
+              <w:bottom w:type="dxa" w:w="60"/>
+              <w:right w:type="dxa" w:w="90"/>
+            </w:tcMar>
+          </w:tcPr>
+          <w:p>
+            <w:r>
+              <w:rPr>
+                <w:rFonts w:ascii="Malgun Gothic" w:cs="Malgun Gothic" w:eastAsia="Malgun Gothic" w:hAnsi="Malgun Gothic"/>
+                <w:sz w:val="20"/>
+                <w:szCs w:val="20"/>
+              </w:rPr>
+              <w:t xml:space="preserve">배터리 A 분리 (10-28, 1번배)</w:t>
+            </w:r>
+          </w:p>
+        </w:tc>
+        <w:tc>
+          <w:tcPr>
+            <w:tcW w:type="dxa" w:w="7488"/>
+            <w:tcBorders>
+              <w:top w:val="single" w:color="000000" w:sz="6"/>
+              <w:left w:val="single" w:color="000000" w:sz="6"/>
+              <w:bottom w:val="single" w:color="000000" w:sz="6"/>
+              <w:right w:val="single" w:color="000000" w:sz="6"/>
+            </w:tcBorders>
+            <w:tcMar>
+              <w:top w:type="dxa" w:w="60"/>
+              <w:left w:type="dxa" w:w="90"/>
+              <w:bottom w:type="dxa" w:w="60"/>
+              <w:right w:type="dxa" w:w="90"/>
+            </w:tcMar>
+          </w:tcPr>
+          <w:p>
+            <w:r>
+              <w:rPr>
+                <w:rFonts w:ascii="Malgun Gothic" w:cs="Malgun Gothic" w:eastAsia="Malgun Gothic" w:hAnsi="Malgun Gothic"/>
+                <w:sz w:val="20"/>
+                <w:szCs w:val="20"/>
+              </w:rPr>
+              <w:t xml:space="preserve">외부 5 V 가 끊기면 허브가 노트북 USB 전원으로 넘어가 센서 4종 유지(15 s: LiDAR 10.9 Hz, IMU 100 Hz, D455 30 fps, GPS 1 Hz). 접촉기는 떨어져 스러스터만 정지</w:t>
+            </w:r>
+          </w:p>
+        </w:tc>
+      </w:tr>
+      <w:tr>
+        <w:tc>
+          <w:tcPr>
+            <w:tcW w:type="dxa" w:w="1872"/>
+            <w:tcBorders>
+              <w:top w:val="single" w:color="000000" w:sz="6"/>
+              <w:left w:val="single" w:color="000000" w:sz="6"/>
+              <w:bottom w:val="single" w:color="000000" w:sz="6"/>
+              <w:right w:val="single" w:color="000000" w:sz="6"/>
+            </w:tcBorders>
+            <w:tcMar>
+              <w:top w:type="dxa" w:w="60"/>
+              <w:left w:type="dxa" w:w="90"/>
+              <w:bottom w:type="dxa" w:w="60"/>
+              <w:right w:type="dxa" w:w="90"/>
+            </w:tcMar>
+          </w:tcPr>
+          <w:p>
+            <w:r>
+              <w:rPr>
+                <w:rFonts w:ascii="Malgun Gothic" w:cs="Malgun Gothic" w:eastAsia="Malgun Gothic" w:hAnsi="Malgun Gothic"/>
+                <w:sz w:val="20"/>
+                <w:szCs w:val="20"/>
+              </w:rPr>
+              <w:t xml:space="preserve">수동 조종 영상 (10-29, D455 → 물가 노트북)</w:t>
+            </w:r>
+          </w:p>
+        </w:tc>
+        <w:tc>
+          <w:tcPr>
+            <w:tcW w:type="dxa" w:w="7488"/>
+            <w:tcBorders>
+              <w:top w:val="single" w:color="000000" w:sz="6"/>
+              <w:left w:val="single" w:color="000000" w:sz="6"/>
+              <w:bottom w:val="single" w:color="000000" w:sz="6"/>
+              <w:right w:val="single" w:color="000000" w:sz="6"/>
+            </w:tcBorders>
+            <w:tcMar>
+              <w:top w:type="dxa" w:w="60"/>
+              <w:left w:type="dxa" w:w="90"/>
+              <w:bottom w:type="dxa" w:w="60"/>
+              <w:right w:type="dxa" w:w="90"/>
+            </w:tcMar>
+          </w:tcPr>
+          <w:p>
+            <w:r>
+              <w:rPr>
+                <w:rFonts w:ascii="Malgun Gothic" w:cs="Malgun Gothic" w:eastAsia="Malgun Gothic" w:hAnsi="Malgun Gothic"/>
+                <w:sz w:val="20"/>
+                <w:szCs w:val="20"/>
+              </w:rPr>
+              <w:t xml:space="preserve">H.264 RTP/UDP, 424×240 · 30 fps · 1000 kbps, 수신 지터버퍼 80 ms 에서 같은 WiFi 깨짐 없이 실시간 확인. 원격망(Tailscale)은 LTE 핫스팟 두 대 사이 직접 연결 113 ms</w:t>
+            </w:r>
+          </w:p>
+        </w:tc>
+      </w:tr>
+      <w:tr>
+        <w:tc>
+          <w:tcPr>
+            <w:tcW w:type="dxa" w:w="1872"/>
+            <w:tcBorders>
+              <w:top w:val="single" w:color="000000" w:sz="6"/>
+              <w:left w:val="single" w:color="000000" w:sz="6"/>
+              <w:bottom w:val="single" w:color="000000" w:sz="6"/>
+              <w:right w:val="single" w:color="000000" w:sz="6"/>
+            </w:tcBorders>
+            <w:tcMar>
+              <w:top w:type="dxa" w:w="60"/>
+              <w:left w:type="dxa" w:w="90"/>
+              <w:bottom w:type="dxa" w:w="60"/>
+              <w:right w:type="dxa" w:w="90"/>
+            </w:tcMar>
+          </w:tcPr>
+          <w:p>
+            <w:r>
+              <w:rPr>
+                <w:rFonts w:ascii="Malgun Gothic" w:cs="Malgun Gothic" w:eastAsia="Malgun Gothic" w:hAnsi="Malgun Gothic"/>
+                <w:sz w:val="20"/>
+                <w:szCs w:val="20"/>
+              </w:rPr>
+              <w:t xml:space="preserve">로직 테스트 (10-30, ROS 없이)</w:t>
             </w:r>
           </w:p>
         </w:tc>
@@ -22635,7 +22189,7 @@
                 <w:sz w:val="20"/>
                 <w:szCs w:val="20"/>
               </w:rPr>
-              <w:t xml:space="preserve"> 68, </w:t>
+              <w:t xml:space="preserve"> 76, </w:t>
             </w:r>
             <w:r>
               <w:rPr>
@@ -22716,1502 +22270,6 @@
           <w:szCs w:val="20"/>
         </w:rPr>
         <w:t xml:space="preserve"/>
-      </w:r>
-    </w:p>
-    <w:p>
-      <w:pPr>
-        <w:spacing w:after="100" w:line="300"/>
-      </w:pPr>
-      <w:r>
-        <w:rPr>
-          <w:rFonts w:ascii="Malgun Gothic" w:cs="Malgun Gothic" w:eastAsia="Malgun Gothic" w:hAnsi="Malgun Gothic"/>
-          <w:b/>
-          <w:bCs/>
-          <w:sz w:val="20"/>
-          <w:szCs w:val="20"/>
-        </w:rPr>
-        <w:t xml:space="preserve">실측 예정.</w:t>
-      </w:r>
-      <w:r>
-        <w:rPr>
-          <w:rFonts w:ascii="Malgun Gothic" w:cs="Malgun Gothic" w:eastAsia="Malgun Gothic" w:hAnsi="Malgun Gothic"/>
-          <w:sz w:val="20"/>
-          <w:szCs w:val="20"/>
-        </w:rPr>
-        <w:t xml:space="preserve"> 실측이 없는 자리는 아래 한 표로 모은다. 값은 배 조립 후에만 의미가 있다.</w:t>
-      </w:r>
-    </w:p>
-    <w:tbl>
-      <w:tblPr>
-        <w:tblW w:type="dxa" w:w="9360"/>
-        <w:tblBorders>
-          <w:top w:val="single" w:color="auto" w:sz="4"/>
-          <w:left w:val="single" w:color="auto" w:sz="4"/>
-          <w:bottom w:val="single" w:color="auto" w:sz="4"/>
-          <w:right w:val="single" w:color="auto" w:sz="4"/>
-          <w:insideH w:val="single" w:color="auto" w:sz="4"/>
-          <w:insideV w:val="single" w:color="auto" w:sz="4"/>
-        </w:tblBorders>
-      </w:tblPr>
-      <w:tblGrid>
-        <w:gridCol w:w="4680"/>
-        <w:gridCol w:w="1170"/>
-        <w:gridCol w:w="3510"/>
-      </w:tblGrid>
-      <w:tr>
-        <w:trPr>
-          <w:tblHeader/>
-        </w:trPr>
-        <w:tc>
-          <w:tcPr>
-            <w:tcW w:type="dxa" w:w="4680"/>
-            <w:tcBorders>
-              <w:top w:val="single" w:color="000000" w:sz="6"/>
-              <w:left w:val="single" w:color="000000" w:sz="6"/>
-              <w:bottom w:val="single" w:color="000000" w:sz="6"/>
-              <w:right w:val="single" w:color="000000" w:sz="6"/>
-            </w:tcBorders>
-            <w:shd w:fill="E7E6E6" w:color="auto" w:val="clear"/>
-            <w:tcMar>
-              <w:top w:type="dxa" w:w="60"/>
-              <w:left w:type="dxa" w:w="90"/>
-              <w:bottom w:type="dxa" w:w="60"/>
-              <w:right w:type="dxa" w:w="90"/>
-            </w:tcMar>
-          </w:tcPr>
-          <w:p>
-            <w:pPr>
-              <w:jc w:val="center"/>
-            </w:pPr>
-            <w:r>
-              <w:rPr>
-                <w:rFonts w:ascii="Malgun Gothic" w:cs="Malgun Gothic" w:eastAsia="Malgun Gothic" w:hAnsi="Malgun Gothic"/>
-                <w:b/>
-                <w:bCs/>
-                <w:sz w:val="20"/>
-                <w:szCs w:val="20"/>
-              </w:rPr>
-              <w:t xml:space="preserve">항목</w:t>
-            </w:r>
-          </w:p>
-        </w:tc>
-        <w:tc>
-          <w:tcPr>
-            <w:tcW w:type="dxa" w:w="1170"/>
-            <w:tcBorders>
-              <w:top w:val="single" w:color="000000" w:sz="6"/>
-              <w:left w:val="single" w:color="000000" w:sz="6"/>
-              <w:bottom w:val="single" w:color="000000" w:sz="6"/>
-              <w:right w:val="single" w:color="000000" w:sz="6"/>
-            </w:tcBorders>
-            <w:shd w:fill="E7E6E6" w:color="auto" w:val="clear"/>
-            <w:tcMar>
-              <w:top w:type="dxa" w:w="60"/>
-              <w:left w:type="dxa" w:w="90"/>
-              <w:bottom w:type="dxa" w:w="60"/>
-              <w:right w:type="dxa" w:w="90"/>
-            </w:tcMar>
-          </w:tcPr>
-          <w:p>
-            <w:pPr>
-              <w:jc w:val="center"/>
-            </w:pPr>
-            <w:r>
-              <w:rPr>
-                <w:rFonts w:ascii="Malgun Gothic" w:cs="Malgun Gothic" w:eastAsia="Malgun Gothic" w:hAnsi="Malgun Gothic"/>
-                <w:b/>
-                <w:bCs/>
-                <w:sz w:val="20"/>
-                <w:szCs w:val="20"/>
-              </w:rPr>
-              <w:t xml:space="preserve">담당 절</w:t>
-            </w:r>
-          </w:p>
-        </w:tc>
-        <w:tc>
-          <w:tcPr>
-            <w:tcW w:type="dxa" w:w="3510"/>
-            <w:tcBorders>
-              <w:top w:val="single" w:color="000000" w:sz="6"/>
-              <w:left w:val="single" w:color="000000" w:sz="6"/>
-              <w:bottom w:val="single" w:color="000000" w:sz="6"/>
-              <w:right w:val="single" w:color="000000" w:sz="6"/>
-            </w:tcBorders>
-            <w:shd w:fill="E7E6E6" w:color="auto" w:val="clear"/>
-            <w:tcMar>
-              <w:top w:type="dxa" w:w="60"/>
-              <w:left w:type="dxa" w:w="90"/>
-              <w:bottom w:type="dxa" w:w="60"/>
-              <w:right w:type="dxa" w:w="90"/>
-            </w:tcMar>
-          </w:tcPr>
-          <w:p>
-            <w:pPr>
-              <w:jc w:val="center"/>
-            </w:pPr>
-            <w:r>
-              <w:rPr>
-                <w:rFonts w:ascii="Malgun Gothic" w:cs="Malgun Gothic" w:eastAsia="Malgun Gothic" w:hAnsi="Malgun Gothic"/>
-                <w:b/>
-                <w:bCs/>
-                <w:sz w:val="20"/>
-                <w:szCs w:val="20"/>
-              </w:rPr>
-              <w:t xml:space="preserve">상태/값</w:t>
-            </w:r>
-          </w:p>
-        </w:tc>
-      </w:tr>
-      <w:tr>
-        <w:tc>
-          <w:tcPr>
-            <w:tcW w:type="dxa" w:w="4680"/>
-            <w:tcBorders>
-              <w:top w:val="single" w:color="000000" w:sz="6"/>
-              <w:left w:val="single" w:color="000000" w:sz="6"/>
-              <w:bottom w:val="single" w:color="000000" w:sz="6"/>
-              <w:right w:val="single" w:color="000000" w:sz="6"/>
-            </w:tcBorders>
-            <w:tcMar>
-              <w:top w:type="dxa" w:w="60"/>
-              <w:left w:type="dxa" w:w="90"/>
-              <w:bottom w:type="dxa" w:w="60"/>
-              <w:right w:type="dxa" w:w="90"/>
-            </w:tcMar>
-          </w:tcPr>
-          <w:p>
-            <w:r>
-              <w:rPr>
-                <w:rFonts w:ascii="Consolas" w:cs="Consolas" w:eastAsia="Consolas" w:hAnsi="Consolas"/>
-                <w:sz w:val="18"/>
-                <w:szCs w:val="18"/>
-              </w:rPr>
-              <w:t xml:space="preserve">mount_offset_deg</w:t>
-            </w:r>
-            <w:r>
-              <w:rPr>
-                <w:rFonts w:ascii="Malgun Gothic" w:cs="Malgun Gothic" w:eastAsia="Malgun Gothic" w:hAnsi="Malgun Gothic"/>
-                <w:sz w:val="20"/>
-                <w:szCs w:val="20"/>
-              </w:rPr>
-              <w:t xml:space="preserve"> · </w:t>
-            </w:r>
-            <w:r>
-              <w:rPr>
-                <w:rFonts w:ascii="Consolas" w:cs="Consolas" w:eastAsia="Consolas" w:hAnsi="Consolas"/>
-                <w:sz w:val="18"/>
-                <w:szCs w:val="18"/>
-              </w:rPr>
-              <w:t xml:space="preserve">invert_yaw</w:t>
-            </w:r>
-            <w:r>
-              <w:rPr>
-                <w:rFonts w:ascii="Malgun Gothic" w:cs="Malgun Gothic" w:eastAsia="Malgun Gothic" w:hAnsi="Malgun Gothic"/>
-                <w:sz w:val="20"/>
-                <w:szCs w:val="20"/>
-              </w:rPr>
-              <w:t xml:space="preserve"> 확정 (정북 정렬, 목표값 360 + 편각)</w:t>
-            </w:r>
-          </w:p>
-        </w:tc>
-        <w:tc>
-          <w:tcPr>
-            <w:tcW w:type="dxa" w:w="1170"/>
-            <w:tcBorders>
-              <w:top w:val="single" w:color="000000" w:sz="6"/>
-              <w:left w:val="single" w:color="000000" w:sz="6"/>
-              <w:bottom w:val="single" w:color="000000" w:sz="6"/>
-              <w:right w:val="single" w:color="000000" w:sz="6"/>
-            </w:tcBorders>
-            <w:tcMar>
-              <w:top w:type="dxa" w:w="60"/>
-              <w:left w:type="dxa" w:w="90"/>
-              <w:bottom w:type="dxa" w:w="60"/>
-              <w:right w:type="dxa" w:w="90"/>
-            </w:tcMar>
-          </w:tcPr>
-          <w:p>
-            <w:r>
-              <w:rPr>
-                <w:rFonts w:ascii="Malgun Gothic" w:cs="Malgun Gothic" w:eastAsia="Malgun Gothic" w:hAnsi="Malgun Gothic"/>
-                <w:sz w:val="20"/>
-                <w:szCs w:val="20"/>
-              </w:rPr>
-              <w:t xml:space="preserve">Ⅲ-2.1</w:t>
-            </w:r>
-          </w:p>
-        </w:tc>
-        <w:tc>
-          <w:tcPr>
-            <w:tcW w:type="dxa" w:w="3510"/>
-            <w:tcBorders>
-              <w:top w:val="single" w:color="000000" w:sz="6"/>
-              <w:left w:val="single" w:color="000000" w:sz="6"/>
-              <w:bottom w:val="single" w:color="000000" w:sz="6"/>
-              <w:right w:val="single" w:color="000000" w:sz="6"/>
-            </w:tcBorders>
-            <w:tcMar>
-              <w:top w:type="dxa" w:w="60"/>
-              <w:left w:type="dxa" w:w="90"/>
-              <w:bottom w:type="dxa" w:w="60"/>
-              <w:right w:type="dxa" w:w="90"/>
-            </w:tcMar>
-          </w:tcPr>
-          <w:p>
-            <w:r>
-              <w:rPr>
-                <w:rFonts w:ascii="Malgun Gothic" w:cs="Malgun Gothic" w:eastAsia="Malgun Gothic" w:hAnsi="Malgun Gothic"/>
-                <w:sz w:val="20"/>
-                <w:szCs w:val="20"/>
-              </w:rPr>
-              <w:t xml:space="preserve">____</w:t>
-            </w:r>
-          </w:p>
-        </w:tc>
-      </w:tr>
-      <w:tr>
-        <w:tc>
-          <w:tcPr>
-            <w:tcW w:type="dxa" w:w="4680"/>
-            <w:tcBorders>
-              <w:top w:val="single" w:color="000000" w:sz="6"/>
-              <w:left w:val="single" w:color="000000" w:sz="6"/>
-              <w:bottom w:val="single" w:color="000000" w:sz="6"/>
-              <w:right w:val="single" w:color="000000" w:sz="6"/>
-            </w:tcBorders>
-            <w:tcMar>
-              <w:top w:type="dxa" w:w="60"/>
-              <w:left w:type="dxa" w:w="90"/>
-              <w:bottom w:type="dxa" w:w="60"/>
-              <w:right w:type="dxa" w:w="90"/>
-            </w:tcMar>
-          </w:tcPr>
-          <w:p>
-            <w:r>
-              <w:rPr>
-                <w:rFonts w:ascii="Malgun Gothic" w:cs="Malgun Gothic" w:eastAsia="Malgun Gothic" w:hAnsi="Malgun Gothic"/>
-                <w:sz w:val="20"/>
-                <w:szCs w:val="20"/>
-              </w:rPr>
-              <w:t xml:space="preserve">대회장 자기편각, 재부팅 전후 </w:t>
-            </w:r>
-            <w:r>
-              <w:rPr>
-                <w:rFonts w:ascii="Consolas" w:cs="Consolas" w:eastAsia="Consolas" w:hAnsi="Consolas"/>
-                <w:sz w:val="18"/>
-                <w:szCs w:val="18"/>
-              </w:rPr>
-              <w:t xml:space="preserve">/imu/yaw_raw</w:t>
-            </w:r>
-            <w:r>
-              <w:rPr>
-                <w:rFonts w:ascii="Malgun Gothic" w:cs="Malgun Gothic" w:eastAsia="Malgun Gothic" w:hAnsi="Malgun Gothic"/>
-                <w:sz w:val="20"/>
-                <w:szCs w:val="20"/>
-              </w:rPr>
-              <w:t xml:space="preserve"> 일치</w:t>
-            </w:r>
-          </w:p>
-        </w:tc>
-        <w:tc>
-          <w:tcPr>
-            <w:tcW w:type="dxa" w:w="1170"/>
-            <w:tcBorders>
-              <w:top w:val="single" w:color="000000" w:sz="6"/>
-              <w:left w:val="single" w:color="000000" w:sz="6"/>
-              <w:bottom w:val="single" w:color="000000" w:sz="6"/>
-              <w:right w:val="single" w:color="000000" w:sz="6"/>
-            </w:tcBorders>
-            <w:tcMar>
-              <w:top w:type="dxa" w:w="60"/>
-              <w:left w:type="dxa" w:w="90"/>
-              <w:bottom w:type="dxa" w:w="60"/>
-              <w:right w:type="dxa" w:w="90"/>
-            </w:tcMar>
-          </w:tcPr>
-          <w:p>
-            <w:r>
-              <w:rPr>
-                <w:rFonts w:ascii="Malgun Gothic" w:cs="Malgun Gothic" w:eastAsia="Malgun Gothic" w:hAnsi="Malgun Gothic"/>
-                <w:sz w:val="20"/>
-                <w:szCs w:val="20"/>
-              </w:rPr>
-              <w:t xml:space="preserve">Ⅲ-2.1</w:t>
-            </w:r>
-          </w:p>
-        </w:tc>
-        <w:tc>
-          <w:tcPr>
-            <w:tcW w:type="dxa" w:w="3510"/>
-            <w:tcBorders>
-              <w:top w:val="single" w:color="000000" w:sz="6"/>
-              <w:left w:val="single" w:color="000000" w:sz="6"/>
-              <w:bottom w:val="single" w:color="000000" w:sz="6"/>
-              <w:right w:val="single" w:color="000000" w:sz="6"/>
-            </w:tcBorders>
-            <w:tcMar>
-              <w:top w:type="dxa" w:w="60"/>
-              <w:left w:type="dxa" w:w="90"/>
-              <w:bottom w:type="dxa" w:w="60"/>
-              <w:right w:type="dxa" w:w="90"/>
-            </w:tcMar>
-          </w:tcPr>
-          <w:p>
-            <w:r>
-              <w:rPr>
-                <w:rFonts w:ascii="Malgun Gothic" w:cs="Malgun Gothic" w:eastAsia="Malgun Gothic" w:hAnsi="Malgun Gothic"/>
-                <w:sz w:val="20"/>
-                <w:szCs w:val="20"/>
-              </w:rPr>
-              <w:t xml:space="preserve">____</w:t>
-            </w:r>
-          </w:p>
-        </w:tc>
-      </w:tr>
-      <w:tr>
-        <w:tc>
-          <w:tcPr>
-            <w:tcW w:type="dxa" w:w="4680"/>
-            <w:tcBorders>
-              <w:top w:val="single" w:color="000000" w:sz="6"/>
-              <w:left w:val="single" w:color="000000" w:sz="6"/>
-              <w:bottom w:val="single" w:color="000000" w:sz="6"/>
-              <w:right w:val="single" w:color="000000" w:sz="6"/>
-            </w:tcBorders>
-            <w:tcMar>
-              <w:top w:type="dxa" w:w="60"/>
-              <w:left w:type="dxa" w:w="90"/>
-              <w:bottom w:type="dxa" w:w="60"/>
-              <w:right w:type="dxa" w:w="90"/>
-            </w:tcMar>
-          </w:tcPr>
-          <w:p>
-            <w:r>
-              <w:rPr>
-                <w:rFonts w:ascii="Malgun Gothic" w:cs="Malgun Gothic" w:eastAsia="Malgun Gothic" w:hAnsi="Malgun Gothic"/>
-                <w:sz w:val="20"/>
-                <w:szCs w:val="20"/>
-              </w:rPr>
-              <w:t xml:space="preserve">정지·직진·선회 중 헤딩 흔들림</w:t>
-            </w:r>
-          </w:p>
-        </w:tc>
-        <w:tc>
-          <w:tcPr>
-            <w:tcW w:type="dxa" w:w="1170"/>
-            <w:tcBorders>
-              <w:top w:val="single" w:color="000000" w:sz="6"/>
-              <w:left w:val="single" w:color="000000" w:sz="6"/>
-              <w:bottom w:val="single" w:color="000000" w:sz="6"/>
-              <w:right w:val="single" w:color="000000" w:sz="6"/>
-            </w:tcBorders>
-            <w:tcMar>
-              <w:top w:type="dxa" w:w="60"/>
-              <w:left w:type="dxa" w:w="90"/>
-              <w:bottom w:type="dxa" w:w="60"/>
-              <w:right w:type="dxa" w:w="90"/>
-            </w:tcMar>
-          </w:tcPr>
-          <w:p>
-            <w:r>
-              <w:rPr>
-                <w:rFonts w:ascii="Malgun Gothic" w:cs="Malgun Gothic" w:eastAsia="Malgun Gothic" w:hAnsi="Malgun Gothic"/>
-                <w:sz w:val="20"/>
-                <w:szCs w:val="20"/>
-              </w:rPr>
-              <w:t xml:space="preserve">Ⅲ-2.1</w:t>
-            </w:r>
-          </w:p>
-        </w:tc>
-        <w:tc>
-          <w:tcPr>
-            <w:tcW w:type="dxa" w:w="3510"/>
-            <w:tcBorders>
-              <w:top w:val="single" w:color="000000" w:sz="6"/>
-              <w:left w:val="single" w:color="000000" w:sz="6"/>
-              <w:bottom w:val="single" w:color="000000" w:sz="6"/>
-              <w:right w:val="single" w:color="000000" w:sz="6"/>
-            </w:tcBorders>
-            <w:tcMar>
-              <w:top w:type="dxa" w:w="60"/>
-              <w:left w:type="dxa" w:w="90"/>
-              <w:bottom w:type="dxa" w:w="60"/>
-              <w:right w:type="dxa" w:w="90"/>
-            </w:tcMar>
-          </w:tcPr>
-          <w:p>
-            <w:r>
-              <w:rPr>
-                <w:rFonts w:ascii="Malgun Gothic" w:cs="Malgun Gothic" w:eastAsia="Malgun Gothic" w:hAnsi="Malgun Gothic"/>
-                <w:sz w:val="20"/>
-                <w:szCs w:val="20"/>
-              </w:rPr>
-              <w:t xml:space="preserve">____</w:t>
-            </w:r>
-          </w:p>
-        </w:tc>
-      </w:tr>
-      <w:tr>
-        <w:tc>
-          <w:tcPr>
-            <w:tcW w:type="dxa" w:w="4680"/>
-            <w:tcBorders>
-              <w:top w:val="single" w:color="000000" w:sz="6"/>
-              <w:left w:val="single" w:color="000000" w:sz="6"/>
-              <w:bottom w:val="single" w:color="000000" w:sz="6"/>
-              <w:right w:val="single" w:color="000000" w:sz="6"/>
-            </w:tcBorders>
-            <w:tcMar>
-              <w:top w:type="dxa" w:w="60"/>
-              <w:left w:type="dxa" w:w="90"/>
-              <w:bottom w:type="dxa" w:w="60"/>
-              <w:right w:type="dxa" w:w="90"/>
-            </w:tcMar>
-          </w:tcPr>
-          <w:p>
-            <w:r>
-              <w:rPr>
-                <w:rFonts w:ascii="Malgun Gothic" w:cs="Malgun Gothic" w:eastAsia="Malgun Gothic" w:hAnsi="Malgun Gothic"/>
-                <w:sz w:val="20"/>
-                <w:szCs w:val="20"/>
-              </w:rPr>
-              <w:t xml:space="preserve">냉시작 첫 fix 시간, 위성 수 / pDOP</w:t>
-            </w:r>
-          </w:p>
-        </w:tc>
-        <w:tc>
-          <w:tcPr>
-            <w:tcW w:type="dxa" w:w="1170"/>
-            <w:tcBorders>
-              <w:top w:val="single" w:color="000000" w:sz="6"/>
-              <w:left w:val="single" w:color="000000" w:sz="6"/>
-              <w:bottom w:val="single" w:color="000000" w:sz="6"/>
-              <w:right w:val="single" w:color="000000" w:sz="6"/>
-            </w:tcBorders>
-            <w:tcMar>
-              <w:top w:type="dxa" w:w="60"/>
-              <w:left w:type="dxa" w:w="90"/>
-              <w:bottom w:type="dxa" w:w="60"/>
-              <w:right w:type="dxa" w:w="90"/>
-            </w:tcMar>
-          </w:tcPr>
-          <w:p>
-            <w:r>
-              <w:rPr>
-                <w:rFonts w:ascii="Malgun Gothic" w:cs="Malgun Gothic" w:eastAsia="Malgun Gothic" w:hAnsi="Malgun Gothic"/>
-                <w:sz w:val="20"/>
-                <w:szCs w:val="20"/>
-              </w:rPr>
-              <w:t xml:space="preserve">Ⅲ-2.2</w:t>
-            </w:r>
-          </w:p>
-        </w:tc>
-        <w:tc>
-          <w:tcPr>
-            <w:tcW w:type="dxa" w:w="3510"/>
-            <w:tcBorders>
-              <w:top w:val="single" w:color="000000" w:sz="6"/>
-              <w:left w:val="single" w:color="000000" w:sz="6"/>
-              <w:bottom w:val="single" w:color="000000" w:sz="6"/>
-              <w:right w:val="single" w:color="000000" w:sz="6"/>
-            </w:tcBorders>
-            <w:tcMar>
-              <w:top w:type="dxa" w:w="60"/>
-              <w:left w:type="dxa" w:w="90"/>
-              <w:bottom w:type="dxa" w:w="60"/>
-              <w:right w:type="dxa" w:w="90"/>
-            </w:tcMar>
-          </w:tcPr>
-          <w:p>
-            <w:r>
-              <w:rPr>
-                <w:rFonts w:ascii="Malgun Gothic" w:cs="Malgun Gothic" w:eastAsia="Malgun Gothic" w:hAnsi="Malgun Gothic"/>
-                <w:sz w:val="20"/>
-                <w:szCs w:val="20"/>
-              </w:rPr>
-              <w:t xml:space="preserve">____</w:t>
-            </w:r>
-          </w:p>
-        </w:tc>
-      </w:tr>
-      <w:tr>
-        <w:tc>
-          <w:tcPr>
-            <w:tcW w:type="dxa" w:w="4680"/>
-            <w:tcBorders>
-              <w:top w:val="single" w:color="000000" w:sz="6"/>
-              <w:left w:val="single" w:color="000000" w:sz="6"/>
-              <w:bottom w:val="single" w:color="000000" w:sz="6"/>
-              <w:right w:val="single" w:color="000000" w:sz="6"/>
-            </w:tcBorders>
-            <w:tcMar>
-              <w:top w:type="dxa" w:w="60"/>
-              <w:left w:type="dxa" w:w="90"/>
-              <w:bottom w:type="dxa" w:w="60"/>
-              <w:right w:type="dxa" w:w="90"/>
-            </w:tcMar>
-          </w:tcPr>
-          <w:p>
-            <w:r>
-              <w:rPr>
-                <w:rFonts w:ascii="Malgun Gothic" w:cs="Malgun Gothic" w:eastAsia="Malgun Gothic" w:hAnsi="Malgun Gothic"/>
-                <w:sz w:val="20"/>
-                <w:szCs w:val="20"/>
-              </w:rPr>
-              <w:t xml:space="preserve">RTK on/off 위치 산포 비교 (정지 5분): FLOAT ____ m / FIXED ____ m</w:t>
-            </w:r>
-          </w:p>
-        </w:tc>
-        <w:tc>
-          <w:tcPr>
-            <w:tcW w:type="dxa" w:w="1170"/>
-            <w:tcBorders>
-              <w:top w:val="single" w:color="000000" w:sz="6"/>
-              <w:left w:val="single" w:color="000000" w:sz="6"/>
-              <w:bottom w:val="single" w:color="000000" w:sz="6"/>
-              <w:right w:val="single" w:color="000000" w:sz="6"/>
-            </w:tcBorders>
-            <w:tcMar>
-              <w:top w:type="dxa" w:w="60"/>
-              <w:left w:type="dxa" w:w="90"/>
-              <w:bottom w:type="dxa" w:w="60"/>
-              <w:right w:type="dxa" w:w="90"/>
-            </w:tcMar>
-          </w:tcPr>
-          <w:p>
-            <w:r>
-              <w:rPr>
-                <w:rFonts w:ascii="Malgun Gothic" w:cs="Malgun Gothic" w:eastAsia="Malgun Gothic" w:hAnsi="Malgun Gothic"/>
-                <w:sz w:val="20"/>
-                <w:szCs w:val="20"/>
-              </w:rPr>
-              <w:t xml:space="preserve">Ⅲ-2.2</w:t>
-            </w:r>
-          </w:p>
-        </w:tc>
-        <w:tc>
-          <w:tcPr>
-            <w:tcW w:type="dxa" w:w="3510"/>
-            <w:tcBorders>
-              <w:top w:val="single" w:color="000000" w:sz="6"/>
-              <w:left w:val="single" w:color="000000" w:sz="6"/>
-              <w:bottom w:val="single" w:color="000000" w:sz="6"/>
-              <w:right w:val="single" w:color="000000" w:sz="6"/>
-            </w:tcBorders>
-            <w:tcMar>
-              <w:top w:type="dxa" w:w="60"/>
-              <w:left w:type="dxa" w:w="90"/>
-              <w:bottom w:type="dxa" w:w="60"/>
-              <w:right w:type="dxa" w:w="90"/>
-            </w:tcMar>
-          </w:tcPr>
-          <w:p>
-            <w:r>
-              <w:rPr>
-                <w:rFonts w:ascii="Malgun Gothic" w:cs="Malgun Gothic" w:eastAsia="Malgun Gothic" w:hAnsi="Malgun Gothic"/>
-                <w:sz w:val="20"/>
-                <w:szCs w:val="20"/>
-              </w:rPr>
-              <w:t xml:space="preserve">____</w:t>
-            </w:r>
-          </w:p>
-        </w:tc>
-      </w:tr>
-      <w:tr>
-        <w:tc>
-          <w:tcPr>
-            <w:tcW w:type="dxa" w:w="4680"/>
-            <w:tcBorders>
-              <w:top w:val="single" w:color="000000" w:sz="6"/>
-              <w:left w:val="single" w:color="000000" w:sz="6"/>
-              <w:bottom w:val="single" w:color="000000" w:sz="6"/>
-              <w:right w:val="single" w:color="000000" w:sz="6"/>
-            </w:tcBorders>
-            <w:tcMar>
-              <w:top w:type="dxa" w:w="60"/>
-              <w:left w:type="dxa" w:w="90"/>
-              <w:bottom w:type="dxa" w:w="60"/>
-              <w:right w:type="dxa" w:w="90"/>
-            </w:tcMar>
-          </w:tcPr>
-          <w:p>
-            <w:r>
-              <w:rPr>
-                <w:rFonts w:ascii="Malgun Gothic" w:cs="Malgun Gothic" w:eastAsia="Malgun Gothic" w:hAnsi="Malgun Gothic"/>
-                <w:sz w:val="20"/>
-                <w:szCs w:val="20"/>
-              </w:rPr>
-              <w:t xml:space="preserve">웨이포인트 도착 오차 / 직선 구간 XTE (물 위)</w:t>
-            </w:r>
-          </w:p>
-        </w:tc>
-        <w:tc>
-          <w:tcPr>
-            <w:tcW w:type="dxa" w:w="1170"/>
-            <w:tcBorders>
-              <w:top w:val="single" w:color="000000" w:sz="6"/>
-              <w:left w:val="single" w:color="000000" w:sz="6"/>
-              <w:bottom w:val="single" w:color="000000" w:sz="6"/>
-              <w:right w:val="single" w:color="000000" w:sz="6"/>
-            </w:tcBorders>
-            <w:tcMar>
-              <w:top w:type="dxa" w:w="60"/>
-              <w:left w:type="dxa" w:w="90"/>
-              <w:bottom w:type="dxa" w:w="60"/>
-              <w:right w:type="dxa" w:w="90"/>
-            </w:tcMar>
-          </w:tcPr>
-          <w:p>
-            <w:r>
-              <w:rPr>
-                <w:rFonts w:ascii="Malgun Gothic" w:cs="Malgun Gothic" w:eastAsia="Malgun Gothic" w:hAnsi="Malgun Gothic"/>
-                <w:sz w:val="20"/>
-                <w:szCs w:val="20"/>
-              </w:rPr>
-              <w:t xml:space="preserve">Ⅲ-2.2</w:t>
-            </w:r>
-          </w:p>
-        </w:tc>
-        <w:tc>
-          <w:tcPr>
-            <w:tcW w:type="dxa" w:w="3510"/>
-            <w:tcBorders>
-              <w:top w:val="single" w:color="000000" w:sz="6"/>
-              <w:left w:val="single" w:color="000000" w:sz="6"/>
-              <w:bottom w:val="single" w:color="000000" w:sz="6"/>
-              <w:right w:val="single" w:color="000000" w:sz="6"/>
-            </w:tcBorders>
-            <w:tcMar>
-              <w:top w:type="dxa" w:w="60"/>
-              <w:left w:type="dxa" w:w="90"/>
-              <w:bottom w:type="dxa" w:w="60"/>
-              <w:right w:type="dxa" w:w="90"/>
-            </w:tcMar>
-          </w:tcPr>
-          <w:p>
-            <w:r>
-              <w:rPr>
-                <w:rFonts w:ascii="Malgun Gothic" w:cs="Malgun Gothic" w:eastAsia="Malgun Gothic" w:hAnsi="Malgun Gothic"/>
-                <w:sz w:val="20"/>
-                <w:szCs w:val="20"/>
-              </w:rPr>
-              <w:t xml:space="preserve">____</w:t>
-            </w:r>
-          </w:p>
-        </w:tc>
-      </w:tr>
-      <w:tr>
-        <w:tc>
-          <w:tcPr>
-            <w:tcW w:type="dxa" w:w="4680"/>
-            <w:tcBorders>
-              <w:top w:val="single" w:color="000000" w:sz="6"/>
-              <w:left w:val="single" w:color="000000" w:sz="6"/>
-              <w:bottom w:val="single" w:color="000000" w:sz="6"/>
-              <w:right w:val="single" w:color="000000" w:sz="6"/>
-            </w:tcBorders>
-            <w:tcMar>
-              <w:top w:type="dxa" w:w="60"/>
-              <w:left w:type="dxa" w:w="90"/>
-              <w:bottom w:type="dxa" w:w="60"/>
-              <w:right w:type="dxa" w:w="90"/>
-            </w:tcMar>
-          </w:tcPr>
-          <w:p>
-            <w:r>
-              <w:rPr>
-                <w:rFonts w:ascii="Malgun Gothic" w:cs="Malgun Gothic" w:eastAsia="Malgun Gothic" w:hAnsi="Malgun Gothic"/>
-                <w:sz w:val="20"/>
-                <w:szCs w:val="20"/>
-              </w:rPr>
-              <w:t xml:space="preserve">대회장 웨이포인트·경계 좌표 녹화</w:t>
-            </w:r>
-          </w:p>
-        </w:tc>
-        <w:tc>
-          <w:tcPr>
-            <w:tcW w:type="dxa" w:w="1170"/>
-            <w:tcBorders>
-              <w:top w:val="single" w:color="000000" w:sz="6"/>
-              <w:left w:val="single" w:color="000000" w:sz="6"/>
-              <w:bottom w:val="single" w:color="000000" w:sz="6"/>
-              <w:right w:val="single" w:color="000000" w:sz="6"/>
-            </w:tcBorders>
-            <w:tcMar>
-              <w:top w:type="dxa" w:w="60"/>
-              <w:left w:type="dxa" w:w="90"/>
-              <w:bottom w:type="dxa" w:w="60"/>
-              <w:right w:type="dxa" w:w="90"/>
-            </w:tcMar>
-          </w:tcPr>
-          <w:p>
-            <w:r>
-              <w:rPr>
-                <w:rFonts w:ascii="Malgun Gothic" w:cs="Malgun Gothic" w:eastAsia="Malgun Gothic" w:hAnsi="Malgun Gothic"/>
-                <w:sz w:val="20"/>
-                <w:szCs w:val="20"/>
-              </w:rPr>
-              <w:t xml:space="preserve">Ⅲ-2.2</w:t>
-            </w:r>
-          </w:p>
-        </w:tc>
-        <w:tc>
-          <w:tcPr>
-            <w:tcW w:type="dxa" w:w="3510"/>
-            <w:tcBorders>
-              <w:top w:val="single" w:color="000000" w:sz="6"/>
-              <w:left w:val="single" w:color="000000" w:sz="6"/>
-              <w:bottom w:val="single" w:color="000000" w:sz="6"/>
-              <w:right w:val="single" w:color="000000" w:sz="6"/>
-            </w:tcBorders>
-            <w:tcMar>
-              <w:top w:type="dxa" w:w="60"/>
-              <w:left w:type="dxa" w:w="90"/>
-              <w:bottom w:type="dxa" w:w="60"/>
-              <w:right w:type="dxa" w:w="90"/>
-            </w:tcMar>
-          </w:tcPr>
-          <w:p>
-            <w:r>
-              <w:rPr>
-                <w:rFonts w:ascii="Malgun Gothic" w:cs="Malgun Gothic" w:eastAsia="Malgun Gothic" w:hAnsi="Malgun Gothic"/>
-                <w:sz w:val="20"/>
-                <w:szCs w:val="20"/>
-              </w:rPr>
-              <w:t xml:space="preserve">____</w:t>
-            </w:r>
-          </w:p>
-        </w:tc>
-      </w:tr>
-      <w:tr>
-        <w:tc>
-          <w:tcPr>
-            <w:tcW w:type="dxa" w:w="4680"/>
-            <w:tcBorders>
-              <w:top w:val="single" w:color="000000" w:sz="6"/>
-              <w:left w:val="single" w:color="000000" w:sz="6"/>
-              <w:bottom w:val="single" w:color="000000" w:sz="6"/>
-              <w:right w:val="single" w:color="000000" w:sz="6"/>
-            </w:tcBorders>
-            <w:tcMar>
-              <w:top w:type="dxa" w:w="60"/>
-              <w:left w:type="dxa" w:w="90"/>
-              <w:bottom w:type="dxa" w:w="60"/>
-              <w:right w:type="dxa" w:w="90"/>
-            </w:tcMar>
-          </w:tcPr>
-          <w:p>
-            <w:r>
-              <w:rPr>
-                <w:rFonts w:ascii="Malgun Gothic" w:cs="Malgun Gothic" w:eastAsia="Malgun Gothic" w:hAnsi="Malgun Gothic"/>
-                <w:sz w:val="20"/>
-                <w:szCs w:val="20"/>
-              </w:rPr>
-              <w:t xml:space="preserve">LiDAR 정면(80°)–선수 정렬, 부표 탐지 최대거리</w:t>
-            </w:r>
-          </w:p>
-        </w:tc>
-        <w:tc>
-          <w:tcPr>
-            <w:tcW w:type="dxa" w:w="1170"/>
-            <w:tcBorders>
-              <w:top w:val="single" w:color="000000" w:sz="6"/>
-              <w:left w:val="single" w:color="000000" w:sz="6"/>
-              <w:bottom w:val="single" w:color="000000" w:sz="6"/>
-              <w:right w:val="single" w:color="000000" w:sz="6"/>
-            </w:tcBorders>
-            <w:tcMar>
-              <w:top w:type="dxa" w:w="60"/>
-              <w:left w:type="dxa" w:w="90"/>
-              <w:bottom w:type="dxa" w:w="60"/>
-              <w:right w:type="dxa" w:w="90"/>
-            </w:tcMar>
-          </w:tcPr>
-          <w:p>
-            <w:r>
-              <w:rPr>
-                <w:rFonts w:ascii="Malgun Gothic" w:cs="Malgun Gothic" w:eastAsia="Malgun Gothic" w:hAnsi="Malgun Gothic"/>
-                <w:sz w:val="20"/>
-                <w:szCs w:val="20"/>
-              </w:rPr>
-              <w:t xml:space="preserve">Ⅲ-2.3</w:t>
-            </w:r>
-          </w:p>
-        </w:tc>
-        <w:tc>
-          <w:tcPr>
-            <w:tcW w:type="dxa" w:w="3510"/>
-            <w:tcBorders>
-              <w:top w:val="single" w:color="000000" w:sz="6"/>
-              <w:left w:val="single" w:color="000000" w:sz="6"/>
-              <w:bottom w:val="single" w:color="000000" w:sz="6"/>
-              <w:right w:val="single" w:color="000000" w:sz="6"/>
-            </w:tcBorders>
-            <w:tcMar>
-              <w:top w:type="dxa" w:w="60"/>
-              <w:left w:type="dxa" w:w="90"/>
-              <w:bottom w:type="dxa" w:w="60"/>
-              <w:right w:type="dxa" w:w="90"/>
-            </w:tcMar>
-          </w:tcPr>
-          <w:p>
-            <w:r>
-              <w:rPr>
-                <w:rFonts w:ascii="Malgun Gothic" w:cs="Malgun Gothic" w:eastAsia="Malgun Gothic" w:hAnsi="Malgun Gothic"/>
-                <w:sz w:val="20"/>
-                <w:szCs w:val="20"/>
-              </w:rPr>
-              <w:t xml:space="preserve">____</w:t>
-            </w:r>
-          </w:p>
-        </w:tc>
-      </w:tr>
-      <w:tr>
-        <w:tc>
-          <w:tcPr>
-            <w:tcW w:type="dxa" w:w="4680"/>
-            <w:tcBorders>
-              <w:top w:val="single" w:color="000000" w:sz="6"/>
-              <w:left w:val="single" w:color="000000" w:sz="6"/>
-              <w:bottom w:val="single" w:color="000000" w:sz="6"/>
-              <w:right w:val="single" w:color="000000" w:sz="6"/>
-            </w:tcBorders>
-            <w:tcMar>
-              <w:top w:type="dxa" w:w="60"/>
-              <w:left w:type="dxa" w:w="90"/>
-              <w:bottom w:type="dxa" w:w="60"/>
-              <w:right w:type="dxa" w:w="90"/>
-            </w:tcMar>
-          </w:tcPr>
-          <w:p>
-            <w:r>
-              <w:rPr>
-                <w:rFonts w:ascii="Malgun Gothic" w:cs="Malgun Gothic" w:eastAsia="Malgun Gothic" w:hAnsi="Malgun Gothic"/>
-                <w:sz w:val="20"/>
-                <w:szCs w:val="20"/>
-              </w:rPr>
-              <w:t xml:space="preserve">수면 반사·물보라 오탐: </w:t>
-            </w:r>
-            <w:r>
-              <w:rPr>
-                <w:rFonts w:ascii="Consolas" w:cs="Consolas" w:eastAsia="Consolas" w:hAnsi="Consolas"/>
-                <w:sz w:val="18"/>
-                <w:szCs w:val="18"/>
-              </w:rPr>
-              <w:t xml:space="preserve">/obstacle_reject_count</w:t>
-            </w:r>
-            <w:r>
-              <w:rPr>
-                <w:rFonts w:ascii="Malgun Gothic" w:cs="Malgun Gothic" w:eastAsia="Malgun Gothic" w:hAnsi="Malgun Gothic"/>
-                <w:sz w:val="20"/>
-                <w:szCs w:val="20"/>
-              </w:rPr>
-              <w:t xml:space="preserve"> (야외 rosbag)</w:t>
-            </w:r>
-          </w:p>
-        </w:tc>
-        <w:tc>
-          <w:tcPr>
-            <w:tcW w:type="dxa" w:w="1170"/>
-            <w:tcBorders>
-              <w:top w:val="single" w:color="000000" w:sz="6"/>
-              <w:left w:val="single" w:color="000000" w:sz="6"/>
-              <w:bottom w:val="single" w:color="000000" w:sz="6"/>
-              <w:right w:val="single" w:color="000000" w:sz="6"/>
-            </w:tcBorders>
-            <w:tcMar>
-              <w:top w:type="dxa" w:w="60"/>
-              <w:left w:type="dxa" w:w="90"/>
-              <w:bottom w:type="dxa" w:w="60"/>
-              <w:right w:type="dxa" w:w="90"/>
-            </w:tcMar>
-          </w:tcPr>
-          <w:p>
-            <w:r>
-              <w:rPr>
-                <w:rFonts w:ascii="Malgun Gothic" w:cs="Malgun Gothic" w:eastAsia="Malgun Gothic" w:hAnsi="Malgun Gothic"/>
-                <w:sz w:val="20"/>
-                <w:szCs w:val="20"/>
-              </w:rPr>
-              <w:t xml:space="preserve">Ⅲ-2.3</w:t>
-            </w:r>
-          </w:p>
-        </w:tc>
-        <w:tc>
-          <w:tcPr>
-            <w:tcW w:type="dxa" w:w="3510"/>
-            <w:tcBorders>
-              <w:top w:val="single" w:color="000000" w:sz="6"/>
-              <w:left w:val="single" w:color="000000" w:sz="6"/>
-              <w:bottom w:val="single" w:color="000000" w:sz="6"/>
-              <w:right w:val="single" w:color="000000" w:sz="6"/>
-            </w:tcBorders>
-            <w:tcMar>
-              <w:top w:type="dxa" w:w="60"/>
-              <w:left w:type="dxa" w:w="90"/>
-              <w:bottom w:type="dxa" w:w="60"/>
-              <w:right w:type="dxa" w:w="90"/>
-            </w:tcMar>
-          </w:tcPr>
-          <w:p>
-            <w:r>
-              <w:rPr>
-                <w:rFonts w:ascii="Malgun Gothic" w:cs="Malgun Gothic" w:eastAsia="Malgun Gothic" w:hAnsi="Malgun Gothic"/>
-                <w:sz w:val="20"/>
-                <w:szCs w:val="20"/>
-              </w:rPr>
-              <w:t xml:space="preserve">____ 회/분</w:t>
-            </w:r>
-          </w:p>
-        </w:tc>
-      </w:tr>
-      <w:tr>
-        <w:tc>
-          <w:tcPr>
-            <w:tcW w:type="dxa" w:w="4680"/>
-            <w:tcBorders>
-              <w:top w:val="single" w:color="000000" w:sz="6"/>
-              <w:left w:val="single" w:color="000000" w:sz="6"/>
-              <w:bottom w:val="single" w:color="000000" w:sz="6"/>
-              <w:right w:val="single" w:color="000000" w:sz="6"/>
-            </w:tcBorders>
-            <w:tcMar>
-              <w:top w:type="dxa" w:w="60"/>
-              <w:left w:type="dxa" w:w="90"/>
-              <w:bottom w:type="dxa" w:w="60"/>
-              <w:right w:type="dxa" w:w="90"/>
-            </w:tcMar>
-          </w:tcPr>
-          <w:p>
-            <w:r>
-              <w:rPr>
-                <w:rFonts w:ascii="Malgun Gothic" w:cs="Malgun Gothic" w:eastAsia="Malgun Gothic" w:hAnsi="Malgun Gothic"/>
-                <w:sz w:val="20"/>
-                <w:szCs w:val="20"/>
-              </w:rPr>
-              <w:t xml:space="preserve">1 m 안팎 게이트 통과 성공률 (수조)</w:t>
-            </w:r>
-          </w:p>
-        </w:tc>
-        <w:tc>
-          <w:tcPr>
-            <w:tcW w:type="dxa" w:w="1170"/>
-            <w:tcBorders>
-              <w:top w:val="single" w:color="000000" w:sz="6"/>
-              <w:left w:val="single" w:color="000000" w:sz="6"/>
-              <w:bottom w:val="single" w:color="000000" w:sz="6"/>
-              <w:right w:val="single" w:color="000000" w:sz="6"/>
-            </w:tcBorders>
-            <w:tcMar>
-              <w:top w:type="dxa" w:w="60"/>
-              <w:left w:type="dxa" w:w="90"/>
-              <w:bottom w:type="dxa" w:w="60"/>
-              <w:right w:type="dxa" w:w="90"/>
-            </w:tcMar>
-          </w:tcPr>
-          <w:p>
-            <w:r>
-              <w:rPr>
-                <w:rFonts w:ascii="Malgun Gothic" w:cs="Malgun Gothic" w:eastAsia="Malgun Gothic" w:hAnsi="Malgun Gothic"/>
-                <w:sz w:val="20"/>
-                <w:szCs w:val="20"/>
-              </w:rPr>
-              <w:t xml:space="preserve">Ⅲ-4.4</w:t>
-            </w:r>
-          </w:p>
-        </w:tc>
-        <w:tc>
-          <w:tcPr>
-            <w:tcW w:type="dxa" w:w="3510"/>
-            <w:tcBorders>
-              <w:top w:val="single" w:color="000000" w:sz="6"/>
-              <w:left w:val="single" w:color="000000" w:sz="6"/>
-              <w:bottom w:val="single" w:color="000000" w:sz="6"/>
-              <w:right w:val="single" w:color="000000" w:sz="6"/>
-            </w:tcBorders>
-            <w:tcMar>
-              <w:top w:type="dxa" w:w="60"/>
-              <w:left w:type="dxa" w:w="90"/>
-              <w:bottom w:type="dxa" w:w="60"/>
-              <w:right w:type="dxa" w:w="90"/>
-            </w:tcMar>
-          </w:tcPr>
-          <w:p>
-            <w:r>
-              <w:rPr>
-                <w:rFonts w:ascii="Malgun Gothic" w:cs="Malgun Gothic" w:eastAsia="Malgun Gothic" w:hAnsi="Malgun Gothic"/>
-                <w:sz w:val="20"/>
-                <w:szCs w:val="20"/>
-              </w:rPr>
-              <w:t xml:space="preserve">____</w:t>
-            </w:r>
-          </w:p>
-        </w:tc>
-      </w:tr>
-      <w:tr>
-        <w:tc>
-          <w:tcPr>
-            <w:tcW w:type="dxa" w:w="4680"/>
-            <w:tcBorders>
-              <w:top w:val="single" w:color="000000" w:sz="6"/>
-              <w:left w:val="single" w:color="000000" w:sz="6"/>
-              <w:bottom w:val="single" w:color="000000" w:sz="6"/>
-              <w:right w:val="single" w:color="000000" w:sz="6"/>
-            </w:tcBorders>
-            <w:tcMar>
-              <w:top w:type="dxa" w:w="60"/>
-              <w:left w:type="dxa" w:w="90"/>
-              <w:bottom w:type="dxa" w:w="60"/>
-              <w:right w:type="dxa" w:w="90"/>
-            </w:tcMar>
-          </w:tcPr>
-          <w:p>
-            <w:r>
-              <w:rPr>
-                <w:rFonts w:ascii="Malgun Gothic" w:cs="Malgun Gothic" w:eastAsia="Malgun Gothic" w:hAnsi="Malgun Gothic"/>
-                <w:sz w:val="20"/>
-                <w:szCs w:val="20"/>
-              </w:rPr>
-              <w:t xml:space="preserve">혼동행렬: 야외 부표 영상 (2/5/8 m, 순광·역광) 색별 정탐/오탐 — 임계값은 이 수치로 정한다</w:t>
-            </w:r>
-          </w:p>
-        </w:tc>
-        <w:tc>
-          <w:tcPr>
-            <w:tcW w:type="dxa" w:w="1170"/>
-            <w:tcBorders>
-              <w:top w:val="single" w:color="000000" w:sz="6"/>
-              <w:left w:val="single" w:color="000000" w:sz="6"/>
-              <w:bottom w:val="single" w:color="000000" w:sz="6"/>
-              <w:right w:val="single" w:color="000000" w:sz="6"/>
-            </w:tcBorders>
-            <w:tcMar>
-              <w:top w:type="dxa" w:w="60"/>
-              <w:left w:type="dxa" w:w="90"/>
-              <w:bottom w:type="dxa" w:w="60"/>
-              <w:right w:type="dxa" w:w="90"/>
-            </w:tcMar>
-          </w:tcPr>
-          <w:p>
-            <w:r>
-              <w:rPr>
-                <w:rFonts w:ascii="Malgun Gothic" w:cs="Malgun Gothic" w:eastAsia="Malgun Gothic" w:hAnsi="Malgun Gothic"/>
-                <w:sz w:val="20"/>
-                <w:szCs w:val="20"/>
-              </w:rPr>
-              <w:t xml:space="preserve">Ⅲ-2.4</w:t>
-            </w:r>
-          </w:p>
-        </w:tc>
-        <w:tc>
-          <w:tcPr>
-            <w:tcW w:type="dxa" w:w="3510"/>
-            <w:tcBorders>
-              <w:top w:val="single" w:color="000000" w:sz="6"/>
-              <w:left w:val="single" w:color="000000" w:sz="6"/>
-              <w:bottom w:val="single" w:color="000000" w:sz="6"/>
-              <w:right w:val="single" w:color="000000" w:sz="6"/>
-            </w:tcBorders>
-            <w:tcMar>
-              <w:top w:type="dxa" w:w="60"/>
-              <w:left w:type="dxa" w:w="90"/>
-              <w:bottom w:type="dxa" w:w="60"/>
-              <w:right w:type="dxa" w:w="90"/>
-            </w:tcMar>
-          </w:tcPr>
-          <w:p>
-            <w:r>
-              <w:rPr>
-                <w:rFonts w:ascii="Malgun Gothic" w:cs="Malgun Gothic" w:eastAsia="Malgun Gothic" w:hAnsi="Malgun Gothic"/>
-                <w:sz w:val="20"/>
-                <w:szCs w:val="20"/>
-              </w:rPr>
-              <w:t xml:space="preserve">____ 프레임 / ____</w:t>
-            </w:r>
-          </w:p>
-        </w:tc>
-      </w:tr>
-      <w:tr>
-        <w:tc>
-          <w:tcPr>
-            <w:tcW w:type="dxa" w:w="4680"/>
-            <w:tcBorders>
-              <w:top w:val="single" w:color="000000" w:sz="6"/>
-              <w:left w:val="single" w:color="000000" w:sz="6"/>
-              <w:bottom w:val="single" w:color="000000" w:sz="6"/>
-              <w:right w:val="single" w:color="000000" w:sz="6"/>
-            </w:tcBorders>
-            <w:tcMar>
-              <w:top w:type="dxa" w:w="60"/>
-              <w:left w:type="dxa" w:w="90"/>
-              <w:bottom w:type="dxa" w:w="60"/>
-              <w:right w:type="dxa" w:w="90"/>
-            </w:tcMar>
-          </w:tcPr>
-          <w:p>
-            <w:r>
-              <w:rPr>
-                <w:rFonts w:ascii="Malgun Gothic" w:cs="Malgun Gothic" w:eastAsia="Malgun Gothic" w:hAnsi="Malgun Gothic"/>
-                <w:sz w:val="20"/>
-                <w:szCs w:val="20"/>
-              </w:rPr>
-              <w:t xml:space="preserve">야외 HSV 확정값, OAK 실측 </w:t>
-            </w:r>
-            <w:r>
-              <w:rPr>
-                <w:rFonts w:ascii="Consolas" w:cs="Consolas" w:eastAsia="Consolas" w:hAnsi="Consolas"/>
-                <w:sz w:val="18"/>
-                <w:szCs w:val="18"/>
-              </w:rPr>
-              <w:t xml:space="preserve">hfov_deg</w:t>
-            </w:r>
-          </w:p>
-        </w:tc>
-        <w:tc>
-          <w:tcPr>
-            <w:tcW w:type="dxa" w:w="1170"/>
-            <w:tcBorders>
-              <w:top w:val="single" w:color="000000" w:sz="6"/>
-              <w:left w:val="single" w:color="000000" w:sz="6"/>
-              <w:bottom w:val="single" w:color="000000" w:sz="6"/>
-              <w:right w:val="single" w:color="000000" w:sz="6"/>
-            </w:tcBorders>
-            <w:tcMar>
-              <w:top w:type="dxa" w:w="60"/>
-              <w:left w:type="dxa" w:w="90"/>
-              <w:bottom w:type="dxa" w:w="60"/>
-              <w:right w:type="dxa" w:w="90"/>
-            </w:tcMar>
-          </w:tcPr>
-          <w:p>
-            <w:r>
-              <w:rPr>
-                <w:rFonts w:ascii="Malgun Gothic" w:cs="Malgun Gothic" w:eastAsia="Malgun Gothic" w:hAnsi="Malgun Gothic"/>
-                <w:sz w:val="20"/>
-                <w:szCs w:val="20"/>
-              </w:rPr>
-              <w:t xml:space="preserve">Ⅲ-2.4</w:t>
-            </w:r>
-          </w:p>
-        </w:tc>
-        <w:tc>
-          <w:tcPr>
-            <w:tcW w:type="dxa" w:w="3510"/>
-            <w:tcBorders>
-              <w:top w:val="single" w:color="000000" w:sz="6"/>
-              <w:left w:val="single" w:color="000000" w:sz="6"/>
-              <w:bottom w:val="single" w:color="000000" w:sz="6"/>
-              <w:right w:val="single" w:color="000000" w:sz="6"/>
-            </w:tcBorders>
-            <w:tcMar>
-              <w:top w:type="dxa" w:w="60"/>
-              <w:left w:type="dxa" w:w="90"/>
-              <w:bottom w:type="dxa" w:w="60"/>
-              <w:right w:type="dxa" w:w="90"/>
-            </w:tcMar>
-          </w:tcPr>
-          <w:p>
-            <w:r>
-              <w:rPr>
-                <w:rFonts w:ascii="Malgun Gothic" w:cs="Malgun Gothic" w:eastAsia="Malgun Gothic" w:hAnsi="Malgun Gothic"/>
-                <w:sz w:val="20"/>
-                <w:szCs w:val="20"/>
-              </w:rPr>
-              <w:t xml:space="preserve">____</w:t>
-            </w:r>
-          </w:p>
-        </w:tc>
-      </w:tr>
-      <w:tr>
-        <w:tc>
-          <w:tcPr>
-            <w:tcW w:type="dxa" w:w="4680"/>
-            <w:tcBorders>
-              <w:top w:val="single" w:color="000000" w:sz="6"/>
-              <w:left w:val="single" w:color="000000" w:sz="6"/>
-              <w:bottom w:val="single" w:color="000000" w:sz="6"/>
-              <w:right w:val="single" w:color="000000" w:sz="6"/>
-            </w:tcBorders>
-            <w:tcMar>
-              <w:top w:type="dxa" w:w="60"/>
-              <w:left w:type="dxa" w:w="90"/>
-              <w:bottom w:type="dxa" w:w="60"/>
-              <w:right w:type="dxa" w:w="90"/>
-            </w:tcMar>
-          </w:tcPr>
-          <w:p>
-            <w:r>
-              <w:rPr>
-                <w:rFonts w:ascii="Malgun Gothic" w:cs="Malgun Gothic" w:eastAsia="Malgun Gothic" w:hAnsi="Malgun Gothic"/>
-                <w:sz w:val="20"/>
-                <w:szCs w:val="20"/>
-              </w:rPr>
-              <w:t xml:space="preserve">도크 표식 형상×색 혼동행렬 (</w:t>
-            </w:r>
-            <w:r>
-              <w:rPr>
-                <w:rFonts w:ascii="Consolas" w:cs="Consolas" w:eastAsia="Consolas" w:hAnsi="Consolas"/>
-                <w:sz w:val="18"/>
-                <w:szCs w:val="18"/>
-              </w:rPr>
-              <w:t xml:space="preserve">dock_eval.py --bag</w:t>
-            </w:r>
-            <w:r>
-              <w:rPr>
-                <w:rFonts w:ascii="Malgun Gothic" w:cs="Malgun Gothic" w:eastAsia="Malgun Gothic" w:hAnsi="Malgun Gothic"/>
-                <w:sz w:val="20"/>
-                <w:szCs w:val="20"/>
-              </w:rPr>
-              <w:t xml:space="preserve">)</w:t>
-            </w:r>
-          </w:p>
-        </w:tc>
-        <w:tc>
-          <w:tcPr>
-            <w:tcW w:type="dxa" w:w="1170"/>
-            <w:tcBorders>
-              <w:top w:val="single" w:color="000000" w:sz="6"/>
-              <w:left w:val="single" w:color="000000" w:sz="6"/>
-              <w:bottom w:val="single" w:color="000000" w:sz="6"/>
-              <w:right w:val="single" w:color="000000" w:sz="6"/>
-            </w:tcBorders>
-            <w:tcMar>
-              <w:top w:type="dxa" w:w="60"/>
-              <w:left w:type="dxa" w:w="90"/>
-              <w:bottom w:type="dxa" w:w="60"/>
-              <w:right w:type="dxa" w:w="90"/>
-            </w:tcMar>
-          </w:tcPr>
-          <w:p>
-            <w:r>
-              <w:rPr>
-                <w:rFonts w:ascii="Malgun Gothic" w:cs="Malgun Gothic" w:eastAsia="Malgun Gothic" w:hAnsi="Malgun Gothic"/>
-                <w:sz w:val="20"/>
-                <w:szCs w:val="20"/>
-              </w:rPr>
-              <w:t xml:space="preserve">Ⅲ-4.5</w:t>
-            </w:r>
-          </w:p>
-        </w:tc>
-        <w:tc>
-          <w:tcPr>
-            <w:tcW w:type="dxa" w:w="3510"/>
-            <w:tcBorders>
-              <w:top w:val="single" w:color="000000" w:sz="6"/>
-              <w:left w:val="single" w:color="000000" w:sz="6"/>
-              <w:bottom w:val="single" w:color="000000" w:sz="6"/>
-              <w:right w:val="single" w:color="000000" w:sz="6"/>
-            </w:tcBorders>
-            <w:tcMar>
-              <w:top w:type="dxa" w:w="60"/>
-              <w:left w:type="dxa" w:w="90"/>
-              <w:bottom w:type="dxa" w:w="60"/>
-              <w:right w:type="dxa" w:w="90"/>
-            </w:tcMar>
-          </w:tcPr>
-          <w:p>
-            <w:r>
-              <w:rPr>
-                <w:rFonts w:ascii="Malgun Gothic" w:cs="Malgun Gothic" w:eastAsia="Malgun Gothic" w:hAnsi="Malgun Gothic"/>
-                <w:sz w:val="20"/>
-                <w:szCs w:val="20"/>
-              </w:rPr>
-              <w:t xml:space="preserve">____</w:t>
-            </w:r>
-          </w:p>
-        </w:tc>
-      </w:tr>
-      <w:tr>
-        <w:tc>
-          <w:tcPr>
-            <w:tcW w:type="dxa" w:w="4680"/>
-            <w:tcBorders>
-              <w:top w:val="single" w:color="000000" w:sz="6"/>
-              <w:left w:val="single" w:color="000000" w:sz="6"/>
-              <w:bottom w:val="single" w:color="000000" w:sz="6"/>
-              <w:right w:val="single" w:color="000000" w:sz="6"/>
-            </w:tcBorders>
-            <w:tcMar>
-              <w:top w:type="dxa" w:w="60"/>
-              <w:left w:type="dxa" w:w="90"/>
-              <w:bottom w:type="dxa" w:w="60"/>
-              <w:right w:type="dxa" w:w="90"/>
-            </w:tcMar>
-          </w:tcPr>
-          <w:p>
-            <w:r>
-              <w:rPr>
-                <w:rFonts w:ascii="Malgun Gothic" w:cs="Malgun Gothic" w:eastAsia="Malgun Gothic" w:hAnsi="Malgun Gothic"/>
-                <w:sz w:val="20"/>
-                <w:szCs w:val="20"/>
-              </w:rPr>
-              <w:t xml:space="preserve">steer_invert 확정 (물 위 첫 시험)</w:t>
-            </w:r>
-          </w:p>
-        </w:tc>
-        <w:tc>
-          <w:tcPr>
-            <w:tcW w:type="dxa" w:w="1170"/>
-            <w:tcBorders>
-              <w:top w:val="single" w:color="000000" w:sz="6"/>
-              <w:left w:val="single" w:color="000000" w:sz="6"/>
-              <w:bottom w:val="single" w:color="000000" w:sz="6"/>
-              <w:right w:val="single" w:color="000000" w:sz="6"/>
-            </w:tcBorders>
-            <w:tcMar>
-              <w:top w:type="dxa" w:w="60"/>
-              <w:left w:type="dxa" w:w="90"/>
-              <w:bottom w:type="dxa" w:w="60"/>
-              <w:right w:type="dxa" w:w="90"/>
-            </w:tcMar>
-          </w:tcPr>
-          <w:p>
-            <w:r>
-              <w:rPr>
-                <w:rFonts w:ascii="Malgun Gothic" w:cs="Malgun Gothic" w:eastAsia="Malgun Gothic" w:hAnsi="Malgun Gothic"/>
-                <w:sz w:val="20"/>
-                <w:szCs w:val="20"/>
-              </w:rPr>
-              <w:t xml:space="preserve">Ⅲ-4.6</w:t>
-            </w:r>
-          </w:p>
-        </w:tc>
-        <w:tc>
-          <w:tcPr>
-            <w:tcW w:type="dxa" w:w="3510"/>
-            <w:tcBorders>
-              <w:top w:val="single" w:color="000000" w:sz="6"/>
-              <w:left w:val="single" w:color="000000" w:sz="6"/>
-              <w:bottom w:val="single" w:color="000000" w:sz="6"/>
-              <w:right w:val="single" w:color="000000" w:sz="6"/>
-            </w:tcBorders>
-            <w:tcMar>
-              <w:top w:type="dxa" w:w="60"/>
-              <w:left w:type="dxa" w:w="90"/>
-              <w:bottom w:type="dxa" w:w="60"/>
-              <w:right w:type="dxa" w:w="90"/>
-            </w:tcMar>
-          </w:tcPr>
-          <w:p>
-            <w:r>
-              <w:rPr>
-                <w:rFonts w:ascii="Malgun Gothic" w:cs="Malgun Gothic" w:eastAsia="Malgun Gothic" w:hAnsi="Malgun Gothic"/>
-                <w:sz w:val="20"/>
-                <w:szCs w:val="20"/>
-              </w:rPr>
-              <w:t xml:space="preserve">____</w:t>
-            </w:r>
-          </w:p>
-        </w:tc>
-      </w:tr>
-      <w:tr>
-        <w:tc>
-          <w:tcPr>
-            <w:tcW w:type="dxa" w:w="4680"/>
-            <w:tcBorders>
-              <w:top w:val="single" w:color="000000" w:sz="6"/>
-              <w:left w:val="single" w:color="000000" w:sz="6"/>
-              <w:bottom w:val="single" w:color="000000" w:sz="6"/>
-              <w:right w:val="single" w:color="000000" w:sz="6"/>
-            </w:tcBorders>
-            <w:tcMar>
-              <w:top w:type="dxa" w:w="60"/>
-              <w:left w:type="dxa" w:w="90"/>
-              <w:bottom w:type="dxa" w:w="60"/>
-              <w:right w:type="dxa" w:w="90"/>
-            </w:tcMar>
-          </w:tcPr>
-          <w:p>
-            <w:r>
-              <w:rPr>
-                <w:rFonts w:ascii="Malgun Gothic" w:cs="Malgun Gothic" w:eastAsia="Malgun Gothic" w:hAnsi="Malgun Gothic"/>
-                <w:sz w:val="20"/>
-                <w:szCs w:val="20"/>
-              </w:rPr>
-              <w:t xml:space="preserve">물 위 페일세이프 전이·오탐</w:t>
-            </w:r>
-          </w:p>
-        </w:tc>
-        <w:tc>
-          <w:tcPr>
-            <w:tcW w:type="dxa" w:w="1170"/>
-            <w:tcBorders>
-              <w:top w:val="single" w:color="000000" w:sz="6"/>
-              <w:left w:val="single" w:color="000000" w:sz="6"/>
-              <w:bottom w:val="single" w:color="000000" w:sz="6"/>
-              <w:right w:val="single" w:color="000000" w:sz="6"/>
-            </w:tcBorders>
-            <w:tcMar>
-              <w:top w:type="dxa" w:w="60"/>
-              <w:left w:type="dxa" w:w="90"/>
-              <w:bottom w:type="dxa" w:w="60"/>
-              <w:right w:type="dxa" w:w="90"/>
-            </w:tcMar>
-          </w:tcPr>
-          <w:p>
-            <w:r>
-              <w:rPr>
-                <w:rFonts w:ascii="Malgun Gothic" w:cs="Malgun Gothic" w:eastAsia="Malgun Gothic" w:hAnsi="Malgun Gothic"/>
-                <w:sz w:val="20"/>
-                <w:szCs w:val="20"/>
-              </w:rPr>
-              <w:t xml:space="preserve">Ⅲ-5</w:t>
-            </w:r>
-          </w:p>
-        </w:tc>
-        <w:tc>
-          <w:tcPr>
-            <w:tcW w:type="dxa" w:w="3510"/>
-            <w:tcBorders>
-              <w:top w:val="single" w:color="000000" w:sz="6"/>
-              <w:left w:val="single" w:color="000000" w:sz="6"/>
-              <w:bottom w:val="single" w:color="000000" w:sz="6"/>
-              <w:right w:val="single" w:color="000000" w:sz="6"/>
-            </w:tcBorders>
-            <w:tcMar>
-              <w:top w:type="dxa" w:w="60"/>
-              <w:left w:type="dxa" w:w="90"/>
-              <w:bottom w:type="dxa" w:w="60"/>
-              <w:right w:type="dxa" w:w="90"/>
-            </w:tcMar>
-          </w:tcPr>
-          <w:p>
-            <w:r>
-              <w:rPr>
-                <w:rFonts w:ascii="Malgun Gothic" w:cs="Malgun Gothic" w:eastAsia="Malgun Gothic" w:hAnsi="Malgun Gothic"/>
-                <w:sz w:val="20"/>
-                <w:szCs w:val="20"/>
-              </w:rPr>
-              <w:t xml:space="preserve">____</w:t>
-            </w:r>
-          </w:p>
-        </w:tc>
-      </w:tr>
-    </w:tbl>
-    <w:p>
-      <w:pPr>
-        <w:spacing w:after="60"/>
-      </w:pPr>
-      <w:r>
-        <w:rPr>
-          <w:rFonts w:ascii="Malgun Gothic" w:cs="Malgun Gothic" w:eastAsia="Malgun Gothic" w:hAnsi="Malgun Gothic"/>
-          <w:sz w:val="20"/>
-          <w:szCs w:val="20"/>
-        </w:rPr>
-        <w:t xml:space="preserve"/>
-      </w:r>
-    </w:p>
-    <w:p>
-      <w:pPr>
-        <w:spacing w:after="100" w:line="300"/>
-      </w:pPr>
-      <w:r>
-        <w:rPr>
-          <w:rFonts w:ascii="Malgun Gothic" w:cs="Malgun Gothic" w:eastAsia="Malgun Gothic" w:hAnsi="Malgun Gothic"/>
-          <w:sz w:val="20"/>
-          <w:szCs w:val="20"/>
-        </w:rPr>
-        <w:t xml:space="preserve">▶ 작년 전수분석 결론: 격차는 설계가 아니라 (1) 실해역 파라미터 튜닝 (2) 유실·재인식 엣지케이스 검증 횟수 (3) 노트북 전원·발열 (4) A/B 분산. 이 표가 그 증거가 된다.</w:t>
       </w:r>
     </w:p>
     <w:p>

--- a/docs/전달용/KABOAT2026_보고서_양식_SSF_A.docx
+++ b/docs/전달용/KABOAT2026_보고서_양식_SSF_A.docx
@@ -8337,7 +8337,7 @@
                 <w:sz w:val="20"/>
                 <w:szCs w:val="20"/>
               </w:rPr>
-              <w:t xml:space="preserve">Luxonis OAK-1 PoE FF (고정초점, HFOV 69° 스펙)</w:t>
+              <w:t xml:space="preserve">Luxonis OAK-1 PoE FF (고정초점, HFOV 69° 스펙 · 640×360 실측 63.9°)</w:t>
             </w:r>
           </w:p>
         </w:tc>
@@ -8406,7 +8406,7 @@
                 <w:sz w:val="20"/>
                 <w:szCs w:val="20"/>
               </w:rPr>
-              <w:t xml:space="preserve">(camera_info 실측)만 바꾼다</w:t>
+              <w:t xml:space="preserve">(camera_info 실측)만 바꾼다. 10-31 1번배에서 연결·화각·각도를 실측했다(Ⅲ-6.2)</w:t>
             </w:r>
           </w:p>
         </w:tc>
@@ -9305,7 +9305,7 @@
           <w:sz w:val="20"/>
           <w:szCs w:val="20"/>
         </w:rPr>
-        <w:t xml:space="preserve">배별 장착값과 정북 정렬.</w:t>
+        <w:t xml:space="preserve">배별 장착값.</w:t>
       </w:r>
       <w:r>
         <w:rPr>
@@ -9393,71 +9393,7 @@
           <w:sz w:val="20"/>
           <w:szCs w:val="20"/>
         </w:rPr>
-        <w:t xml:space="preserve"> 를 정수로 적으면(yaw_mux 부팅 즉시 사망) 정적 테스트가 잡는다. 정렬은 배를 나침반으로 정북에 맞추고 </w:t>
-      </w:r>
-      <w:r>
-        <w:rPr>
-          <w:rFonts w:ascii="Consolas" w:cs="Consolas" w:eastAsia="Consolas" w:hAnsi="Consolas"/>
-          <w:sz w:val="18"/>
-          <w:szCs w:val="18"/>
-        </w:rPr>
-        <w:t xml:space="preserve">/imu/yaw</w:t>
-      </w:r>
-      <w:r>
-        <w:rPr>
-          <w:rFonts w:ascii="Malgun Gothic" w:cs="Malgun Gothic" w:eastAsia="Malgun Gothic" w:hAnsi="Malgun Gothic"/>
-          <w:sz w:val="20"/>
-          <w:szCs w:val="20"/>
-        </w:rPr>
-        <w:t xml:space="preserve"> 가 목표값을 읽을 때까지 </w:t>
-      </w:r>
-      <w:r>
-        <w:rPr>
-          <w:rFonts w:ascii="Consolas" w:cs="Consolas" w:eastAsia="Consolas" w:hAnsi="Consolas"/>
-          <w:sz w:val="18"/>
-          <w:szCs w:val="18"/>
-        </w:rPr>
-        <w:t xml:space="preserve">mount_offset_deg</w:t>
-      </w:r>
-      <w:r>
-        <w:rPr>
-          <w:rFonts w:ascii="Malgun Gothic" w:cs="Malgun Gothic" w:eastAsia="Malgun Gothic" w:hAnsi="Malgun Gothic"/>
-          <w:sz w:val="20"/>
-          <w:szCs w:val="20"/>
-        </w:rPr>
-        <w:t xml:space="preserve"> 를 조정한다. 자기 나침반은 자북을 가리키고 </w:t>
-      </w:r>
-      <w:r>
-        <w:rPr>
-          <w:rFonts w:ascii="Consolas" w:cs="Consolas" w:eastAsia="Consolas" w:hAnsi="Consolas"/>
-          <w:sz w:val="18"/>
-          <w:szCs w:val="18"/>
-        </w:rPr>
-        <w:t xml:space="preserve">imu_relative</w:t>
-      </w:r>
-      <w:r>
-        <w:rPr>
-          <w:rFonts w:ascii="Malgun Gothic" w:cs="Malgun Gothic" w:eastAsia="Malgun Gothic" w:hAnsi="Malgun Gothic"/>
-          <w:sz w:val="20"/>
-          <w:szCs w:val="20"/>
-        </w:rPr>
-        <w:t xml:space="preserve"> 는 편각을 쓰지 않으므로 목표값은 0 이 아니라 진북 기준 뱃머리 360 + 편각(한국 약 352)이다. 이어 시계방향 90° 회전에서 값이 증가하는지로 </w:t>
-      </w:r>
-      <w:r>
-        <w:rPr>
-          <w:rFonts w:ascii="Consolas" w:cs="Consolas" w:eastAsia="Consolas" w:hAnsi="Consolas"/>
-          <w:sz w:val="18"/>
-          <w:szCs w:val="18"/>
-        </w:rPr>
-        <w:t xml:space="preserve">invert_yaw</w:t>
-      </w:r>
-      <w:r>
-        <w:rPr>
-          <w:rFonts w:ascii="Malgun Gothic" w:cs="Malgun Gothic" w:eastAsia="Malgun Gothic" w:hAnsi="Malgun Gothic"/>
-          <w:sz w:val="20"/>
-          <w:szCs w:val="20"/>
-        </w:rPr>
-        <w:t xml:space="preserve"> 를 정한다.</w:t>
+        <w:t xml:space="preserve"> 를 정수로 적으면(yaw_mux 부팅 즉시 사망) 정적 테스트가 잡는다.</w:t>
       </w:r>
     </w:p>
     <w:tbl>
@@ -9865,7 +9801,23 @@
                 <w:sz w:val="20"/>
                 <w:szCs w:val="20"/>
               </w:rPr>
-              <w:t xml:space="preserve">배 조립 후 정북 정렬 절차로 정한다</w:t>
+              <w:t xml:space="preserve">배별 파일 </w:t>
+            </w:r>
+            <w:r>
+              <w:rPr>
+                <w:rFonts w:ascii="Consolas" w:cs="Consolas" w:eastAsia="Consolas" w:hAnsi="Consolas"/>
+                <w:sz w:val="18"/>
+                <w:szCs w:val="18"/>
+              </w:rPr>
+              <w:t xml:space="preserve">ssf_heading_A.yaml</w:t>
+            </w:r>
+            <w:r>
+              <w:rPr>
+                <w:rFonts w:ascii="Malgun Gothic" w:cs="Malgun Gothic" w:eastAsia="Malgun Gothic" w:hAnsi="Malgun Gothic"/>
+                <w:sz w:val="20"/>
+                <w:szCs w:val="20"/>
+              </w:rPr>
+              <w:t xml:space="preserve"> 에만 둔다</w:t>
             </w:r>
           </w:p>
         </w:tc>
@@ -12016,14 +11968,6 @@
       </w:pPr>
       <w:r>
         <w:rPr>
-          <w:rFonts w:ascii="Malgun Gothic" w:cs="Malgun Gothic" w:eastAsia="Malgun Gothic" w:hAnsi="Malgun Gothic"/>
-          <w:sz w:val="20"/>
-          <w:szCs w:val="20"/>
-        </w:rPr>
-        <w:t xml:space="preserve">LOS 이득은 초기값이며 물 위에서 튜닝한다. </w:t>
-      </w:r>
-      <w:r>
-        <w:rPr>
           <w:rFonts w:ascii="Consolas" w:cs="Consolas" w:eastAsia="Consolas" w:hAnsi="Consolas"/>
           <w:sz w:val="18"/>
           <w:szCs w:val="18"/>
@@ -14706,7 +14650,7 @@
                 <w:sz w:val="20"/>
                 <w:szCs w:val="20"/>
               </w:rPr>
-              <w:t xml:space="preserve">red [0-5]+[165-180], green H 60-85, white V≥220·S≤40 (실외에서 재조정)</w:t>
+              <w:t xml:space="preserve">red [0-5]+[165-180], green H 60-85, white V≥220·S≤40</w:t>
             </w:r>
           </w:p>
         </w:tc>
@@ -14789,7 +14733,7 @@
                 <w:sz w:val="20"/>
                 <w:szCs w:val="20"/>
               </w:rPr>
-              <w:t xml:space="preserve">min_area_px 40 (gate·turn) / 80 (dock), min_solidity 0.7, y_zone 검출기별 gate 0.15–0.55 / turn 0.10–0.55 / dock 0.15–0.55 (실측으로 조정)</w:t>
+              <w:t xml:space="preserve">min_area_px 40 (gate·turn) / 80 (dock), min_solidity 0.7, y_zone 검출기별 gate 0.15–0.55 / turn 0.10–0.55 / dock 0.15–0.55</w:t>
             </w:r>
           </w:p>
         </w:tc>
@@ -15038,7 +14982,7 @@
                 <w:sz w:val="20"/>
                 <w:szCs w:val="20"/>
               </w:rPr>
-              <w:t xml:space="preserve">hfov_deg 80.32 (D455 camera_info 실측) → OAK 스펙 69°, camera_info fx 로 교체한다</w:t>
+              <w:t xml:space="preserve">hfov_deg 80.32 (D455 camera_info 실측) → OAK 는 640×360 실측 63.9°(camera_info 63.87° 와 일치)로 교체한다</w:t>
             </w:r>
           </w:p>
         </w:tc>
@@ -15314,6 +15258,294 @@
           <w:szCs w:val="20"/>
         </w:rPr>
         <w:t xml:space="preserve"> 자율 비전은 OAK-1 PoE, 수동 조종 화면은 D455 로 역할을 나눈다. OAK-1 PoE 는 뎁스가 없지만 거리는 LiDAR 가 재고, D455 도 뎁스를 켜면 USB 에서 떨어져(2분간 13회) 끄고 쓰므로 잃는 기능이 없다. 진동에 강한 고정초점, HFOV 45° 인 32MP 대신 69° 표준형을 골랐다.</w:t>
+      </w:r>
+    </w:p>
+    <w:p>
+      <w:pPr>
+        <w:spacing w:after="60" w:line="290"/>
+        <w:ind w:left="360" w:hanging="240"/>
+      </w:pPr>
+      <w:r>
+        <w:rPr>
+          <w:rFonts w:ascii="Malgun Gothic" w:cs="Malgun Gothic" w:eastAsia="Malgun Gothic" w:hAnsi="Malgun Gothic"/>
+          <w:sz w:val="20"/>
+          <w:szCs w:val="20"/>
+        </w:rPr>
+        <w:t xml:space="preserve">•  </w:t>
+      </w:r>
+      <w:r>
+        <w:rPr>
+          <w:rFonts w:ascii="Malgun Gothic" w:cs="Malgun Gothic" w:eastAsia="Malgun Gothic" w:hAnsi="Malgun Gothic"/>
+          <w:b/>
+          <w:bCs/>
+          <w:sz w:val="20"/>
+          <w:szCs w:val="20"/>
+        </w:rPr>
+        <w:t xml:space="preserve">OAK 화각 실측(10-31, 1번배).</w:t>
+      </w:r>
+      <w:r>
+        <w:rPr>
+          <w:rFonts w:ascii="Malgun Gothic" w:cs="Malgun Gothic" w:eastAsia="Malgun Gothic" w:hAnsi="Malgun Gothic"/>
+          <w:sz w:val="20"/>
+          <w:szCs w:val="20"/>
+        </w:rPr>
+        <w:t xml:space="preserve"> 빨간 원 두 장(중심 간격 1.00 m)을 렌즈에서 2.40 m 떨어진 벽에 붙이고 60 프레임의 원 중심 간격 213.8 px(표준편차 0.27 px)으로 fx = 간격 × 거리 / 1.00 m 를 구해 </w:t>
+      </w:r>
+      <w:r>
+        <w:rPr>
+          <w:rFonts w:ascii="Malgun Gothic" w:cs="Malgun Gothic" w:eastAsia="Malgun Gothic" w:hAnsi="Malgun Gothic"/>
+          <w:b/>
+          <w:bCs/>
+          <w:sz w:val="20"/>
+          <w:szCs w:val="20"/>
+        </w:rPr>
+        <w:t xml:space="preserve">63.9°</w:t>
+      </w:r>
+      <w:r>
+        <w:rPr>
+          <w:rFonts w:ascii="Malgun Gothic" w:cs="Malgun Gothic" w:eastAsia="Malgun Gothic" w:hAnsi="Malgun Gothic"/>
+          <w:sz w:val="20"/>
+          <w:szCs w:val="20"/>
+        </w:rPr>
+        <w:t xml:space="preserve"> 를 얻었다. 카메라 공장 보정값(camera_info fx 513.5)에서 나온 63.87° 와 0.01° 차이다. 스펙 69° 는 4:3 센서 전체 값이고 1080P(16:9)는 가로도 일부 잘린다.</w:t>
+      </w:r>
+    </w:p>
+    <w:p>
+      <w:pPr>
+        <w:spacing w:after="60" w:line="290"/>
+        <w:ind w:left="360" w:hanging="240"/>
+      </w:pPr>
+      <w:r>
+        <w:rPr>
+          <w:rFonts w:ascii="Malgun Gothic" w:cs="Malgun Gothic" w:eastAsia="Malgun Gothic" w:hAnsi="Malgun Gothic"/>
+          <w:sz w:val="20"/>
+          <w:szCs w:val="20"/>
+        </w:rPr>
+        <w:t xml:space="preserve">•  </w:t>
+      </w:r>
+      <w:r>
+        <w:rPr>
+          <w:rFonts w:ascii="Malgun Gothic" w:cs="Malgun Gothic" w:eastAsia="Malgun Gothic" w:hAnsi="Malgun Gothic"/>
+          <w:b/>
+          <w:bCs/>
+          <w:sz w:val="20"/>
+          <w:szCs w:val="20"/>
+        </w:rPr>
+        <w:t xml:space="preserve">해상도 설정의 함정.</w:t>
+      </w:r>
+      <w:r>
+        <w:rPr>
+          <w:rFonts w:ascii="Malgun Gothic" w:cs="Malgun Gothic" w:eastAsia="Malgun Gothic" w:hAnsi="Malgun Gothic"/>
+          <w:sz w:val="20"/>
+          <w:szCs w:val="20"/>
+        </w:rPr>
+        <w:t xml:space="preserve"> 드라이버에 640×360 만 주면 1080P 를 2/3 로 줄인 1280×720 의 </w:t>
+      </w:r>
+      <w:r>
+        <w:rPr>
+          <w:rFonts w:ascii="Malgun Gothic" w:cs="Malgun Gothic" w:eastAsia="Malgun Gothic" w:hAnsi="Malgun Gothic"/>
+          <w:b/>
+          <w:bCs/>
+          <w:sz w:val="20"/>
+          <w:szCs w:val="20"/>
+        </w:rPr>
+        <w:t xml:space="preserve">가운데만 잘라</w:t>
+      </w:r>
+      <w:r>
+        <w:rPr>
+          <w:rFonts w:ascii="Malgun Gothic" w:cs="Malgun Gothic" w:eastAsia="Malgun Gothic" w:hAnsi="Malgun Gothic"/>
+          <w:sz w:val="20"/>
+          <w:szCs w:val="20"/>
+        </w:rPr>
+        <w:t xml:space="preserve"> 화각이 40.3° 가 된다(그림 Ⅲ-2 a). 그런데 camera_info 는 잘린 화면에서도 같은 fx 를 내므로 오류 없이 방위각이 틀린다. ISP 축소 비율 1/3 을 함께 줘 1080P 전체를 640×360 으로 줄인다(그림 Ⅲ-2 b).</w:t>
+      </w:r>
+    </w:p>
+    <w:p>
+      <w:pPr>
+        <w:spacing w:after="60" w:before="120"/>
+        <w:jc w:val="center"/>
+      </w:pPr>
+      <w:r>
+        <w:drawing>
+          <wp:inline distT="0" distB="0" distL="0" distR="0">
+            <wp:extent cx="5334000" cy="1752600"/>
+            <wp:effectExtent t="0" r="0" b="0" l="0"/>
+            <wp:docPr id="4" name=""/>
+            <wp:cNvGraphicFramePr>
+              <a:graphicFrameLocks xmlns:a="http://schemas.openxmlformats.org/drawingml/2006/main" noChangeAspect="1"/>
+            </wp:cNvGraphicFramePr>
+            <a:graphic xmlns:a="http://schemas.openxmlformats.org/drawingml/2006/main">
+              <a:graphicData uri="http://schemas.openxmlformats.org/drawingml/2006/picture">
+                <pic:pic xmlns:pic="http://schemas.openxmlformats.org/drawingml/2006/picture">
+                  <pic:nvPicPr>
+                    <pic:cNvPr id="0" name="" descr=""/>
+                    <pic:cNvPicPr>
+                      <a:picLocks noChangeAspect="1" noChangeArrowheads="1"/>
+                    </pic:cNvPicPr>
+                  </pic:nvPicPr>
+                  <pic:blipFill>
+                    <a:blip r:embed="rId10" cstate="none"/>
+                    <a:srcRect/>
+                    <a:stretch>
+                      <a:fillRect/>
+                    </a:stretch>
+                  </pic:blipFill>
+                  <pic:spPr bwMode="auto">
+                    <a:xfrm>
+                      <a:off x="0" y="0"/>
+                      <a:ext cx="5334000" cy="1752600"/>
+                    </a:xfrm>
+                    <a:prstGeom prst="rect">
+                      <a:avLst/>
+                    </a:prstGeom>
+                  </pic:spPr>
+                </pic:pic>
+              </a:graphicData>
+            </a:graphic>
+          </wp:inline>
+        </w:drawing>
+      </w:r>
+    </w:p>
+    <w:p>
+      <w:pPr>
+        <w:spacing w:after="160"/>
+        <w:jc w:val="center"/>
+      </w:pPr>
+      <w:r>
+        <w:rPr>
+          <w:rFonts w:ascii="Malgun Gothic" w:cs="Malgun Gothic" w:eastAsia="Malgun Gothic" w:hAnsi="Malgun Gothic"/>
+          <w:color w:val="555555"/>
+          <w:sz w:val="18"/>
+          <w:szCs w:val="18"/>
+        </w:rPr>
+        <w:t xml:space="preserve">그림 Ⅲ-2 OAK 화각 실측 — (a) 드라이버 기본 설정은 가운데만 잘려 40.3°, (b) ISP 1/3 전체 화면 63.9°</w:t>
+      </w:r>
+    </w:p>
+    <w:p>
+      <w:pPr>
+        <w:spacing w:after="60" w:line="290"/>
+        <w:ind w:left="360" w:hanging="240"/>
+      </w:pPr>
+      <w:r>
+        <w:rPr>
+          <w:rFonts w:ascii="Malgun Gothic" w:cs="Malgun Gothic" w:eastAsia="Malgun Gothic" w:hAnsi="Malgun Gothic"/>
+          <w:sz w:val="20"/>
+          <w:szCs w:val="20"/>
+        </w:rPr>
+        <w:t xml:space="preserve">•  </w:t>
+      </w:r>
+      <w:r>
+        <w:rPr>
+          <w:rFonts w:ascii="Malgun Gothic" w:cs="Malgun Gothic" w:eastAsia="Malgun Gothic" w:hAnsi="Malgun Gothic"/>
+          <w:b/>
+          <w:bCs/>
+          <w:sz w:val="20"/>
+          <w:szCs w:val="20"/>
+        </w:rPr>
+        <w:t xml:space="preserve">방위각 검증(10-31).</w:t>
+      </w:r>
+      <w:r>
+        <w:rPr>
+          <w:rFonts w:ascii="Malgun Gothic" w:cs="Malgun Gothic" w:eastAsia="Malgun Gothic" w:hAnsi="Malgun Gothic"/>
+          <w:sz w:val="20"/>
+          <w:szCs w:val="20"/>
+        </w:rPr>
+        <w:t xml:space="preserve"> 마스트 위 OAK 에서 벽까지 2.0 m, 게이트 검출기 </w:t>
+      </w:r>
+      <w:r>
+        <w:rPr>
+          <w:rFonts w:ascii="Consolas" w:cs="Consolas" w:eastAsia="Consolas" w:hAnsi="Consolas"/>
+          <w:sz w:val="18"/>
+          <w:szCs w:val="18"/>
+        </w:rPr>
+        <w:t xml:space="preserve">/red_angle</w:t>
+      </w:r>
+      <w:r>
+        <w:rPr>
+          <w:rFonts w:ascii="Malgun Gothic" w:cs="Malgun Gothic" w:eastAsia="Malgun Gothic" w:hAnsi="Malgun Gothic"/>
+          <w:sz w:val="20"/>
+          <w:szCs w:val="20"/>
+        </w:rPr>
+        <w:t xml:space="preserve"> 을 표식 위치별로 읽었다. 정중앙 +1.34°(흔들림 0.02°), 왼쪽 1.00 m +26.99°(기하 기대 +27.63°), 화면 왼쪽 끝 1.10 m +28.91°(기대 +29.83°)로 </w:t>
+      </w:r>
+      <w:r>
+        <w:rPr>
+          <w:rFonts w:ascii="Malgun Gothic" w:cs="Malgun Gothic" w:eastAsia="Malgun Gothic" w:hAnsi="Malgun Gothic"/>
+          <w:b/>
+          <w:bCs/>
+          <w:sz w:val="20"/>
+          <w:szCs w:val="20"/>
+        </w:rPr>
+        <w:t xml:space="preserve">왼쪽 = + 부호</w:t>
+      </w:r>
+      <w:r>
+        <w:rPr>
+          <w:rFonts w:ascii="Malgun Gothic" w:cs="Malgun Gothic" w:eastAsia="Malgun Gothic" w:hAnsi="Malgun Gothic"/>
+          <w:sz w:val="20"/>
+          <w:szCs w:val="20"/>
+        </w:rPr>
+        <w:t xml:space="preserve">가 맞고 오차는 1° 안이다. 렌즈 왜곡을 보정하지 않아 생기는 오차는 계산상 최대 약 1° 다.</w:t>
+      </w:r>
+    </w:p>
+    <w:p>
+      <w:pPr>
+        <w:spacing w:after="60" w:before="120"/>
+        <w:jc w:val="center"/>
+      </w:pPr>
+      <w:r>
+        <w:drawing>
+          <wp:inline distT="0" distB="0" distL="0" distR="0">
+            <wp:extent cx="5334000" cy="3448050"/>
+            <wp:effectExtent t="0" r="0" b="0" l="0"/>
+            <wp:docPr id="5" name=""/>
+            <wp:cNvGraphicFramePr>
+              <a:graphicFrameLocks xmlns:a="http://schemas.openxmlformats.org/drawingml/2006/main" noChangeAspect="1"/>
+            </wp:cNvGraphicFramePr>
+            <a:graphic xmlns:a="http://schemas.openxmlformats.org/drawingml/2006/main">
+              <a:graphicData uri="http://schemas.openxmlformats.org/drawingml/2006/picture">
+                <pic:pic xmlns:pic="http://schemas.openxmlformats.org/drawingml/2006/picture">
+                  <pic:nvPicPr>
+                    <pic:cNvPr id="0" name="" descr=""/>
+                    <pic:cNvPicPr>
+                      <a:picLocks noChangeAspect="1" noChangeArrowheads="1"/>
+                    </pic:cNvPicPr>
+                  </pic:nvPicPr>
+                  <pic:blipFill>
+                    <a:blip r:embed="rId11" cstate="none"/>
+                    <a:srcRect/>
+                    <a:stretch>
+                      <a:fillRect/>
+                    </a:stretch>
+                  </pic:blipFill>
+                  <pic:spPr bwMode="auto">
+                    <a:xfrm>
+                      <a:off x="0" y="0"/>
+                      <a:ext cx="5334000" cy="3448050"/>
+                    </a:xfrm>
+                    <a:prstGeom prst="rect">
+                      <a:avLst/>
+                    </a:prstGeom>
+                  </pic:spPr>
+                </pic:pic>
+              </a:graphicData>
+            </a:graphic>
+          </wp:inline>
+        </w:drawing>
+      </w:r>
+    </w:p>
+    <w:p>
+      <w:pPr>
+        <w:spacing w:after="160"/>
+        <w:jc w:val="center"/>
+      </w:pPr>
+      <w:r>
+        <w:rPr>
+          <w:rFonts w:ascii="Malgun Gothic" w:cs="Malgun Gothic" w:eastAsia="Malgun Gothic" w:hAnsi="Malgun Gothic"/>
+          <w:color w:val="555555"/>
+          <w:sz w:val="18"/>
+          <w:szCs w:val="18"/>
+        </w:rPr>
+        <w:t xml:space="preserve">그림 Ⅲ-3 OAK 방위각 검증 — 마스트 위, 벽 2.0 m, 주황선은 게이트 검출 높이 띠</w:t>
       </w:r>
     </w:p>
     <w:tbl>
@@ -17159,7 +17391,7 @@
           <wp:inline distT="0" distB="0" distL="0" distR="0">
             <wp:extent cx="5334000" cy="3495675"/>
             <wp:effectExtent t="0" r="0" b="0" l="0"/>
-            <wp:docPr id="4" name=""/>
+            <wp:docPr id="6" name=""/>
             <wp:cNvGraphicFramePr>
               <a:graphicFrameLocks xmlns:a="http://schemas.openxmlformats.org/drawingml/2006/main" noChangeAspect="1"/>
             </wp:cNvGraphicFramePr>
@@ -17173,7 +17405,7 @@
                     </pic:cNvPicPr>
                   </pic:nvPicPr>
                   <pic:blipFill>
-                    <a:blip r:embed="rId10" cstate="none"/>
+                    <a:blip r:embed="rId12" cstate="none"/>
                     <a:srcRect/>
                     <a:stretch>
                       <a:fillRect/>
@@ -17207,7 +17439,7 @@
           <w:sz w:val="18"/>
           <w:szCs w:val="18"/>
         </w:rPr>
-        <w:t xml:space="preserve">그림 Ⅲ-2 종합임무 상태기계</w:t>
+        <w:t xml:space="preserve">그림 Ⅲ-4 종합임무 상태기계</w:t>
       </w:r>
     </w:p>
     <w:p>
@@ -17284,19 +17516,6 @@
           <w:szCs w:val="20"/>
         </w:rPr>
         <w:t xml:space="preserve">거리는 LiDAR 전방 섹터 최소거리. 통과 수는 /gates_passed 로 기록.</w:t>
-      </w:r>
-    </w:p>
-    <w:p>
-      <w:pPr>
-        <w:spacing w:after="100" w:line="300"/>
-      </w:pPr>
-      <w:r>
-        <w:rPr>
-          <w:rFonts w:ascii="Malgun Gothic" w:cs="Malgun Gothic" w:eastAsia="Malgun Gothic" w:hAnsi="Malgun Gothic"/>
-          <w:sz w:val="20"/>
-          <w:szCs w:val="20"/>
-        </w:rPr>
-        <w:t xml:space="preserve">(상태 전이 그림, 실측 통과 성공률 — Ⅱ-5 표와 연결)</w:t>
       </w:r>
     </w:p>
     <w:p>
@@ -18506,7 +18725,7 @@
                 <w:sz w:val="20"/>
                 <w:szCs w:val="20"/>
               </w:rPr>
-              <w:t xml:space="preserve">실측 후 튜닝</w:t>
+              <w:t xml:space="preserve">한 주기(0.1 s) 조향각 변화 상한</w:t>
             </w:r>
           </w:p>
         </w:tc>
@@ -18535,7 +18754,7 @@
           <wp:inline distT="0" distB="0" distL="0" distR="0">
             <wp:extent cx="5334000" cy="3876675"/>
             <wp:effectExtent t="0" r="0" b="0" l="0"/>
-            <wp:docPr id="5" name=""/>
+            <wp:docPr id="7" name=""/>
             <wp:cNvGraphicFramePr>
               <a:graphicFrameLocks xmlns:a="http://schemas.openxmlformats.org/drawingml/2006/main" noChangeAspect="1"/>
             </wp:cNvGraphicFramePr>
@@ -18549,7 +18768,7 @@
                     </pic:cNvPicPr>
                   </pic:nvPicPr>
                   <pic:blipFill>
-                    <a:blip r:embed="rId11" cstate="none"/>
+                    <a:blip r:embed="rId13" cstate="none"/>
                     <a:srcRect/>
                     <a:stretch>
                       <a:fillRect/>
@@ -18583,7 +18802,7 @@
           <w:sz w:val="18"/>
           <w:szCs w:val="18"/>
         </w:rPr>
-        <w:t xml:space="preserve">그림 Ⅲ-3 갭 선택 개념도 — (a) 위에서 본 장면 (b) 이진 마스크 (c) 스파이크 제거 (d) 가장자리 정리 (e) 팽창 (f) 폭 판정과 목표 clamp. 가상 장면, 대회 파라미터 (tools/gap_selection_figure.py)</w:t>
+        <w:t xml:space="preserve">그림 Ⅲ-5 갭 선택 개념도 — (a) 위에서 본 장면 (b) 이진 마스크 (c) 스파이크 제거 (d) 가장자리 정리 (e) 팽창 (f) 폭 판정과 목표 clamp. 가상 장면, 대회 파라미터 (tools/gap_selection_figure.py)</w:t>
       </w:r>
     </w:p>
     <w:p>
@@ -18665,23 +18884,7 @@
           <w:sz w:val="20"/>
           <w:szCs w:val="20"/>
         </w:rPr>
-        <w:t xml:space="preserve">임계(원형도·extent·확인 프레임)는 감이 아니라 </w:t>
-      </w:r>
-      <w:r>
-        <w:rPr>
-          <w:rFonts w:ascii="Consolas" w:cs="Consolas" w:eastAsia="Consolas" w:hAnsi="Consolas"/>
-          <w:sz w:val="18"/>
-          <w:szCs w:val="18"/>
-        </w:rPr>
-        <w:t xml:space="preserve">tools/dock_eval.py</w:t>
-      </w:r>
-      <w:r>
-        <w:rPr>
-          <w:rFonts w:ascii="Malgun Gothic" w:cs="Malgun Gothic" w:eastAsia="Malgun Gothic" w:hAnsi="Malgun Gothic"/>
-          <w:sz w:val="20"/>
-          <w:szCs w:val="20"/>
-        </w:rPr>
-        <w:t xml:space="preserve"> 혼동행렬 수치로 정한다. 실외 캘리브레이션 대상 위험은 둘이다: </w:t>
+        <w:t xml:space="preserve">색 범위에서 헷갈리기 쉬운 곳은 둘이다: </w:t>
       </w:r>
       <w:r>
         <w:rPr>
@@ -18719,7 +18922,23 @@
           <w:sz w:val="20"/>
           <w:szCs w:val="20"/>
         </w:rPr>
-        <w:t xml:space="preserve">접안 거리는 LiDAR 전방 섹터 최소거리 → 도크 규격에 맞춰 contact_dist_m 으로 정한다.</w:t>
+        <w:t xml:space="preserve">접안 거리는 LiDAR 전방 섹터 최소거리로 판단한다(</w:t>
+      </w:r>
+      <w:r>
+        <w:rPr>
+          <w:rFonts w:ascii="Consolas" w:cs="Consolas" w:eastAsia="Consolas" w:hAnsi="Consolas"/>
+          <w:sz w:val="18"/>
+          <w:szCs w:val="18"/>
+        </w:rPr>
+        <w:t xml:space="preserve">contact_dist_m</w:t>
+      </w:r>
+      <w:r>
+        <w:rPr>
+          <w:rFonts w:ascii="Malgun Gothic" w:cs="Malgun Gothic" w:eastAsia="Malgun Gothic" w:hAnsi="Malgun Gothic"/>
+          <w:sz w:val="20"/>
+          <w:szCs w:val="20"/>
+        </w:rPr>
+        <w:t xml:space="preserve">).</w:t>
       </w:r>
     </w:p>
     <w:p>
@@ -19612,7 +19831,7 @@
           <w:sz w:val="20"/>
           <w:szCs w:val="20"/>
         </w:rPr>
-        <w:t xml:space="preserve">steer_invert 하나가 조향과 SPIN 을 함께 뒤집는다(배선 반대 대비). 물 위 첫 시험에서 확정한다(배선 반대가 가장 흔한 사고).</w:t>
+        <w:t xml:space="preserve">steer_invert 하나가 조향과 SPIN 을 함께 뒤집는다(배선 반대 대비).</w:t>
       </w:r>
     </w:p>
     <w:p>
@@ -21505,7 +21724,7 @@
           <w:sz w:val="20"/>
           <w:szCs w:val="20"/>
         </w:rPr>
-        <w:t xml:space="preserve">half_width 0.29 에서 clearance 별 접촉은 0.20 → 1.95, 0.25 → 1.32, 0.30 → 1.46(정체 2%), 0.35 → 정체 28%, 0.45 → 정체 50% 로, 접촉이 가장 적은 0.45 는 절반이 정체라 고르지 않았다. 작년 값 half_width 0.45 는 1.15 m 갭을 요구해 접촉 3.0 회·정체 1.5 회였다(1차 단일 시드 스윕). 최적점의 갭 요구(half_width×2 + clearance)는 0.78~0.90 m 에 모인다. 한계도 있다. 접촉 판정이 반경 half_width 원이라 측면 접촉을 못 잡고, 동역학은 가정값이며, 시간 투표·지오펜스 병합은 시뮬에 없다. 선회 중 유효 폭 W·cosθ + L·sinθ 는 1번배 치수(W 0.58, L 1.66)로 10° 에서 0.86 m, 15° 에서 0.99 m 라 갭 요구 0.83 m 는 약 9° 이내로 정렬했을 때만 맞는다 — 1 m 안팎 틈은 시뮬이 못 잡는 영역이라 수조 게이트 시험으로 확인한다.</w:t>
+        <w:t xml:space="preserve">half_width 0.29 에서 clearance 별 접촉은 0.20 → 1.95, 0.25 → 1.32, 0.30 → 1.46(정체 2%), 0.35 → 정체 28%, 0.45 → 정체 50% 로, 접촉이 가장 적은 0.45 는 절반이 정체라 고르지 않았다. 작년 값 half_width 0.45 는 1.15 m 갭을 요구해 접촉 3.0 회·정체 1.5 회였다(1차 단일 시드 스윕). 최적점의 갭 요구(half_width×2 + clearance)는 0.78~0.90 m 에 모인다. 한계도 있다. 접촉 판정이 반경 half_width 원이라 측면 접촉을 못 잡고, 동역학은 가정값이며, 시간 투표·지오펜스 병합은 시뮬에 없다. 선회 중 유효 폭 W·cosθ + L·sinθ 는 1번배 치수(W 0.58, L 1.66)로 10° 에서 0.86 m, 15° 에서 0.99 m 라 갭 요구 0.83 m 는 약 9° 이내로 정렬했을 때만 맞는다 — 1 m 안팎 틈은 시뮬이 못 잡는 영역이다.</w:t>
       </w:r>
     </w:p>
     <w:p>
@@ -22254,6 +22473,230 @@
                 <w:szCs w:val="20"/>
               </w:rPr>
               <w:t xml:space="preserve"> 95 개 전부 통과</w:t>
+            </w:r>
+          </w:p>
+        </w:tc>
+      </w:tr>
+      <w:tr>
+        <w:tc>
+          <w:tcPr>
+            <w:tcW w:type="dxa" w:w="1872"/>
+            <w:tcBorders>
+              <w:top w:val="single" w:color="000000" w:sz="6"/>
+              <w:left w:val="single" w:color="000000" w:sz="6"/>
+              <w:bottom w:val="single" w:color="000000" w:sz="6"/>
+              <w:right w:val="single" w:color="000000" w:sz="6"/>
+            </w:tcBorders>
+            <w:tcMar>
+              <w:top w:type="dxa" w:w="60"/>
+              <w:left w:type="dxa" w:w="90"/>
+              <w:bottom w:type="dxa" w:w="60"/>
+              <w:right w:type="dxa" w:w="90"/>
+            </w:tcMar>
+          </w:tcPr>
+          <w:p>
+            <w:r>
+              <w:rPr>
+                <w:rFonts w:ascii="Malgun Gothic" w:cs="Malgun Gothic" w:eastAsia="Malgun Gothic" w:hAnsi="Malgun Gothic"/>
+                <w:sz w:val="20"/>
+                <w:szCs w:val="20"/>
+              </w:rPr>
+              <w:t xml:space="preserve">OAK 연결·전송 (10-31, 1번배, 벤치 PoE 어댑터 10/100)</w:t>
+            </w:r>
+          </w:p>
+        </w:tc>
+        <w:tc>
+          <w:tcPr>
+            <w:tcW w:type="dxa" w:w="7488"/>
+            <w:tcBorders>
+              <w:top w:val="single" w:color="000000" w:sz="6"/>
+              <w:left w:val="single" w:color="000000" w:sz="6"/>
+              <w:bottom w:val="single" w:color="000000" w:sz="6"/>
+              <w:right w:val="single" w:color="000000" w:sz="6"/>
+            </w:tcBorders>
+            <w:tcMar>
+              <w:top w:type="dxa" w:w="60"/>
+              <w:left w:type="dxa" w:w="90"/>
+              <w:bottom w:type="dxa" w:w="60"/>
+              <w:right w:type="dxa" w:w="90"/>
+            </w:tcMar>
+          </w:tcPr>
+          <w:p>
+            <w:r>
+              <w:rPr>
+                <w:rFonts w:ascii="Malgun Gothic" w:cs="Malgun Gothic" w:eastAsia="Malgun Gothic" w:hAnsi="Malgun Gothic"/>
+                <w:sz w:val="20"/>
+                <w:szCs w:val="20"/>
+              </w:rPr>
+              <w:t xml:space="preserve">169.254.1.222 ping 손실 0 %, 드라이버 연결 13~17 s. 640×360 MJPEG 카메라 30 fps · 검출기 프로세스 수신 26 fps. 1280×720 비압축 8 fps(100 Mb 포화), 1280×720 MJPEG 은 카메라 30 fps 지만 수신 9 fps(프레임 2.7 MB, 노트북 내부 전달 병목) → 640×360 채택</w:t>
+            </w:r>
+          </w:p>
+        </w:tc>
+      </w:tr>
+      <w:tr>
+        <w:tc>
+          <w:tcPr>
+            <w:tcW w:type="dxa" w:w="1872"/>
+            <w:tcBorders>
+              <w:top w:val="single" w:color="000000" w:sz="6"/>
+              <w:left w:val="single" w:color="000000" w:sz="6"/>
+              <w:bottom w:val="single" w:color="000000" w:sz="6"/>
+              <w:right w:val="single" w:color="000000" w:sz="6"/>
+            </w:tcBorders>
+            <w:tcMar>
+              <w:top w:type="dxa" w:w="60"/>
+              <w:left w:type="dxa" w:w="90"/>
+              <w:bottom w:type="dxa" w:w="60"/>
+              <w:right w:type="dxa" w:w="90"/>
+            </w:tcMar>
+          </w:tcPr>
+          <w:p>
+            <w:r>
+              <w:rPr>
+                <w:rFonts w:ascii="Malgun Gothic" w:cs="Malgun Gothic" w:eastAsia="Malgun Gothic" w:hAnsi="Malgun Gothic"/>
+                <w:sz w:val="20"/>
+                <w:szCs w:val="20"/>
+              </w:rPr>
+              <w:t xml:space="preserve">센서 전부 + OAK 10분 연속 (10-31, 1번배)</w:t>
+            </w:r>
+          </w:p>
+        </w:tc>
+        <w:tc>
+          <w:tcPr>
+            <w:tcW w:type="dxa" w:w="7488"/>
+            <w:tcBorders>
+              <w:top w:val="single" w:color="000000" w:sz="6"/>
+              <w:left w:val="single" w:color="000000" w:sz="6"/>
+              <w:bottom w:val="single" w:color="000000" w:sz="6"/>
+              <w:right w:val="single" w:color="000000" w:sz="6"/>
+            </w:tcBorders>
+            <w:tcMar>
+              <w:top w:type="dxa" w:w="60"/>
+              <w:left w:type="dxa" w:w="90"/>
+              <w:bottom w:type="dxa" w:w="60"/>
+              <w:right w:type="dxa" w:w="90"/>
+            </w:tcMar>
+          </w:tcPr>
+          <w:p>
+            <w:r>
+              <w:rPr>
+                <w:rFonts w:ascii="Malgun Gothic" w:cs="Malgun Gothic" w:eastAsia="Malgun Gothic" w:hAnsi="Malgun Gothic"/>
+                <w:sz w:val="20"/>
+                <w:szCs w:val="20"/>
+              </w:rPr>
+              <w:t xml:space="preserve">LiDAR·IMU·GPS·D455·OAK·검출기 3종·healthcheck 동시: OAK 30.0 fps, D455 29.97 fps, LiDAR 11.2 Hz, IMU 100 Hz, GPS 1 Hz, 게이트 검출 29.5 fps(최대 간격 0.33 s). 커널 USB 끊김 0, 노드 사망 0, CPU 여유 83 %</w:t>
+            </w:r>
+          </w:p>
+        </w:tc>
+      </w:tr>
+      <w:tr>
+        <w:tc>
+          <w:tcPr>
+            <w:tcW w:type="dxa" w:w="1872"/>
+            <w:tcBorders>
+              <w:top w:val="single" w:color="000000" w:sz="6"/>
+              <w:left w:val="single" w:color="000000" w:sz="6"/>
+              <w:bottom w:val="single" w:color="000000" w:sz="6"/>
+              <w:right w:val="single" w:color="000000" w:sz="6"/>
+            </w:tcBorders>
+            <w:tcMar>
+              <w:top w:type="dxa" w:w="60"/>
+              <w:left w:type="dxa" w:w="90"/>
+              <w:bottom w:type="dxa" w:w="60"/>
+              <w:right w:type="dxa" w:w="90"/>
+            </w:tcMar>
+          </w:tcPr>
+          <w:p>
+            <w:r>
+              <w:rPr>
+                <w:rFonts w:ascii="Malgun Gothic" w:cs="Malgun Gothic" w:eastAsia="Malgun Gothic" w:hAnsi="Malgun Gothic"/>
+                <w:sz w:val="20"/>
+                <w:szCs w:val="20"/>
+              </w:rPr>
+              <w:t xml:space="preserve">OAK 드라이버 재시작 (10-31)</w:t>
+            </w:r>
+          </w:p>
+        </w:tc>
+        <w:tc>
+          <w:tcPr>
+            <w:tcW w:type="dxa" w:w="7488"/>
+            <w:tcBorders>
+              <w:top w:val="single" w:color="000000" w:sz="6"/>
+              <w:left w:val="single" w:color="000000" w:sz="6"/>
+              <w:bottom w:val="single" w:color="000000" w:sz="6"/>
+              <w:right w:val="single" w:color="000000" w:sz="6"/>
+            </w:tcBorders>
+            <w:tcMar>
+              <w:top w:type="dxa" w:w="60"/>
+              <w:left w:type="dxa" w:w="90"/>
+              <w:bottom w:type="dxa" w:w="60"/>
+              <w:right w:type="dxa" w:w="90"/>
+            </w:tcMar>
+          </w:tcPr>
+          <w:p>
+            <w:r>
+              <w:rPr>
+                <w:rFonts w:ascii="Malgun Gothic" w:cs="Malgun Gothic" w:eastAsia="Malgun Gothic" w:hAnsi="Malgun Gothic"/>
+                <w:sz w:val="20"/>
+                <w:szCs w:val="20"/>
+              </w:rPr>
+              <w:t xml:space="preserve">정상 종료 후 재시작 14~17 s 에 방위각 복구. 강제 종료(드라이버 사망) 후에는 카메라가 옛 연결을 붙잡아 85~90 s 재연결 불가 — 경기 중 드라이버가 죽으면 약 1.5 분 비전 공백</w:t>
+            </w:r>
+          </w:p>
+        </w:tc>
+      </w:tr>
+      <w:tr>
+        <w:tc>
+          <w:tcPr>
+            <w:tcW w:type="dxa" w:w="1872"/>
+            <w:tcBorders>
+              <w:top w:val="single" w:color="000000" w:sz="6"/>
+              <w:left w:val="single" w:color="000000" w:sz="6"/>
+              <w:bottom w:val="single" w:color="000000" w:sz="6"/>
+              <w:right w:val="single" w:color="000000" w:sz="6"/>
+            </w:tcBorders>
+            <w:tcMar>
+              <w:top w:type="dxa" w:w="60"/>
+              <w:left w:type="dxa" w:w="90"/>
+              <w:bottom w:type="dxa" w:w="60"/>
+              <w:right w:type="dxa" w:w="90"/>
+            </w:tcMar>
+          </w:tcPr>
+          <w:p>
+            <w:r>
+              <w:rPr>
+                <w:rFonts w:ascii="Malgun Gothic" w:cs="Malgun Gothic" w:eastAsia="Malgun Gothic" w:hAnsi="Malgun Gothic"/>
+                <w:sz w:val="20"/>
+                <w:szCs w:val="20"/>
+              </w:rPr>
+              <w:t xml:space="preserve">OAK 화각·방위각 (10-31, 1번배)</w:t>
+            </w:r>
+          </w:p>
+        </w:tc>
+        <w:tc>
+          <w:tcPr>
+            <w:tcW w:type="dxa" w:w="7488"/>
+            <w:tcBorders>
+              <w:top w:val="single" w:color="000000" w:sz="6"/>
+              <w:left w:val="single" w:color="000000" w:sz="6"/>
+              <w:bottom w:val="single" w:color="000000" w:sz="6"/>
+              <w:right w:val="single" w:color="000000" w:sz="6"/>
+            </w:tcBorders>
+            <w:tcMar>
+              <w:top w:type="dxa" w:w="60"/>
+              <w:left w:type="dxa" w:w="90"/>
+              <w:bottom w:type="dxa" w:w="60"/>
+              <w:right w:type="dxa" w:w="90"/>
+            </w:tcMar>
+          </w:tcPr>
+          <w:p>
+            <w:r>
+              <w:rPr>
+                <w:rFonts w:ascii="Malgun Gothic" w:cs="Malgun Gothic" w:eastAsia="Malgun Gothic" w:hAnsi="Malgun Gothic"/>
+                <w:sz w:val="20"/>
+                <w:szCs w:val="20"/>
+              </w:rPr>
+              <w:t xml:space="preserve">화각 63.9°(camera_info 63.87°), 방위각 정중앙 +1.34° · 왼쪽 1.00 m +26.99°(기대 +27.63°) · 왼쪽 끝 +28.91°(기대 +29.83°) — 그림 Ⅲ-2·Ⅲ-3</w:t>
             </w:r>
           </w:p>
         </w:tc>
@@ -22896,7 +23339,7 @@
           <wp:inline distT="0" distB="0" distL="0" distR="0">
             <wp:extent cx="4133850" cy="7239000"/>
             <wp:effectExtent t="0" r="0" b="0" l="0"/>
-            <wp:docPr id="6" name=""/>
+            <wp:docPr id="8" name=""/>
             <wp:cNvGraphicFramePr>
               <a:graphicFrameLocks xmlns:a="http://schemas.openxmlformats.org/drawingml/2006/main" noChangeAspect="1"/>
             </wp:cNvGraphicFramePr>
@@ -22910,7 +23353,7 @@
                     </pic:cNvPicPr>
                   </pic:nvPicPr>
                   <pic:blipFill>
-                    <a:blip r:embed="rId12" cstate="none"/>
+                    <a:blip r:embed="rId14" cstate="none"/>
                     <a:srcRect/>
                     <a:stretch>
                       <a:fillRect/>
@@ -24418,7 +24861,7 @@
           <wp:inline distT="0" distB="0" distL="0" distR="0">
             <wp:extent cx="5334000" cy="1847850"/>
             <wp:effectExtent t="0" r="0" b="0" l="0"/>
-            <wp:docPr id="7" name=""/>
+            <wp:docPr id="9" name=""/>
             <wp:cNvGraphicFramePr>
               <a:graphicFrameLocks xmlns:a="http://schemas.openxmlformats.org/drawingml/2006/main" noChangeAspect="1"/>
             </wp:cNvGraphicFramePr>
@@ -24432,7 +24875,7 @@
                     </pic:cNvPicPr>
                   </pic:nvPicPr>
                   <pic:blipFill>
-                    <a:blip r:embed="rId13" cstate="none"/>
+                    <a:blip r:embed="rId15" cstate="none"/>
                     <a:srcRect/>
                     <a:stretch>
                       <a:fillRect/>

--- a/docs/전달용/KABOAT2026_보고서_양식_SSF_A.docx
+++ b/docs/전달용/KABOAT2026_보고서_양식_SSF_A.docx
@@ -156,7 +156,7 @@
           <w:sz w:val="20"/>
           <w:szCs w:val="20"/>
         </w:rPr>
-        <w:t xml:space="preserve">   1) 설계 요구조건 및 설계철학   1.1) 대회 규정 조건   1.2) 임무 배점과 설계 우선순위   1.3) 설계철학</w:t>
+        <w:t xml:space="preserve">   1) 설계 요구조건   1.1) 대회 규정 조건   1.2) 임무 배점과 설계 우선순위</w:t>
       </w:r>
     </w:p>
     <w:p>
@@ -208,7 +208,7 @@
           <w:sz w:val="20"/>
           <w:szCs w:val="20"/>
         </w:rPr>
-        <w:t xml:space="preserve">   5) 선체 성능 시험</w:t>
+        <w:t xml:space="preserve">   5) 제작 과정   5.1) 몰드 제작   5.2) FRP 적층   5.3) 수밀   5.4) 부착물</w:t>
       </w:r>
     </w:p>
     <w:p>
@@ -221,7 +221,7 @@
           <w:sz w:val="20"/>
           <w:szCs w:val="20"/>
         </w:rPr>
-        <w:t xml:space="preserve">   6) 제작 과정   6.1) 몰드 제작   6.2) FRP 적층   6.3) 퍼티·수밀   6.4) 부착물·브래킷   6.5) 2026 변경점</w:t>
+        <w:t xml:space="preserve">   6) 장비 및 구성</w:t>
       </w:r>
     </w:p>
     <w:p>
@@ -234,7 +234,7 @@
           <w:sz w:val="20"/>
           <w:szCs w:val="20"/>
         </w:rPr>
-        <w:t xml:space="preserve">   7) 장비 및 구성</w:t>
+        <w:t xml:space="preserve">Ⅲ. 소프트웨어</w:t>
       </w:r>
     </w:p>
     <w:p>
@@ -247,7 +247,7 @@
           <w:sz w:val="20"/>
           <w:szCs w:val="20"/>
         </w:rPr>
-        <w:t xml:space="preserve">Ⅲ. 소프트웨어</w:t>
+        <w:t xml:space="preserve">   1) 시스템 구성   1.1) 플랫폼   1.2) 노드·토픽 구조   1.3) 센서</w:t>
       </w:r>
     </w:p>
     <w:p>
@@ -260,7 +260,7 @@
           <w:sz w:val="20"/>
           <w:szCs w:val="20"/>
         </w:rPr>
-        <w:t xml:space="preserve">   1) 시스템 구성   1.1) 플랫폼   1.2) 노드·토픽 구조   1.3) 센서</w:t>
+        <w:t xml:space="preserve">   2) 센서 처리   2.1) 좌표계·헤딩   2.2) GPS RTK   2.3) LiDAR 처리   2.4) 영상 처리 파이프라인</w:t>
       </w:r>
     </w:p>
     <w:p>
@@ -273,7 +273,7 @@
           <w:sz w:val="20"/>
           <w:szCs w:val="20"/>
         </w:rPr>
-        <w:t xml:space="preserve">   2) 센서 처리   2.1) 좌표계·헤딩   2.2) GPS RTK   2.3) LiDAR 처리   2.4) 영상 처리 파이프라인</w:t>
+        <w:t xml:space="preserve">   3) 전체 임무 상태기계</w:t>
       </w:r>
     </w:p>
     <w:p>
@@ -286,7 +286,7 @@
           <w:sz w:val="20"/>
           <w:szCs w:val="20"/>
         </w:rPr>
-        <w:t xml:space="preserve">   3) 전체 임무 상태기계</w:t>
+        <w:t xml:space="preserve">   4) 임무별 알고리즘   4.1) 항로추종   4.2) 위치유지   4.3) 탐색   4.4) 장애물 회피   4.5) 도킹   4.6) 제어기</w:t>
       </w:r>
     </w:p>
     <w:p>
@@ -299,7 +299,7 @@
           <w:sz w:val="20"/>
           <w:szCs w:val="20"/>
         </w:rPr>
-        <w:t xml:space="preserve">   4) 임무별 알고리즘   4.1) 항로추종   4.2) 위치유지   4.3) 탐색   4.4) 장애물 회피   4.5) 도킹   4.6) 제어기</w:t>
+        <w:t xml:space="preserve">   5) 페일세이프</w:t>
       </w:r>
     </w:p>
     <w:p>
@@ -312,7 +312,7 @@
           <w:sz w:val="20"/>
           <w:szCs w:val="20"/>
         </w:rPr>
-        <w:t xml:space="preserve">   5) 페일세이프</w:t>
+        <w:t xml:space="preserve">   6) 시뮬레이션 및 시험 결과   6.1) 시뮬레이션 스윕   6.2) 수조·야외 시험</w:t>
       </w:r>
     </w:p>
     <w:p>
@@ -325,7 +325,7 @@
           <w:sz w:val="20"/>
           <w:szCs w:val="20"/>
         </w:rPr>
-        <w:t xml:space="preserve">   6) 시뮬레이션 및 시험 결과   6.1) 시뮬레이션 스윕   6.2) 수조·야외 시험</w:t>
+        <w:t xml:space="preserve">   7) 소프트웨어 장비 및 구성</w:t>
       </w:r>
     </w:p>
     <w:p>
@@ -338,7 +338,7 @@
           <w:sz w:val="20"/>
           <w:szCs w:val="20"/>
         </w:rPr>
-        <w:t xml:space="preserve">   7) 소프트웨어 장비 및 구성</w:t>
+        <w:t xml:space="preserve">Ⅳ. 회로</w:t>
       </w:r>
     </w:p>
     <w:p>
@@ -351,7 +351,7 @@
           <w:sz w:val="20"/>
           <w:szCs w:val="20"/>
         </w:rPr>
-        <w:t xml:space="preserve">Ⅳ. 회로</w:t>
+        <w:t xml:space="preserve">   1) 회로도 구성</w:t>
       </w:r>
     </w:p>
     <w:p>
@@ -364,7 +364,7 @@
           <w:sz w:val="20"/>
           <w:szCs w:val="20"/>
         </w:rPr>
-        <w:t xml:space="preserve">   1) 회로도 구성</w:t>
+        <w:t xml:space="preserve">   2) 비상 정지 장치 구성</w:t>
       </w:r>
     </w:p>
     <w:p>
@@ -377,7 +377,7 @@
           <w:sz w:val="20"/>
           <w:szCs w:val="20"/>
         </w:rPr>
-        <w:t xml:space="preserve">   2) 비상 정지 장치 구성</w:t>
+        <w:t xml:space="preserve">   3) 원격 조종</w:t>
       </w:r>
     </w:p>
     <w:p>
@@ -390,7 +390,7 @@
           <w:sz w:val="20"/>
           <w:szCs w:val="20"/>
         </w:rPr>
-        <w:t xml:space="preserve">   3) 원격 조종</w:t>
+        <w:t xml:space="preserve">   4) 탑재 장비 배치도</w:t>
       </w:r>
     </w:p>
     <w:p>
@@ -403,7 +403,7 @@
           <w:sz w:val="20"/>
           <w:szCs w:val="20"/>
         </w:rPr>
-        <w:t xml:space="preserve">   4) 회로·장비 조립 과정   4.1) 퓨즈홀더·분기   4.2) 허브 계통   4.3) 카메라 계통   4.4) 박스 수납·케이블 출구   4.5) 마스트·센서 장착</w:t>
+        <w:t xml:space="preserve">   5) 친환경 시스템 및 에너지 효율</w:t>
       </w:r>
     </w:p>
     <w:p>
@@ -416,33 +416,7 @@
           <w:sz w:val="20"/>
           <w:szCs w:val="20"/>
         </w:rPr>
-        <w:t xml:space="preserve">   5) 탑재 장비 배치도</w:t>
-      </w:r>
-    </w:p>
-    <w:p>
-      <w:pPr>
-        <w:spacing w:after="100" w:line="300"/>
-      </w:pPr>
-      <w:r>
-        <w:rPr>
-          <w:rFonts w:ascii="Malgun Gothic" w:cs="Malgun Gothic" w:eastAsia="Malgun Gothic" w:hAnsi="Malgun Gothic"/>
-          <w:sz w:val="20"/>
-          <w:szCs w:val="20"/>
-        </w:rPr>
-        <w:t xml:space="preserve">   6) 친환경 시스템 및 에너지 효율</w:t>
-      </w:r>
-    </w:p>
-    <w:p>
-      <w:pPr>
-        <w:spacing w:after="100" w:line="300"/>
-      </w:pPr>
-      <w:r>
-        <w:rPr>
-          <w:rFonts w:ascii="Malgun Gothic" w:cs="Malgun Gothic" w:eastAsia="Malgun Gothic" w:hAnsi="Malgun Gothic"/>
-          <w:sz w:val="20"/>
-          <w:szCs w:val="20"/>
-        </w:rPr>
-        <w:t xml:space="preserve">   7) 회로 장비 및 구성</w:t>
+        <w:t xml:space="preserve">   6) 회로 장비 및 구성</w:t>
       </w:r>
     </w:p>
     <w:p>
@@ -646,20 +620,6 @@
     </w:p>
     <w:p>
       <w:pPr>
-        <w:spacing w:after="100"/>
-      </w:pPr>
-      <w:r>
-        <w:rPr>
-          <w:rFonts w:ascii="Malgun Gothic" w:cs="Malgun Gothic" w:eastAsia="Malgun Gothic" w:hAnsi="Malgun Gothic"/>
-          <w:color w:val="888888"/>
-          <w:sz w:val="20"/>
-          <w:szCs w:val="20"/>
-        </w:rPr>
-        <w:t xml:space="preserve">(팀 소개·역할 분담 한 문단 추가)</w:t>
-      </w:r>
-    </w:p>
-    <w:p>
-      <w:pPr>
         <w:pStyle w:val="Heading1"/>
         <w:spacing w:after="200" w:before="0"/>
       </w:pPr>
@@ -690,7 +650,7 @@
           <w:sz w:val="26"/>
           <w:szCs w:val="26"/>
         </w:rPr>
-        <w:t xml:space="preserve">1) 설계 요구조건 및 설계철학</w:t>
+        <w:t xml:space="preserve">1) 설계 요구조건</w:t>
       </w:r>
     </w:p>
     <w:p>
@@ -887,7 +847,7 @@
                 <w:sz w:val="20"/>
                 <w:szCs w:val="20"/>
               </w:rPr>
-              <w:t xml:space="preserve">탑재장비·부가물 포함 길이 L ≥ 1.0 m, 높이 H ≤ 1.0 m (2026 변경분 ____)</w:t>
+              <w:t xml:space="preserve">탑재장비·부가물 포함 길이 L ≥ 1.0 m, 높이 H ≤ 1.0 m</w:t>
             </w:r>
           </w:p>
         </w:tc>
@@ -917,7 +877,7 @@
                 <w:sz w:val="20"/>
                 <w:szCs w:val="20"/>
               </w:rPr>
-              <w:t xml:space="preserve">1번배 1.66 × 0.57 × 0.38 m (스러스터·러더 포함)</w:t>
+              <w:t xml:space="preserve">1번배 LOA 1.66 m × BOA 0.55 m, 선미 깊이 0.255 m (추진기 포함)</w:t>
             </w:r>
           </w:p>
         </w:tc>
@@ -1009,7 +969,7 @@
                 <w:sz w:val="20"/>
                 <w:szCs w:val="20"/>
               </w:rPr>
-              <w:t xml:space="preserve">⚠️ 진수 후 실측·표시 (Ⅱ-5)</w:t>
+              <w:t xml:space="preserve">부상 시험 흘수 선미 45 · 중앙 95 · 선수 105 mm (Ⅱ-3.2)</w:t>
             </w:r>
           </w:p>
         </w:tc>
@@ -1101,7 +1061,7 @@
                 <w:sz w:val="20"/>
                 <w:szCs w:val="20"/>
               </w:rPr>
-              <w:t xml:space="preserve">Ⅱ-3.2 / 방수박스·배터리 고정</w:t>
+              <w:t xml:space="preserve">배터리·방수박스 선체 내부 고정, 좌우 중량 균형 고려, 부상 시험 실시</w:t>
             </w:r>
           </w:p>
         </w:tc>
@@ -2486,7 +2446,7 @@
     </w:tbl>
     <w:p>
       <w:pPr>
-        <w:spacing w:after="100" w:line="300"/>
+        <w:spacing w:after="60"/>
       </w:pPr>
       <w:r>
         <w:rPr>
@@ -2494,7 +2454,7 @@
           <w:sz w:val="20"/>
           <w:szCs w:val="20"/>
         </w:rPr>
-        <w:t xml:space="preserve">경기장 구성물 치수 (2025 경기규정 첨부 1, 2026 코스 동일):</w:t>
+        <w:t xml:space="preserve"/>
       </w:r>
     </w:p>
     <w:tbl>
@@ -2705,7 +2665,7 @@
                 <w:sz w:val="20"/>
                 <w:szCs w:val="20"/>
               </w:rPr>
-              <w:t xml:space="preserve">LiDAR 장착 높이 = 부표 높이, 카메라 시야 확보 (⚠️ 부표 지름·수면 위 높이는 규정에 없음 — 운영측 문의)</w:t>
+              <w:t xml:space="preserve">LiDAR 장착 높이 = 부표 높이, 카메라 시야 확보</w:t>
             </w:r>
           </w:p>
         </w:tc>
@@ -2859,7 +2819,7 @@
                 <w:sz w:val="20"/>
                 <w:szCs w:val="20"/>
               </w:rPr>
-              <w:t xml:space="preserve">약 1.0 m (⚠️ 첨부 1 원문 확인)</w:t>
+              <w:t xml:space="preserve">약 1.0 m</w:t>
             </w:r>
           </w:p>
         </w:tc>
@@ -2889,7 +2849,7 @@
                 <w:sz w:val="20"/>
                 <w:szCs w:val="20"/>
               </w:rPr>
-              <w:t xml:space="preserve">min_required_width = 0.29×2 + 0.25 = 0.83 m → 9° 이내 정렬 필요(Ⅲ-6.1)</w:t>
+              <w:t xml:space="preserve">min_required_width = 0.29×2 + 0.25 = 0.83 m → 1번배 기준 약 10° 이내 정렬 필요(Ⅲ-6.1)</w:t>
             </w:r>
           </w:p>
         </w:tc>
@@ -2981,7 +2941,7 @@
                 <w:sz w:val="20"/>
                 <w:szCs w:val="20"/>
               </w:rPr>
-              <w:t xml:space="preserve">선폭 0.57 → 좌우 여유 0.2 m. 접안 거리 contact_dist_m 은 도크 깊이 확정 후</w:t>
+              <w:t xml:space="preserve">선폭 0.55 m → 좌우 여유 약 0.22 m. 접안 거리 contact_dist_m 은 도크 깊이 확정 후</w:t>
             </w:r>
           </w:p>
         </w:tc>
@@ -3079,106 +3039,6 @@
         </w:tc>
       </w:tr>
     </w:tbl>
-    <w:p>
-      <w:pPr>
-        <w:pStyle w:val="Heading3"/>
-        <w:spacing w:after="80" w:before="160"/>
-      </w:pPr>
-      <w:r>
-        <w:rPr>
-          <w:rFonts w:ascii="Malgun Gothic" w:cs="Malgun Gothic" w:eastAsia="Malgun Gothic" w:hAnsi="Malgun Gothic"/>
-          <w:b/>
-          <w:bCs/>
-          <w:sz w:val="22"/>
-          <w:szCs w:val="22"/>
-        </w:rPr>
-        <w:t xml:space="preserve">1.3) 설계철학</w:t>
-      </w:r>
-    </w:p>
-    <w:p>
-      <w:pPr>
-        <w:spacing w:after="60" w:line="290"/>
-        <w:ind w:left="360" w:hanging="240"/>
-      </w:pPr>
-      <w:r>
-        <w:rPr>
-          <w:rFonts w:ascii="Malgun Gothic" w:cs="Malgun Gothic" w:eastAsia="Malgun Gothic" w:hAnsi="Malgun Gothic"/>
-          <w:sz w:val="20"/>
-          <w:szCs w:val="20"/>
-        </w:rPr>
-        <w:t xml:space="preserve">•  "완료 종목 수 × 완성도" 가 점수다. 전 종목 완성보다 항로추종·위치유지·장애물회피를 먼저 확실히 닫고, 탐색·도킹은 그 뒤에 투자한다.</w:t>
-      </w:r>
-    </w:p>
-    <w:p>
-      <w:pPr>
-        <w:spacing w:after="60" w:line="290"/>
-        <w:ind w:left="360" w:hanging="240"/>
-      </w:pPr>
-      <w:r>
-        <w:rPr>
-          <w:rFonts w:ascii="Malgun Gothic" w:cs="Malgun Gothic" w:eastAsia="Malgun Gothic" w:hAnsi="Malgun Gothic"/>
-          <w:sz w:val="20"/>
-          <w:szCs w:val="20"/>
-        </w:rPr>
-        <w:t xml:space="preserve">•  "고장이 아닌데 스스로 고장이라 판단해 멈추는 것" 을 최악으로 본다. 모든 정지·감속 조건은 단조 시계 + ARMED + 연속 N회 + 자동 복구를 갖춘다 (Ⅲ-5).</w:t>
-      </w:r>
-    </w:p>
-    <w:p>
-      <w:pPr>
-        <w:spacing w:after="60" w:line="290"/>
-        <w:ind w:left="360" w:hanging="240"/>
-      </w:pPr>
-      <w:r>
-        <w:rPr>
-          <w:rFonts w:ascii="Malgun Gothic" w:cs="Malgun Gothic" w:eastAsia="Malgun Gothic" w:hAnsi="Malgun Gothic"/>
-          <w:sz w:val="20"/>
-          <w:szCs w:val="20"/>
-        </w:rPr>
-        <w:t xml:space="preserve">•  카메라는 방위각만, 거리는 LiDAR. 절대좌표 정밀도에 기대지 않고 현재 스캔에서 통과 가능한 방향을 고르는 반응형 구조.</w:t>
-      </w:r>
-    </w:p>
-    <w:p>
-      <w:pPr>
-        <w:spacing w:after="60" w:line="290"/>
-        <w:ind w:left="360" w:hanging="240"/>
-      </w:pPr>
-      <w:r>
-        <w:rPr>
-          <w:rFonts w:ascii="Malgun Gothic" w:cs="Malgun Gothic" w:eastAsia="Malgun Gothic" w:hAnsi="Malgun Gothic"/>
-          <w:sz w:val="20"/>
-          <w:szCs w:val="20"/>
-        </w:rPr>
-        <w:t xml:space="preserve">•  모르는 값은 추측하지 않고 실측 항목으로 남긴다 (조향 부호, IMU 오프셋, 자기편각, 도크 규격, 흘수).</w:t>
-      </w:r>
-    </w:p>
-    <w:p>
-      <w:pPr>
-        <w:spacing w:after="60" w:line="290"/>
-        <w:ind w:left="360" w:hanging="240"/>
-      </w:pPr>
-      <w:r>
-        <w:rPr>
-          <w:rFonts w:ascii="Malgun Gothic" w:cs="Malgun Gothic" w:eastAsia="Malgun Gothic" w:hAnsi="Malgun Gothic"/>
-          <w:sz w:val="20"/>
-          <w:szCs w:val="20"/>
-        </w:rPr>
-        <w:t xml:space="preserve">•  두 척은 코드를 공유하되 역할을 나눈다. S.S.F A 의 역할: ____ (예: 2기 추진 — 완주형, 시험 데이터 축적).</w:t>
-      </w:r>
-    </w:p>
-    <w:p>
-      <w:pPr>
-        <w:spacing w:after="60" w:line="290"/>
-        <w:ind w:left="360" w:hanging="240"/>
-      </w:pPr>
-      <w:r>
-        <w:rPr>
-          <w:rFonts w:ascii="Malgun Gothic" w:cs="Malgun Gothic" w:eastAsia="Malgun Gothic" w:hAnsi="Malgun Gothic"/>
-          <w:sz w:val="20"/>
-          <w:szCs w:val="20"/>
-        </w:rPr>
-        <w:t xml:space="preserve">•  작년 설계 고려조건 승계: ⅰ 규격 내에서 장애물 간격 통과, ⅱ 파랑으로 변하는 간격 대응, ⅲ 게이트 경계선 통과, ⅳ 도크 진입 치수, ⅴ 피칭 중 흘수·복원성, ⅵ 부표(1.0×0.5 m) 인식을 가리지 않는 카메라 높이.</w:t>
-      </w:r>
-    </w:p>
     <w:p>
       <w:pPr>
         <w:pStyle w:val="Heading2"/>
@@ -3193,6 +3053,71 @@
           <w:szCs w:val="26"/>
         </w:rPr>
         <w:t xml:space="preserve">2) 주요 설정 치수</w:t>
+      </w:r>
+    </w:p>
+    <w:p>
+      <w:pPr>
+        <w:spacing w:after="100" w:line="300"/>
+      </w:pPr>
+      <w:r>
+        <w:rPr>
+          <w:rFonts w:ascii="Malgun Gothic" w:cs="Malgun Gothic" w:eastAsia="Malgun Gothic" w:hAnsi="Malgun Gothic"/>
+          <w:sz w:val="20"/>
+          <w:szCs w:val="20"/>
+        </w:rPr>
+        <w:t xml:space="preserve">본 선박은 자율운항에 필요한 장비의 탑재 공간과 안정적인 운항 성능을 고려하여 설계하였다. 선체의 전장(LOA)은 1.66 m, 최대 폭(BOA)은 0.55 m로 설정하였으며, 선체 높이는 선수 240 mm, 중앙 220 mm, 선미 150 mm로 구성하였다. 선미의 경우 추진기를 포함한 전체 높이는 약 255 mm이다.</w:t>
+      </w:r>
+    </w:p>
+    <w:p>
+      <w:pPr>
+        <w:spacing w:after="100" w:line="300"/>
+      </w:pPr>
+      <w:r>
+        <w:rPr>
+          <w:rFonts w:ascii="Malgun Gothic" w:cs="Malgun Gothic" w:eastAsia="Malgun Gothic" w:hAnsi="Malgun Gothic"/>
+          <w:sz w:val="20"/>
+          <w:szCs w:val="20"/>
+        </w:rPr>
+        <w:t xml:space="preserve">추진 장치로는 Blue Robotics사의 T200 스러스터 2기를 사용하였으며, 선미 중심선을 기준으로 좌우 각각 120 mm 떨어진 위치에 대칭으로 배치하였다. 두 추진기 사이의 간격은 240 mm로 설정하여 좌우 추진력 차이를 이용한 방향 전환이 가능하도록 구성하였다.</w:t>
+      </w:r>
+    </w:p>
+    <w:p>
+      <w:pPr>
+        <w:spacing w:after="100" w:line="300"/>
+      </w:pPr>
+      <w:r>
+        <w:rPr>
+          <w:rFonts w:ascii="Malgun Gothic" w:cs="Malgun Gothic" w:eastAsia="Malgun Gothic" w:hAnsi="Malgun Gothic"/>
+          <w:sz w:val="20"/>
+          <w:szCs w:val="20"/>
+        </w:rPr>
+        <w:t xml:space="preserve">전자장비의 방수 및 보호를 위해 400×300×200 mm 크기의 방수박스를 갑판 아래에 배치하도록 설계하였다.</w:t>
+      </w:r>
+    </w:p>
+    <w:p>
+      <w:pPr>
+        <w:spacing w:after="100" w:line="300"/>
+      </w:pPr>
+      <w:r>
+        <w:rPr>
+          <w:rFonts w:ascii="Malgun Gothic" w:cs="Malgun Gothic" w:eastAsia="Malgun Gothic" w:hAnsi="Malgun Gothic"/>
+          <w:sz w:val="20"/>
+          <w:szCs w:val="20"/>
+        </w:rPr>
+        <w:t xml:space="preserve">선박의 전비 질량은 약 30 kg으로 추정하였으며, 실제 운항 장비를 모두 탑재한 상태에서 담수를 이용한 부상 시험을 실시하였다. 시험 결과 선미 45 mm, 중앙 95 mm, 선수 105 mm의 침수 깊이가 측정되었다. 각 위치의 선체 높이와 실측 흘수로 산정한 건현은 선수 135 mm, 중앙 125 mm, 선미 105 mm로, 세 측정 지점 중 선미의 건현이 가장 낮았다.</w:t>
+      </w:r>
+    </w:p>
+    <w:p>
+      <w:pPr>
+        <w:spacing w:after="100" w:line="300"/>
+      </w:pPr>
+      <w:r>
+        <w:rPr>
+          <w:rFonts w:ascii="Malgun Gothic" w:cs="Malgun Gothic" w:eastAsia="Malgun Gothic" w:hAnsi="Malgun Gothic"/>
+          <w:sz w:val="20"/>
+          <w:szCs w:val="20"/>
+        </w:rPr>
+        <w:t xml:space="preserve">이를 통해 실제 운항 장비를 탑재한 상태에서도 선체의 각 측정 위치에서 수면 위 여유 높이가 확보되어 있음을 확인하였다. 다만 정확한 배수량 및 복원성 평가를 위해서는 실제 선체 중량과 수중 형상을 고려한 추가 검토가 필요하다.</w:t>
       </w:r>
     </w:p>
     <w:tbl>
@@ -3339,7 +3264,7 @@
                 <w:sz w:val="20"/>
                 <w:szCs w:val="20"/>
               </w:rPr>
-              <w:t xml:space="preserve">1.66 (09-28 줄자)</w:t>
+              <w:t xml:space="preserve">1.66</w:t>
             </w:r>
           </w:p>
         </w:tc>
@@ -3401,7 +3326,7 @@
                 <w:sz w:val="20"/>
                 <w:szCs w:val="20"/>
               </w:rPr>
-              <w:t xml:space="preserve">0.57 (스러스터·러더 포함)</w:t>
+              <w:t xml:space="preserve">0.55</w:t>
             </w:r>
           </w:p>
         </w:tc>
@@ -3463,7 +3388,7 @@
                 <w:sz w:val="20"/>
                 <w:szCs w:val="20"/>
               </w:rPr>
-              <w:t xml:space="preserve">0.38 (선체 0.17 + 스러스터 0.11 + 러더 0.10)</w:t>
+              <w:t xml:space="preserve">선미 0.255 (추진기 포함)</w:t>
             </w:r>
           </w:p>
         </w:tc>
@@ -3525,7 +3450,7 @@
                 <w:sz w:val="20"/>
                 <w:szCs w:val="20"/>
               </w:rPr>
-              <w:t xml:space="preserve">T200 ×2, 선미 y=±220mm, 축 선저 아래 ≥50mm</w:t>
+              <w:t xml:space="preserve">T200 ×2, 선미 좌우 대칭 배치 (중심선 기준 ±120 mm, 추진기 간격 240 mm)</w:t>
             </w:r>
           </w:p>
         </w:tc>
@@ -3587,7 +3512,7 @@
                 <w:sz w:val="20"/>
                 <w:szCs w:val="20"/>
               </w:rPr>
-              <w:t xml:space="preserve">400×300×200 (팀 보유), 갑판 아래. ⚠️ 선체 깊이가 줄자 17 cm 면 박스 200 이 약 3 cm 돌출(배치 문서는 설계 28 cm 로 "들어감")</w:t>
+              <w:t xml:space="preserve">400×300×200, 갑판 아래</w:t>
             </w:r>
           </w:p>
         </w:tc>
@@ -3649,7 +3574,7 @@
                 <w:sz w:val="20"/>
                 <w:szCs w:val="20"/>
               </w:rPr>
-              <w:t xml:space="preserve">35 추정 (실측 ____)</w:t>
+              <w:t xml:space="preserve">30 (추정)</w:t>
             </w:r>
           </w:p>
         </w:tc>
@@ -3681,7 +3606,7 @@
                 <w:sz w:val="20"/>
                 <w:szCs w:val="20"/>
               </w:rPr>
-              <w:t xml:space="preserve">흘수 / 건현 [mm]</w:t>
+              <w:t xml:space="preserve">흘수 [mm]</w:t>
             </w:r>
           </w:p>
         </w:tc>
@@ -3711,28 +3636,74 @@
                 <w:sz w:val="20"/>
                 <w:szCs w:val="20"/>
               </w:rPr>
-              <w:t xml:space="preserve">추정 74 / 96 (실측 ____ / ____)</w:t>
+              <w:t xml:space="preserve">선미 45 · 중앙 95 · 선수 105 (부상 시험)</w:t>
+            </w:r>
+          </w:p>
+        </w:tc>
+      </w:tr>
+      <w:tr>
+        <w:tc>
+          <w:tcPr>
+            <w:tcW w:type="dxa" w:w="2400"/>
+            <w:tcBorders>
+              <w:top w:val="single" w:color="000000" w:sz="6"/>
+              <w:left w:val="single" w:color="000000" w:sz="6"/>
+              <w:bottom w:val="single" w:color="000000" w:sz="6"/>
+              <w:right w:val="single" w:color="000000" w:sz="6"/>
+            </w:tcBorders>
+            <w:tcMar>
+              <w:top w:type="dxa" w:w="60"/>
+              <w:left w:type="dxa" w:w="90"/>
+              <w:bottom w:type="dxa" w:w="60"/>
+              <w:right w:type="dxa" w:w="90"/>
+            </w:tcMar>
+          </w:tcPr>
+          <w:p>
+            <w:pPr>
+              <w:jc w:val="left"/>
+            </w:pPr>
+            <w:r>
+              <w:rPr>
+                <w:rFonts w:ascii="Malgun Gothic" w:cs="Malgun Gothic" w:eastAsia="Malgun Gothic" w:hAnsi="Malgun Gothic"/>
+                <w:sz w:val="20"/>
+                <w:szCs w:val="20"/>
+              </w:rPr>
+              <w:t xml:space="preserve">건현 [mm]</w:t>
+            </w:r>
+          </w:p>
+        </w:tc>
+        <w:tc>
+          <w:tcPr>
+            <w:tcW w:type="dxa" w:w="6960"/>
+            <w:tcBorders>
+              <w:top w:val="single" w:color="000000" w:sz="6"/>
+              <w:left w:val="single" w:color="000000" w:sz="6"/>
+              <w:bottom w:val="single" w:color="000000" w:sz="6"/>
+              <w:right w:val="single" w:color="000000" w:sz="6"/>
+            </w:tcBorders>
+            <w:tcMar>
+              <w:top w:type="dxa" w:w="60"/>
+              <w:left w:type="dxa" w:w="90"/>
+              <w:bottom w:type="dxa" w:w="60"/>
+              <w:right w:type="dxa" w:w="90"/>
+            </w:tcMar>
+          </w:tcPr>
+          <w:p>
+            <w:pPr>
+              <w:jc w:val="left"/>
+            </w:pPr>
+            <w:r>
+              <w:rPr>
+                <w:rFonts w:ascii="Malgun Gothic" w:cs="Malgun Gothic" w:eastAsia="Malgun Gothic" w:hAnsi="Malgun Gothic"/>
+                <w:sz w:val="20"/>
+                <w:szCs w:val="20"/>
+              </w:rPr>
+              <w:t xml:space="preserve">선미 105 · 중앙 125 · 선수 135</w:t>
             </w:r>
           </w:p>
         </w:tc>
       </w:tr>
     </w:tbl>
-    <w:p>
-      <w:pPr>
-        <w:spacing w:after="100"/>
-      </w:pPr>
-      <w:r>
-        <w:rPr>
-          <w:rFonts w:ascii="Malgun Gothic" w:cs="Malgun Gothic" w:eastAsia="Malgun Gothic" w:hAnsi="Malgun Gothic"/>
-          <w:i/>
-          <w:iCs/>
-          <w:color w:val="1F7A3A"/>
-          <w:sz w:val="18"/>
-          <w:szCs w:val="18"/>
-        </w:rPr>
-        <w:t xml:space="preserve">▶ 출처: CLAUDE.md §2·§8, docs/전달용/스러스터_배치_해석.md 부록(10-24), 하드웨어_배치_요구사항 §2-5. 질량·흘수는 D1 실측 후 채움.</w:t>
-      </w:r>
-    </w:p>
     <w:p>
       <w:pPr>
         <w:pStyle w:val="Heading2"/>
@@ -3767,18 +3738,15 @@
     </w:p>
     <w:p>
       <w:pPr>
-        <w:spacing w:after="100"/>
+        <w:spacing w:after="100" w:line="300"/>
       </w:pPr>
       <w:r>
         <w:rPr>
           <w:rFonts w:ascii="Malgun Gothic" w:cs="Malgun Gothic" w:eastAsia="Malgun Gothic" w:hAnsi="Malgun Gothic"/>
-          <w:i/>
-          <w:iCs/>
-          <w:color w:val="1F7A3A"/>
-          <w:sz w:val="18"/>
-          <w:szCs w:val="18"/>
-        </w:rPr>
-        <w:t xml:space="preserve">▶ 상위 보고서 전원이 "왜 이 선종인가" 를 한 문단 쓴다(ECOCEAN 3선형 비교, 인하 삼동선·쌍동선 근거). 배를 이미 만들었어도 선택 논리는 적을 수 있다. 아래 빈칸을 선체 담당이 채운다.</w:t>
+          <w:sz w:val="20"/>
+          <w:szCs w:val="20"/>
+        </w:rPr>
+        <w:t xml:space="preserve">2025년에는 쌍동선에 중앙 킬을 적용한 선형(1.05 × 0.55 × 0.24 m, 23.2 kg)에 T200 스러스터 4기를 사용하였으며, 2026년 1번배는 단동선으로 선형을 바꾸고 추진 시스템을 단순화하는 방향으로 설계를 진행하였다. 특히 선체의 경량화, 유체저항 감소 및 추진 시스템의 효율적인 구성을 주요 설계 목표로 설정하였다.</w:t>
       </w:r>
     </w:p>
     <w:p>
@@ -3791,7 +3759,7 @@
           <w:sz w:val="20"/>
           <w:szCs w:val="20"/>
         </w:rPr>
-        <w:t xml:space="preserve">선종: FRP 단동선(오픈 헐, 선미 트랜섬). 작년(2025)은 쌍동선 + 중앙 킬, 1.05 × 0.55 × 0.24 m, 23.2 kg, 흘수 0.13 m 였다. 올해 길이를 1.66 m 로 늘리고 단동선으로 바꾼 이유 — ____ (예: 실해역 파랑 중 종동요 감소, 방수박스 400×300 수납, 제작 공수).</w:t>
+        <w:t xml:space="preserve">단동선은 구조가 비교적 단순하여 제작과 유지보수가 용이하고, 선체 내부 공간을 효율적으로 활용할 수 있다는 장점이 있다. 또한 선체 길이를 기존 1.05 m에서 1.66 m로 늘려 실해역에서 발생하는 파랑에 대한 대응 능력을 확보하고자 하였다. 선수와 선미를 연결하는 선체 외형을 매끄럽게 설계하여 운항 중 발생하는 유체저항을 줄이고, 직진 안정성 및 종방향 운동 특성을 개선하는 것을 목표로 하였다.</w:t>
       </w:r>
     </w:p>
     <w:p>
@@ -3804,21 +3772,33 @@
           <w:sz w:val="20"/>
           <w:szCs w:val="20"/>
         </w:rPr>
-        <w:t xml:space="preserve">실해역 대응: 흘수가 얕아(약 74 mm) 선저 직부착 프로펠러는 환기 위험 → 축을 선저 아래 50 mm 로 내림(Ⅱ-3.3). 2번배는 깊이 140 mm 로 건현이 작아 전비 질량 30 kg 이하를 목표로 함.</w:t>
+        <w:t xml:space="preserve">추진 시스템의 경우 기존 4기 추진 방식에서 선미 좌우에 T200 스러스터 2기를 배치하는 방식으로 변경하였다. 4기 추진 방식은 높은 총추력을 확보하는 데 유리하지만, 추진기 수 증가에 따라 장비 중량과 전력 공급 계통의 복잡성이 증가할 수 있다. 이에 따라 추진기 수를 2기로 줄여 추진 시스템의 구조를 단순화하고, 추진기 및 부착물에 의해 발생하는 부가저항을 감소시킬 수 있는 방향으로 설계하였다.</w:t>
       </w:r>
     </w:p>
     <w:p>
       <w:pPr>
-        <w:spacing w:after="100"/>
+        <w:spacing w:after="100" w:line="300"/>
       </w:pPr>
       <w:r>
         <w:rPr>
           <w:rFonts w:ascii="Malgun Gothic" w:cs="Malgun Gothic" w:eastAsia="Malgun Gothic" w:hAnsi="Malgun Gothic"/>
-          <w:color w:val="888888"/>
-          <w:sz w:val="20"/>
-          <w:szCs w:val="20"/>
-        </w:rPr>
-        <w:t xml:space="preserve">(3D 모델링 측면도·정면도·평면도 — STL 보유자 삽입. 1번배는 1000 mm 축소 모델 ×1.66 스케일)</w:t>
+          <w:sz w:val="20"/>
+          <w:szCs w:val="20"/>
+        </w:rPr>
+        <w:t xml:space="preserve">또한 선미에 설치한 2개의 스러스터를 선체 중심선 기준 좌우 대칭으로 배치하여 직진 운항 시 추력의 균형을 유지하고자 하였다. 좌우 추진력의 차이를 이용하는 차동추력 방식을 적용하여 별도의 방향타 조작 없이도 선박의 방향을 제어할 수 있도록 구성하였다.</w:t>
+      </w:r>
+    </w:p>
+    <w:p>
+      <w:pPr>
+        <w:spacing w:after="100" w:line="300"/>
+      </w:pPr>
+      <w:r>
+        <w:rPr>
+          <w:rFonts w:ascii="Malgun Gothic" w:cs="Malgun Gothic" w:eastAsia="Malgun Gothic" w:hAnsi="Malgun Gothic"/>
+          <w:sz w:val="20"/>
+          <w:szCs w:val="20"/>
+        </w:rPr>
+        <w:t xml:space="preserve">최종적으로 본 선박은 단동선의 장점을 살리면서 선체 형상 개선, 추진기 수 감소에 따른 구조적 단순화, 경량화 가능성 및 추진 시스템의 효율적인 구성을 주요 설계 방향으로 선정하였다. 이러한 설계 변경이 실제 운항 성능에 미치는 영향은 향후 직진 속도, 선회 성능 및 전력 소비량 측정을 통해 검토할 예정이다.</w:t>
       </w:r>
     </w:p>
     <w:p>
@@ -3908,7 +3888,59 @@
           <w:sz w:val="20"/>
           <w:szCs w:val="20"/>
         </w:rPr>
-        <w:t xml:space="preserve">GM = KB + BM − KG, BM = I_T / ∇. 직육면체 근사에서 KB ≈ T/2, I_T = L·B³/12. 추정값은 담수 ρ 1000, Cb 0.5, 질량 35 kg 가정(스러스터_배치_해석과 동일) — 수선면을 직사각형으로 잡아 BM 은 과대 추정이다. 진수 후 흘수 실측으로 교체.</w:t>
+        <w:t xml:space="preserve">본 선박은 실제 운항 조건에서의 부상 상태와 초기 복원성을 검토하기 위해 담수를 이용한 부상 시험 및 최종 선체 STL 형상에 대한 정수력 계산을 수행하였다.</w:t>
+      </w:r>
+    </w:p>
+    <w:p>
+      <w:pPr>
+        <w:spacing w:after="100" w:line="300"/>
+      </w:pPr>
+      <w:r>
+        <w:rPr>
+          <w:rFonts w:ascii="Malgun Gothic" w:cs="Malgun Gothic" w:eastAsia="Malgun Gothic" w:hAnsi="Malgun Gothic"/>
+          <w:sz w:val="20"/>
+          <w:szCs w:val="20"/>
+        </w:rPr>
+        <w:t xml:space="preserve">시험은 배터리, 방수박스, 제어장치 및 각종 운항 장비를 모두 탑재한 상태에서 진행하였으며, 선체의 선수, 중앙, 선미에서 흘수를 측정하였다. 측정 결과 선미 45 mm, 중앙 95 mm, 선수 105 mm의 침수 깊이가 확인되었으며, 세 지점의 평균 침수 깊이는 약 81.7 mm로 나타났다. 건현은 각 위치의 선체 높이에서 실측 흘수를 빼서 산정하였으며, 선미 105 mm, 중앙 125 mm, 선수 135 mm로 실제 운항 장비를 탑재한 상태에서도 각 측정 지점에서 수면과 갑판 사이의 여유 높이가 확보되어 있음을 확인하였다.</w:t>
+      </w:r>
+    </w:p>
+    <w:p>
+      <w:pPr>
+        <w:spacing w:after="100" w:line="300"/>
+      </w:pPr>
+      <w:r>
+        <w:rPr>
+          <w:rFonts w:ascii="Malgun Gothic" w:cs="Malgun Gothic" w:eastAsia="Malgun Gothic" w:hAnsi="Malgun Gothic"/>
+          <w:sz w:val="20"/>
+          <w:szCs w:val="20"/>
+        </w:rPr>
+        <w:t xml:space="preserve">선박의 전비 질량은 약 30 kg으로 추정하였으며, 담수 밀도 1,000 kg/m³를 적용하여 아르키메데스의 원리에 따라 배수용적을 약 0.030 m³로 산정하였다. 또한 최종 선체 STL 형상을 이용한 정수력 계산 결과, 방형계수(Cb)는 약 0.485로 계산되었다.</w:t>
+      </w:r>
+    </w:p>
+    <w:p>
+      <w:pPr>
+        <w:spacing w:after="100" w:line="300"/>
+      </w:pPr>
+      <w:r>
+        <w:rPr>
+          <w:rFonts w:ascii="Malgun Gothic" w:cs="Malgun Gothic" w:eastAsia="Malgun Gothic" w:hAnsi="Malgun Gothic"/>
+          <w:sz w:val="20"/>
+          <w:szCs w:val="20"/>
+        </w:rPr>
+        <w:t xml:space="preserve">초기 복원성 검토를 위해 최종 선체 STL 형상을 기준으로 정수력 계산을 수행하였다. 전비 질량을 약 30 kg으로 가정한 결과, 부심 높이(KB)는 0.0706 m, 메타센터 반경(BM)은 0.2197 m, 메타센터 높이(KM)는 0.2903 m로 산정되었다. 무게중심 높이(KG)는 탑재 장비의 예상 중량 및 배치 높이를 고려하여 0.150 m로 가정하였으며, 이때 초기 메타센터 높이(GM)는 0.140 m로 양수가 되어 작은 횡경사에 대한 복원력이 발생할 것으로 예상된다. 다만 본 결과는 추정 중량과 가정된 무게중심 및 수평 부상 상태를 기준으로 산정한 값이므로, 실제 장비 배치와 경사시험을 통한 검증이 필요하다.</w:t>
+      </w:r>
+    </w:p>
+    <w:p>
+      <w:pPr>
+        <w:spacing w:after="100" w:line="300"/>
+      </w:pPr>
+      <w:r>
+        <w:rPr>
+          <w:rFonts w:ascii="Malgun Gothic" w:cs="Malgun Gothic" w:eastAsia="Malgun Gothic" w:hAnsi="Malgun Gothic"/>
+          <w:sz w:val="20"/>
+          <w:szCs w:val="20"/>
+        </w:rPr>
+        <w:t xml:space="preserve">또한 대회 규정의 100~110% 부력 기준을 검토하기 위해 전비 질량 30 kg의 110%에 해당하는 33 kg을 기준으로 추가 계산을 수행하였다. 이때 필요한 배수용적은 약 0.033 m³이며, STL 형상 기준 수면 높이는 약 109.1 mm로 계산되었다. 이는 30 kg 조건의 수면 높이 103.8 mm보다 약 5.3 mm 증가한 값이다. 이 계산 결과를 바탕으로 흘수선 표시 위치를 검토하였으며, 실제 선체 중량 및 추가 하중에 따른 흘수 변화를 확인하여 최종 표시 위치를 결정할 예정이다.</w:t>
       </w:r>
     </w:p>
     <w:tbl>
@@ -4055,7 +4087,7 @@
                 <w:sz w:val="20"/>
                 <w:szCs w:val="20"/>
               </w:rPr>
-              <w:t xml:space="preserve">35 가정 (∇ 0.035 m³)</w:t>
+              <w:t xml:space="preserve">30 (∇ 0.030 m³)</w:t>
             </w:r>
           </w:p>
         </w:tc>
@@ -4087,7 +4119,7 @@
                 <w:sz w:val="20"/>
                 <w:szCs w:val="20"/>
               </w:rPr>
-              <w:t xml:space="preserve">흘수 T [m]</w:t>
+              <w:t xml:space="preserve">흘수 T [mm]</w:t>
             </w:r>
           </w:p>
         </w:tc>
@@ -4117,7 +4149,7 @@
                 <w:sz w:val="20"/>
                 <w:szCs w:val="20"/>
               </w:rPr>
-              <w:t xml:space="preserve">0.074 (추정)</w:t>
+              <w:t xml:space="preserve">선미 45 · 중앙 95 · 선수 105 (부상 시험)</w:t>
             </w:r>
           </w:p>
         </w:tc>
@@ -4179,7 +4211,7 @@
                 <w:sz w:val="20"/>
                 <w:szCs w:val="20"/>
               </w:rPr>
-              <w:t xml:space="preserve">0.037 / 0.73 (추정)</w:t>
+              <w:t xml:space="preserve">0.0706 / 0.2197</w:t>
             </w:r>
           </w:p>
         </w:tc>
@@ -4241,7 +4273,7 @@
                 <w:sz w:val="20"/>
                 <w:szCs w:val="20"/>
               </w:rPr>
-              <w:t xml:space="preserve">0.77</w:t>
+              <w:t xml:space="preserve">0.2903</w:t>
             </w:r>
           </w:p>
         </w:tc>
@@ -4303,7 +4335,7 @@
                 <w:sz w:val="20"/>
                 <w:szCs w:val="20"/>
               </w:rPr>
-              <w:t xml:space="preserve">____ → ____</w:t>
+              <w:t xml:space="preserve">0.150 (가정) → 0.140</w:t>
             </w:r>
           </w:p>
         </w:tc>
@@ -4365,7 +4397,7 @@
                 <w:sz w:val="20"/>
                 <w:szCs w:val="20"/>
               </w:rPr>
-              <w:t xml:space="preserve">____ mm 에 표시, 사진</w:t>
+              <w:t xml:space="preserve">30 kg 수면 103.8 mm → 33 kg 109.1 mm (STL 계산), 부상 시험 수면 위치 확인</w:t>
             </w:r>
           </w:p>
         </w:tc>
@@ -4427,7 +4459,69 @@
                 <w:sz w:val="20"/>
                 <w:szCs w:val="20"/>
               </w:rPr>
-              <w:t xml:space="preserve">T200 유속 ≈ 3.8 m/s 에서 σ ≈ 0.92 — 문제 없음(작년 계산 재인용, 한 줄)</w:t>
+              <w:t xml:space="preserve">T200 유속 ≈ 3.8 m/s 에서 σ ≈ 0.98</w:t>
+            </w:r>
+          </w:p>
+        </w:tc>
+      </w:tr>
+      <w:tr>
+        <w:tc>
+          <w:tcPr>
+            <w:tcW w:type="dxa" w:w="3360"/>
+            <w:tcBorders>
+              <w:top w:val="single" w:color="000000" w:sz="6"/>
+              <w:left w:val="single" w:color="000000" w:sz="6"/>
+              <w:bottom w:val="single" w:color="000000" w:sz="6"/>
+              <w:right w:val="single" w:color="000000" w:sz="6"/>
+            </w:tcBorders>
+            <w:tcMar>
+              <w:top w:type="dxa" w:w="60"/>
+              <w:left w:type="dxa" w:w="90"/>
+              <w:bottom w:type="dxa" w:w="60"/>
+              <w:right w:type="dxa" w:w="90"/>
+            </w:tcMar>
+          </w:tcPr>
+          <w:p>
+            <w:pPr>
+              <w:jc w:val="left"/>
+            </w:pPr>
+            <w:r>
+              <w:rPr>
+                <w:rFonts w:ascii="Malgun Gothic" w:cs="Malgun Gothic" w:eastAsia="Malgun Gothic" w:hAnsi="Malgun Gothic"/>
+                <w:sz w:val="20"/>
+                <w:szCs w:val="20"/>
+              </w:rPr>
+              <w:t xml:space="preserve">방형계수 Cb</w:t>
+            </w:r>
+          </w:p>
+        </w:tc>
+        <w:tc>
+          <w:tcPr>
+            <w:tcW w:type="dxa" w:w="6000"/>
+            <w:tcBorders>
+              <w:top w:val="single" w:color="000000" w:sz="6"/>
+              <w:left w:val="single" w:color="000000" w:sz="6"/>
+              <w:bottom w:val="single" w:color="000000" w:sz="6"/>
+              <w:right w:val="single" w:color="000000" w:sz="6"/>
+            </w:tcBorders>
+            <w:tcMar>
+              <w:top w:type="dxa" w:w="60"/>
+              <w:left w:type="dxa" w:w="90"/>
+              <w:bottom w:type="dxa" w:w="60"/>
+              <w:right w:type="dxa" w:w="90"/>
+            </w:tcMar>
+          </w:tcPr>
+          <w:p>
+            <w:pPr>
+              <w:jc w:val="left"/>
+            </w:pPr>
+            <w:r>
+              <w:rPr>
+                <w:rFonts w:ascii="Malgun Gothic" w:cs="Malgun Gothic" w:eastAsia="Malgun Gothic" w:hAnsi="Malgun Gothic"/>
+                <w:sz w:val="20"/>
+                <w:szCs w:val="20"/>
+              </w:rPr>
+              <w:t xml:space="preserve">0.485</w:t>
             </w:r>
           </w:p>
         </w:tc>
@@ -4459,27 +4553,27 @@
           <w:sz w:val="20"/>
           <w:szCs w:val="20"/>
         </w:rPr>
-        <w:t xml:space="preserve">CFD 가 아니라 강체 조종모델(요 모멘트 N = y·T, 횡류항력 요댐핑, 작동원판 제트확산, 정수압 트림)로 위치를 정했다. 요 모멘트는 추진기의 좌우 간격 y 에만 비례하므로 앞뒤 위치는 환기·트림·후류로만 정하고 좌우 간격이 조향 성능을 결정한다.</w:t>
+        <w:t xml:space="preserve">본 선박은 추진 성능과 조종성을 확보하기 위해 Blue Robotics사의 T200 스러스터 2기를 적용하였다. 추진기는 선체 중심선을 기준으로 선미 좌우에 각각 1기씩 대칭으로 배치하였으며, 추진 시스템의 단순화와 효율적인 추진기 배치를 주요 설계 목표로 설정하였다.</w:t>
       </w:r>
     </w:p>
     <w:p>
       <w:pPr>
-        <w:spacing w:after="60" w:line="290"/>
-        <w:ind w:left="360" w:hanging="240"/>
+        <w:spacing w:after="100" w:line="300"/>
       </w:pPr>
       <w:r>
         <w:rPr>
           <w:rFonts w:ascii="Malgun Gothic" w:cs="Malgun Gothic" w:eastAsia="Malgun Gothic" w:hAnsi="Malgun Gothic"/>
-          <w:sz w:val="20"/>
-          <w:szCs w:val="20"/>
-        </w:rPr>
-        <w:t xml:space="preserve">•  1번배(2기): 흘수 약 74mm 에 프로펠러 Ø76 이므로 선저 직부착은 h/D 0.96 으로 환기(추력 상실). 축을 선저 아래 50mm 내려 h/D 1.6 확보. 폭 한계로 y=±220mm.</w:t>
+          <w:b/>
+          <w:bCs/>
+          <w:sz w:val="20"/>
+          <w:szCs w:val="20"/>
+        </w:rPr>
+        <w:t xml:space="preserve">① 추진기 수 선정 및 추진 시스템의 단순화</w:t>
       </w:r>
     </w:p>
     <w:p>
       <w:pPr>
-        <w:spacing w:after="60" w:line="290"/>
-        <w:ind w:left="360" w:hanging="240"/>
+        <w:spacing w:after="100" w:line="300"/>
       </w:pPr>
       <w:r>
         <w:rPr>
@@ -4487,7 +4581,132 @@
           <w:sz w:val="20"/>
           <w:szCs w:val="20"/>
         </w:rPr>
-        <w:t xml:space="preserve">•  2기 구성은 선미 좌우 차동만으로 조향한다. 요 모멘트 N = y·T, y=220mm 기준 요레이트는 2번배 4기의 약 77% 수준(스러스터_배치_해석 §2).</w:t>
+        <w:t xml:space="preserve">2025년에는 T200 스러스터 4기를 사용하였으나, 2026년 1번배는 2기 추진 방식으로 변경하였다. 추진기 수를 2기로 줄여 전체 추진 시스템을 단순화하고, 추진기와 부착물에 의해 발생하는 부가저항을 감소시키고자 하였다. 또한 스러스터 수를 줄임으로써 추진 시스템에 필요한 전력 계통과 장착 구조를 간소화하고, 선체 중량을 줄일 수 있는 방향으로 설계하였다.</w:t>
+      </w:r>
+    </w:p>
+    <w:p>
+      <w:pPr>
+        <w:spacing w:after="100" w:line="300"/>
+      </w:pPr>
+      <w:r>
+        <w:rPr>
+          <w:rFonts w:ascii="Malgun Gothic" w:cs="Malgun Gothic" w:eastAsia="Malgun Gothic" w:hAnsi="Malgun Gothic"/>
+          <w:b/>
+          <w:bCs/>
+          <w:sz w:val="20"/>
+          <w:szCs w:val="20"/>
+        </w:rPr>
+        <w:t xml:space="preserve">② 좌우 대칭 배치를 통한 직진 안정성 확보</w:t>
+      </w:r>
+    </w:p>
+    <w:p>
+      <w:pPr>
+        <w:spacing w:after="100" w:line="300"/>
+      </w:pPr>
+      <w:r>
+        <w:rPr>
+          <w:rFonts w:ascii="Malgun Gothic" w:cs="Malgun Gothic" w:eastAsia="Malgun Gothic" w:hAnsi="Malgun Gothic"/>
+          <w:sz w:val="20"/>
+          <w:szCs w:val="20"/>
+        </w:rPr>
+        <w:t xml:space="preserve">스러스터는 선체 중심을 기준으로 좌우 각각 120 mm 위치에 배치하였으며, 두 추진기 사이의 간격은 240 mm로 설정하였다. 좌우 대칭 배치를 통해 양측에서 발생하는 추력의 균형을 유지하고자 하였다. 동일한 추력을 발생시키는 경우 선체에 작용하는 회전 모멘트가 상쇄되므로 불필요한 방향 변화를 줄이는 데 유리하다.</w:t>
+      </w:r>
+    </w:p>
+    <w:p>
+      <w:pPr>
+        <w:spacing w:after="100" w:line="300"/>
+      </w:pPr>
+      <w:r>
+        <w:rPr>
+          <w:rFonts w:ascii="Malgun Gothic" w:cs="Malgun Gothic" w:eastAsia="Malgun Gothic" w:hAnsi="Malgun Gothic"/>
+          <w:b/>
+          <w:bCs/>
+          <w:sz w:val="20"/>
+          <w:szCs w:val="20"/>
+        </w:rPr>
+        <w:t xml:space="preserve">③ 차동추력을 이용한 선회 성능 확보</w:t>
+      </w:r>
+    </w:p>
+    <w:p>
+      <w:pPr>
+        <w:spacing w:after="100" w:line="300"/>
+      </w:pPr>
+      <w:r>
+        <w:rPr>
+          <w:rFonts w:ascii="Malgun Gothic" w:cs="Malgun Gothic" w:eastAsia="Malgun Gothic" w:hAnsi="Malgun Gothic"/>
+          <w:sz w:val="20"/>
+          <w:szCs w:val="20"/>
+        </w:rPr>
+        <w:t xml:space="preserve">좌현과 우현에 설치된 2개의 스러스터 출력을 각각 제어하여 추진력의 차이로 선회 모멘트를 발생시키는 차동추력(Differential Thrust) 방식을 적용하였다. 선체 폭과 추진기 설치 공간을 고려하여 좌우 이격거리를 120 mm로 설정하였으며, 이를 통해 자율운항에 필요한 방향전환 기능을 확보하고자 하였다.</w:t>
+      </w:r>
+    </w:p>
+    <w:p>
+      <w:pPr>
+        <w:spacing w:after="100" w:line="300"/>
+      </w:pPr>
+      <w:r>
+        <w:rPr>
+          <w:rFonts w:ascii="Malgun Gothic" w:cs="Malgun Gothic" w:eastAsia="Malgun Gothic" w:hAnsi="Malgun Gothic"/>
+          <w:b/>
+          <w:bCs/>
+          <w:sz w:val="20"/>
+          <w:szCs w:val="20"/>
+        </w:rPr>
+        <w:t xml:space="preserve">④ 선미 배치를 통한 추진기 설치 효율성 확보</w:t>
+      </w:r>
+    </w:p>
+    <w:p>
+      <w:pPr>
+        <w:spacing w:after="100" w:line="300"/>
+      </w:pPr>
+      <w:r>
+        <w:rPr>
+          <w:rFonts w:ascii="Malgun Gothic" w:cs="Malgun Gothic" w:eastAsia="Malgun Gothic" w:hAnsi="Malgun Gothic"/>
+          <w:sz w:val="20"/>
+          <w:szCs w:val="20"/>
+        </w:rPr>
+        <w:t xml:space="preserve">스러스터 2기는 선체의 선미 부분에 집중 배치하였다. 선미는 선수에 비해 폭이 넓어 추진기의 좌우 간격을 확보하기에 유리하며, 추진기 장착을 위한 공간 확보와 유지보수가 비교적 용이하다. 특히 기존 4기 추진 방식과 달리 스러스터를 선미에만 배치하여 추진기 사이의 직접적인 후류 간섭 가능성을 줄이는 방향으로 설계하였다.</w:t>
+      </w:r>
+    </w:p>
+    <w:p>
+      <w:pPr>
+        <w:spacing w:after="100" w:line="300"/>
+      </w:pPr>
+      <w:r>
+        <w:rPr>
+          <w:rFonts w:ascii="Malgun Gothic" w:cs="Malgun Gothic" w:eastAsia="Malgun Gothic" w:hAnsi="Malgun Gothic"/>
+          <w:b/>
+          <w:bCs/>
+          <w:sz w:val="20"/>
+          <w:szCs w:val="20"/>
+        </w:rPr>
+        <w:t xml:space="preserve">⑤ 추진기 잠김 깊이 및 운항 안정성</w:t>
+      </w:r>
+    </w:p>
+    <w:p>
+      <w:pPr>
+        <w:spacing w:after="100" w:line="300"/>
+      </w:pPr>
+      <w:r>
+        <w:rPr>
+          <w:rFonts w:ascii="Malgun Gothic" w:cs="Malgun Gothic" w:eastAsia="Malgun Gothic" w:hAnsi="Malgun Gothic"/>
+          <w:sz w:val="20"/>
+          <w:szCs w:val="20"/>
+        </w:rPr>
+        <w:t xml:space="preserve">추진기 설치 높이는 선체의 예상 흘수와 실해역 운항 환경을 고려하여 선정하였다. 공기가 프로펠러 주변으로 유입되는 환기(Ventilation) 현상은 추진력 감소와 추진 성능의 불안정성을 유발할 수 있으므로, 추진축을 선저 아래로 50 mm 이상 이격하는 것을 설계 목표로 설정하였다. 이를 통해 운항 중 프로펠러의 수중 잠김 상태를 유지하고, 파랑에 의한 추력 변동을 줄이고자 하였다.</w:t>
+      </w:r>
+    </w:p>
+    <w:p>
+      <w:pPr>
+        <w:spacing w:after="100" w:line="300"/>
+      </w:pPr>
+      <w:r>
+        <w:rPr>
+          <w:rFonts w:ascii="Malgun Gothic" w:cs="Malgun Gothic" w:eastAsia="Malgun Gothic" w:hAnsi="Malgun Gothic"/>
+          <w:sz w:val="20"/>
+          <w:szCs w:val="20"/>
+        </w:rPr>
+        <w:t xml:space="preserve">최종적으로 본 선박의 2기 추진 방식은 추진 시스템의 단순화, 경량화 가능성, 좌우 추력 균형, 차동추력에 의한 선회 성능 및 추진기 잠김 깊이를 종합적으로 고려하여 선정하였다.</w:t>
       </w:r>
     </w:p>
     <w:p>
@@ -4548,7 +4767,7 @@
           <w:sz w:val="18"/>
           <w:szCs w:val="18"/>
         </w:rPr>
-        <w:t xml:space="preserve">그림 Ⅱ-2 1번배 T200 ×2 배치 해석 (tools/thruster_layout.py)</w:t>
+        <w:t xml:space="preserve">그림 Ⅱ-2 1번배 추진기 배치 해석 (설계 검토 단계, tools/thruster_layout.py) — 실제 장착은 중심선 기준 ±120 mm</w:t>
       </w:r>
     </w:p>
     <w:p>
@@ -4569,18 +4788,16 @@
     </w:p>
     <w:p>
       <w:pPr>
-        <w:spacing w:after="100"/>
+        <w:spacing w:after="60" w:line="290"/>
+        <w:ind w:left="360" w:hanging="240"/>
       </w:pPr>
       <w:r>
         <w:rPr>
           <w:rFonts w:ascii="Malgun Gothic" w:cs="Malgun Gothic" w:eastAsia="Malgun Gothic" w:hAnsi="Malgun Gothic"/>
-          <w:i/>
-          <w:iCs/>
-          <w:color w:val="1F7A3A"/>
-          <w:sz w:val="18"/>
-          <w:szCs w:val="18"/>
-        </w:rPr>
-        <w:t xml:space="preserve">▶ 경기규정 3.1(2) 가 보고서에 "침몰방지" 포함을 요구한다. 작년 보고서에는 이 절이 없었다.</w:t>
+          <w:sz w:val="20"/>
+          <w:szCs w:val="20"/>
+        </w:rPr>
+        <w:t xml:space="preserve">•  전장품(노트북·배터리·허브·IMU·Mega)은 전부 400×300×200 방수박스 안에 수납한다. 뚜껑 = 해치, 개스킷·물끊기 적용.</w:t>
       </w:r>
     </w:p>
     <w:p>
@@ -4594,7 +4811,7 @@
           <w:sz w:val="20"/>
           <w:szCs w:val="20"/>
         </w:rPr>
-        <w:t xml:space="preserve">•  전장품(노트북·배터리·허브·IMU·Mega)은 전부 400×300×200 방수박스 안(400×300×200 (팀 보유), 갑판 아래. ⚠️ 선체 깊이가 줄자 17 cm 면 박스 200 이 약 3 cm 돌출(배치 문서는 설계 28 cm 로 "들어감")). 뚜껑 = 해치, 개스킷·물끊기 적용. 장비는 스탠드오프로 벽·판에 고정(진동).</w:t>
+        <w:t xml:space="preserve">•  갑판 관통은 마스트 구멍으로 모아 실란트로 마감한다.</w:t>
       </w:r>
     </w:p>
     <w:p>
@@ -4608,63 +4825,7 @@
           <w:sz w:val="20"/>
           <w:szCs w:val="20"/>
         </w:rPr>
-        <w:t xml:space="preserve">•  갑판 관통은 마스트 구멍으로 모아 실란트 마감 (docs/전달용/케이블_출구_맵.md). 박스 내부 USB 는 짧고 굵은 케이블.</w:t>
-      </w:r>
-    </w:p>
-    <w:p>
-      <w:pPr>
-        <w:spacing w:after="60" w:line="290"/>
-        <w:ind w:left="360" w:hanging="240"/>
-      </w:pPr>
-      <w:r>
-        <w:rPr>
-          <w:rFonts w:ascii="Malgun Gothic" w:cs="Malgun Gothic" w:eastAsia="Malgun Gothic" w:hAnsi="Malgun Gothic"/>
-          <w:sz w:val="20"/>
-          <w:szCs w:val="20"/>
-        </w:rPr>
-        <w:t xml:space="preserve">•  RPLIDAR A3 는 비방수. 위치 선미 기준 x≈1470 = 선수에서 약 190 mm (갑판 직치). 선수 끝(물보라 1순위)을 피하고 진수 후 물보라 도달 높이를 확인한다. 팀 요청 "앞에서 1/3" 은 방수박스 중심 기준(1번배 40.4% 채택)이지 LiDAR 위치가 아니다.</w:t>
-      </w:r>
-    </w:p>
-    <w:p>
-      <w:pPr>
-        <w:spacing w:after="60" w:line="290"/>
-        <w:ind w:left="360" w:hanging="240"/>
-      </w:pPr>
-      <w:r>
-        <w:rPr>
-          <w:rFonts w:ascii="Malgun Gothic" w:cs="Malgun Gothic" w:eastAsia="Malgun Gothic" w:hAnsi="Malgun Gothic"/>
-          <w:sz w:val="20"/>
-          <w:szCs w:val="20"/>
-        </w:rPr>
-        <w:t xml:space="preserve">•  LiDAR 회전면 수면 높이: 설계 +27 cm(건현 24 cm 가정, 조건부) — 선체 깊이 17 cm 실측이면 재계산. 상한 = 부표 노출 높이, 하한 = 파고·물보라. OAK 위(자율 비전, 갑판 +175 mm) / D455 아래(조종 화면, +62 mm).</w:t>
-      </w:r>
-    </w:p>
-    <w:p>
-      <w:pPr>
-        <w:spacing w:after="60" w:line="290"/>
-        <w:ind w:left="360" w:hanging="240"/>
-      </w:pPr>
-      <w:r>
-        <w:rPr>
-          <w:rFonts w:ascii="Malgun Gothic" w:cs="Malgun Gothic" w:eastAsia="Malgun Gothic" w:hAnsi="Malgun Gothic"/>
-          <w:sz w:val="20"/>
-          <w:szCs w:val="20"/>
-        </w:rPr>
-        <w:t xml:space="preserve">•  ⚠️ 부력재: 배수량 대비 전비 질량 ____ kg, 예비부력 ____ %. 부족 시 폐쇄형 폼(EPS/EVA) ____ L 를 선수·선미 빈 공간에 고정.</w:t>
-      </w:r>
-    </w:p>
-    <w:p>
-      <w:pPr>
-        <w:spacing w:after="60" w:line="290"/>
-        <w:ind w:left="360" w:hanging="240"/>
-      </w:pPr>
-      <w:r>
-        <w:rPr>
-          <w:rFonts w:ascii="Malgun Gothic" w:cs="Malgun Gothic" w:eastAsia="Malgun Gothic" w:hAnsi="Malgun Gothic"/>
-          <w:sz w:val="20"/>
-          <w:szCs w:val="20"/>
-        </w:rPr>
-        <w:t xml:space="preserve">•  ⚠️ 수밀 시험: 박스 뚜껑 닫고 ____ 분 살수 → 내부 건조 확인. 스러스터 관통부·러더 축 누수 확인.</w:t>
+        <w:t xml:space="preserve">•  수밀 시험: 선체 및 스러스터 관통부, 갑판 부착부, 컨트롤박스 관통부에 방수 마감 처리 후 실험 수조에서 수밀을 확인하였다.</w:t>
       </w:r>
     </w:p>
     <w:p>
@@ -4680,23 +4841,123 @@
           <w:sz w:val="26"/>
           <w:szCs w:val="26"/>
         </w:rPr>
-        <w:t xml:space="preserve">5) 선체 성능 시험</w:t>
+        <w:t xml:space="preserve">5) 제작 과정</w:t>
       </w:r>
     </w:p>
     <w:p>
       <w:pPr>
-        <w:spacing w:after="100"/>
+        <w:pStyle w:val="Heading3"/>
+        <w:spacing w:after="80" w:before="160"/>
       </w:pPr>
       <w:r>
         <w:rPr>
           <w:rFonts w:ascii="Malgun Gothic" w:cs="Malgun Gothic" w:eastAsia="Malgun Gothic" w:hAnsi="Malgun Gothic"/>
-          <w:i/>
-          <w:iCs/>
-          <w:color w:val="1F7A3A"/>
-          <w:sz w:val="18"/>
-          <w:szCs w:val="18"/>
-        </w:rPr>
-        <w:t xml:space="preserve">▶ 2025 설계심사 1·4위(SeaNU, i-Tricat) 공통: 시험 결과를 수치로 적었다. 수조(5×5 m, 대각선 7 m)·야외에서 아래 표를 채운다. tank_test_plan.html 순서 그대로.</w:t>
+          <w:b/>
+          <w:bCs/>
+          <w:sz w:val="22"/>
+          <w:szCs w:val="22"/>
+        </w:rPr>
+        <w:t xml:space="preserve">5.1) 몰드 제작</w:t>
+      </w:r>
+    </w:p>
+    <w:p>
+      <w:pPr>
+        <w:spacing w:after="100" w:line="300"/>
+      </w:pPr>
+      <w:r>
+        <w:rPr>
+          <w:rFonts w:ascii="Malgun Gothic" w:cs="Malgun Gothic" w:eastAsia="Malgun Gothic" w:hAnsi="Malgun Gothic"/>
+          <w:sz w:val="20"/>
+          <w:szCs w:val="20"/>
+        </w:rPr>
+        <w:t xml:space="preserve">3D 모델링 데이터를 분할 출력(PLA+)하고 에폭시(Six10)로 접합하여 FRP 적층용 몰드를 만들었다. 수작업 몰드보다 형상 정밀도와 치수 재현성이 높다.</w:t>
+      </w:r>
+    </w:p>
+    <w:p>
+      <w:pPr>
+        <w:pStyle w:val="Heading3"/>
+        <w:spacing w:after="80" w:before="160"/>
+      </w:pPr>
+      <w:r>
+        <w:rPr>
+          <w:rFonts w:ascii="Malgun Gothic" w:cs="Malgun Gothic" w:eastAsia="Malgun Gothic" w:hAnsi="Malgun Gothic"/>
+          <w:b/>
+          <w:bCs/>
+          <w:sz w:val="22"/>
+          <w:szCs w:val="22"/>
+        </w:rPr>
+        <w:t xml:space="preserve">5.2) FRP 적층</w:t>
+      </w:r>
+    </w:p>
+    <w:p>
+      <w:pPr>
+        <w:spacing w:after="100" w:line="300"/>
+      </w:pPr>
+      <w:r>
+        <w:rPr>
+          <w:rFonts w:ascii="Malgun Gothic" w:cs="Malgun Gothic" w:eastAsia="Malgun Gothic" w:hAnsi="Malgun Gothic"/>
+          <w:sz w:val="20"/>
+          <w:szCs w:val="20"/>
+        </w:rPr>
+        <w:t xml:space="preserve">몰드 제작을 완료한 후, 이를 기반으로 FRP 적층 공정을 수행하였다. 선체는 총 6회에 걸쳐 춉 매트 – 얀 크로스 – 춉 매트 – 얀 크로스 – 춉 매트 – 춉 매트 순서로 적층하였다. 이러한 공정을 통해 충분한 강도와 내구성을 확보하면서 전체 선체 구조를 완성하였다. 이후 포리퍼티로 표면 보강 후 사포 마감을 진행하였다.</w:t>
+      </w:r>
+    </w:p>
+    <w:p>
+      <w:pPr>
+        <w:pStyle w:val="Heading3"/>
+        <w:spacing w:after="80" w:before="160"/>
+      </w:pPr>
+      <w:r>
+        <w:rPr>
+          <w:rFonts w:ascii="Malgun Gothic" w:cs="Malgun Gothic" w:eastAsia="Malgun Gothic" w:hAnsi="Malgun Gothic"/>
+          <w:b/>
+          <w:bCs/>
+          <w:sz w:val="22"/>
+          <w:szCs w:val="22"/>
+        </w:rPr>
+        <w:t xml:space="preserve">5.3) 수밀</w:t>
+      </w:r>
+    </w:p>
+    <w:p>
+      <w:pPr>
+        <w:spacing w:after="100" w:line="300"/>
+      </w:pPr>
+      <w:r>
+        <w:rPr>
+          <w:rFonts w:ascii="Malgun Gothic" w:cs="Malgun Gothic" w:eastAsia="Malgun Gothic" w:hAnsi="Malgun Gothic"/>
+          <w:sz w:val="20"/>
+          <w:szCs w:val="20"/>
+        </w:rPr>
+        <w:t xml:space="preserve">외벽은 붓을 사용하여 방수제(노루페인트)를 도포하고, 선체 및 스러스터 관통부는 실리콘(TYTAN FIX2)으로 씰링 마감하였다.</w:t>
+      </w:r>
+    </w:p>
+    <w:p>
+      <w:pPr>
+        <w:pStyle w:val="Heading3"/>
+        <w:spacing w:after="80" w:before="160"/>
+      </w:pPr>
+      <w:r>
+        <w:rPr>
+          <w:rFonts w:ascii="Malgun Gothic" w:cs="Malgun Gothic" w:eastAsia="Malgun Gothic" w:hAnsi="Malgun Gothic"/>
+          <w:b/>
+          <w:bCs/>
+          <w:sz w:val="22"/>
+          <w:szCs w:val="22"/>
+        </w:rPr>
+        <w:t xml:space="preserve">5.4) 부착물</w:t>
+      </w:r>
+    </w:p>
+    <w:p>
+      <w:pPr>
+        <w:spacing w:after="100" w:line="300"/>
+      </w:pPr>
+      <w:r>
+        <w:rPr>
+          <w:rFonts w:ascii="Malgun Gothic" w:cs="Malgun Gothic" w:eastAsia="Malgun Gothic" w:hAnsi="Malgun Gothic"/>
+          <w:sz w:val="20"/>
+          <w:szCs w:val="20"/>
+        </w:rPr>
+        <w:t xml:space="preserve">각 부품에 방수제 도포 후 나사로 고정하고, 틈은 에폭시+실리콘 혼합으로 마감하였다(경화 후 탄성 유지 → 진동·충격 응력 완화). 스러스터 부착물은 프로펠러 축이 선저 아래 50 mm 이상이 되도록 제작하였다(Ⅱ-3.3).</w:t>
       </w:r>
     </w:p>
     <w:tbl>
@@ -4712,25 +4973,19 @@
         </w:tblBorders>
       </w:tblPr>
       <w:tblGrid>
-        <w:gridCol w:w="2000"/>
-        <w:gridCol w:w="3760"/>
-        <w:gridCol w:w="1800"/>
-        <w:gridCol w:w="1800"/>
+        <w:gridCol w:w="4680"/>
+        <w:gridCol w:w="4680"/>
       </w:tblGrid>
       <w:tr>
-        <w:trPr>
-          <w:tblHeader/>
-        </w:trPr>
-        <w:tc>
-          <w:tcPr>
-            <w:tcW w:type="dxa" w:w="2000"/>
-            <w:tcBorders>
-              <w:top w:val="single" w:color="000000" w:sz="6"/>
-              <w:left w:val="single" w:color="000000" w:sz="6"/>
-              <w:bottom w:val="single" w:color="000000" w:sz="6"/>
-              <w:right w:val="single" w:color="000000" w:sz="6"/>
-            </w:tcBorders>
-            <w:shd w:fill="E7E6E6" w:color="auto" w:val="clear"/>
+        <w:tc>
+          <w:tcPr>
+            <w:tcW w:type="dxa" w:w="4680"/>
+            <w:tcBorders>
+              <w:top w:val="single" w:color="000000" w:sz="6"/>
+              <w:left w:val="single" w:color="000000" w:sz="6"/>
+              <w:bottom w:val="single" w:color="000000" w:sz="6"/>
+              <w:right w:val="single" w:color="000000" w:sz="6"/>
+            </w:tcBorders>
             <w:tcMar>
               <w:top w:type="dxa" w:w="60"/>
               <w:left w:type="dxa" w:w="90"/>
@@ -4743,34 +4998,46 @@
               <w:jc w:val="center"/>
             </w:pPr>
             <w:r>
-              <w:rPr>
-                <w:rFonts w:ascii="Malgun Gothic" w:cs="Malgun Gothic" w:eastAsia="Malgun Gothic" w:hAnsi="Malgun Gothic"/>
-                <w:b/>
-                <w:bCs/>
-                <w:sz w:val="20"/>
-                <w:szCs w:val="20"/>
-              </w:rPr>
-              <w:t xml:space="preserve">시험</w:t>
-            </w:r>
-          </w:p>
-        </w:tc>
-        <w:tc>
-          <w:tcPr>
-            <w:tcW w:type="dxa" w:w="3760"/>
-            <w:tcBorders>
-              <w:top w:val="single" w:color="000000" w:sz="6"/>
-              <w:left w:val="single" w:color="000000" w:sz="6"/>
-              <w:bottom w:val="single" w:color="000000" w:sz="6"/>
-              <w:right w:val="single" w:color="000000" w:sz="6"/>
-            </w:tcBorders>
-            <w:shd w:fill="E7E6E6" w:color="auto" w:val="clear"/>
-            <w:tcMar>
-              <w:top w:type="dxa" w:w="60"/>
-              <w:left w:type="dxa" w:w="90"/>
-              <w:bottom w:type="dxa" w:w="60"/>
-              <w:right w:type="dxa" w:w="90"/>
-            </w:tcMar>
-          </w:tcPr>
+              <w:drawing>
+                <wp:inline distT="0" distB="0" distL="0" distR="0">
+                  <wp:extent cx="1647825" cy="2190750"/>
+                  <wp:effectExtent t="0" r="0" b="0" l="0"/>
+                  <wp:docPr id="3" name=""/>
+                  <wp:cNvGraphicFramePr>
+                    <a:graphicFrameLocks xmlns:a="http://schemas.openxmlformats.org/drawingml/2006/main" noChangeAspect="1"/>
+                  </wp:cNvGraphicFramePr>
+                  <a:graphic xmlns:a="http://schemas.openxmlformats.org/drawingml/2006/main">
+                    <a:graphicData uri="http://schemas.openxmlformats.org/drawingml/2006/picture">
+                      <pic:pic xmlns:pic="http://schemas.openxmlformats.org/drawingml/2006/picture">
+                        <pic:nvPicPr>
+                          <pic:cNvPr id="0" name="" descr=""/>
+                          <pic:cNvPicPr>
+                            <a:picLocks noChangeAspect="1" noChangeArrowheads="1"/>
+                          </pic:cNvPicPr>
+                        </pic:nvPicPr>
+                        <pic:blipFill>
+                          <a:blip r:embed="rId9" cstate="none"/>
+                          <a:srcRect/>
+                          <a:stretch>
+                            <a:fillRect/>
+                          </a:stretch>
+                        </pic:blipFill>
+                        <pic:spPr bwMode="auto">
+                          <a:xfrm>
+                            <a:off x="0" y="0"/>
+                            <a:ext cx="1647825" cy="2190750"/>
+                          </a:xfrm>
+                          <a:prstGeom prst="rect">
+                            <a:avLst/>
+                          </a:prstGeom>
+                        </pic:spPr>
+                      </pic:pic>
+                    </a:graphicData>
+                  </a:graphic>
+                </wp:inline>
+              </w:drawing>
+            </w:r>
+          </w:p>
           <w:p>
             <w:pPr>
               <w:jc w:val="center"/>
@@ -4778,25 +5045,22 @@
             <w:r>
               <w:rPr>
                 <w:rFonts w:ascii="Malgun Gothic" w:cs="Malgun Gothic" w:eastAsia="Malgun Gothic" w:hAnsi="Malgun Gothic"/>
-                <w:b/>
-                <w:bCs/>
-                <w:sz w:val="20"/>
-                <w:szCs w:val="20"/>
-              </w:rPr>
-              <w:t xml:space="preserve">방법</w:t>
-            </w:r>
-          </w:p>
-        </w:tc>
-        <w:tc>
-          <w:tcPr>
-            <w:tcW w:type="dxa" w:w="1800"/>
-            <w:tcBorders>
-              <w:top w:val="single" w:color="000000" w:sz="6"/>
-              <w:left w:val="single" w:color="000000" w:sz="6"/>
-              <w:bottom w:val="single" w:color="000000" w:sz="6"/>
-              <w:right w:val="single" w:color="000000" w:sz="6"/>
-            </w:tcBorders>
-            <w:shd w:fill="E7E6E6" w:color="auto" w:val="clear"/>
+                <w:sz w:val="20"/>
+                <w:szCs w:val="20"/>
+              </w:rPr>
+              <w:t xml:space="preserve">몰드 제작</w:t>
+            </w:r>
+          </w:p>
+        </w:tc>
+        <w:tc>
+          <w:tcPr>
+            <w:tcW w:type="dxa" w:w="4680"/>
+            <w:tcBorders>
+              <w:top w:val="single" w:color="000000" w:sz="6"/>
+              <w:left w:val="single" w:color="000000" w:sz="6"/>
+              <w:bottom w:val="single" w:color="000000" w:sz="6"/>
+              <w:right w:val="single" w:color="000000" w:sz="6"/>
+            </w:tcBorders>
             <w:tcMar>
               <w:top w:type="dxa" w:w="60"/>
               <w:left w:type="dxa" w:w="90"/>
@@ -4809,34 +5073,46 @@
               <w:jc w:val="center"/>
             </w:pPr>
             <w:r>
-              <w:rPr>
-                <w:rFonts w:ascii="Malgun Gothic" w:cs="Malgun Gothic" w:eastAsia="Malgun Gothic" w:hAnsi="Malgun Gothic"/>
-                <w:b/>
-                <w:bCs/>
-                <w:sz w:val="20"/>
-                <w:szCs w:val="20"/>
-              </w:rPr>
-              <w:t xml:space="preserve">1번배 결과</w:t>
-            </w:r>
-          </w:p>
-        </w:tc>
-        <w:tc>
-          <w:tcPr>
-            <w:tcW w:type="dxa" w:w="1800"/>
-            <w:tcBorders>
-              <w:top w:val="single" w:color="000000" w:sz="6"/>
-              <w:left w:val="single" w:color="000000" w:sz="6"/>
-              <w:bottom w:val="single" w:color="000000" w:sz="6"/>
-              <w:right w:val="single" w:color="000000" w:sz="6"/>
-            </w:tcBorders>
-            <w:shd w:fill="E7E6E6" w:color="auto" w:val="clear"/>
-            <w:tcMar>
-              <w:top w:type="dxa" w:w="60"/>
-              <w:left w:type="dxa" w:w="90"/>
-              <w:bottom w:type="dxa" w:w="60"/>
-              <w:right w:type="dxa" w:w="90"/>
-            </w:tcMar>
-          </w:tcPr>
+              <w:drawing>
+                <wp:inline distT="0" distB="0" distL="0" distR="0">
+                  <wp:extent cx="1647825" cy="2190750"/>
+                  <wp:effectExtent t="0" r="0" b="0" l="0"/>
+                  <wp:docPr id="4" name=""/>
+                  <wp:cNvGraphicFramePr>
+                    <a:graphicFrameLocks xmlns:a="http://schemas.openxmlformats.org/drawingml/2006/main" noChangeAspect="1"/>
+                  </wp:cNvGraphicFramePr>
+                  <a:graphic xmlns:a="http://schemas.openxmlformats.org/drawingml/2006/main">
+                    <a:graphicData uri="http://schemas.openxmlformats.org/drawingml/2006/picture">
+                      <pic:pic xmlns:pic="http://schemas.openxmlformats.org/drawingml/2006/picture">
+                        <pic:nvPicPr>
+                          <pic:cNvPr id="0" name="" descr=""/>
+                          <pic:cNvPicPr>
+                            <a:picLocks noChangeAspect="1" noChangeArrowheads="1"/>
+                          </pic:cNvPicPr>
+                        </pic:nvPicPr>
+                        <pic:blipFill>
+                          <a:blip r:embed="rId10" cstate="none"/>
+                          <a:srcRect/>
+                          <a:stretch>
+                            <a:fillRect/>
+                          </a:stretch>
+                        </pic:blipFill>
+                        <pic:spPr bwMode="auto">
+                          <a:xfrm>
+                            <a:off x="0" y="0"/>
+                            <a:ext cx="1647825" cy="2190750"/>
+                          </a:xfrm>
+                          <a:prstGeom prst="rect">
+                            <a:avLst/>
+                          </a:prstGeom>
+                        </pic:spPr>
+                      </pic:pic>
+                    </a:graphicData>
+                  </a:graphic>
+                </wp:inline>
+              </w:drawing>
+            </w:r>
+          </w:p>
           <w:p>
             <w:pPr>
               <w:jc w:val="center"/>
@@ -4844,12 +5120,10 @@
             <w:r>
               <w:rPr>
                 <w:rFonts w:ascii="Malgun Gothic" w:cs="Malgun Gothic" w:eastAsia="Malgun Gothic" w:hAnsi="Malgun Gothic"/>
-                <w:b/>
-                <w:bCs/>
-                <w:sz w:val="20"/>
-                <w:szCs w:val="20"/>
-              </w:rPr>
-              <w:t xml:space="preserve">일자·조건</w:t>
+                <w:sz w:val="20"/>
+                <w:szCs w:val="20"/>
+              </w:rPr>
+              <w:t xml:space="preserve">FRP 적층</w:t>
             </w:r>
           </w:p>
         </w:tc>
@@ -4857,853 +5131,151 @@
       <w:tr>
         <w:tc>
           <w:tcPr>
-            <w:tcW w:type="dxa" w:w="2000"/>
-            <w:tcBorders>
-              <w:top w:val="single" w:color="000000" w:sz="6"/>
-              <w:left w:val="single" w:color="000000" w:sz="6"/>
-              <w:bottom w:val="single" w:color="000000" w:sz="6"/>
-              <w:right w:val="single" w:color="000000" w:sz="6"/>
-            </w:tcBorders>
-            <w:tcMar>
-              <w:top w:type="dxa" w:w="60"/>
-              <w:left w:type="dxa" w:w="90"/>
-              <w:bottom w:type="dxa" w:w="60"/>
-              <w:right w:type="dxa" w:w="90"/>
-            </w:tcMar>
-          </w:tcPr>
-          <w:p>
-            <w:pPr>
-              <w:jc w:val="left"/>
-            </w:pPr>
-            <w:r>
-              <w:rPr>
-                <w:rFonts w:ascii="Malgun Gothic" w:cs="Malgun Gothic" w:eastAsia="Malgun Gothic" w:hAnsi="Malgun Gothic"/>
-                <w:sz w:val="20"/>
-                <w:szCs w:val="20"/>
-              </w:rPr>
-              <w:t xml:space="preserve">흘수·건현 실측</w:t>
-            </w:r>
-          </w:p>
-        </w:tc>
-        <w:tc>
-          <w:tcPr>
-            <w:tcW w:type="dxa" w:w="3760"/>
-            <w:tcBorders>
-              <w:top w:val="single" w:color="000000" w:sz="6"/>
-              <w:left w:val="single" w:color="000000" w:sz="6"/>
-              <w:bottom w:val="single" w:color="000000" w:sz="6"/>
-              <w:right w:val="single" w:color="000000" w:sz="6"/>
-            </w:tcBorders>
-            <w:tcMar>
-              <w:top w:type="dxa" w:w="60"/>
-              <w:left w:type="dxa" w:w="90"/>
-              <w:bottom w:type="dxa" w:w="60"/>
-              <w:right w:type="dxa" w:w="90"/>
-            </w:tcMar>
-          </w:tcPr>
-          <w:p>
-            <w:pPr>
-              <w:jc w:val="left"/>
-            </w:pPr>
-            <w:r>
-              <w:rPr>
-                <w:rFonts w:ascii="Malgun Gothic" w:cs="Malgun Gothic" w:eastAsia="Malgun Gothic" w:hAnsi="Malgun Gothic"/>
-                <w:sz w:val="20"/>
-                <w:szCs w:val="20"/>
-              </w:rPr>
-              <w:t xml:space="preserve">전비 상태 진수, 선수·중앙·선미 3점</w:t>
-            </w:r>
-          </w:p>
-        </w:tc>
-        <w:tc>
-          <w:tcPr>
-            <w:tcW w:type="dxa" w:w="1800"/>
-            <w:tcBorders>
-              <w:top w:val="single" w:color="000000" w:sz="6"/>
-              <w:left w:val="single" w:color="000000" w:sz="6"/>
-              <w:bottom w:val="single" w:color="000000" w:sz="6"/>
-              <w:right w:val="single" w:color="000000" w:sz="6"/>
-            </w:tcBorders>
-            <w:tcMar>
-              <w:top w:type="dxa" w:w="60"/>
-              <w:left w:type="dxa" w:w="90"/>
-              <w:bottom w:type="dxa" w:w="60"/>
-              <w:right w:type="dxa" w:w="90"/>
-            </w:tcMar>
-          </w:tcPr>
-          <w:p>
-            <w:pPr>
-              <w:jc w:val="left"/>
-            </w:pPr>
-            <w:r>
-              <w:rPr>
-                <w:rFonts w:ascii="Malgun Gothic" w:cs="Malgun Gothic" w:eastAsia="Malgun Gothic" w:hAnsi="Malgun Gothic"/>
-                <w:sz w:val="20"/>
-                <w:szCs w:val="20"/>
-              </w:rPr>
-              <w:t xml:space="preserve">____ / ____ mm</w:t>
-            </w:r>
-          </w:p>
-        </w:tc>
-        <w:tc>
-          <w:tcPr>
-            <w:tcW w:type="dxa" w:w="1800"/>
-            <w:tcBorders>
-              <w:top w:val="single" w:color="000000" w:sz="6"/>
-              <w:left w:val="single" w:color="000000" w:sz="6"/>
-              <w:bottom w:val="single" w:color="000000" w:sz="6"/>
-              <w:right w:val="single" w:color="000000" w:sz="6"/>
-            </w:tcBorders>
-            <w:tcMar>
-              <w:top w:type="dxa" w:w="60"/>
-              <w:left w:type="dxa" w:w="90"/>
-              <w:bottom w:type="dxa" w:w="60"/>
-              <w:right w:type="dxa" w:w="90"/>
-            </w:tcMar>
-          </w:tcPr>
-          <w:p>
-            <w:pPr>
-              <w:jc w:val="left"/>
-            </w:pPr>
-            <w:r>
-              <w:rPr>
-                <w:rFonts w:ascii="Malgun Gothic" w:cs="Malgun Gothic" w:eastAsia="Malgun Gothic" w:hAnsi="Malgun Gothic"/>
-                <w:sz w:val="20"/>
-                <w:szCs w:val="20"/>
-              </w:rPr>
-              <w:t xml:space="preserve">____</w:t>
-            </w:r>
-          </w:p>
-        </w:tc>
-      </w:tr>
-      <w:tr>
-        <w:tc>
-          <w:tcPr>
-            <w:tcW w:type="dxa" w:w="2000"/>
-            <w:tcBorders>
-              <w:top w:val="single" w:color="000000" w:sz="6"/>
-              <w:left w:val="single" w:color="000000" w:sz="6"/>
-              <w:bottom w:val="single" w:color="000000" w:sz="6"/>
-              <w:right w:val="single" w:color="000000" w:sz="6"/>
-            </w:tcBorders>
-            <w:tcMar>
-              <w:top w:type="dxa" w:w="60"/>
-              <w:left w:type="dxa" w:w="90"/>
-              <w:bottom w:type="dxa" w:w="60"/>
-              <w:right w:type="dxa" w:w="90"/>
-            </w:tcMar>
-          </w:tcPr>
-          <w:p>
-            <w:pPr>
-              <w:jc w:val="left"/>
-            </w:pPr>
-            <w:r>
-              <w:rPr>
-                <w:rFonts w:ascii="Malgun Gothic" w:cs="Malgun Gothic" w:eastAsia="Malgun Gothic" w:hAnsi="Malgun Gothic"/>
-                <w:sz w:val="20"/>
-                <w:szCs w:val="20"/>
-              </w:rPr>
-              <w:t xml:space="preserve">직진 (RC)</w:t>
-            </w:r>
-          </w:p>
-        </w:tc>
-        <w:tc>
-          <w:tcPr>
-            <w:tcW w:type="dxa" w:w="3760"/>
-            <w:tcBorders>
-              <w:top w:val="single" w:color="000000" w:sz="6"/>
-              <w:left w:val="single" w:color="000000" w:sz="6"/>
-              <w:bottom w:val="single" w:color="000000" w:sz="6"/>
-              <w:right w:val="single" w:color="000000" w:sz="6"/>
-            </w:tcBorders>
-            <w:tcMar>
-              <w:top w:type="dxa" w:w="60"/>
-              <w:left w:type="dxa" w:w="90"/>
-              <w:bottom w:type="dxa" w:w="60"/>
-              <w:right w:type="dxa" w:w="90"/>
-            </w:tcMar>
-          </w:tcPr>
-          <w:p>
-            <w:pPr>
-              <w:jc w:val="left"/>
-            </w:pPr>
-            <w:r>
-              <w:rPr>
-                <w:rFonts w:ascii="Malgun Gothic" w:cs="Malgun Gothic" w:eastAsia="Malgun Gothic" w:hAnsi="Malgun Gothic"/>
-                <w:sz w:val="20"/>
-                <w:szCs w:val="20"/>
-              </w:rPr>
-              <w:t xml:space="preserve">대각선 7 m 왕복 시간, 편향 각</w:t>
-            </w:r>
-          </w:p>
-        </w:tc>
-        <w:tc>
-          <w:tcPr>
-            <w:tcW w:type="dxa" w:w="1800"/>
-            <w:tcBorders>
-              <w:top w:val="single" w:color="000000" w:sz="6"/>
-              <w:left w:val="single" w:color="000000" w:sz="6"/>
-              <w:bottom w:val="single" w:color="000000" w:sz="6"/>
-              <w:right w:val="single" w:color="000000" w:sz="6"/>
-            </w:tcBorders>
-            <w:tcMar>
-              <w:top w:type="dxa" w:w="60"/>
-              <w:left w:type="dxa" w:w="90"/>
-              <w:bottom w:type="dxa" w:w="60"/>
-              <w:right w:type="dxa" w:w="90"/>
-            </w:tcMar>
-          </w:tcPr>
-          <w:p>
-            <w:pPr>
-              <w:jc w:val="left"/>
-            </w:pPr>
-            <w:r>
-              <w:rPr>
-                <w:rFonts w:ascii="Malgun Gothic" w:cs="Malgun Gothic" w:eastAsia="Malgun Gothic" w:hAnsi="Malgun Gothic"/>
-                <w:sz w:val="20"/>
-                <w:szCs w:val="20"/>
-              </w:rPr>
-              <w:t xml:space="preserve">____ s, ____ °</w:t>
-            </w:r>
-          </w:p>
-        </w:tc>
-        <w:tc>
-          <w:tcPr>
-            <w:tcW w:type="dxa" w:w="1800"/>
-            <w:tcBorders>
-              <w:top w:val="single" w:color="000000" w:sz="6"/>
-              <w:left w:val="single" w:color="000000" w:sz="6"/>
-              <w:bottom w:val="single" w:color="000000" w:sz="6"/>
-              <w:right w:val="single" w:color="000000" w:sz="6"/>
-            </w:tcBorders>
-            <w:tcMar>
-              <w:top w:type="dxa" w:w="60"/>
-              <w:left w:type="dxa" w:w="90"/>
-              <w:bottom w:type="dxa" w:w="60"/>
-              <w:right w:type="dxa" w:w="90"/>
-            </w:tcMar>
-          </w:tcPr>
-          <w:p>
-            <w:pPr>
-              <w:jc w:val="left"/>
-            </w:pPr>
-            <w:r>
-              <w:rPr>
-                <w:rFonts w:ascii="Malgun Gothic" w:cs="Malgun Gothic" w:eastAsia="Malgun Gothic" w:hAnsi="Malgun Gothic"/>
-                <w:sz w:val="20"/>
-                <w:szCs w:val="20"/>
-              </w:rPr>
-              <w:t xml:space="preserve">____</w:t>
-            </w:r>
-          </w:p>
-        </w:tc>
-      </w:tr>
-      <w:tr>
-        <w:tc>
-          <w:tcPr>
-            <w:tcW w:type="dxa" w:w="2000"/>
-            <w:tcBorders>
-              <w:top w:val="single" w:color="000000" w:sz="6"/>
-              <w:left w:val="single" w:color="000000" w:sz="6"/>
-              <w:bottom w:val="single" w:color="000000" w:sz="6"/>
-              <w:right w:val="single" w:color="000000" w:sz="6"/>
-            </w:tcBorders>
-            <w:tcMar>
-              <w:top w:type="dxa" w:w="60"/>
-              <w:left w:type="dxa" w:w="90"/>
-              <w:bottom w:type="dxa" w:w="60"/>
-              <w:right w:type="dxa" w:w="90"/>
-            </w:tcMar>
-          </w:tcPr>
-          <w:p>
-            <w:pPr>
-              <w:jc w:val="left"/>
-            </w:pPr>
-            <w:r>
-              <w:rPr>
-                <w:rFonts w:ascii="Malgun Gothic" w:cs="Malgun Gothic" w:eastAsia="Malgun Gothic" w:hAnsi="Malgun Gothic"/>
-                <w:sz w:val="20"/>
-                <w:szCs w:val="20"/>
-              </w:rPr>
-              <w:t xml:space="preserve">제자리 선회</w:t>
-            </w:r>
-          </w:p>
-        </w:tc>
-        <w:tc>
-          <w:tcPr>
-            <w:tcW w:type="dxa" w:w="3760"/>
-            <w:tcBorders>
-              <w:top w:val="single" w:color="000000" w:sz="6"/>
-              <w:left w:val="single" w:color="000000" w:sz="6"/>
-              <w:bottom w:val="single" w:color="000000" w:sz="6"/>
-              <w:right w:val="single" w:color="000000" w:sz="6"/>
-            </w:tcBorders>
-            <w:tcMar>
-              <w:top w:type="dxa" w:w="60"/>
-              <w:left w:type="dxa" w:w="90"/>
-              <w:bottom w:type="dxa" w:w="60"/>
-              <w:right w:type="dxa" w:w="90"/>
-            </w:tcMar>
-          </w:tcPr>
-          <w:p>
-            <w:pPr>
-              <w:jc w:val="left"/>
-            </w:pPr>
-            <w:r>
-              <w:rPr>
-                <w:rFonts w:ascii="Malgun Gothic" w:cs="Malgun Gothic" w:eastAsia="Malgun Gothic" w:hAnsi="Malgun Gothic"/>
-                <w:sz w:val="20"/>
-                <w:szCs w:val="20"/>
-              </w:rPr>
-              <w:t xml:space="preserve">spin_forward_pwm 1400/1600, 360° 시간</w:t>
-            </w:r>
-          </w:p>
-        </w:tc>
-        <w:tc>
-          <w:tcPr>
-            <w:tcW w:type="dxa" w:w="1800"/>
-            <w:tcBorders>
-              <w:top w:val="single" w:color="000000" w:sz="6"/>
-              <w:left w:val="single" w:color="000000" w:sz="6"/>
-              <w:bottom w:val="single" w:color="000000" w:sz="6"/>
-              <w:right w:val="single" w:color="000000" w:sz="6"/>
-            </w:tcBorders>
-            <w:tcMar>
-              <w:top w:type="dxa" w:w="60"/>
-              <w:left w:type="dxa" w:w="90"/>
-              <w:bottom w:type="dxa" w:w="60"/>
-              <w:right w:type="dxa" w:w="90"/>
-            </w:tcMar>
-          </w:tcPr>
-          <w:p>
-            <w:pPr>
-              <w:jc w:val="left"/>
-            </w:pPr>
-            <w:r>
-              <w:rPr>
-                <w:rFonts w:ascii="Malgun Gothic" w:cs="Malgun Gothic" w:eastAsia="Malgun Gothic" w:hAnsi="Malgun Gothic"/>
-                <w:sz w:val="20"/>
-                <w:szCs w:val="20"/>
-              </w:rPr>
-              <w:t xml:space="preserve">____ s</w:t>
-            </w:r>
-          </w:p>
-        </w:tc>
-        <w:tc>
-          <w:tcPr>
-            <w:tcW w:type="dxa" w:w="1800"/>
-            <w:tcBorders>
-              <w:top w:val="single" w:color="000000" w:sz="6"/>
-              <w:left w:val="single" w:color="000000" w:sz="6"/>
-              <w:bottom w:val="single" w:color="000000" w:sz="6"/>
-              <w:right w:val="single" w:color="000000" w:sz="6"/>
-            </w:tcBorders>
-            <w:tcMar>
-              <w:top w:type="dxa" w:w="60"/>
-              <w:left w:type="dxa" w:w="90"/>
-              <w:bottom w:type="dxa" w:w="60"/>
-              <w:right w:type="dxa" w:w="90"/>
-            </w:tcMar>
-          </w:tcPr>
-          <w:p>
-            <w:pPr>
-              <w:jc w:val="left"/>
-            </w:pPr>
-            <w:r>
-              <w:rPr>
-                <w:rFonts w:ascii="Malgun Gothic" w:cs="Malgun Gothic" w:eastAsia="Malgun Gothic" w:hAnsi="Malgun Gothic"/>
-                <w:sz w:val="20"/>
-                <w:szCs w:val="20"/>
-              </w:rPr>
-              <w:t xml:space="preserve">____</w:t>
-            </w:r>
-          </w:p>
-        </w:tc>
-      </w:tr>
-      <w:tr>
-        <w:tc>
-          <w:tcPr>
-            <w:tcW w:type="dxa" w:w="2000"/>
-            <w:tcBorders>
-              <w:top w:val="single" w:color="000000" w:sz="6"/>
-              <w:left w:val="single" w:color="000000" w:sz="6"/>
-              <w:bottom w:val="single" w:color="000000" w:sz="6"/>
-              <w:right w:val="single" w:color="000000" w:sz="6"/>
-            </w:tcBorders>
-            <w:tcMar>
-              <w:top w:type="dxa" w:w="60"/>
-              <w:left w:type="dxa" w:w="90"/>
-              <w:bottom w:type="dxa" w:w="60"/>
-              <w:right w:type="dxa" w:w="90"/>
-            </w:tcMar>
-          </w:tcPr>
-          <w:p>
-            <w:pPr>
-              <w:jc w:val="left"/>
-            </w:pPr>
-            <w:r>
-              <w:rPr>
-                <w:rFonts w:ascii="Malgun Gothic" w:cs="Malgun Gothic" w:eastAsia="Malgun Gothic" w:hAnsi="Malgun Gothic"/>
-                <w:sz w:val="20"/>
-                <w:szCs w:val="20"/>
-              </w:rPr>
-              <w:t xml:space="preserve">정지 거리</w:t>
-            </w:r>
-          </w:p>
-        </w:tc>
-        <w:tc>
-          <w:tcPr>
-            <w:tcW w:type="dxa" w:w="3760"/>
-            <w:tcBorders>
-              <w:top w:val="single" w:color="000000" w:sz="6"/>
-              <w:left w:val="single" w:color="000000" w:sz="6"/>
-              <w:bottom w:val="single" w:color="000000" w:sz="6"/>
-              <w:right w:val="single" w:color="000000" w:sz="6"/>
-            </w:tcBorders>
-            <w:tcMar>
-              <w:top w:type="dxa" w:w="60"/>
-              <w:left w:type="dxa" w:w="90"/>
-              <w:bottom w:type="dxa" w:w="60"/>
-              <w:right w:type="dxa" w:w="90"/>
-            </w:tcMar>
-          </w:tcPr>
-          <w:p>
-            <w:pPr>
-              <w:jc w:val="left"/>
-            </w:pPr>
-            <w:r>
-              <w:rPr>
-                <w:rFonts w:ascii="Malgun Gothic" w:cs="Malgun Gothic" w:eastAsia="Malgun Gothic" w:hAnsi="Malgun Gothic"/>
-                <w:sz w:val="20"/>
-                <w:szCs w:val="20"/>
-              </w:rPr>
-              <w:t xml:space="preserve">전진 base_pwm 1360 → 1500, 정지까지 거리</w:t>
-            </w:r>
-          </w:p>
-        </w:tc>
-        <w:tc>
-          <w:tcPr>
-            <w:tcW w:type="dxa" w:w="1800"/>
-            <w:tcBorders>
-              <w:top w:val="single" w:color="000000" w:sz="6"/>
-              <w:left w:val="single" w:color="000000" w:sz="6"/>
-              <w:bottom w:val="single" w:color="000000" w:sz="6"/>
-              <w:right w:val="single" w:color="000000" w:sz="6"/>
-            </w:tcBorders>
-            <w:tcMar>
-              <w:top w:type="dxa" w:w="60"/>
-              <w:left w:type="dxa" w:w="90"/>
-              <w:bottom w:type="dxa" w:w="60"/>
-              <w:right w:type="dxa" w:w="90"/>
-            </w:tcMar>
-          </w:tcPr>
-          <w:p>
-            <w:pPr>
-              <w:jc w:val="left"/>
-            </w:pPr>
-            <w:r>
-              <w:rPr>
-                <w:rFonts w:ascii="Malgun Gothic" w:cs="Malgun Gothic" w:eastAsia="Malgun Gothic" w:hAnsi="Malgun Gothic"/>
-                <w:sz w:val="20"/>
-                <w:szCs w:val="20"/>
-              </w:rPr>
-              <w:t xml:space="preserve">____ m</w:t>
-            </w:r>
-          </w:p>
-        </w:tc>
-        <w:tc>
-          <w:tcPr>
-            <w:tcW w:type="dxa" w:w="1800"/>
-            <w:tcBorders>
-              <w:top w:val="single" w:color="000000" w:sz="6"/>
-              <w:left w:val="single" w:color="000000" w:sz="6"/>
-              <w:bottom w:val="single" w:color="000000" w:sz="6"/>
-              <w:right w:val="single" w:color="000000" w:sz="6"/>
-            </w:tcBorders>
-            <w:tcMar>
-              <w:top w:type="dxa" w:w="60"/>
-              <w:left w:type="dxa" w:w="90"/>
-              <w:bottom w:type="dxa" w:w="60"/>
-              <w:right w:type="dxa" w:w="90"/>
-            </w:tcMar>
-          </w:tcPr>
-          <w:p>
-            <w:pPr>
-              <w:jc w:val="left"/>
-            </w:pPr>
-            <w:r>
-              <w:rPr>
-                <w:rFonts w:ascii="Malgun Gothic" w:cs="Malgun Gothic" w:eastAsia="Malgun Gothic" w:hAnsi="Malgun Gothic"/>
-                <w:sz w:val="20"/>
-                <w:szCs w:val="20"/>
-              </w:rPr>
-              <w:t xml:space="preserve">____</w:t>
-            </w:r>
-          </w:p>
-        </w:tc>
-      </w:tr>
-      <w:tr>
-        <w:tc>
-          <w:tcPr>
-            <w:tcW w:type="dxa" w:w="2000"/>
-            <w:tcBorders>
-              <w:top w:val="single" w:color="000000" w:sz="6"/>
-              <w:left w:val="single" w:color="000000" w:sz="6"/>
-              <w:bottom w:val="single" w:color="000000" w:sz="6"/>
-              <w:right w:val="single" w:color="000000" w:sz="6"/>
-            </w:tcBorders>
-            <w:tcMar>
-              <w:top w:type="dxa" w:w="60"/>
-              <w:left w:type="dxa" w:w="90"/>
-              <w:bottom w:type="dxa" w:w="60"/>
-              <w:right w:type="dxa" w:w="90"/>
-            </w:tcMar>
-          </w:tcPr>
-          <w:p>
-            <w:pPr>
-              <w:jc w:val="left"/>
-            </w:pPr>
-            <w:r>
-              <w:rPr>
-                <w:rFonts w:ascii="Malgun Gothic" w:cs="Malgun Gothic" w:eastAsia="Malgun Gothic" w:hAnsi="Malgun Gothic"/>
-                <w:sz w:val="20"/>
-                <w:szCs w:val="20"/>
-              </w:rPr>
-              <w:t xml:space="preserve">게이트 2 m 통과</w:t>
-            </w:r>
-          </w:p>
-        </w:tc>
-        <w:tc>
-          <w:tcPr>
-            <w:tcW w:type="dxa" w:w="3760"/>
-            <w:tcBorders>
-              <w:top w:val="single" w:color="000000" w:sz="6"/>
-              <w:left w:val="single" w:color="000000" w:sz="6"/>
-              <w:bottom w:val="single" w:color="000000" w:sz="6"/>
-              <w:right w:val="single" w:color="000000" w:sz="6"/>
-            </w:tcBorders>
-            <w:tcMar>
-              <w:top w:type="dxa" w:w="60"/>
-              <w:left w:type="dxa" w:w="90"/>
-              <w:bottom w:type="dxa" w:w="60"/>
-              <w:right w:type="dxa" w:w="90"/>
-            </w:tcMar>
-          </w:tcPr>
-          <w:p>
-            <w:pPr>
-              <w:jc w:val="left"/>
-            </w:pPr>
-            <w:r>
-              <w:rPr>
-                <w:rFonts w:ascii="Malgun Gothic" w:cs="Malgun Gothic" w:eastAsia="Malgun Gothic" w:hAnsi="Malgun Gothic"/>
-                <w:sz w:val="20"/>
-                <w:szCs w:val="20"/>
-              </w:rPr>
-              <w:t xml:space="preserve">부표 2개, 자율 통과 성공 / 시도</w:t>
-            </w:r>
-          </w:p>
-        </w:tc>
-        <w:tc>
-          <w:tcPr>
-            <w:tcW w:type="dxa" w:w="1800"/>
-            <w:tcBorders>
-              <w:top w:val="single" w:color="000000" w:sz="6"/>
-              <w:left w:val="single" w:color="000000" w:sz="6"/>
-              <w:bottom w:val="single" w:color="000000" w:sz="6"/>
-              <w:right w:val="single" w:color="000000" w:sz="6"/>
-            </w:tcBorders>
-            <w:tcMar>
-              <w:top w:type="dxa" w:w="60"/>
-              <w:left w:type="dxa" w:w="90"/>
-              <w:bottom w:type="dxa" w:w="60"/>
-              <w:right w:type="dxa" w:w="90"/>
-            </w:tcMar>
-          </w:tcPr>
-          <w:p>
-            <w:pPr>
-              <w:jc w:val="left"/>
-            </w:pPr>
-            <w:r>
-              <w:rPr>
-                <w:rFonts w:ascii="Malgun Gothic" w:cs="Malgun Gothic" w:eastAsia="Malgun Gothic" w:hAnsi="Malgun Gothic"/>
-                <w:sz w:val="20"/>
-                <w:szCs w:val="20"/>
-              </w:rPr>
-              <w:t xml:space="preserve">____ / ____</w:t>
-            </w:r>
-          </w:p>
-        </w:tc>
-        <w:tc>
-          <w:tcPr>
-            <w:tcW w:type="dxa" w:w="1800"/>
-            <w:tcBorders>
-              <w:top w:val="single" w:color="000000" w:sz="6"/>
-              <w:left w:val="single" w:color="000000" w:sz="6"/>
-              <w:bottom w:val="single" w:color="000000" w:sz="6"/>
-              <w:right w:val="single" w:color="000000" w:sz="6"/>
-            </w:tcBorders>
-            <w:tcMar>
-              <w:top w:type="dxa" w:w="60"/>
-              <w:left w:type="dxa" w:w="90"/>
-              <w:bottom w:type="dxa" w:w="60"/>
-              <w:right w:type="dxa" w:w="90"/>
-            </w:tcMar>
-          </w:tcPr>
-          <w:p>
-            <w:pPr>
-              <w:jc w:val="left"/>
-            </w:pPr>
-            <w:r>
-              <w:rPr>
-                <w:rFonts w:ascii="Malgun Gothic" w:cs="Malgun Gothic" w:eastAsia="Malgun Gothic" w:hAnsi="Malgun Gothic"/>
-                <w:sz w:val="20"/>
-                <w:szCs w:val="20"/>
-              </w:rPr>
-              <w:t xml:space="preserve">____</w:t>
-            </w:r>
-          </w:p>
-        </w:tc>
-      </w:tr>
-      <w:tr>
-        <w:tc>
-          <w:tcPr>
-            <w:tcW w:type="dxa" w:w="2000"/>
-            <w:tcBorders>
-              <w:top w:val="single" w:color="000000" w:sz="6"/>
-              <w:left w:val="single" w:color="000000" w:sz="6"/>
-              <w:bottom w:val="single" w:color="000000" w:sz="6"/>
-              <w:right w:val="single" w:color="000000" w:sz="6"/>
-            </w:tcBorders>
-            <w:tcMar>
-              <w:top w:type="dxa" w:w="60"/>
-              <w:left w:type="dxa" w:w="90"/>
-              <w:bottom w:type="dxa" w:w="60"/>
-              <w:right w:type="dxa" w:w="90"/>
-            </w:tcMar>
-          </w:tcPr>
-          <w:p>
-            <w:pPr>
-              <w:jc w:val="left"/>
-            </w:pPr>
-            <w:r>
-              <w:rPr>
-                <w:rFonts w:ascii="Malgun Gothic" w:cs="Malgun Gothic" w:eastAsia="Malgun Gothic" w:hAnsi="Malgun Gothic"/>
-                <w:sz w:val="20"/>
-                <w:szCs w:val="20"/>
-              </w:rPr>
-              <w:t xml:space="preserve">위치유지</w:t>
-            </w:r>
-          </w:p>
-        </w:tc>
-        <w:tc>
-          <w:tcPr>
-            <w:tcW w:type="dxa" w:w="3760"/>
-            <w:tcBorders>
-              <w:top w:val="single" w:color="000000" w:sz="6"/>
-              <w:left w:val="single" w:color="000000" w:sz="6"/>
-              <w:bottom w:val="single" w:color="000000" w:sz="6"/>
-              <w:right w:val="single" w:color="000000" w:sz="6"/>
-            </w:tcBorders>
-            <w:tcMar>
-              <w:top w:type="dxa" w:w="60"/>
-              <w:left w:type="dxa" w:w="90"/>
-              <w:bottom w:type="dxa" w:w="60"/>
-              <w:right w:type="dxa" w:w="90"/>
-            </w:tcMar>
-          </w:tcPr>
-          <w:p>
-            <w:pPr>
-              <w:jc w:val="left"/>
-            </w:pPr>
-            <w:r>
-              <w:rPr>
-                <w:rFonts w:ascii="Malgun Gothic" w:cs="Malgun Gothic" w:eastAsia="Malgun Gothic" w:hAnsi="Malgun Gothic"/>
-                <w:sz w:val="20"/>
-                <w:szCs w:val="20"/>
-              </w:rPr>
-              <w:t xml:space="preserve">부표 5 m 내 5초 유지 성공 / 시도</w:t>
-            </w:r>
-          </w:p>
-        </w:tc>
-        <w:tc>
-          <w:tcPr>
-            <w:tcW w:type="dxa" w:w="1800"/>
-            <w:tcBorders>
-              <w:top w:val="single" w:color="000000" w:sz="6"/>
-              <w:left w:val="single" w:color="000000" w:sz="6"/>
-              <w:bottom w:val="single" w:color="000000" w:sz="6"/>
-              <w:right w:val="single" w:color="000000" w:sz="6"/>
-            </w:tcBorders>
-            <w:tcMar>
-              <w:top w:type="dxa" w:w="60"/>
-              <w:left w:type="dxa" w:w="90"/>
-              <w:bottom w:type="dxa" w:w="60"/>
-              <w:right w:type="dxa" w:w="90"/>
-            </w:tcMar>
-          </w:tcPr>
-          <w:p>
-            <w:pPr>
-              <w:jc w:val="left"/>
-            </w:pPr>
-            <w:r>
-              <w:rPr>
-                <w:rFonts w:ascii="Malgun Gothic" w:cs="Malgun Gothic" w:eastAsia="Malgun Gothic" w:hAnsi="Malgun Gothic"/>
-                <w:sz w:val="20"/>
-                <w:szCs w:val="20"/>
-              </w:rPr>
-              <w:t xml:space="preserve">____ / ____</w:t>
-            </w:r>
-          </w:p>
-        </w:tc>
-        <w:tc>
-          <w:tcPr>
-            <w:tcW w:type="dxa" w:w="1800"/>
-            <w:tcBorders>
-              <w:top w:val="single" w:color="000000" w:sz="6"/>
-              <w:left w:val="single" w:color="000000" w:sz="6"/>
-              <w:bottom w:val="single" w:color="000000" w:sz="6"/>
-              <w:right w:val="single" w:color="000000" w:sz="6"/>
-            </w:tcBorders>
-            <w:tcMar>
-              <w:top w:type="dxa" w:w="60"/>
-              <w:left w:type="dxa" w:w="90"/>
-              <w:bottom w:type="dxa" w:w="60"/>
-              <w:right w:type="dxa" w:w="90"/>
-            </w:tcMar>
-          </w:tcPr>
-          <w:p>
-            <w:pPr>
-              <w:jc w:val="left"/>
-            </w:pPr>
-            <w:r>
-              <w:rPr>
-                <w:rFonts w:ascii="Malgun Gothic" w:cs="Malgun Gothic" w:eastAsia="Malgun Gothic" w:hAnsi="Malgun Gothic"/>
-                <w:sz w:val="20"/>
-                <w:szCs w:val="20"/>
-              </w:rPr>
-              <w:t xml:space="preserve">____</w:t>
-            </w:r>
-          </w:p>
-        </w:tc>
-      </w:tr>
-      <w:tr>
-        <w:tc>
-          <w:tcPr>
-            <w:tcW w:type="dxa" w:w="2000"/>
-            <w:tcBorders>
-              <w:top w:val="single" w:color="000000" w:sz="6"/>
-              <w:left w:val="single" w:color="000000" w:sz="6"/>
-              <w:bottom w:val="single" w:color="000000" w:sz="6"/>
-              <w:right w:val="single" w:color="000000" w:sz="6"/>
-            </w:tcBorders>
-            <w:tcMar>
-              <w:top w:type="dxa" w:w="60"/>
-              <w:left w:type="dxa" w:w="90"/>
-              <w:bottom w:type="dxa" w:w="60"/>
-              <w:right w:type="dxa" w:w="90"/>
-            </w:tcMar>
-          </w:tcPr>
-          <w:p>
-            <w:pPr>
-              <w:jc w:val="left"/>
-            </w:pPr>
-            <w:r>
-              <w:rPr>
-                <w:rFonts w:ascii="Malgun Gothic" w:cs="Malgun Gothic" w:eastAsia="Malgun Gothic" w:hAnsi="Malgun Gothic"/>
-                <w:sz w:val="20"/>
-                <w:szCs w:val="20"/>
-              </w:rPr>
-              <w:t xml:space="preserve">인식 유실 빈도</w:t>
-            </w:r>
-          </w:p>
-        </w:tc>
-        <w:tc>
-          <w:tcPr>
-            <w:tcW w:type="dxa" w:w="3760"/>
-            <w:tcBorders>
-              <w:top w:val="single" w:color="000000" w:sz="6"/>
-              <w:left w:val="single" w:color="000000" w:sz="6"/>
-              <w:bottom w:val="single" w:color="000000" w:sz="6"/>
-              <w:right w:val="single" w:color="000000" w:sz="6"/>
-            </w:tcBorders>
-            <w:tcMar>
-              <w:top w:type="dxa" w:w="60"/>
-              <w:left w:type="dxa" w:w="90"/>
-              <w:bottom w:type="dxa" w:w="60"/>
-              <w:right w:type="dxa" w:w="90"/>
-            </w:tcMar>
-          </w:tcPr>
-          <w:p>
-            <w:pPr>
-              <w:jc w:val="left"/>
-            </w:pPr>
-            <w:r>
-              <w:rPr>
-                <w:rFonts w:ascii="Malgun Gothic" w:cs="Malgun Gothic" w:eastAsia="Malgun Gothic" w:hAnsi="Malgun Gothic"/>
-                <w:sz w:val="20"/>
-                <w:szCs w:val="20"/>
-              </w:rPr>
-              <w:t xml:space="preserve">색 부표 10 m 접근 중 /image_angle 끊김 횟수</w:t>
-            </w:r>
-          </w:p>
-        </w:tc>
-        <w:tc>
-          <w:tcPr>
-            <w:tcW w:type="dxa" w:w="1800"/>
-            <w:tcBorders>
-              <w:top w:val="single" w:color="000000" w:sz="6"/>
-              <w:left w:val="single" w:color="000000" w:sz="6"/>
-              <w:bottom w:val="single" w:color="000000" w:sz="6"/>
-              <w:right w:val="single" w:color="000000" w:sz="6"/>
-            </w:tcBorders>
-            <w:tcMar>
-              <w:top w:type="dxa" w:w="60"/>
-              <w:left w:type="dxa" w:w="90"/>
-              <w:bottom w:type="dxa" w:w="60"/>
-              <w:right w:type="dxa" w:w="90"/>
-            </w:tcMar>
-          </w:tcPr>
-          <w:p>
-            <w:pPr>
-              <w:jc w:val="left"/>
-            </w:pPr>
-            <w:r>
-              <w:rPr>
-                <w:rFonts w:ascii="Malgun Gothic" w:cs="Malgun Gothic" w:eastAsia="Malgun Gothic" w:hAnsi="Malgun Gothic"/>
-                <w:sz w:val="20"/>
-                <w:szCs w:val="20"/>
-              </w:rPr>
-              <w:t xml:space="preserve">____</w:t>
-            </w:r>
-          </w:p>
-        </w:tc>
-        <w:tc>
-          <w:tcPr>
-            <w:tcW w:type="dxa" w:w="1800"/>
-            <w:tcBorders>
-              <w:top w:val="single" w:color="000000" w:sz="6"/>
-              <w:left w:val="single" w:color="000000" w:sz="6"/>
-              <w:bottom w:val="single" w:color="000000" w:sz="6"/>
-              <w:right w:val="single" w:color="000000" w:sz="6"/>
-            </w:tcBorders>
-            <w:tcMar>
-              <w:top w:type="dxa" w:w="60"/>
-              <w:left w:type="dxa" w:w="90"/>
-              <w:bottom w:type="dxa" w:w="60"/>
-              <w:right w:type="dxa" w:w="90"/>
-            </w:tcMar>
-          </w:tcPr>
-          <w:p>
-            <w:pPr>
-              <w:jc w:val="left"/>
-            </w:pPr>
-            <w:r>
-              <w:rPr>
-                <w:rFonts w:ascii="Malgun Gothic" w:cs="Malgun Gothic" w:eastAsia="Malgun Gothic" w:hAnsi="Malgun Gothic"/>
-                <w:sz w:val="20"/>
-                <w:szCs w:val="20"/>
-              </w:rPr>
-              <w:t xml:space="preserve">____</w:t>
+            <w:tcW w:type="dxa" w:w="4680"/>
+            <w:tcBorders>
+              <w:top w:val="single" w:color="000000" w:sz="6"/>
+              <w:left w:val="single" w:color="000000" w:sz="6"/>
+              <w:bottom w:val="single" w:color="000000" w:sz="6"/>
+              <w:right w:val="single" w:color="000000" w:sz="6"/>
+            </w:tcBorders>
+            <w:tcMar>
+              <w:top w:type="dxa" w:w="60"/>
+              <w:left w:type="dxa" w:w="90"/>
+              <w:bottom w:type="dxa" w:w="60"/>
+              <w:right w:type="dxa" w:w="90"/>
+            </w:tcMar>
+          </w:tcPr>
+          <w:p>
+            <w:pPr>
+              <w:jc w:val="center"/>
+            </w:pPr>
+            <w:r>
+              <w:drawing>
+                <wp:inline distT="0" distB="0" distL="0" distR="0">
+                  <wp:extent cx="1752600" cy="2190750"/>
+                  <wp:effectExtent t="0" r="0" b="0" l="0"/>
+                  <wp:docPr id="5" name=""/>
+                  <wp:cNvGraphicFramePr>
+                    <a:graphicFrameLocks xmlns:a="http://schemas.openxmlformats.org/drawingml/2006/main" noChangeAspect="1"/>
+                  </wp:cNvGraphicFramePr>
+                  <a:graphic xmlns:a="http://schemas.openxmlformats.org/drawingml/2006/main">
+                    <a:graphicData uri="http://schemas.openxmlformats.org/drawingml/2006/picture">
+                      <pic:pic xmlns:pic="http://schemas.openxmlformats.org/drawingml/2006/picture">
+                        <pic:nvPicPr>
+                          <pic:cNvPr id="0" name="" descr=""/>
+                          <pic:cNvPicPr>
+                            <a:picLocks noChangeAspect="1" noChangeArrowheads="1"/>
+                          </pic:cNvPicPr>
+                        </pic:nvPicPr>
+                        <pic:blipFill>
+                          <a:blip r:embed="rId11" cstate="none"/>
+                          <a:srcRect/>
+                          <a:stretch>
+                            <a:fillRect/>
+                          </a:stretch>
+                        </pic:blipFill>
+                        <pic:spPr bwMode="auto">
+                          <a:xfrm>
+                            <a:off x="0" y="0"/>
+                            <a:ext cx="1752600" cy="2190750"/>
+                          </a:xfrm>
+                          <a:prstGeom prst="rect">
+                            <a:avLst/>
+                          </a:prstGeom>
+                        </pic:spPr>
+                      </pic:pic>
+                    </a:graphicData>
+                  </a:graphic>
+                </wp:inline>
+              </w:drawing>
+            </w:r>
+          </w:p>
+          <w:p>
+            <w:pPr>
+              <w:jc w:val="center"/>
+            </w:pPr>
+            <w:r>
+              <w:rPr>
+                <w:rFonts w:ascii="Malgun Gothic" w:cs="Malgun Gothic" w:eastAsia="Malgun Gothic" w:hAnsi="Malgun Gothic"/>
+                <w:sz w:val="20"/>
+                <w:szCs w:val="20"/>
+              </w:rPr>
+              <w:t xml:space="preserve">수밀</w:t>
+            </w:r>
+          </w:p>
+        </w:tc>
+        <w:tc>
+          <w:tcPr>
+            <w:tcW w:type="dxa" w:w="4680"/>
+            <w:tcBorders>
+              <w:top w:val="single" w:color="000000" w:sz="6"/>
+              <w:left w:val="single" w:color="000000" w:sz="6"/>
+              <w:bottom w:val="single" w:color="000000" w:sz="6"/>
+              <w:right w:val="single" w:color="000000" w:sz="6"/>
+            </w:tcBorders>
+            <w:tcMar>
+              <w:top w:type="dxa" w:w="60"/>
+              <w:left w:type="dxa" w:w="90"/>
+              <w:bottom w:type="dxa" w:w="60"/>
+              <w:right w:type="dxa" w:w="90"/>
+            </w:tcMar>
+          </w:tcPr>
+          <w:p>
+            <w:pPr>
+              <w:jc w:val="center"/>
+            </w:pPr>
+            <w:r>
+              <w:drawing>
+                <wp:inline distT="0" distB="0" distL="0" distR="0">
+                  <wp:extent cx="1647825" cy="2190750"/>
+                  <wp:effectExtent t="0" r="0" b="0" l="0"/>
+                  <wp:docPr id="6" name=""/>
+                  <wp:cNvGraphicFramePr>
+                    <a:graphicFrameLocks xmlns:a="http://schemas.openxmlformats.org/drawingml/2006/main" noChangeAspect="1"/>
+                  </wp:cNvGraphicFramePr>
+                  <a:graphic xmlns:a="http://schemas.openxmlformats.org/drawingml/2006/main">
+                    <a:graphicData uri="http://schemas.openxmlformats.org/drawingml/2006/picture">
+                      <pic:pic xmlns:pic="http://schemas.openxmlformats.org/drawingml/2006/picture">
+                        <pic:nvPicPr>
+                          <pic:cNvPr id="0" name="" descr=""/>
+                          <pic:cNvPicPr>
+                            <a:picLocks noChangeAspect="1" noChangeArrowheads="1"/>
+                          </pic:cNvPicPr>
+                        </pic:nvPicPr>
+                        <pic:blipFill>
+                          <a:blip r:embed="rId12" cstate="none"/>
+                          <a:srcRect/>
+                          <a:stretch>
+                            <a:fillRect/>
+                          </a:stretch>
+                        </pic:blipFill>
+                        <pic:spPr bwMode="auto">
+                          <a:xfrm>
+                            <a:off x="0" y="0"/>
+                            <a:ext cx="1647825" cy="2190750"/>
+                          </a:xfrm>
+                          <a:prstGeom prst="rect">
+                            <a:avLst/>
+                          </a:prstGeom>
+                        </pic:spPr>
+                      </pic:pic>
+                    </a:graphicData>
+                  </a:graphic>
+                </wp:inline>
+              </w:drawing>
+            </w:r>
+          </w:p>
+          <w:p>
+            <w:pPr>
+              <w:jc w:val="center"/>
+            </w:pPr>
+            <w:r>
+              <w:rPr>
+                <w:rFonts w:ascii="Malgun Gothic" w:cs="Malgun Gothic" w:eastAsia="Malgun Gothic" w:hAnsi="Malgun Gothic"/>
+                <w:sz w:val="20"/>
+                <w:szCs w:val="20"/>
+              </w:rPr>
+              <w:t xml:space="preserve">부착물</w:t>
             </w:r>
           </w:p>
         </w:tc>
@@ -5711,264 +5283,17 @@
     </w:tbl>
     <w:p>
       <w:pPr>
-        <w:pStyle w:val="Heading2"/>
-        <w:spacing w:after="120" w:before="240"/>
+        <w:spacing w:after="160"/>
+        <w:jc w:val="center"/>
       </w:pPr>
       <w:r>
         <w:rPr>
           <w:rFonts w:ascii="Malgun Gothic" w:cs="Malgun Gothic" w:eastAsia="Malgun Gothic" w:hAnsi="Malgun Gothic"/>
-          <w:b/>
-          <w:bCs/>
-          <w:sz w:val="26"/>
-          <w:szCs w:val="26"/>
-        </w:rPr>
-        <w:t xml:space="preserve">6) 제작 과정</w:t>
-      </w:r>
-    </w:p>
-    <w:p>
-      <w:pPr>
-        <w:spacing w:after="100"/>
-      </w:pPr>
-      <w:r>
-        <w:rPr>
-          <w:rFonts w:ascii="Malgun Gothic" w:cs="Malgun Gothic" w:eastAsia="Malgun Gothic" w:hAnsi="Malgun Gothic"/>
-          <w:i/>
-          <w:iCs/>
-          <w:color w:val="1F7A3A"/>
+          <w:color w:val="555555"/>
           <w:sz w:val="18"/>
           <w:szCs w:val="18"/>
         </w:rPr>
-        <w:t xml:space="preserve">▶ 작년 4단계 구성 그대로(생산기술 항목 8.0~8.4 로 상위권). 단계마다 사진 1~2장 + 한 문단. 2026 에 새로 만든 1번배·2번배 공정을 적고, 작년과 달라진 점은 6.5 에 모은다.</w:t>
-      </w:r>
-    </w:p>
-    <w:p>
-      <w:pPr>
-        <w:pStyle w:val="Heading3"/>
-        <w:spacing w:after="80" w:before="160"/>
-      </w:pPr>
-      <w:r>
-        <w:rPr>
-          <w:rFonts w:ascii="Malgun Gothic" w:cs="Malgun Gothic" w:eastAsia="Malgun Gothic" w:hAnsi="Malgun Gothic"/>
-          <w:b/>
-          <w:bCs/>
-          <w:sz w:val="22"/>
-          <w:szCs w:val="22"/>
-        </w:rPr>
-        <w:t xml:space="preserve">6.1) 몰드 제작</w:t>
-      </w:r>
-    </w:p>
-    <w:p>
-      <w:pPr>
-        <w:spacing w:after="100" w:line="300"/>
-      </w:pPr>
-      <w:r>
-        <w:rPr>
-          <w:rFonts w:ascii="Malgun Gothic" w:cs="Malgun Gothic" w:eastAsia="Malgun Gothic" w:hAnsi="Malgun Gothic"/>
-          <w:sz w:val="20"/>
-          <w:szCs w:val="20"/>
-        </w:rPr>
-        <w:t xml:space="preserve">3D 모델링 데이터를 분할 출력(PLA+)하고 에폭시(Six10)로 접합하여 FRP 적층용 몰드를 만든다. 수작업 몰드보다 형상 정밀도와 치수 재현성이 높다. 1번배는 1000 mm 축소 모델을 ×1.66 스케일로 출력했다.</w:t>
-      </w:r>
-    </w:p>
-    <w:p>
-      <w:pPr>
-        <w:spacing w:after="100"/>
-      </w:pPr>
-      <w:r>
-        <w:rPr>
-          <w:rFonts w:ascii="Malgun Gothic" w:cs="Malgun Gothic" w:eastAsia="Malgun Gothic" w:hAnsi="Malgun Gothic"/>
-          <w:color w:val="888888"/>
-          <w:sz w:val="20"/>
-          <w:szCs w:val="20"/>
-        </w:rPr>
-        <w:t xml:space="preserve">(사진: 분할 출력물, 접합 완료 몰드. 출력 파라미터 — 레이어 ____ mm, 벽 ____ mm, 인필 ____ %)</w:t>
-      </w:r>
-    </w:p>
-    <w:p>
-      <w:pPr>
-        <w:pStyle w:val="Heading3"/>
-        <w:spacing w:after="80" w:before="160"/>
-      </w:pPr>
-      <w:r>
-        <w:rPr>
-          <w:rFonts w:ascii="Malgun Gothic" w:cs="Malgun Gothic" w:eastAsia="Malgun Gothic" w:hAnsi="Malgun Gothic"/>
-          <w:b/>
-          <w:bCs/>
-          <w:sz w:val="22"/>
-          <w:szCs w:val="22"/>
-        </w:rPr>
-        <w:t xml:space="preserve">6.2) FRP 적층</w:t>
-      </w:r>
-    </w:p>
-    <w:p>
-      <w:pPr>
-        <w:spacing w:after="100" w:line="300"/>
-      </w:pPr>
-      <w:r>
-        <w:rPr>
-          <w:rFonts w:ascii="Malgun Gothic" w:cs="Malgun Gothic" w:eastAsia="Malgun Gothic" w:hAnsi="Malgun Gothic"/>
-          <w:sz w:val="20"/>
-          <w:szCs w:val="20"/>
-        </w:rPr>
-        <w:t xml:space="preserve">선체는 춉 매트–얀 크로스–춉 매트–얀 크로스–춉 매트 5회, 갑판·킬은 4회 적층. 작업 온도·경화 시간 ____. 적층 후 내부 몰드 제거.</w:t>
-      </w:r>
-    </w:p>
-    <w:p>
-      <w:pPr>
-        <w:spacing w:after="100"/>
-      </w:pPr>
-      <w:r>
-        <w:rPr>
-          <w:rFonts w:ascii="Malgun Gothic" w:cs="Malgun Gothic" w:eastAsia="Malgun Gothic" w:hAnsi="Malgun Gothic"/>
-          <w:color w:val="888888"/>
-          <w:sz w:val="20"/>
-          <w:szCs w:val="20"/>
-        </w:rPr>
-        <w:t xml:space="preserve">(사진: 적층 중, 탈형 후. 선체 1척 재료 소요 — 매트 ____ m², 수지 ____ kg)</w:t>
-      </w:r>
-    </w:p>
-    <w:p>
-      <w:pPr>
-        <w:pStyle w:val="Heading3"/>
-        <w:spacing w:after="80" w:before="160"/>
-      </w:pPr>
-      <w:r>
-        <w:rPr>
-          <w:rFonts w:ascii="Malgun Gothic" w:cs="Malgun Gothic" w:eastAsia="Malgun Gothic" w:hAnsi="Malgun Gothic"/>
-          <w:b/>
-          <w:bCs/>
-          <w:sz w:val="22"/>
-          <w:szCs w:val="22"/>
-        </w:rPr>
-        <w:t xml:space="preserve">6.3) 퍼티·수밀</w:t>
-      </w:r>
-    </w:p>
-    <w:p>
-      <w:pPr>
-        <w:spacing w:after="100" w:line="300"/>
-      </w:pPr>
-      <w:r>
-        <w:rPr>
-          <w:rFonts w:ascii="Malgun Gothic" w:cs="Malgun Gothic" w:eastAsia="Malgun Gothic" w:hAnsi="Malgun Gothic"/>
-          <w:sz w:val="20"/>
-          <w:szCs w:val="20"/>
-        </w:rPr>
-        <w:t xml:space="preserve">포리퍼티로 표면 보강 후 사포 마감, 킬 동일 공정. 외벽은 방수제(노루페인트) 도포. 퍼티는 표면 보정뿐 아니라 수밀성 강화 역할.</w:t>
-      </w:r>
-    </w:p>
-    <w:p>
-      <w:pPr>
-        <w:spacing w:after="100"/>
-      </w:pPr>
-      <w:r>
-        <w:rPr>
-          <w:rFonts w:ascii="Malgun Gothic" w:cs="Malgun Gothic" w:eastAsia="Malgun Gothic" w:hAnsi="Malgun Gothic"/>
-          <w:color w:val="888888"/>
-          <w:sz w:val="20"/>
-          <w:szCs w:val="20"/>
-        </w:rPr>
-        <w:t xml:space="preserve">(사진: 퍼티·사포 후, 도장 후. 수밀 시험 결과는 Ⅱ-4 와 연결)</w:t>
-      </w:r>
-    </w:p>
-    <w:p>
-      <w:pPr>
-        <w:pStyle w:val="Heading3"/>
-        <w:spacing w:after="80" w:before="160"/>
-      </w:pPr>
-      <w:r>
-        <w:rPr>
-          <w:rFonts w:ascii="Malgun Gothic" w:cs="Malgun Gothic" w:eastAsia="Malgun Gothic" w:hAnsi="Malgun Gothic"/>
-          <w:b/>
-          <w:bCs/>
-          <w:sz w:val="22"/>
-          <w:szCs w:val="22"/>
-        </w:rPr>
-        <w:t xml:space="preserve">6.4) 부착물·브래킷</w:t>
-      </w:r>
-    </w:p>
-    <w:p>
-      <w:pPr>
-        <w:spacing w:after="100" w:line="300"/>
-      </w:pPr>
-      <w:r>
-        <w:rPr>
-          <w:rFonts w:ascii="Malgun Gothic" w:cs="Malgun Gothic" w:eastAsia="Malgun Gothic" w:hAnsi="Malgun Gothic"/>
-          <w:sz w:val="20"/>
-          <w:szCs w:val="20"/>
-        </w:rPr>
-        <w:t xml:space="preserve">각 부품에 방수제 도포 후 나사 고정, 틈은 에폭시+실리콘 혼합 마감(경화 후 탄성 유지 → 진동·충격 응력 완화). 스러스터 브래킷은 프로펠러 축이 선저 아래 ≥50 mm 가 되도록 제작(Ⅱ-3.3). 2번배는 선수 2기용 관통부·브래킷 보강 추가.</w:t>
-      </w:r>
-    </w:p>
-    <w:p>
-      <w:pPr>
-        <w:spacing w:after="100"/>
-      </w:pPr>
-      <w:r>
-        <w:rPr>
-          <w:rFonts w:ascii="Malgun Gothic" w:cs="Malgun Gothic" w:eastAsia="Malgun Gothic" w:hAnsi="Malgun Gothic"/>
-          <w:color w:val="888888"/>
-          <w:sz w:val="20"/>
-          <w:szCs w:val="20"/>
-        </w:rPr>
-        <w:t xml:space="preserve">(사진: 스러스터 브래킷, 러더, 갑판 해치·개스킷, 마스트 베이스)</w:t>
-      </w:r>
-    </w:p>
-    <w:p>
-      <w:pPr>
-        <w:pStyle w:val="Heading3"/>
-        <w:spacing w:after="80" w:before="160"/>
-      </w:pPr>
-      <w:r>
-        <w:rPr>
-          <w:rFonts w:ascii="Malgun Gothic" w:cs="Malgun Gothic" w:eastAsia="Malgun Gothic" w:hAnsi="Malgun Gothic"/>
-          <w:b/>
-          <w:bCs/>
-          <w:sz w:val="22"/>
-          <w:szCs w:val="22"/>
-        </w:rPr>
-        <w:t xml:space="preserve">6.5) 2026 변경점</w:t>
-      </w:r>
-    </w:p>
-    <w:p>
-      <w:pPr>
-        <w:spacing w:after="60" w:line="290"/>
-        <w:ind w:left="360" w:hanging="240"/>
-      </w:pPr>
-      <w:r>
-        <w:rPr>
-          <w:rFonts w:ascii="Malgun Gothic" w:cs="Malgun Gothic" w:eastAsia="Malgun Gothic" w:hAnsi="Malgun Gothic"/>
-          <w:sz w:val="20"/>
-          <w:szCs w:val="20"/>
-        </w:rPr>
-        <w:t xml:space="preserve">•  1번배 신규 제작 1.66 × 0.57 × 0.38 — 1000 mm 축소 모델 ×1.66 몰드, 선미 트랜섬에 T200 2기 브래킷(축 선저 아래 ≥50 mm), 러더. ⚠️ 선체 깊이 줄자 17 cm vs STL 설계 28 cm — 확인.</w:t>
-      </w:r>
-    </w:p>
-    <w:p>
-      <w:pPr>
-        <w:spacing w:after="60" w:line="290"/>
-        <w:ind w:left="360" w:hanging="240"/>
-      </w:pPr>
-      <w:r>
-        <w:rPr>
-          <w:rFonts w:ascii="Malgun Gothic" w:cs="Malgun Gothic" w:eastAsia="Malgun Gothic" w:hAnsi="Malgun Gothic"/>
-          <w:sz w:val="20"/>
-          <w:szCs w:val="20"/>
-        </w:rPr>
-        <w:t xml:space="preserve">•  ⚠️ 작년 대비 중량: 2025 선체+부가물 23.2 kg (1.05 m) → 2026 1번배 ____ kg (1.66 m).</w:t>
-      </w:r>
-    </w:p>
-    <w:p>
-      <w:pPr>
-        <w:spacing w:after="60" w:line="290"/>
-        <w:ind w:left="360" w:hanging="240"/>
-      </w:pPr>
-      <w:r>
-        <w:rPr>
-          <w:rFonts w:ascii="Malgun Gothic" w:cs="Malgun Gothic" w:eastAsia="Malgun Gothic" w:hAnsi="Malgun Gothic"/>
-          <w:sz w:val="20"/>
-          <w:szCs w:val="20"/>
-        </w:rPr>
-        <w:t xml:space="preserve">•  ⚠️ 갑판 관통을 마스트 구멍으로 통합(케이블_출구_맵) — 관통부 수 ____ → ____.</w:t>
+        <w:t xml:space="preserve">그림 Ⅱ-3 1번배 제작 과정</w:t>
       </w:r>
     </w:p>
     <w:p>
@@ -5984,7 +5309,7 @@
           <w:sz w:val="26"/>
           <w:szCs w:val="26"/>
         </w:rPr>
-        <w:t xml:space="preserve">7) 장비 및 구성</w:t>
+        <w:t xml:space="preserve">6) 장비 및 구성</w:t>
       </w:r>
     </w:p>
     <w:tbl>
@@ -6127,6 +5452,68 @@
           </w:tcPr>
           <w:p>
             <w:pPr>
+              <w:jc w:val="center"/>
+            </w:pPr>
+            <w:r>
+              <w:drawing>
+                <wp:inline distT="0" distB="0" distL="0" distR="0">
+                  <wp:extent cx="952500" cy="952500"/>
+                  <wp:effectExtent t="0" r="0" b="0" l="0"/>
+                  <wp:docPr id="7" name=""/>
+                  <wp:cNvGraphicFramePr>
+                    <a:graphicFrameLocks xmlns:a="http://schemas.openxmlformats.org/drawingml/2006/main" noChangeAspect="1"/>
+                  </wp:cNvGraphicFramePr>
+                  <a:graphic xmlns:a="http://schemas.openxmlformats.org/drawingml/2006/main">
+                    <a:graphicData uri="http://schemas.openxmlformats.org/drawingml/2006/picture">
+                      <pic:pic xmlns:pic="http://schemas.openxmlformats.org/drawingml/2006/picture">
+                        <pic:nvPicPr>
+                          <pic:cNvPr id="0" name="" descr=""/>
+                          <pic:cNvPicPr>
+                            <a:picLocks noChangeAspect="1" noChangeArrowheads="1"/>
+                          </pic:cNvPicPr>
+                        </pic:nvPicPr>
+                        <pic:blipFill>
+                          <a:blip r:embed="rId13" cstate="none"/>
+                          <a:srcRect/>
+                          <a:stretch>
+                            <a:fillRect/>
+                          </a:stretch>
+                        </pic:blipFill>
+                        <pic:spPr bwMode="auto">
+                          <a:xfrm>
+                            <a:off x="0" y="0"/>
+                            <a:ext cx="952500" cy="952500"/>
+                          </a:xfrm>
+                          <a:prstGeom prst="rect">
+                            <a:avLst/>
+                          </a:prstGeom>
+                        </pic:spPr>
+                      </pic:pic>
+                    </a:graphicData>
+                  </a:graphic>
+                </wp:inline>
+              </w:drawing>
+            </w:r>
+          </w:p>
+        </w:tc>
+        <w:tc>
+          <w:tcPr>
+            <w:tcW w:type="dxa" w:w="3000"/>
+            <w:tcBorders>
+              <w:top w:val="single" w:color="000000" w:sz="6"/>
+              <w:left w:val="single" w:color="000000" w:sz="6"/>
+              <w:bottom w:val="single" w:color="000000" w:sz="6"/>
+              <w:right w:val="single" w:color="000000" w:sz="6"/>
+            </w:tcBorders>
+            <w:tcMar>
+              <w:top w:type="dxa" w:w="60"/>
+              <w:left w:type="dxa" w:w="90"/>
+              <w:bottom w:type="dxa" w:w="60"/>
+              <w:right w:type="dxa" w:w="90"/>
+            </w:tcMar>
+          </w:tcPr>
+          <w:p>
+            <w:pPr>
               <w:jc w:val="left"/>
             </w:pPr>
             <w:r>
@@ -6135,13 +5522,13 @@
                 <w:sz w:val="20"/>
                 <w:szCs w:val="20"/>
               </w:rPr>
-              <w:t xml:space="preserve">(사진)</w:t>
-            </w:r>
-          </w:p>
-        </w:tc>
-        <w:tc>
-          <w:tcPr>
-            <w:tcW w:type="dxa" w:w="3000"/>
+              <w:t xml:space="preserve">PLA+ 필라멘트 (마스트 PETG/ASA)</w:t>
+            </w:r>
+          </w:p>
+        </w:tc>
+        <w:tc>
+          <w:tcPr>
+            <w:tcW w:type="dxa" w:w="4160"/>
             <w:tcBorders>
               <w:top w:val="single" w:color="000000" w:sz="6"/>
               <w:left w:val="single" w:color="000000" w:sz="6"/>
@@ -6165,37 +5552,7 @@
                 <w:sz w:val="20"/>
                 <w:szCs w:val="20"/>
               </w:rPr>
-              <w:t xml:space="preserve">PLA+ 필라멘트 (마스트 PETG/ASA)</w:t>
-            </w:r>
-          </w:p>
-        </w:tc>
-        <w:tc>
-          <w:tcPr>
-            <w:tcW w:type="dxa" w:w="4160"/>
-            <w:tcBorders>
-              <w:top w:val="single" w:color="000000" w:sz="6"/>
-              <w:left w:val="single" w:color="000000" w:sz="6"/>
-              <w:bottom w:val="single" w:color="000000" w:sz="6"/>
-              <w:right w:val="single" w:color="000000" w:sz="6"/>
-            </w:tcBorders>
-            <w:tcMar>
-              <w:top w:type="dxa" w:w="60"/>
-              <w:left w:type="dxa" w:w="90"/>
-              <w:bottom w:type="dxa" w:w="60"/>
-              <w:right w:type="dxa" w:w="90"/>
-            </w:tcMar>
-          </w:tcPr>
-          <w:p>
-            <w:pPr>
-              <w:jc w:val="left"/>
-            </w:pPr>
-            <w:r>
-              <w:rPr>
-                <w:rFonts w:ascii="Malgun Gothic" w:cs="Malgun Gothic" w:eastAsia="Malgun Gothic" w:hAnsi="Malgun Gothic"/>
-                <w:sz w:val="20"/>
-                <w:szCs w:val="20"/>
-              </w:rPr>
-              <w:t xml:space="preserve">마스트·크레들·브래킷 프린트</w:t>
+              <w:t xml:space="preserve">선체 몰드 제작의 주 재료</w:t>
             </w:r>
           </w:p>
         </w:tc>
@@ -6219,6 +5576,68 @@
           </w:tcPr>
           <w:p>
             <w:pPr>
+              <w:jc w:val="center"/>
+            </w:pPr>
+            <w:r>
+              <w:drawing>
+                <wp:inline distT="0" distB="0" distL="0" distR="0">
+                  <wp:extent cx="895350" cy="952500"/>
+                  <wp:effectExtent t="0" r="0" b="0" l="0"/>
+                  <wp:docPr id="8" name=""/>
+                  <wp:cNvGraphicFramePr>
+                    <a:graphicFrameLocks xmlns:a="http://schemas.openxmlformats.org/drawingml/2006/main" noChangeAspect="1"/>
+                  </wp:cNvGraphicFramePr>
+                  <a:graphic xmlns:a="http://schemas.openxmlformats.org/drawingml/2006/main">
+                    <a:graphicData uri="http://schemas.openxmlformats.org/drawingml/2006/picture">
+                      <pic:pic xmlns:pic="http://schemas.openxmlformats.org/drawingml/2006/picture">
+                        <pic:nvPicPr>
+                          <pic:cNvPr id="0" name="" descr=""/>
+                          <pic:cNvPicPr>
+                            <a:picLocks noChangeAspect="1" noChangeArrowheads="1"/>
+                          </pic:cNvPicPr>
+                        </pic:nvPicPr>
+                        <pic:blipFill>
+                          <a:blip r:embed="rId14" cstate="none"/>
+                          <a:srcRect/>
+                          <a:stretch>
+                            <a:fillRect/>
+                          </a:stretch>
+                        </pic:blipFill>
+                        <pic:spPr bwMode="auto">
+                          <a:xfrm>
+                            <a:off x="0" y="0"/>
+                            <a:ext cx="895350" cy="952500"/>
+                          </a:xfrm>
+                          <a:prstGeom prst="rect">
+                            <a:avLst/>
+                          </a:prstGeom>
+                        </pic:spPr>
+                      </pic:pic>
+                    </a:graphicData>
+                  </a:graphic>
+                </wp:inline>
+              </w:drawing>
+            </w:r>
+          </w:p>
+        </w:tc>
+        <w:tc>
+          <w:tcPr>
+            <w:tcW w:type="dxa" w:w="3000"/>
+            <w:tcBorders>
+              <w:top w:val="single" w:color="000000" w:sz="6"/>
+              <w:left w:val="single" w:color="000000" w:sz="6"/>
+              <w:bottom w:val="single" w:color="000000" w:sz="6"/>
+              <w:right w:val="single" w:color="000000" w:sz="6"/>
+            </w:tcBorders>
+            <w:tcMar>
+              <w:top w:type="dxa" w:w="60"/>
+              <w:left w:type="dxa" w:w="90"/>
+              <w:bottom w:type="dxa" w:w="60"/>
+              <w:right w:type="dxa" w:w="90"/>
+            </w:tcMar>
+          </w:tcPr>
+          <w:p>
+            <w:pPr>
               <w:jc w:val="left"/>
             </w:pPr>
             <w:r>
@@ -6227,37 +5646,7 @@
                 <w:sz w:val="20"/>
                 <w:szCs w:val="20"/>
               </w:rPr>
-              <w:t xml:space="preserve">(사진)</w:t>
-            </w:r>
-          </w:p>
-        </w:tc>
-        <w:tc>
-          <w:tcPr>
-            <w:tcW w:type="dxa" w:w="3000"/>
-            <w:tcBorders>
-              <w:top w:val="single" w:color="000000" w:sz="6"/>
-              <w:left w:val="single" w:color="000000" w:sz="6"/>
-              <w:bottom w:val="single" w:color="000000" w:sz="6"/>
-              <w:right w:val="single" w:color="000000" w:sz="6"/>
-            </w:tcBorders>
-            <w:tcMar>
-              <w:top w:type="dxa" w:w="60"/>
-              <w:left w:type="dxa" w:w="90"/>
-              <w:bottom w:type="dxa" w:w="60"/>
-              <w:right w:type="dxa" w:w="90"/>
-            </w:tcMar>
-          </w:tcPr>
-          <w:p>
-            <w:pPr>
-              <w:jc w:val="left"/>
-            </w:pPr>
-            <w:r>
-              <w:rPr>
-                <w:rFonts w:ascii="Malgun Gothic" w:cs="Malgun Gothic" w:eastAsia="Malgun Gothic" w:hAnsi="Malgun Gothic"/>
-                <w:sz w:val="20"/>
-                <w:szCs w:val="20"/>
-              </w:rPr>
-              <w:t xml:space="preserve">FRP 춉매트 / 얀크로스 / 에폭시</w:t>
+              <w:t xml:space="preserve">FRP 춉매트 / 얀크로스</w:t>
             </w:r>
           </w:p>
         </w:tc>
@@ -6311,15 +5700,47 @@
           </w:tcPr>
           <w:p>
             <w:pPr>
-              <w:jc w:val="left"/>
-            </w:pPr>
-            <w:r>
-              <w:rPr>
-                <w:rFonts w:ascii="Malgun Gothic" w:cs="Malgun Gothic" w:eastAsia="Malgun Gothic" w:hAnsi="Malgun Gothic"/>
-                <w:sz w:val="20"/>
-                <w:szCs w:val="20"/>
-              </w:rPr>
-              <w:t xml:space="preserve">(사진)</w:t>
+              <w:jc w:val="center"/>
+            </w:pPr>
+            <w:r>
+              <w:drawing>
+                <wp:inline distT="0" distB="0" distL="0" distR="0">
+                  <wp:extent cx="800100" cy="952500"/>
+                  <wp:effectExtent t="0" r="0" b="0" l="0"/>
+                  <wp:docPr id="9" name=""/>
+                  <wp:cNvGraphicFramePr>
+                    <a:graphicFrameLocks xmlns:a="http://schemas.openxmlformats.org/drawingml/2006/main" noChangeAspect="1"/>
+                  </wp:cNvGraphicFramePr>
+                  <a:graphic xmlns:a="http://schemas.openxmlformats.org/drawingml/2006/main">
+                    <a:graphicData uri="http://schemas.openxmlformats.org/drawingml/2006/picture">
+                      <pic:pic xmlns:pic="http://schemas.openxmlformats.org/drawingml/2006/picture">
+                        <pic:nvPicPr>
+                          <pic:cNvPr id="0" name="" descr=""/>
+                          <pic:cNvPicPr>
+                            <a:picLocks noChangeAspect="1" noChangeArrowheads="1"/>
+                          </pic:cNvPicPr>
+                        </pic:nvPicPr>
+                        <pic:blipFill>
+                          <a:blip r:embed="rId15" cstate="none"/>
+                          <a:srcRect/>
+                          <a:stretch>
+                            <a:fillRect/>
+                          </a:stretch>
+                        </pic:blipFill>
+                        <pic:spPr bwMode="auto">
+                          <a:xfrm>
+                            <a:off x="0" y="0"/>
+                            <a:ext cx="800100" cy="952500"/>
+                          </a:xfrm>
+                          <a:prstGeom prst="rect">
+                            <a:avLst/>
+                          </a:prstGeom>
+                        </pic:spPr>
+                      </pic:pic>
+                    </a:graphicData>
+                  </a:graphic>
+                </wp:inline>
+              </w:drawing>
             </w:r>
           </w:p>
         </w:tc>
@@ -6403,15 +5824,47 @@
           </w:tcPr>
           <w:p>
             <w:pPr>
-              <w:jc w:val="left"/>
-            </w:pPr>
-            <w:r>
-              <w:rPr>
-                <w:rFonts w:ascii="Malgun Gothic" w:cs="Malgun Gothic" w:eastAsia="Malgun Gothic" w:hAnsi="Malgun Gothic"/>
-                <w:sz w:val="20"/>
-                <w:szCs w:val="20"/>
-              </w:rPr>
-              <w:t xml:space="preserve">(사진)</w:t>
+              <w:jc w:val="center"/>
+            </w:pPr>
+            <w:r>
+              <w:drawing>
+                <wp:inline distT="0" distB="0" distL="0" distR="0">
+                  <wp:extent cx="733425" cy="952500"/>
+                  <wp:effectExtent t="0" r="0" b="0" l="0"/>
+                  <wp:docPr id="10" name=""/>
+                  <wp:cNvGraphicFramePr>
+                    <a:graphicFrameLocks xmlns:a="http://schemas.openxmlformats.org/drawingml/2006/main" noChangeAspect="1"/>
+                  </wp:cNvGraphicFramePr>
+                  <a:graphic xmlns:a="http://schemas.openxmlformats.org/drawingml/2006/main">
+                    <a:graphicData uri="http://schemas.openxmlformats.org/drawingml/2006/picture">
+                      <pic:pic xmlns:pic="http://schemas.openxmlformats.org/drawingml/2006/picture">
+                        <pic:nvPicPr>
+                          <pic:cNvPr id="0" name="" descr=""/>
+                          <pic:cNvPicPr>
+                            <a:picLocks noChangeAspect="1" noChangeArrowheads="1"/>
+                          </pic:cNvPicPr>
+                        </pic:nvPicPr>
+                        <pic:blipFill>
+                          <a:blip r:embed="rId16" cstate="none"/>
+                          <a:srcRect/>
+                          <a:stretch>
+                            <a:fillRect/>
+                          </a:stretch>
+                        </pic:blipFill>
+                        <pic:spPr bwMode="auto">
+                          <a:xfrm>
+                            <a:off x="0" y="0"/>
+                            <a:ext cx="733425" cy="952500"/>
+                          </a:xfrm>
+                          <a:prstGeom prst="rect">
+                            <a:avLst/>
+                          </a:prstGeom>
+                        </pic:spPr>
+                      </pic:pic>
+                    </a:graphicData>
+                  </a:graphic>
+                </wp:inline>
+              </w:drawing>
             </w:r>
           </w:p>
         </w:tc>
@@ -6495,6 +5948,68 @@
           </w:tcPr>
           <w:p>
             <w:pPr>
+              <w:jc w:val="center"/>
+            </w:pPr>
+            <w:r>
+              <w:drawing>
+                <wp:inline distT="0" distB="0" distL="0" distR="0">
+                  <wp:extent cx="904875" cy="952500"/>
+                  <wp:effectExtent t="0" r="0" b="0" l="0"/>
+                  <wp:docPr id="11" name=""/>
+                  <wp:cNvGraphicFramePr>
+                    <a:graphicFrameLocks xmlns:a="http://schemas.openxmlformats.org/drawingml/2006/main" noChangeAspect="1"/>
+                  </wp:cNvGraphicFramePr>
+                  <a:graphic xmlns:a="http://schemas.openxmlformats.org/drawingml/2006/main">
+                    <a:graphicData uri="http://schemas.openxmlformats.org/drawingml/2006/picture">
+                      <pic:pic xmlns:pic="http://schemas.openxmlformats.org/drawingml/2006/picture">
+                        <pic:nvPicPr>
+                          <pic:cNvPr id="0" name="" descr=""/>
+                          <pic:cNvPicPr>
+                            <a:picLocks noChangeAspect="1" noChangeArrowheads="1"/>
+                          </pic:cNvPicPr>
+                        </pic:nvPicPr>
+                        <pic:blipFill>
+                          <a:blip r:embed="rId17" cstate="none"/>
+                          <a:srcRect/>
+                          <a:stretch>
+                            <a:fillRect/>
+                          </a:stretch>
+                        </pic:blipFill>
+                        <pic:spPr bwMode="auto">
+                          <a:xfrm>
+                            <a:off x="0" y="0"/>
+                            <a:ext cx="904875" cy="952500"/>
+                          </a:xfrm>
+                          <a:prstGeom prst="rect">
+                            <a:avLst/>
+                          </a:prstGeom>
+                        </pic:spPr>
+                      </pic:pic>
+                    </a:graphicData>
+                  </a:graphic>
+                </wp:inline>
+              </w:drawing>
+            </w:r>
+          </w:p>
+        </w:tc>
+        <w:tc>
+          <w:tcPr>
+            <w:tcW w:type="dxa" w:w="3000"/>
+            <w:tcBorders>
+              <w:top w:val="single" w:color="000000" w:sz="6"/>
+              <w:left w:val="single" w:color="000000" w:sz="6"/>
+              <w:bottom w:val="single" w:color="000000" w:sz="6"/>
+              <w:right w:val="single" w:color="000000" w:sz="6"/>
+            </w:tcBorders>
+            <w:tcMar>
+              <w:top w:type="dxa" w:w="60"/>
+              <w:left w:type="dxa" w:w="90"/>
+              <w:bottom w:type="dxa" w:w="60"/>
+              <w:right w:type="dxa" w:w="90"/>
+            </w:tcMar>
+          </w:tcPr>
+          <w:p>
+            <w:pPr>
               <w:jc w:val="left"/>
             </w:pPr>
             <w:r>
@@ -6503,7 +6018,101 @@
                 <w:sz w:val="20"/>
                 <w:szCs w:val="20"/>
               </w:rPr>
-              <w:t xml:space="preserve">(사진)</w:t>
+              <w:t xml:space="preserve">방수제(노루페인트)</w:t>
+            </w:r>
+          </w:p>
+        </w:tc>
+        <w:tc>
+          <w:tcPr>
+            <w:tcW w:type="dxa" w:w="4160"/>
+            <w:tcBorders>
+              <w:top w:val="single" w:color="000000" w:sz="6"/>
+              <w:left w:val="single" w:color="000000" w:sz="6"/>
+              <w:bottom w:val="single" w:color="000000" w:sz="6"/>
+              <w:right w:val="single" w:color="000000" w:sz="6"/>
+            </w:tcBorders>
+            <w:tcMar>
+              <w:top w:type="dxa" w:w="60"/>
+              <w:left w:type="dxa" w:w="90"/>
+              <w:bottom w:type="dxa" w:w="60"/>
+              <w:right w:type="dxa" w:w="90"/>
+            </w:tcMar>
+          </w:tcPr>
+          <w:p>
+            <w:pPr>
+              <w:jc w:val="left"/>
+            </w:pPr>
+            <w:r>
+              <w:rPr>
+                <w:rFonts w:ascii="Malgun Gothic" w:cs="Malgun Gothic" w:eastAsia="Malgun Gothic" w:hAnsi="Malgun Gothic"/>
+                <w:sz w:val="20"/>
+                <w:szCs w:val="20"/>
+              </w:rPr>
+              <w:t xml:space="preserve">선체 제작 후 마무리로 외벽 방수 처리</w:t>
+            </w:r>
+          </w:p>
+        </w:tc>
+      </w:tr>
+      <w:tr>
+        <w:tc>
+          <w:tcPr>
+            <w:tcW w:type="dxa" w:w="2200"/>
+            <w:tcBorders>
+              <w:top w:val="single" w:color="000000" w:sz="6"/>
+              <w:left w:val="single" w:color="000000" w:sz="6"/>
+              <w:bottom w:val="single" w:color="000000" w:sz="6"/>
+              <w:right w:val="single" w:color="000000" w:sz="6"/>
+            </w:tcBorders>
+            <w:tcMar>
+              <w:top w:type="dxa" w:w="60"/>
+              <w:left w:type="dxa" w:w="90"/>
+              <w:bottom w:type="dxa" w:w="60"/>
+              <w:right w:type="dxa" w:w="90"/>
+            </w:tcMar>
+          </w:tcPr>
+          <w:p>
+            <w:pPr>
+              <w:jc w:val="center"/>
+            </w:pPr>
+            <w:r>
+              <w:drawing>
+                <wp:inline distT="0" distB="0" distL="0" distR="0">
+                  <wp:extent cx="1143000" cy="552450"/>
+                  <wp:effectExtent t="0" r="0" b="0" l="0"/>
+                  <wp:docPr id="12" name=""/>
+                  <wp:cNvGraphicFramePr>
+                    <a:graphicFrameLocks xmlns:a="http://schemas.openxmlformats.org/drawingml/2006/main" noChangeAspect="1"/>
+                  </wp:cNvGraphicFramePr>
+                  <a:graphic xmlns:a="http://schemas.openxmlformats.org/drawingml/2006/main">
+                    <a:graphicData uri="http://schemas.openxmlformats.org/drawingml/2006/picture">
+                      <pic:pic xmlns:pic="http://schemas.openxmlformats.org/drawingml/2006/picture">
+                        <pic:nvPicPr>
+                          <pic:cNvPr id="0" name="" descr=""/>
+                          <pic:cNvPicPr>
+                            <a:picLocks noChangeAspect="1" noChangeArrowheads="1"/>
+                          </pic:cNvPicPr>
+                        </pic:nvPicPr>
+                        <pic:blipFill>
+                          <a:blip r:embed="rId18" cstate="none"/>
+                          <a:srcRect/>
+                          <a:stretch>
+                            <a:fillRect/>
+                          </a:stretch>
+                        </pic:blipFill>
+                        <pic:spPr bwMode="auto">
+                          <a:xfrm>
+                            <a:off x="0" y="0"/>
+                            <a:ext cx="1143000" cy="552450"/>
+                          </a:xfrm>
+                          <a:prstGeom prst="rect">
+                            <a:avLst/>
+                          </a:prstGeom>
+                        </pic:spPr>
+                      </pic:pic>
+                    </a:graphicData>
+                  </a:graphic>
+                </wp:inline>
+              </w:drawing>
             </w:r>
           </w:p>
         </w:tc>
@@ -6533,7 +6142,7 @@
                 <w:sz w:val="20"/>
                 <w:szCs w:val="20"/>
               </w:rPr>
-              <w:t xml:space="preserve">부력재 (⚠️ 종류·용량)</w:t>
+              <w:t xml:space="preserve">Six10 에폭시 접착제</w:t>
             </w:r>
           </w:p>
         </w:tc>
@@ -6563,7 +6172,7 @@
                 <w:sz w:val="20"/>
                 <w:szCs w:val="20"/>
               </w:rPr>
-              <w:t xml:space="preserve">침몰방지</w:t>
+              <w:t xml:space="preserve">몰드 접합</w:t>
             </w:r>
           </w:p>
         </w:tc>
@@ -7849,7 +7458,7 @@
           <wp:inline distT="0" distB="0" distL="0" distR="0">
             <wp:extent cx="5334000" cy="3590925"/>
             <wp:effectExtent t="0" r="0" b="0" l="0"/>
-            <wp:docPr id="3" name=""/>
+            <wp:docPr id="13" name=""/>
             <wp:cNvGraphicFramePr>
               <a:graphicFrameLocks xmlns:a="http://schemas.openxmlformats.org/drawingml/2006/main" noChangeAspect="1"/>
             </wp:cNvGraphicFramePr>
@@ -7863,7 +7472,7 @@
                     </pic:cNvPicPr>
                   </pic:nvPicPr>
                   <pic:blipFill>
-                    <a:blip r:embed="rId9" cstate="none"/>
+                    <a:blip r:embed="rId19" cstate="none"/>
                     <a:srcRect/>
                     <a:stretch>
                       <a:fillRect/>
@@ -15370,7 +14979,7 @@
           <wp:inline distT="0" distB="0" distL="0" distR="0">
             <wp:extent cx="5334000" cy="1752600"/>
             <wp:effectExtent t="0" r="0" b="0" l="0"/>
-            <wp:docPr id="4" name=""/>
+            <wp:docPr id="14" name=""/>
             <wp:cNvGraphicFramePr>
               <a:graphicFrameLocks xmlns:a="http://schemas.openxmlformats.org/drawingml/2006/main" noChangeAspect="1"/>
             </wp:cNvGraphicFramePr>
@@ -15384,7 +14993,7 @@
                     </pic:cNvPicPr>
                   </pic:nvPicPr>
                   <pic:blipFill>
-                    <a:blip r:embed="rId10" cstate="none"/>
+                    <a:blip r:embed="rId20" cstate="none"/>
                     <a:srcRect/>
                     <a:stretch>
                       <a:fillRect/>
@@ -15497,7 +15106,7 @@
           <wp:inline distT="0" distB="0" distL="0" distR="0">
             <wp:extent cx="5334000" cy="3448050"/>
             <wp:effectExtent t="0" r="0" b="0" l="0"/>
-            <wp:docPr id="5" name=""/>
+            <wp:docPr id="15" name=""/>
             <wp:cNvGraphicFramePr>
               <a:graphicFrameLocks xmlns:a="http://schemas.openxmlformats.org/drawingml/2006/main" noChangeAspect="1"/>
             </wp:cNvGraphicFramePr>
@@ -15511,7 +15120,7 @@
                     </pic:cNvPicPr>
                   </pic:nvPicPr>
                   <pic:blipFill>
-                    <a:blip r:embed="rId11" cstate="none"/>
+                    <a:blip r:embed="rId21" cstate="none"/>
                     <a:srcRect/>
                     <a:stretch>
                       <a:fillRect/>
@@ -17391,7 +17000,7 @@
           <wp:inline distT="0" distB="0" distL="0" distR="0">
             <wp:extent cx="5334000" cy="3495675"/>
             <wp:effectExtent t="0" r="0" b="0" l="0"/>
-            <wp:docPr id="6" name=""/>
+            <wp:docPr id="16" name=""/>
             <wp:cNvGraphicFramePr>
               <a:graphicFrameLocks xmlns:a="http://schemas.openxmlformats.org/drawingml/2006/main" noChangeAspect="1"/>
             </wp:cNvGraphicFramePr>
@@ -17405,7 +17014,7 @@
                     </pic:cNvPicPr>
                   </pic:nvPicPr>
                   <pic:blipFill>
-                    <a:blip r:embed="rId12" cstate="none"/>
+                    <a:blip r:embed="rId22" cstate="none"/>
                     <a:srcRect/>
                     <a:stretch>
                       <a:fillRect/>
@@ -18061,7 +17670,7 @@
                 <w:sz w:val="20"/>
                 <w:szCs w:val="20"/>
               </w:rPr>
-              <w:t xml:space="preserve">1번배 폭 0.57 m → 0.285, 공용값 0.29</w:t>
+              <w:t xml:space="preserve">1번배 폭 0.55 m → 0.275, 공용값 0.29</w:t>
             </w:r>
           </w:p>
         </w:tc>
@@ -18754,7 +18363,7 @@
           <wp:inline distT="0" distB="0" distL="0" distR="0">
             <wp:extent cx="5334000" cy="3876675"/>
             <wp:effectExtent t="0" r="0" b="0" l="0"/>
-            <wp:docPr id="7" name=""/>
+            <wp:docPr id="17" name=""/>
             <wp:cNvGraphicFramePr>
               <a:graphicFrameLocks xmlns:a="http://schemas.openxmlformats.org/drawingml/2006/main" noChangeAspect="1"/>
             </wp:cNvGraphicFramePr>
@@ -18768,7 +18377,7 @@
                     </pic:cNvPicPr>
                   </pic:nvPicPr>
                   <pic:blipFill>
-                    <a:blip r:embed="rId13" cstate="none"/>
+                    <a:blip r:embed="rId23" cstate="none"/>
                     <a:srcRect/>
                     <a:stretch>
                       <a:fillRect/>
@@ -21724,7 +21333,7 @@
           <w:sz w:val="20"/>
           <w:szCs w:val="20"/>
         </w:rPr>
-        <w:t xml:space="preserve">half_width 0.29 에서 clearance 별 접촉은 0.20 → 1.95, 0.25 → 1.32, 0.30 → 1.46(정체 2%), 0.35 → 정체 28%, 0.45 → 정체 50% 로, 접촉이 가장 적은 0.45 는 절반이 정체라 고르지 않았다. 작년 값 half_width 0.45 는 1.15 m 갭을 요구해 접촉 3.0 회·정체 1.5 회였다(1차 단일 시드 스윕). 최적점의 갭 요구(half_width×2 + clearance)는 0.78~0.90 m 에 모인다. 한계도 있다. 접촉 판정이 반경 half_width 원이라 측면 접촉을 못 잡고, 동역학은 가정값이며, 시간 투표·지오펜스 병합은 시뮬에 없다. 선회 중 유효 폭 W·cosθ + L·sinθ 는 1번배 치수(W 0.58, L 1.66)로 10° 에서 0.86 m, 15° 에서 0.99 m 라 갭 요구 0.83 m 는 약 9° 이내로 정렬했을 때만 맞는다 — 1 m 안팎 틈은 시뮬이 못 잡는 영역이다.</w:t>
+        <w:t xml:space="preserve">half_width 0.29 에서 clearance 별 접촉은 0.20 → 1.95, 0.25 → 1.32, 0.30 → 1.46(정체 2%), 0.35 → 정체 28%, 0.45 → 정체 50% 로, 접촉이 가장 적은 0.45 는 절반이 정체라 고르지 않았다. 작년 값 half_width 0.45 는 1.15 m 갭을 요구해 접촉 3.0 회·정체 1.5 회였다(1차 단일 시드 스윕). 최적점의 갭 요구(half_width×2 + clearance)는 0.78~0.90 m 에 모인다. 한계도 있다. 접촉 판정이 반경 half_width 원이라 측면 접촉을 못 잡고, 동역학은 가정값이며, 시간 투표·지오펜스 병합은 시뮬에 없다. 선회 중 유효 폭 W·cosθ + L·sinθ 는 1번배 치수(W 0.55, L 1.66)로 10° 에서 0.83 m, 15° 에서 0.96 m 라 갭 요구 0.83 m 는 약 10° 이내로 정렬했을 때만 맞는다(10-31 실측 폭 0.55 로 재계산) — 1 m 안팎 틈은 시뮬이 못 잡는 영역이다.</w:t>
       </w:r>
     </w:p>
     <w:p>
@@ -23326,7 +22935,20 @@
           <w:sz w:val="20"/>
           <w:szCs w:val="20"/>
         </w:rPr>
-        <w:t xml:space="preserve">배터리 2개(DXF 4S 8400 mAh)가 각각 좌·우 ESC(측당 1개)를 먹이고, 두 ⊕ 선이 접촉기 2극을 지난다. 접촉기 앞에서 EC5 피그테일로 보조 분기를 떼어 (a) BF303 2A → PoE 인젝터 PSE5502G(48 V 802.3af) → OAK, (b) BF303 3A → SZWENGAO 5 V 5 A 모듈 → 허브 로 보낸다. 카메라·허브는 접촉기 앞이라 비상정지 뒤에도 살아 있어 상태를 계속 본다.</w:t>
+        <w:t xml:space="preserve">전기 계통은 추진 전력, 비상정지, 제어 신호, 센서·카메라 전원으로 나누었다. 배터리 2개(4S LiPo 14.8 V, 8400 mAh)가 각각 우현과 좌현 추진을 맡으며, 각 배터리의 ⊕선은 2극 전자접촉기를 거쳐 ESC로 공급되고 ⊖선은 ESC에 직결된다. 비상정지는 이 접촉기 한 곳에서 추진 전원을 끊는다.</w:t>
+      </w:r>
+    </w:p>
+    <w:p>
+      <w:pPr>
+        <w:spacing w:after="100" w:line="300"/>
+      </w:pPr>
+      <w:r>
+        <w:rPr>
+          <w:rFonts w:ascii="Malgun Gothic" w:cs="Malgun Gothic" w:eastAsia="Malgun Gothic" w:hAnsi="Malgun Gothic"/>
+          <w:sz w:val="20"/>
+          <w:szCs w:val="20"/>
+        </w:rPr>
+        <w:t xml:space="preserve">센서 허브(5 V)와 카메라(PoE 48 V) 전원은 배터리 A의 접촉기 앞단에서 분기하고 각각 3 A, 2 A 퓨즈로 보호하였다. 따라서 비상정지로 추진 전원이 차단되어도 센서와 카메라는 동작을 유지한다. Arduino Mega와 RC 수신기는 노트북 USB 전원으로 동작하며, 대전류 전원선과 분리하고 신호 GND만 한 점에 연결하였다.</w:t>
       </w:r>
     </w:p>
     <w:p>
@@ -23337,9 +22959,9 @@
       <w:r>
         <w:drawing>
           <wp:inline distT="0" distB="0" distL="0" distR="0">
-            <wp:extent cx="4133850" cy="7239000"/>
+            <wp:extent cx="5334000" cy="3467100"/>
             <wp:effectExtent t="0" r="0" b="0" l="0"/>
-            <wp:docPr id="8" name=""/>
+            <wp:docPr id="18" name=""/>
             <wp:cNvGraphicFramePr>
               <a:graphicFrameLocks xmlns:a="http://schemas.openxmlformats.org/drawingml/2006/main" noChangeAspect="1"/>
             </wp:cNvGraphicFramePr>
@@ -23353,7 +22975,7 @@
                     </pic:cNvPicPr>
                   </pic:nvPicPr>
                   <pic:blipFill>
-                    <a:blip r:embed="rId14" cstate="none"/>
+                    <a:blip r:embed="rId24" cstate="none"/>
                     <a:srcRect/>
                     <a:stretch>
                       <a:fillRect/>
@@ -23362,7 +22984,7 @@
                   <pic:spPr bwMode="auto">
                     <a:xfrm>
                       <a:off x="0" y="0"/>
-                      <a:ext cx="4133850" cy="7239000"/>
+                      <a:ext cx="5334000" cy="3467100"/>
                     </a:xfrm>
                     <a:prstGeom prst="rect">
                       <a:avLst/>
@@ -23387,7 +23009,7 @@
           <w:sz w:val="18"/>
           <w:szCs w:val="18"/>
         </w:rPr>
-        <w:t xml:space="preserve">그림 Ⅳ-1 1번배 회로도 — T200 ×2, 측당 ESC 1기 (tools/circuit_diagram.py, SSF_BOAT=A)</w:t>
+        <w:t xml:space="preserve">그림 Ⅳ-1 1번배 전체 회로 구성도</w:t>
       </w:r>
     </w:p>
     <w:tbl>
@@ -23403,8 +23025,9 @@
         </w:tblBorders>
       </w:tblPr>
       <w:tblGrid>
+        <w:gridCol w:w="1600"/>
+        <w:gridCol w:w="5760"/>
         <w:gridCol w:w="2000"/>
-        <w:gridCol w:w="7360"/>
       </w:tblGrid>
       <w:tr>
         <w:trPr>
@@ -23412,7 +23035,7 @@
         </w:trPr>
         <w:tc>
           <w:tcPr>
-            <w:tcW w:type="dxa" w:w="2000"/>
+            <w:tcW w:type="dxa" w:w="1600"/>
             <w:tcBorders>
               <w:top w:val="single" w:color="000000" w:sz="6"/>
               <w:left w:val="single" w:color="000000" w:sz="6"/>
@@ -23439,13 +23062,13 @@
                 <w:sz w:val="20"/>
                 <w:szCs w:val="20"/>
               </w:rPr>
-              <w:t xml:space="preserve">Mega 핀</w:t>
-            </w:r>
-          </w:p>
-        </w:tc>
-        <w:tc>
-          <w:tcPr>
-            <w:tcW w:type="dxa" w:w="7360"/>
+              <w:t xml:space="preserve">계통</w:t>
+            </w:r>
+          </w:p>
+        </w:tc>
+        <w:tc>
+          <w:tcPr>
+            <w:tcW w:type="dxa" w:w="5760"/>
             <w:tcBorders>
               <w:top w:val="single" w:color="000000" w:sz="6"/>
               <w:left w:val="single" w:color="000000" w:sz="6"/>
@@ -23472,7 +23095,40 @@
                 <w:sz w:val="20"/>
                 <w:szCs w:val="20"/>
               </w:rPr>
-              <w:t xml:space="preserve">연결</w:t>
+              <w:t xml:space="preserve">경로</w:t>
+            </w:r>
+          </w:p>
+        </w:tc>
+        <w:tc>
+          <w:tcPr>
+            <w:tcW w:type="dxa" w:w="2000"/>
+            <w:tcBorders>
+              <w:top w:val="single" w:color="000000" w:sz="6"/>
+              <w:left w:val="single" w:color="000000" w:sz="6"/>
+              <w:bottom w:val="single" w:color="000000" w:sz="6"/>
+              <w:right w:val="single" w:color="000000" w:sz="6"/>
+            </w:tcBorders>
+            <w:shd w:fill="E7E6E6" w:color="auto" w:val="clear"/>
+            <w:tcMar>
+              <w:top w:type="dxa" w:w="60"/>
+              <w:left w:type="dxa" w:w="90"/>
+              <w:bottom w:type="dxa" w:w="60"/>
+              <w:right w:type="dxa" w:w="90"/>
+            </w:tcMar>
+          </w:tcPr>
+          <w:p>
+            <w:pPr>
+              <w:jc w:val="center"/>
+            </w:pPr>
+            <w:r>
+              <w:rPr>
+                <w:rFonts w:ascii="Malgun Gothic" w:cs="Malgun Gothic" w:eastAsia="Malgun Gothic" w:hAnsi="Malgun Gothic"/>
+                <w:b/>
+                <w:bCs/>
+                <w:sz w:val="20"/>
+                <w:szCs w:val="20"/>
+              </w:rPr>
+              <w:t xml:space="preserve">비상정지 시</w:t>
             </w:r>
           </w:p>
         </w:tc>
@@ -23480,6 +23136,66 @@
       <w:tr>
         <w:tc>
           <w:tcPr>
+            <w:tcW w:type="dxa" w:w="1600"/>
+            <w:tcBorders>
+              <w:top w:val="single" w:color="000000" w:sz="6"/>
+              <w:left w:val="single" w:color="000000" w:sz="6"/>
+              <w:bottom w:val="single" w:color="000000" w:sz="6"/>
+              <w:right w:val="single" w:color="000000" w:sz="6"/>
+            </w:tcBorders>
+            <w:tcMar>
+              <w:top w:type="dxa" w:w="60"/>
+              <w:left w:type="dxa" w:w="90"/>
+              <w:bottom w:type="dxa" w:w="60"/>
+              <w:right w:type="dxa" w:w="90"/>
+            </w:tcMar>
+          </w:tcPr>
+          <w:p>
+            <w:pPr>
+              <w:jc w:val="left"/>
+            </w:pPr>
+            <w:r>
+              <w:rPr>
+                <w:rFonts w:ascii="Malgun Gothic" w:cs="Malgun Gothic" w:eastAsia="Malgun Gothic" w:hAnsi="Malgun Gothic"/>
+                <w:sz w:val="20"/>
+                <w:szCs w:val="20"/>
+              </w:rPr>
+              <w:t xml:space="preserve">추진 전력</w:t>
+            </w:r>
+          </w:p>
+        </w:tc>
+        <w:tc>
+          <w:tcPr>
+            <w:tcW w:type="dxa" w:w="5760"/>
+            <w:tcBorders>
+              <w:top w:val="single" w:color="000000" w:sz="6"/>
+              <w:left w:val="single" w:color="000000" w:sz="6"/>
+              <w:bottom w:val="single" w:color="000000" w:sz="6"/>
+              <w:right w:val="single" w:color="000000" w:sz="6"/>
+            </w:tcBorders>
+            <w:tcMar>
+              <w:top w:type="dxa" w:w="60"/>
+              <w:left w:type="dxa" w:w="90"/>
+              <w:bottom w:type="dxa" w:w="60"/>
+              <w:right w:type="dxa" w:w="90"/>
+            </w:tcMar>
+          </w:tcPr>
+          <w:p>
+            <w:pPr>
+              <w:jc w:val="left"/>
+            </w:pPr>
+            <w:r>
+              <w:rPr>
+                <w:rFonts w:ascii="Malgun Gothic" w:cs="Malgun Gothic" w:eastAsia="Malgun Gothic" w:hAnsi="Malgun Gothic"/>
+                <w:sz w:val="20"/>
+                <w:szCs w:val="20"/>
+              </w:rPr>
+              <w:t xml:space="preserve">배터리 A·B ⊕ → 접촉기(2극) → ESC 우·좌 → T200 ×2</w:t>
+            </w:r>
+          </w:p>
+        </w:tc>
+        <w:tc>
+          <w:tcPr>
             <w:tcW w:type="dxa" w:w="2000"/>
             <w:tcBorders>
               <w:top w:val="single" w:color="000000" w:sz="6"/>
@@ -23504,37 +23220,7 @@
                 <w:sz w:val="20"/>
                 <w:szCs w:val="20"/>
               </w:rPr>
-              <w:t xml:space="preserve">2</w:t>
-            </w:r>
-          </w:p>
-        </w:tc>
-        <w:tc>
-          <w:tcPr>
-            <w:tcW w:type="dxa" w:w="7360"/>
-            <w:tcBorders>
-              <w:top w:val="single" w:color="000000" w:sz="6"/>
-              <w:left w:val="single" w:color="000000" w:sz="6"/>
-              <w:bottom w:val="single" w:color="000000" w:sz="6"/>
-              <w:right w:val="single" w:color="000000" w:sz="6"/>
-            </w:tcBorders>
-            <w:tcMar>
-              <w:top w:type="dxa" w:w="60"/>
-              <w:left w:type="dxa" w:w="90"/>
-              <w:bottom w:type="dxa" w:w="60"/>
-              <w:right w:type="dxa" w:w="90"/>
-            </w:tcMar>
-          </w:tcPr>
-          <w:p>
-            <w:pPr>
-              <w:jc w:val="left"/>
-            </w:pPr>
-            <w:r>
-              <w:rPr>
-                <w:rFonts w:ascii="Malgun Gothic" w:cs="Malgun Gothic" w:eastAsia="Malgun Gothic" w:hAnsi="Malgun Gothic"/>
-                <w:sz w:val="20"/>
-                <w:szCs w:val="20"/>
-              </w:rPr>
-              <w:t xml:space="preserve">RC 스로틀 (오른쪽 스틱 상하) — 08-25 실측, 중립 1502 µs (10-26 스틱 캘리브레이션 후)</w:t>
+              <w:t xml:space="preserve">차단</w:t>
             </w:r>
           </w:p>
         </w:tc>
@@ -23542,6 +23228,66 @@
       <w:tr>
         <w:tc>
           <w:tcPr>
+            <w:tcW w:type="dxa" w:w="1600"/>
+            <w:tcBorders>
+              <w:top w:val="single" w:color="000000" w:sz="6"/>
+              <w:left w:val="single" w:color="000000" w:sz="6"/>
+              <w:bottom w:val="single" w:color="000000" w:sz="6"/>
+              <w:right w:val="single" w:color="000000" w:sz="6"/>
+            </w:tcBorders>
+            <w:tcMar>
+              <w:top w:type="dxa" w:w="60"/>
+              <w:left w:type="dxa" w:w="90"/>
+              <w:bottom w:type="dxa" w:w="60"/>
+              <w:right w:type="dxa" w:w="90"/>
+            </w:tcMar>
+          </w:tcPr>
+          <w:p>
+            <w:pPr>
+              <w:jc w:val="left"/>
+            </w:pPr>
+            <w:r>
+              <w:rPr>
+                <w:rFonts w:ascii="Malgun Gothic" w:cs="Malgun Gothic" w:eastAsia="Malgun Gothic" w:hAnsi="Malgun Gothic"/>
+                <w:sz w:val="20"/>
+                <w:szCs w:val="20"/>
+              </w:rPr>
+              <w:t xml:space="preserve">비상정지 코일</w:t>
+            </w:r>
+          </w:p>
+        </w:tc>
+        <w:tc>
+          <w:tcPr>
+            <w:tcW w:type="dxa" w:w="5760"/>
+            <w:tcBorders>
+              <w:top w:val="single" w:color="000000" w:sz="6"/>
+              <w:left w:val="single" w:color="000000" w:sz="6"/>
+              <w:bottom w:val="single" w:color="000000" w:sz="6"/>
+              <w:right w:val="single" w:color="000000" w:sz="6"/>
+            </w:tcBorders>
+            <w:tcMar>
+              <w:top w:type="dxa" w:w="60"/>
+              <w:left w:type="dxa" w:w="90"/>
+              <w:bottom w:type="dxa" w:w="60"/>
+              <w:right w:type="dxa" w:w="90"/>
+            </w:tcMar>
+          </w:tcPr>
+          <w:p>
+            <w:pPr>
+              <w:jc w:val="left"/>
+            </w:pPr>
+            <w:r>
+              <w:rPr>
+                <w:rFonts w:ascii="Malgun Gothic" w:cs="Malgun Gothic" w:eastAsia="Malgun Gothic" w:hAnsi="Malgun Gothic"/>
+                <w:sz w:val="20"/>
+                <w:szCs w:val="20"/>
+              </w:rPr>
+              <w:t xml:space="preserve">배터리 A → 24 V 승압 컨버터 → 접촉기 코일 → 무선 릴레이(NC) → 비상정지 버튼(NC)</w:t>
+            </w:r>
+          </w:p>
+        </w:tc>
+        <w:tc>
+          <w:tcPr>
             <w:tcW w:type="dxa" w:w="2000"/>
             <w:tcBorders>
               <w:top w:val="single" w:color="000000" w:sz="6"/>
@@ -23566,37 +23312,7 @@
                 <w:sz w:val="20"/>
                 <w:szCs w:val="20"/>
               </w:rPr>
-              <w:t xml:space="preserve">3</w:t>
-            </w:r>
-          </w:p>
-        </w:tc>
-        <w:tc>
-          <w:tcPr>
-            <w:tcW w:type="dxa" w:w="7360"/>
-            <w:tcBorders>
-              <w:top w:val="single" w:color="000000" w:sz="6"/>
-              <w:left w:val="single" w:color="000000" w:sz="6"/>
-              <w:bottom w:val="single" w:color="000000" w:sz="6"/>
-              <w:right w:val="single" w:color="000000" w:sz="6"/>
-            </w:tcBorders>
-            <w:tcMar>
-              <w:top w:type="dxa" w:w="60"/>
-              <w:left w:type="dxa" w:w="90"/>
-              <w:bottom w:type="dxa" w:w="60"/>
-              <w:right w:type="dxa" w:w="90"/>
-            </w:tcMar>
-          </w:tcPr>
-          <w:p>
-            <w:pPr>
-              <w:jc w:val="left"/>
-            </w:pPr>
-            <w:r>
-              <w:rPr>
-                <w:rFonts w:ascii="Malgun Gothic" w:cs="Malgun Gothic" w:eastAsia="Malgun Gothic" w:hAnsi="Malgun Gothic"/>
-                <w:sz w:val="20"/>
-                <w:szCs w:val="20"/>
-              </w:rPr>
-              <w:t xml:space="preserve">RC 조향 (왼쪽 스틱 좌우) — 08-25 실측, 중립 1424 µs</w:t>
+              <w:t xml:space="preserve">코일 차단 → 접촉기 개방</w:t>
             </w:r>
           </w:p>
         </w:tc>
@@ -23604,6 +23320,66 @@
       <w:tr>
         <w:tc>
           <w:tcPr>
+            <w:tcW w:type="dxa" w:w="1600"/>
+            <w:tcBorders>
+              <w:top w:val="single" w:color="000000" w:sz="6"/>
+              <w:left w:val="single" w:color="000000" w:sz="6"/>
+              <w:bottom w:val="single" w:color="000000" w:sz="6"/>
+              <w:right w:val="single" w:color="000000" w:sz="6"/>
+            </w:tcBorders>
+            <w:tcMar>
+              <w:top w:type="dxa" w:w="60"/>
+              <w:left w:type="dxa" w:w="90"/>
+              <w:bottom w:type="dxa" w:w="60"/>
+              <w:right w:type="dxa" w:w="90"/>
+            </w:tcMar>
+          </w:tcPr>
+          <w:p>
+            <w:pPr>
+              <w:jc w:val="left"/>
+            </w:pPr>
+            <w:r>
+              <w:rPr>
+                <w:rFonts w:ascii="Malgun Gothic" w:cs="Malgun Gothic" w:eastAsia="Malgun Gothic" w:hAnsi="Malgun Gothic"/>
+                <w:sz w:val="20"/>
+                <w:szCs w:val="20"/>
+              </w:rPr>
+              <w:t xml:space="preserve">제어 신호</w:t>
+            </w:r>
+          </w:p>
+        </w:tc>
+        <w:tc>
+          <w:tcPr>
+            <w:tcW w:type="dxa" w:w="5760"/>
+            <w:tcBorders>
+              <w:top w:val="single" w:color="000000" w:sz="6"/>
+              <w:left w:val="single" w:color="000000" w:sz="6"/>
+              <w:bottom w:val="single" w:color="000000" w:sz="6"/>
+              <w:right w:val="single" w:color="000000" w:sz="6"/>
+            </w:tcBorders>
+            <w:tcMar>
+              <w:top w:type="dxa" w:w="60"/>
+              <w:left w:type="dxa" w:w="90"/>
+              <w:bottom w:type="dxa" w:w="60"/>
+              <w:right w:type="dxa" w:w="90"/>
+            </w:tcMar>
+          </w:tcPr>
+          <w:p>
+            <w:pPr>
+              <w:jc w:val="left"/>
+            </w:pPr>
+            <w:r>
+              <w:rPr>
+                <w:rFonts w:ascii="Malgun Gothic" w:cs="Malgun Gothic" w:eastAsia="Malgun Gothic" w:hAnsi="Malgun Gothic"/>
+                <w:sz w:val="20"/>
+                <w:szCs w:val="20"/>
+              </w:rPr>
+              <w:t xml:space="preserve">노트북 USB → Arduino Mega → RC 수신기·ESC·상태 표시등</w:t>
+            </w:r>
+          </w:p>
+        </w:tc>
+        <w:tc>
+          <w:tcPr>
             <w:tcW w:type="dxa" w:w="2000"/>
             <w:tcBorders>
               <w:top w:val="single" w:color="000000" w:sz="6"/>
@@ -23628,37 +23404,7 @@
                 <w:sz w:val="20"/>
                 <w:szCs w:val="20"/>
               </w:rPr>
-              <w:t xml:space="preserve">19</w:t>
-            </w:r>
-          </w:p>
-        </w:tc>
-        <w:tc>
-          <w:tcPr>
-            <w:tcW w:type="dxa" w:w="7360"/>
-            <w:tcBorders>
-              <w:top w:val="single" w:color="000000" w:sz="6"/>
-              <w:left w:val="single" w:color="000000" w:sz="6"/>
-              <w:bottom w:val="single" w:color="000000" w:sz="6"/>
-              <w:right w:val="single" w:color="000000" w:sz="6"/>
-            </w:tcBorders>
-            <w:tcMar>
-              <w:top w:type="dxa" w:w="60"/>
-              <w:left w:type="dxa" w:w="90"/>
-              <w:bottom w:type="dxa" w:w="60"/>
-              <w:right w:type="dxa" w:w="90"/>
-            </w:tcMar>
-          </w:tcPr>
-          <w:p>
-            <w:pPr>
-              <w:jc w:val="left"/>
-            </w:pPr>
-            <w:r>
-              <w:rPr>
-                <w:rFonts w:ascii="Malgun Gothic" w:cs="Malgun Gothic" w:eastAsia="Malgun Gothic" w:hAnsi="Malgun Gothic"/>
-                <w:sz w:val="20"/>
-                <w:szCs w:val="20"/>
-              </w:rPr>
-              <w:t xml:space="preserve">RC 모드 스위치 (WAIT / MANUAL / AUTO) — 08-18 이설, 외부 인터럽트 핀</w:t>
+              <w:t xml:space="preserve">유지</w:t>
             </w:r>
           </w:p>
         </w:tc>
@@ -23666,6 +23412,66 @@
       <w:tr>
         <w:tc>
           <w:tcPr>
+            <w:tcW w:type="dxa" w:w="1600"/>
+            <w:tcBorders>
+              <w:top w:val="single" w:color="000000" w:sz="6"/>
+              <w:left w:val="single" w:color="000000" w:sz="6"/>
+              <w:bottom w:val="single" w:color="000000" w:sz="6"/>
+              <w:right w:val="single" w:color="000000" w:sz="6"/>
+            </w:tcBorders>
+            <w:tcMar>
+              <w:top w:type="dxa" w:w="60"/>
+              <w:left w:type="dxa" w:w="90"/>
+              <w:bottom w:type="dxa" w:w="60"/>
+              <w:right w:type="dxa" w:w="90"/>
+            </w:tcMar>
+          </w:tcPr>
+          <w:p>
+            <w:pPr>
+              <w:jc w:val="left"/>
+            </w:pPr>
+            <w:r>
+              <w:rPr>
+                <w:rFonts w:ascii="Malgun Gothic" w:cs="Malgun Gothic" w:eastAsia="Malgun Gothic" w:hAnsi="Malgun Gothic"/>
+                <w:sz w:val="20"/>
+                <w:szCs w:val="20"/>
+              </w:rPr>
+              <w:t xml:space="preserve">센서 허브</w:t>
+            </w:r>
+          </w:p>
+        </w:tc>
+        <w:tc>
+          <w:tcPr>
+            <w:tcW w:type="dxa" w:w="5760"/>
+            <w:tcBorders>
+              <w:top w:val="single" w:color="000000" w:sz="6"/>
+              <w:left w:val="single" w:color="000000" w:sz="6"/>
+              <w:bottom w:val="single" w:color="000000" w:sz="6"/>
+              <w:right w:val="single" w:color="000000" w:sz="6"/>
+            </w:tcBorders>
+            <w:tcMar>
+              <w:top w:type="dxa" w:w="60"/>
+              <w:left w:type="dxa" w:w="90"/>
+              <w:bottom w:type="dxa" w:w="60"/>
+              <w:right w:type="dxa" w:w="90"/>
+            </w:tcMar>
+          </w:tcPr>
+          <w:p>
+            <w:pPr>
+              <w:jc w:val="left"/>
+            </w:pPr>
+            <w:r>
+              <w:rPr>
+                <w:rFonts w:ascii="Malgun Gothic" w:cs="Malgun Gothic" w:eastAsia="Malgun Gothic" w:hAnsi="Malgun Gothic"/>
+                <w:sz w:val="20"/>
+                <w:szCs w:val="20"/>
+              </w:rPr>
+              <w:t xml:space="preserve">배터리 A → 3 A 퓨즈 → 5 V 컨버터 → USB 허브 → LiDAR·IMU·GPS·카메라</w:t>
+            </w:r>
+          </w:p>
+        </w:tc>
+        <w:tc>
+          <w:tcPr>
             <w:tcW w:type="dxa" w:w="2000"/>
             <w:tcBorders>
               <w:top w:val="single" w:color="000000" w:sz="6"/>
@@ -23690,37 +23496,7 @@
                 <w:sz w:val="20"/>
                 <w:szCs w:val="20"/>
               </w:rPr>
-              <w:t xml:space="preserve">11 / 12</w:t>
-            </w:r>
-          </w:p>
-        </w:tc>
-        <w:tc>
-          <w:tcPr>
-            <w:tcW w:type="dxa" w:w="7360"/>
-            <w:tcBorders>
-              <w:top w:val="single" w:color="000000" w:sz="6"/>
-              <w:left w:val="single" w:color="000000" w:sz="6"/>
-              <w:bottom w:val="single" w:color="000000" w:sz="6"/>
-              <w:right w:val="single" w:color="000000" w:sz="6"/>
-            </w:tcBorders>
-            <w:tcMar>
-              <w:top w:type="dxa" w:w="60"/>
-              <w:left w:type="dxa" w:w="90"/>
-              <w:bottom w:type="dxa" w:w="60"/>
-              <w:right w:type="dxa" w:w="90"/>
-            </w:tcMar>
-          </w:tcPr>
-          <w:p>
-            <w:pPr>
-              <w:jc w:val="left"/>
-            </w:pPr>
-            <w:r>
-              <w:rPr>
-                <w:rFonts w:ascii="Malgun Gothic" w:cs="Malgun Gothic" w:eastAsia="Malgun Gothic" w:hAnsi="Malgun Gothic"/>
-                <w:sz w:val="20"/>
-                <w:szCs w:val="20"/>
-              </w:rPr>
-              <w:t xml:space="preserve">ESC 우 / ESC 좌 (측당 1개. 3상 배선: 좌 교차(ESC 초↔스러스터 파), 우 색 동일 — CW/CCW 프로펠러 반작용 상쇄, 10-26 저녁 대칭 시험(hold.py 1600) 확정)</w:t>
+              <w:t xml:space="preserve">유지</w:t>
             </w:r>
           </w:p>
         </w:tc>
@@ -23728,6 +23504,66 @@
       <w:tr>
         <w:tc>
           <w:tcPr>
+            <w:tcW w:type="dxa" w:w="1600"/>
+            <w:tcBorders>
+              <w:top w:val="single" w:color="000000" w:sz="6"/>
+              <w:left w:val="single" w:color="000000" w:sz="6"/>
+              <w:bottom w:val="single" w:color="000000" w:sz="6"/>
+              <w:right w:val="single" w:color="000000" w:sz="6"/>
+            </w:tcBorders>
+            <w:tcMar>
+              <w:top w:type="dxa" w:w="60"/>
+              <w:left w:type="dxa" w:w="90"/>
+              <w:bottom w:type="dxa" w:w="60"/>
+              <w:right w:type="dxa" w:w="90"/>
+            </w:tcMar>
+          </w:tcPr>
+          <w:p>
+            <w:pPr>
+              <w:jc w:val="left"/>
+            </w:pPr>
+            <w:r>
+              <w:rPr>
+                <w:rFonts w:ascii="Malgun Gothic" w:cs="Malgun Gothic" w:eastAsia="Malgun Gothic" w:hAnsi="Malgun Gothic"/>
+                <w:sz w:val="20"/>
+                <w:szCs w:val="20"/>
+              </w:rPr>
+              <w:t xml:space="preserve">카메라</w:t>
+            </w:r>
+          </w:p>
+        </w:tc>
+        <w:tc>
+          <w:tcPr>
+            <w:tcW w:type="dxa" w:w="5760"/>
+            <w:tcBorders>
+              <w:top w:val="single" w:color="000000" w:sz="6"/>
+              <w:left w:val="single" w:color="000000" w:sz="6"/>
+              <w:bottom w:val="single" w:color="000000" w:sz="6"/>
+              <w:right w:val="single" w:color="000000" w:sz="6"/>
+            </w:tcBorders>
+            <w:tcMar>
+              <w:top w:type="dxa" w:w="60"/>
+              <w:left w:type="dxa" w:w="90"/>
+              <w:bottom w:type="dxa" w:w="60"/>
+              <w:right w:type="dxa" w:w="90"/>
+            </w:tcMar>
+          </w:tcPr>
+          <w:p>
+            <w:pPr>
+              <w:jc w:val="left"/>
+            </w:pPr>
+            <w:r>
+              <w:rPr>
+                <w:rFonts w:ascii="Malgun Gothic" w:cs="Malgun Gothic" w:eastAsia="Malgun Gothic" w:hAnsi="Malgun Gothic"/>
+                <w:sz w:val="20"/>
+                <w:szCs w:val="20"/>
+              </w:rPr>
+              <w:t xml:space="preserve">배터리 A → 2 A 퓨즈 → PoE 인젝터(48 V) → OAK-1 PoE</w:t>
+            </w:r>
+          </w:p>
+        </w:tc>
+        <w:tc>
+          <w:tcPr>
             <w:tcW w:type="dxa" w:w="2000"/>
             <w:tcBorders>
               <w:top w:val="single" w:color="000000" w:sz="6"/>
@@ -23752,161 +23588,7 @@
                 <w:sz w:val="20"/>
                 <w:szCs w:val="20"/>
               </w:rPr>
-              <w:t xml:space="preserve">16</w:t>
-            </w:r>
-          </w:p>
-        </w:tc>
-        <w:tc>
-          <w:tcPr>
-            <w:tcW w:type="dxa" w:w="7360"/>
-            <w:tcBorders>
-              <w:top w:val="single" w:color="000000" w:sz="6"/>
-              <w:left w:val="single" w:color="000000" w:sz="6"/>
-              <w:bottom w:val="single" w:color="000000" w:sz="6"/>
-              <w:right w:val="single" w:color="000000" w:sz="6"/>
-            </w:tcBorders>
-            <w:tcMar>
-              <w:top w:type="dxa" w:w="60"/>
-              <w:left w:type="dxa" w:w="90"/>
-              <w:bottom w:type="dxa" w:w="60"/>
-              <w:right w:type="dxa" w:w="90"/>
-            </w:tcMar>
-          </w:tcPr>
-          <w:p>
-            <w:pPr>
-              <w:jc w:val="left"/>
-            </w:pPr>
-            <w:r>
-              <w:rPr>
-                <w:rFonts w:ascii="Malgun Gothic" w:cs="Malgun Gothic" w:eastAsia="Malgun Gothic" w:hAnsi="Malgun Gothic"/>
-                <w:sz w:val="20"/>
-                <w:szCs w:val="20"/>
-              </w:rPr>
-              <w:t xml:space="preserve">WS2812 표시등</w:t>
-            </w:r>
-          </w:p>
-        </w:tc>
-      </w:tr>
-      <w:tr>
-        <w:tc>
-          <w:tcPr>
-            <w:tcW w:type="dxa" w:w="2000"/>
-            <w:tcBorders>
-              <w:top w:val="single" w:color="000000" w:sz="6"/>
-              <w:left w:val="single" w:color="000000" w:sz="6"/>
-              <w:bottom w:val="single" w:color="000000" w:sz="6"/>
-              <w:right w:val="single" w:color="000000" w:sz="6"/>
-            </w:tcBorders>
-            <w:tcMar>
-              <w:top w:type="dxa" w:w="60"/>
-              <w:left w:type="dxa" w:w="90"/>
-              <w:bottom w:type="dxa" w:w="60"/>
-              <w:right w:type="dxa" w:w="90"/>
-            </w:tcMar>
-          </w:tcPr>
-          <w:p>
-            <w:pPr>
-              <w:jc w:val="left"/>
-            </w:pPr>
-            <w:r>
-              <w:rPr>
-                <w:rFonts w:ascii="Malgun Gothic" w:cs="Malgun Gothic" w:eastAsia="Malgun Gothic" w:hAnsi="Malgun Gothic"/>
-                <w:sz w:val="20"/>
-                <w:szCs w:val="20"/>
-              </w:rPr>
-              <w:t xml:space="preserve">38</w:t>
-            </w:r>
-          </w:p>
-        </w:tc>
-        <w:tc>
-          <w:tcPr>
-            <w:tcW w:type="dxa" w:w="7360"/>
-            <w:tcBorders>
-              <w:top w:val="single" w:color="000000" w:sz="6"/>
-              <w:left w:val="single" w:color="000000" w:sz="6"/>
-              <w:bottom w:val="single" w:color="000000" w:sz="6"/>
-              <w:right w:val="single" w:color="000000" w:sz="6"/>
-            </w:tcBorders>
-            <w:tcMar>
-              <w:top w:type="dxa" w:w="60"/>
-              <w:left w:type="dxa" w:w="90"/>
-              <w:bottom w:type="dxa" w:w="60"/>
-              <w:right w:type="dxa" w:w="90"/>
-            </w:tcMar>
-          </w:tcPr>
-          <w:p>
-            <w:pPr>
-              <w:jc w:val="left"/>
-            </w:pPr>
-            <w:r>
-              <w:rPr>
-                <w:rFonts w:ascii="Malgun Gothic" w:cs="Malgun Gothic" w:eastAsia="Malgun Gothic" w:hAnsi="Malgun Gothic"/>
-                <w:sz w:val="20"/>
-                <w:szCs w:val="20"/>
-              </w:rPr>
-              <w:t xml:space="preserve">접촉기 보조접점 21/22 (비상정지 감지)</w:t>
-            </w:r>
-          </w:p>
-        </w:tc>
-      </w:tr>
-      <w:tr>
-        <w:tc>
-          <w:tcPr>
-            <w:tcW w:type="dxa" w:w="2000"/>
-            <w:tcBorders>
-              <w:top w:val="single" w:color="000000" w:sz="6"/>
-              <w:left w:val="single" w:color="000000" w:sz="6"/>
-              <w:bottom w:val="single" w:color="000000" w:sz="6"/>
-              <w:right w:val="single" w:color="000000" w:sz="6"/>
-            </w:tcBorders>
-            <w:tcMar>
-              <w:top w:type="dxa" w:w="60"/>
-              <w:left w:type="dxa" w:w="90"/>
-              <w:bottom w:type="dxa" w:w="60"/>
-              <w:right w:type="dxa" w:w="90"/>
-            </w:tcMar>
-          </w:tcPr>
-          <w:p>
-            <w:pPr>
-              <w:jc w:val="left"/>
-            </w:pPr>
-            <w:r>
-              <w:rPr>
-                <w:rFonts w:ascii="Malgun Gothic" w:cs="Malgun Gothic" w:eastAsia="Malgun Gothic" w:hAnsi="Malgun Gothic"/>
-                <w:sz w:val="20"/>
-                <w:szCs w:val="20"/>
-              </w:rPr>
-              <w:t xml:space="preserve">13</w:t>
-            </w:r>
-          </w:p>
-        </w:tc>
-        <w:tc>
-          <w:tcPr>
-            <w:tcW w:type="dxa" w:w="7360"/>
-            <w:tcBorders>
-              <w:top w:val="single" w:color="000000" w:sz="6"/>
-              <w:left w:val="single" w:color="000000" w:sz="6"/>
-              <w:bottom w:val="single" w:color="000000" w:sz="6"/>
-              <w:right w:val="single" w:color="000000" w:sz="6"/>
-            </w:tcBorders>
-            <w:tcMar>
-              <w:top w:type="dxa" w:w="60"/>
-              <w:left w:type="dxa" w:w="90"/>
-              <w:bottom w:type="dxa" w:w="60"/>
-              <w:right w:type="dxa" w:w="90"/>
-            </w:tcMar>
-          </w:tcPr>
-          <w:p>
-            <w:pPr>
-              <w:jc w:val="left"/>
-            </w:pPr>
-            <w:r>
-              <w:rPr>
-                <w:rFonts w:ascii="Malgun Gothic" w:cs="Malgun Gothic" w:eastAsia="Malgun Gothic" w:hAnsi="Malgun Gothic"/>
-                <w:sz w:val="20"/>
-                <w:szCs w:val="20"/>
-              </w:rPr>
-              <w:t xml:space="preserve">사용 금지 (보드 LED)</w:t>
+              <w:t xml:space="preserve">유지</w:t>
             </w:r>
           </w:p>
         </w:tc>
@@ -23914,24 +23596,22 @@
     </w:tbl>
     <w:p>
       <w:pPr>
-        <w:pStyle w:val="Heading2"/>
-        <w:spacing w:after="120" w:before="240"/>
+        <w:spacing w:after="160"/>
+        <w:jc w:val="center"/>
       </w:pPr>
       <w:r>
         <w:rPr>
           <w:rFonts w:ascii="Malgun Gothic" w:cs="Malgun Gothic" w:eastAsia="Malgun Gothic" w:hAnsi="Malgun Gothic"/>
-          <w:b/>
-          <w:bCs/>
-          <w:sz w:val="26"/>
-          <w:szCs w:val="26"/>
-        </w:rPr>
-        <w:t xml:space="preserve">2) 비상 정지 장치 구성</w:t>
+          <w:color w:val="555555"/>
+          <w:sz w:val="18"/>
+          <w:szCs w:val="18"/>
+        </w:rPr>
+        <w:t xml:space="preserve">표 Ⅳ-1 계통별 전원 경로</w:t>
       </w:r>
     </w:p>
     <w:p>
       <w:pPr>
-        <w:spacing w:after="60" w:line="290"/>
-        <w:ind w:left="360" w:hanging="240"/>
+        <w:spacing w:after="100" w:line="300"/>
       </w:pPr>
       <w:r>
         <w:rPr>
@@ -23939,63 +23619,7 @@
           <w:sz w:val="20"/>
           <w:szCs w:val="20"/>
         </w:rPr>
-        <w:t xml:space="preserve">•  주 차단: LS MD-30a 전자접촉기 2극 — 배터리 A/B ⊕ 한 가닥씩. 코일 24 V 는 SZH-BPM001 승압(9~20 V → 24 V 3 A).</w:t>
-      </w:r>
-    </w:p>
-    <w:p>
-      <w:pPr>
-        <w:spacing w:after="60" w:line="290"/>
-        <w:ind w:left="360" w:hanging="240"/>
-      </w:pPr>
-      <w:r>
-        <w:rPr>
-          <w:rFonts w:ascii="Malgun Gothic" w:cs="Malgun Gothic" w:eastAsia="Malgun Gothic" w:hAnsi="Malgun Gothic"/>
-          <w:sz w:val="20"/>
-          <w:szCs w:val="20"/>
-        </w:rPr>
-        <w:t xml:space="preserve">•  버튼식: NC 비상정지 버튼이 코일 회로에 직렬. 누르면 코일 끊김 → 접촉기 개방 → 추진 전원 차단.</w:t>
-      </w:r>
-    </w:p>
-    <w:p>
-      <w:pPr>
-        <w:spacing w:after="60" w:line="290"/>
-        <w:ind w:left="360" w:hanging="240"/>
-      </w:pPr>
-      <w:r>
-        <w:rPr>
-          <w:rFonts w:ascii="Malgun Gothic" w:cs="Malgun Gothic" w:eastAsia="Malgun Gothic" w:hAnsi="Malgun Gothic"/>
-          <w:sz w:val="20"/>
-          <w:szCs w:val="20"/>
-        </w:rPr>
-        <w:t xml:space="preserve">•  무선식: RF 무선 릴레이(SRD-12VDC-SL-C) 접점이 같은 코일 회로에 직렬. 수신기 여유 채널이 아니라 독립 RF 스위치라 조종기 페일세이프와 무관.</w:t>
-      </w:r>
-    </w:p>
-    <w:p>
-      <w:pPr>
-        <w:spacing w:after="60" w:line="290"/>
-        <w:ind w:left="360" w:hanging="240"/>
-      </w:pPr>
-      <w:r>
-        <w:rPr>
-          <w:rFonts w:ascii="Malgun Gothic" w:cs="Malgun Gothic" w:eastAsia="Malgun Gothic" w:hAnsi="Malgun Gothic"/>
-          <w:sz w:val="20"/>
-          <w:szCs w:val="20"/>
-        </w:rPr>
-        <w:t xml:space="preserve">•  감지: 보조접점 → Mega 핀 38 → 상태줄 estop → /boat_estop. 표시등 빨강.</w:t>
-      </w:r>
-    </w:p>
-    <w:p>
-      <w:pPr>
-        <w:spacing w:after="60" w:line="290"/>
-        <w:ind w:left="360" w:hanging="240"/>
-      </w:pPr>
-      <w:r>
-        <w:rPr>
-          <w:rFonts w:ascii="Malgun Gothic" w:cs="Malgun Gothic" w:eastAsia="Malgun Gothic" w:hAnsi="Malgun Gothic"/>
-          <w:sz w:val="20"/>
-          <w:szCs w:val="20"/>
-        </w:rPr>
-        <w:t xml:space="preserve">•  2025-08-19 좌측 스러스터 무반응·접촉기 자기유지 실패 이력을 반영해 코일 전원을 승압 모듈로 분리했다.</w:t>
+        <w:t xml:space="preserve">노트북(Ubuntu 22.04, ROS2 Humble)과 Arduino Mega 2560은 USB 시리얼로 통신한다. Mega는 RC 수신기의 스로틀·조향·모드 3채널을 읽고, 모드에 따라 RC 입력 또는 노트북 명령을 좌·우 ESC PWM 신호(1100~1900 µs, 1500 µs 정지)로 출력한다. 이 밖에 WS2812 상태 표시등 출력과 접촉기 상태 감지 입력을 담당한다.</w:t>
       </w:r>
     </w:p>
     <w:p>
@@ -24011,13 +23635,12 @@
           <w:sz w:val="26"/>
           <w:szCs w:val="26"/>
         </w:rPr>
-        <w:t xml:space="preserve">3) 원격 조종</w:t>
+        <w:t xml:space="preserve">2) 비상 정지 장치 구성</w:t>
       </w:r>
     </w:p>
     <w:p>
       <w:pPr>
-        <w:spacing w:after="60" w:line="290"/>
-        <w:ind w:left="360" w:hanging="240"/>
+        <w:spacing w:after="100" w:line="300"/>
       </w:pPr>
       <w:r>
         <w:rPr>
@@ -24025,13 +23648,12 @@
           <w:sz w:val="20"/>
           <w:szCs w:val="20"/>
         </w:rPr>
-        <w:t xml:space="preserve">•  FlySky FS-i6 ↔ FS-iA6B. 모드 스위치 WAIT / MANUAL / AUTO. AUTO 에서만 노트북 명령이 ESC 로 간다.</w:t>
+        <w:t xml:space="preserve">비상 시 추진 전원을 물리적으로 차단하기 위해 DC 전자접촉기(LS Metasol MD-30a, 2극)를 적용하였다. T200 추진기의 순간 전류는 스펙상 1기당 최대 약 21 A로, 일반 신호용 릴레이보다 접점 용량과 DC 아크 차단 측면에서 유리한 전자접촉기가 적합하다고 판단하였다.</w:t>
       </w:r>
     </w:p>
     <w:p>
       <w:pPr>
-        <w:spacing w:after="60" w:line="290"/>
-        <w:ind w:left="360" w:hanging="240"/>
+        <w:spacing w:after="100" w:line="300"/>
       </w:pPr>
       <w:r>
         <w:rPr>
@@ -24039,13 +23661,12 @@
           <w:sz w:val="20"/>
           <w:szCs w:val="20"/>
         </w:rPr>
-        <w:t xml:space="preserve">•  수신기 페일세이프 설정 필수(신호 두절 시 모드 채널이 WAIT 로). RC 두절 처리는 펌웨어에서 바꾸지 않는다(팀 결정).</w:t>
+        <w:t xml:space="preserve">접촉기 코일 정격은 DC 24 V로 배터리 전압보다 높아, 승압 컨버터(SZH-BPM001)로 24 V를 만들어 코일에 공급한다. 비상정지 버튼(NC)과 무선 릴레이 접점(NC)은 이 코일 회로에 직렬로 연결되어, 둘 중 하나만 열려도 코일 전원이 끊기고 접촉기의 두 극이 동시에 열린다. 버튼과 무선 릴레이는 대전류 경로가 아닌 코일 회로만 개폐하며, 무선 릴레이는 RC 수신기와 독립된 별도 RF 수신 모듈이다. Arduino는 차단 경로에 포함되지 않아 제어기 상태와 무관하게 비상정지가 동작한다.</w:t>
       </w:r>
     </w:p>
     <w:p>
       <w:pPr>
-        <w:spacing w:after="60" w:line="290"/>
-        <w:ind w:left="360" w:hanging="240"/>
+        <w:spacing w:after="100" w:line="300"/>
       </w:pPr>
       <w:r>
         <w:rPr>
@@ -24053,7 +23674,68 @@
           <w:sz w:val="20"/>
           <w:szCs w:val="20"/>
         </w:rPr>
-        <w:t xml:space="preserve">•  펌웨어: 스틱 중립 1502/1424 µs(1번배 조종기 10-26 실측) 기준 데드밴드 적용, 조향 감도 STEER_SCALE_N 10/10, RC 조향·스로틀 반전 없음(09-03 실측). 좌 ESC 핀 12 / 우 ESC 핀 11 (08-25 실물 확인).</w:t>
+        <w:t xml:space="preserve">접촉기 보조 b접점은 Arduino 입력에 연결하여 차단 여부를 감지하며, 차단 시 상태 표시등을 빨간색으로 바꾸고 노트북에 비상정지 상태를 전달한다. 비상정지 버튼은 머리를 돌려 복귀시켜야 다시 통전된다.</w:t>
+      </w:r>
+    </w:p>
+    <w:p>
+      <w:pPr>
+        <w:spacing w:after="60" w:before="120"/>
+        <w:jc w:val="center"/>
+      </w:pPr>
+      <w:r>
+        <w:drawing>
+          <wp:inline distT="0" distB="0" distL="0" distR="0">
+            <wp:extent cx="5334000" cy="2286000"/>
+            <wp:effectExtent t="0" r="0" b="0" l="0"/>
+            <wp:docPr id="19" name=""/>
+            <wp:cNvGraphicFramePr>
+              <a:graphicFrameLocks xmlns:a="http://schemas.openxmlformats.org/drawingml/2006/main" noChangeAspect="1"/>
+            </wp:cNvGraphicFramePr>
+            <a:graphic xmlns:a="http://schemas.openxmlformats.org/drawingml/2006/main">
+              <a:graphicData uri="http://schemas.openxmlformats.org/drawingml/2006/picture">
+                <pic:pic xmlns:pic="http://schemas.openxmlformats.org/drawingml/2006/picture">
+                  <pic:nvPicPr>
+                    <pic:cNvPr id="0" name="" descr=""/>
+                    <pic:cNvPicPr>
+                      <a:picLocks noChangeAspect="1" noChangeArrowheads="1"/>
+                    </pic:cNvPicPr>
+                  </pic:nvPicPr>
+                  <pic:blipFill>
+                    <a:blip r:embed="rId25" cstate="none"/>
+                    <a:srcRect/>
+                    <a:stretch>
+                      <a:fillRect/>
+                    </a:stretch>
+                  </pic:blipFill>
+                  <pic:spPr bwMode="auto">
+                    <a:xfrm>
+                      <a:off x="0" y="0"/>
+                      <a:ext cx="5334000" cy="2286000"/>
+                    </a:xfrm>
+                    <a:prstGeom prst="rect">
+                      <a:avLst/>
+                    </a:prstGeom>
+                  </pic:spPr>
+                </pic:pic>
+              </a:graphicData>
+            </a:graphic>
+          </wp:inline>
+        </w:drawing>
+      </w:r>
+    </w:p>
+    <w:p>
+      <w:pPr>
+        <w:spacing w:after="160"/>
+        <w:jc w:val="center"/>
+      </w:pPr>
+      <w:r>
+        <w:rPr>
+          <w:rFonts w:ascii="Malgun Gothic" w:cs="Malgun Gothic" w:eastAsia="Malgun Gothic" w:hAnsi="Malgun Gothic"/>
+          <w:color w:val="555555"/>
+          <w:sz w:val="18"/>
+          <w:szCs w:val="18"/>
+        </w:rPr>
+        <w:t xml:space="preserve">그림 Ⅳ-2 비상정지 장치 구성도</w:t>
       </w:r>
     </w:p>
     <w:tbl>
@@ -24069,9 +23751,9 @@
         </w:tblBorders>
       </w:tblPr>
       <w:tblGrid>
-        <w:gridCol w:w="2000"/>
-        <w:gridCol w:w="3500"/>
-        <w:gridCol w:w="3860"/>
+        <w:gridCol w:w="2200"/>
+        <w:gridCol w:w="4560"/>
+        <w:gridCol w:w="2600"/>
       </w:tblGrid>
       <w:tr>
         <w:trPr>
@@ -24079,7 +23761,7 @@
         </w:trPr>
         <w:tc>
           <w:tcPr>
-            <w:tcW w:type="dxa" w:w="2000"/>
+            <w:tcW w:type="dxa" w:w="2200"/>
             <w:tcBorders>
               <w:top w:val="single" w:color="000000" w:sz="6"/>
               <w:left w:val="single" w:color="000000" w:sz="6"/>
@@ -24106,13 +23788,13 @@
                 <w:sz w:val="20"/>
                 <w:szCs w:val="20"/>
               </w:rPr>
-              <w:t xml:space="preserve">PWM [µs]</w:t>
-            </w:r>
-          </w:p>
-        </w:tc>
-        <w:tc>
-          <w:tcPr>
-            <w:tcW w:type="dxa" w:w="3500"/>
+              <w:t xml:space="preserve">시험 항목</w:t>
+            </w:r>
+          </w:p>
+        </w:tc>
+        <w:tc>
+          <w:tcPr>
+            <w:tcW w:type="dxa" w:w="4560"/>
             <w:tcBorders>
               <w:top w:val="single" w:color="000000" w:sz="6"/>
               <w:left w:val="single" w:color="000000" w:sz="6"/>
@@ -24139,13 +23821,13 @@
                 <w:sz w:val="20"/>
                 <w:szCs w:val="20"/>
               </w:rPr>
-              <w:t xml:space="preserve">ROS 의미</w:t>
-            </w:r>
-          </w:p>
-        </w:tc>
-        <w:tc>
-          <w:tcPr>
-            <w:tcW w:type="dxa" w:w="3860"/>
+              <w:t xml:space="preserve">확인 내용</w:t>
+            </w:r>
+          </w:p>
+        </w:tc>
+        <w:tc>
+          <w:tcPr>
+            <w:tcW w:type="dxa" w:w="2600"/>
             <w:tcBorders>
               <w:top w:val="single" w:color="000000" w:sz="6"/>
               <w:left w:val="single" w:color="000000" w:sz="6"/>
@@ -24172,7 +23854,7 @@
                 <w:sz w:val="20"/>
                 <w:szCs w:val="20"/>
               </w:rPr>
-              <w:t xml:space="preserve">실물</w:t>
+              <w:t xml:space="preserve">결과</w:t>
             </w:r>
           </w:p>
         </w:tc>
@@ -24180,7 +23862,7 @@
       <w:tr>
         <w:tc>
           <w:tcPr>
-            <w:tcW w:type="dxa" w:w="2000"/>
+            <w:tcW w:type="dxa" w:w="2200"/>
             <w:tcBorders>
               <w:top w:val="single" w:color="000000" w:sz="6"/>
               <w:left w:val="single" w:color="000000" w:sz="6"/>
@@ -24204,13 +23886,13 @@
                 <w:sz w:val="20"/>
                 <w:szCs w:val="20"/>
               </w:rPr>
-              <w:t xml:space="preserve">1360</w:t>
-            </w:r>
-          </w:p>
-        </w:tc>
-        <w:tc>
-          <w:tcPr>
-            <w:tcW w:type="dxa" w:w="3500"/>
+              <w:t xml:space="preserve">버튼 비상정지</w:t>
+            </w:r>
+          </w:p>
+        </w:tc>
+        <w:tc>
+          <w:tcPr>
+            <w:tcW w:type="dxa" w:w="4560"/>
             <w:tcBorders>
               <w:top w:val="single" w:color="000000" w:sz="6"/>
               <w:left w:val="single" w:color="000000" w:sz="6"/>
@@ -24234,13 +23916,13 @@
                 <w:sz w:val="20"/>
                 <w:szCs w:val="20"/>
               </w:rPr>
-              <w:t xml:space="preserve">base_pwm 전진</w:t>
-            </w:r>
-          </w:p>
-        </w:tc>
-        <w:tc>
-          <w:tcPr>
-            <w:tcW w:type="dxa" w:w="3860"/>
+              <w:t xml:space="preserve">버튼만 눌러 접촉기 개방, 추진 전원 차단</w:t>
+            </w:r>
+          </w:p>
+        </w:tc>
+        <w:tc>
+          <w:tcPr>
+            <w:tcW w:type="dxa" w:w="2600"/>
             <w:tcBorders>
               <w:top w:val="single" w:color="000000" w:sz="6"/>
               <w:left w:val="single" w:color="000000" w:sz="6"/>
@@ -24264,7 +23946,7 @@
                 <w:sz w:val="20"/>
                 <w:szCs w:val="20"/>
               </w:rPr>
-              <w:t xml:space="preserve">⚠️ 새 배 추력 실측</w:t>
+              <w:t xml:space="preserve">단독 차단 확인 (08-25)</w:t>
             </w:r>
           </w:p>
         </w:tc>
@@ -24272,7 +23954,7 @@
       <w:tr>
         <w:tc>
           <w:tcPr>
-            <w:tcW w:type="dxa" w:w="2000"/>
+            <w:tcW w:type="dxa" w:w="2200"/>
             <w:tcBorders>
               <w:top w:val="single" w:color="000000" w:sz="6"/>
               <w:left w:val="single" w:color="000000" w:sz="6"/>
@@ -24296,13 +23978,13 @@
                 <w:sz w:val="20"/>
                 <w:szCs w:val="20"/>
               </w:rPr>
-              <w:t xml:space="preserve">1500</w:t>
-            </w:r>
-          </w:p>
-        </w:tc>
-        <w:tc>
-          <w:tcPr>
-            <w:tcW w:type="dxa" w:w="3500"/>
+              <w:t xml:space="preserve">무선 비상정지</w:t>
+            </w:r>
+          </w:p>
+        </w:tc>
+        <w:tc>
+          <w:tcPr>
+            <w:tcW w:type="dxa" w:w="4560"/>
             <w:tcBorders>
               <w:top w:val="single" w:color="000000" w:sz="6"/>
               <w:left w:val="single" w:color="000000" w:sz="6"/>
@@ -24326,13 +24008,13 @@
                 <w:sz w:val="20"/>
                 <w:szCs w:val="20"/>
               </w:rPr>
-              <w:t xml:space="preserve">중립</w:t>
-            </w:r>
-          </w:p>
-        </w:tc>
-        <w:tc>
-          <w:tcPr>
-            <w:tcW w:type="dxa" w:w="3860"/>
+              <w:t xml:space="preserve">리모컨만 눌러 위와 동일</w:t>
+            </w:r>
+          </w:p>
+        </w:tc>
+        <w:tc>
+          <w:tcPr>
+            <w:tcW w:type="dxa" w:w="2600"/>
             <w:tcBorders>
               <w:top w:val="single" w:color="000000" w:sz="6"/>
               <w:left w:val="single" w:color="000000" w:sz="6"/>
@@ -24356,7 +24038,7 @@
                 <w:sz w:val="20"/>
                 <w:szCs w:val="20"/>
               </w:rPr>
-              <w:t xml:space="preserve">정지</w:t>
+              <w:t xml:space="preserve">단독 차단 확인 (08-25)</w:t>
             </w:r>
           </w:p>
         </w:tc>
@@ -24364,7 +24046,7 @@
       <w:tr>
         <w:tc>
           <w:tcPr>
-            <w:tcW w:type="dxa" w:w="2000"/>
+            <w:tcW w:type="dxa" w:w="2200"/>
             <w:tcBorders>
               <w:top w:val="single" w:color="000000" w:sz="6"/>
               <w:left w:val="single" w:color="000000" w:sz="6"/>
@@ -24388,13 +24070,13 @@
                 <w:sz w:val="20"/>
                 <w:szCs w:val="20"/>
               </w:rPr>
-              <w:t xml:space="preserve">1590</w:t>
-            </w:r>
-          </w:p>
-        </w:tc>
-        <w:tc>
-          <w:tcPr>
-            <w:tcW w:type="dxa" w:w="3500"/>
+              <w:t xml:space="preserve">비상정지 감지</w:t>
+            </w:r>
+          </w:p>
+        </w:tc>
+        <w:tc>
+          <w:tcPr>
+            <w:tcW w:type="dxa" w:w="4560"/>
             <w:tcBorders>
               <w:top w:val="single" w:color="000000" w:sz="6"/>
               <w:left w:val="single" w:color="000000" w:sz="6"/>
@@ -24418,13 +24100,13 @@
                 <w:sz w:val="20"/>
                 <w:szCs w:val="20"/>
               </w:rPr>
-              <w:t xml:space="preserve">reverse_pwm 후진</w:t>
-            </w:r>
-          </w:p>
-        </w:tc>
-        <w:tc>
-          <w:tcPr>
-            <w:tcW w:type="dxa" w:w="3860"/>
+              <w:t xml:space="preserve">접촉기 보조접점 → Mega 핀 38 → 노트북 상태 전달</w:t>
+            </w:r>
+          </w:p>
+        </w:tc>
+        <w:tc>
+          <w:tcPr>
+            <w:tcW w:type="dxa" w:w="2600"/>
             <w:tcBorders>
               <w:top w:val="single" w:color="000000" w:sz="6"/>
               <w:left w:val="single" w:color="000000" w:sz="6"/>
@@ -24448,99 +24130,7 @@
                 <w:sz w:val="20"/>
                 <w:szCs w:val="20"/>
               </w:rPr>
-              <w:t xml:space="preserve">⚠️</w:t>
-            </w:r>
-          </w:p>
-        </w:tc>
-      </w:tr>
-      <w:tr>
-        <w:tc>
-          <w:tcPr>
-            <w:tcW w:type="dxa" w:w="2000"/>
-            <w:tcBorders>
-              <w:top w:val="single" w:color="000000" w:sz="6"/>
-              <w:left w:val="single" w:color="000000" w:sz="6"/>
-              <w:bottom w:val="single" w:color="000000" w:sz="6"/>
-              <w:right w:val="single" w:color="000000" w:sz="6"/>
-            </w:tcBorders>
-            <w:tcMar>
-              <w:top w:type="dxa" w:w="60"/>
-              <w:left w:type="dxa" w:w="90"/>
-              <w:bottom w:type="dxa" w:w="60"/>
-              <w:right w:type="dxa" w:w="90"/>
-            </w:tcMar>
-          </w:tcPr>
-          <w:p>
-            <w:pPr>
-              <w:jc w:val="left"/>
-            </w:pPr>
-            <w:r>
-              <w:rPr>
-                <w:rFonts w:ascii="Malgun Gothic" w:cs="Malgun Gothic" w:eastAsia="Malgun Gothic" w:hAnsi="Malgun Gothic"/>
-                <w:sz w:val="20"/>
-                <w:szCs w:val="20"/>
-              </w:rPr>
-              <w:t xml:space="preserve">1400 / 1600</w:t>
-            </w:r>
-          </w:p>
-        </w:tc>
-        <w:tc>
-          <w:tcPr>
-            <w:tcW w:type="dxa" w:w="3500"/>
-            <w:tcBorders>
-              <w:top w:val="single" w:color="000000" w:sz="6"/>
-              <w:left w:val="single" w:color="000000" w:sz="6"/>
-              <w:bottom w:val="single" w:color="000000" w:sz="6"/>
-              <w:right w:val="single" w:color="000000" w:sz="6"/>
-            </w:tcBorders>
-            <w:tcMar>
-              <w:top w:type="dxa" w:w="60"/>
-              <w:left w:type="dxa" w:w="90"/>
-              <w:bottom w:type="dxa" w:w="60"/>
-              <w:right w:type="dxa" w:w="90"/>
-            </w:tcMar>
-          </w:tcPr>
-          <w:p>
-            <w:pPr>
-              <w:jc w:val="left"/>
-            </w:pPr>
-            <w:r>
-              <w:rPr>
-                <w:rFonts w:ascii="Malgun Gothic" w:cs="Malgun Gothic" w:eastAsia="Malgun Gothic" w:hAnsi="Malgun Gothic"/>
-                <w:sz w:val="20"/>
-                <w:szCs w:val="20"/>
-              </w:rPr>
-              <w:t xml:space="preserve">spin_forward_pwm 제자리 선회</w:t>
-            </w:r>
-          </w:p>
-        </w:tc>
-        <w:tc>
-          <w:tcPr>
-            <w:tcW w:type="dxa" w:w="3860"/>
-            <w:tcBorders>
-              <w:top w:val="single" w:color="000000" w:sz="6"/>
-              <w:left w:val="single" w:color="000000" w:sz="6"/>
-              <w:bottom w:val="single" w:color="000000" w:sz="6"/>
-              <w:right w:val="single" w:color="000000" w:sz="6"/>
-            </w:tcBorders>
-            <w:tcMar>
-              <w:top w:type="dxa" w:w="60"/>
-              <w:left w:type="dxa" w:w="90"/>
-              <w:bottom w:type="dxa" w:w="60"/>
-              <w:right w:type="dxa" w:w="90"/>
-            </w:tcMar>
-          </w:tcPr>
-          <w:p>
-            <w:pPr>
-              <w:jc w:val="left"/>
-            </w:pPr>
-            <w:r>
-              <w:rPr>
-                <w:rFonts w:ascii="Malgun Gothic" w:cs="Malgun Gothic" w:eastAsia="Malgun Gothic" w:hAnsi="Malgun Gothic"/>
-                <w:sz w:val="20"/>
-                <w:szCs w:val="20"/>
-              </w:rPr>
-              <w:t xml:space="preserve">⚠️ 선회율</w:t>
+              <w:t xml:space="preserve">확인 (09-09)</w:t>
             </w:r>
           </w:p>
         </w:tc>
@@ -24548,249 +24138,17 @@
     </w:tbl>
     <w:p>
       <w:pPr>
-        <w:pStyle w:val="Heading2"/>
-        <w:spacing w:after="120" w:before="240"/>
+        <w:spacing w:after="160"/>
+        <w:jc w:val="center"/>
       </w:pPr>
       <w:r>
         <w:rPr>
           <w:rFonts w:ascii="Malgun Gothic" w:cs="Malgun Gothic" w:eastAsia="Malgun Gothic" w:hAnsi="Malgun Gothic"/>
-          <w:b/>
-          <w:bCs/>
-          <w:sz w:val="26"/>
-          <w:szCs w:val="26"/>
-        </w:rPr>
-        <w:t xml:space="preserve">4) 회로·장비 조립 과정</w:t>
-      </w:r>
-    </w:p>
-    <w:p>
-      <w:pPr>
-        <w:spacing w:after="100"/>
-      </w:pPr>
-      <w:r>
-        <w:rPr>
-          <w:rFonts w:ascii="Malgun Gothic" w:cs="Malgun Gothic" w:eastAsia="Malgun Gothic" w:hAnsi="Malgun Gothic"/>
-          <w:i/>
-          <w:iCs/>
-          <w:color w:val="1F7A3A"/>
+          <w:color w:val="555555"/>
           <w:sz w:val="18"/>
           <w:szCs w:val="18"/>
         </w:rPr>
-        <w:t xml:space="preserve">▶ docs/절차/OAK_허브_세팅_설명서.md·퓨즈_XL4015_세팅.md·케이블_출구_맵.md 순서. 세팅 당일 단계별 사진을 남겨 이 절을 채운다. 상위 보고서(i-Tricat 252 스러스터 고정부, SeaNU 컨트롤박스 배선)가 이 내용을 제작 절에 넣었다.</w:t>
-      </w:r>
-    </w:p>
-    <w:p>
-      <w:pPr>
-        <w:pStyle w:val="Heading3"/>
-        <w:spacing w:after="80" w:before="160"/>
-      </w:pPr>
-      <w:r>
-        <w:rPr>
-          <w:rFonts w:ascii="Malgun Gothic" w:cs="Malgun Gothic" w:eastAsia="Malgun Gothic" w:hAnsi="Malgun Gothic"/>
-          <w:b/>
-          <w:bCs/>
-          <w:sz w:val="22"/>
-          <w:szCs w:val="22"/>
-        </w:rPr>
-        <w:t xml:space="preserve">4.1) 퓨즈홀더·분기 피그테일</w:t>
-      </w:r>
-    </w:p>
-    <w:p>
-      <w:pPr>
-        <w:spacing w:after="100" w:line="300"/>
-      </w:pPr>
-      <w:r>
-        <w:rPr>
-          <w:rFonts w:ascii="Malgun Gothic" w:cs="Malgun Gothic" w:eastAsia="Malgun Gothic" w:hAnsi="Malgun Gothic"/>
-          <w:sz w:val="20"/>
-          <w:szCs w:val="20"/>
-        </w:rPr>
-        <w:t xml:space="preserve">BF303 홀더 2개(2 A 인젝터용 / 3 A 허브용)를 만들고, EC5 피그테일로 접촉기 앞 배터리 A ⊕/⊖ 에서 보조 분기를 뗀다. 극성은 테스터로 확인 후 수축튜브 마감.</w:t>
-      </w:r>
-    </w:p>
-    <w:p>
-      <w:pPr>
-        <w:spacing w:after="100"/>
-      </w:pPr>
-      <w:r>
-        <w:rPr>
-          <w:rFonts w:ascii="Malgun Gothic" w:cs="Malgun Gothic" w:eastAsia="Malgun Gothic" w:hAnsi="Malgun Gothic"/>
-          <w:color w:val="888888"/>
-          <w:sz w:val="20"/>
-          <w:szCs w:val="20"/>
-        </w:rPr>
-        <w:t xml:space="preserve">(사진: 홀더 2개, 피그테일 분기. 확인값: 분기 전압 ____ V)</w:t>
-      </w:r>
-    </w:p>
-    <w:p>
-      <w:pPr>
-        <w:pStyle w:val="Heading3"/>
-        <w:spacing w:after="80" w:before="160"/>
-      </w:pPr>
-      <w:r>
-        <w:rPr>
-          <w:rFonts w:ascii="Malgun Gothic" w:cs="Malgun Gothic" w:eastAsia="Malgun Gothic" w:hAnsi="Malgun Gothic"/>
-          <w:b/>
-          <w:bCs/>
-          <w:sz w:val="22"/>
-          <w:szCs w:val="22"/>
-        </w:rPr>
-        <w:t xml:space="preserve">4.2) 허브 계통</w:t>
-      </w:r>
-    </w:p>
-    <w:p>
-      <w:pPr>
-        <w:spacing w:after="100" w:line="300"/>
-      </w:pPr>
-      <w:r>
-        <w:rPr>
-          <w:rFonts w:ascii="Malgun Gothic" w:cs="Malgun Gothic" w:eastAsia="Malgun Gothic" w:hAnsi="Malgun Gothic"/>
-          <w:sz w:val="20"/>
-          <w:szCs w:val="20"/>
-        </w:rPr>
-        <w:t xml:space="preserve">분기 → 3 A 퓨즈 → SZWENGAO 5 V 5 A 모듈 → DC 5.5×2.1 플러그 → ipTIME UH308. 허브 연결 전 모듈 출력 5.0 V 확인(조정 불필요, 확인만). 허브에 LiDAR·IMU·GPS·D455 연결 후 노트북 USB-A ② 로.</w:t>
-      </w:r>
-    </w:p>
-    <w:p>
-      <w:pPr>
-        <w:spacing w:after="100"/>
-      </w:pPr>
-      <w:r>
-        <w:rPr>
-          <w:rFonts w:ascii="Malgun Gothic" w:cs="Malgun Gothic" w:eastAsia="Malgun Gothic" w:hAnsi="Malgun Gothic"/>
-          <w:color w:val="888888"/>
-          <w:sz w:val="20"/>
-          <w:szCs w:val="20"/>
-        </w:rPr>
-        <w:t xml:space="preserve">(사진: 모듈·플러그·허브. 확인값: 무부하 ____ V, 4개 연결 후 ____ V)</w:t>
-      </w:r>
-    </w:p>
-    <w:p>
-      <w:pPr>
-        <w:pStyle w:val="Heading3"/>
-        <w:spacing w:after="80" w:before="160"/>
-      </w:pPr>
-      <w:r>
-        <w:rPr>
-          <w:rFonts w:ascii="Malgun Gothic" w:cs="Malgun Gothic" w:eastAsia="Malgun Gothic" w:hAnsi="Malgun Gothic"/>
-          <w:b/>
-          <w:bCs/>
-          <w:sz w:val="22"/>
-          <w:szCs w:val="22"/>
-        </w:rPr>
-        <w:t xml:space="preserve">4.3) 카메라 계통</w:t>
-      </w:r>
-    </w:p>
-    <w:p>
-      <w:pPr>
-        <w:spacing w:after="100" w:line="300"/>
-      </w:pPr>
-      <w:r>
-        <w:rPr>
-          <w:rFonts w:ascii="Malgun Gothic" w:cs="Malgun Gothic" w:eastAsia="Malgun Gothic" w:hAnsi="Malgun Gothic"/>
-          <w:sz w:val="20"/>
-          <w:szCs w:val="20"/>
-        </w:rPr>
-        <w:t xml:space="preserve">분기 → 2 A 퓨즈 → PSE5502G 인젝터(DC IN 5.5×2.1) → Cat5e → OAK-1 PoE. 인젝터 DATA 포트 → NM-UCL02 어댑터 → 노트북 USB-C 직결. 노트북 169.254.1.10/16, 카메라 폴백 IP 169.254.1.222, 포트 11490/11491.</w:t>
-      </w:r>
-    </w:p>
-    <w:p>
-      <w:pPr>
-        <w:spacing w:after="100"/>
-      </w:pPr>
-      <w:r>
-        <w:rPr>
-          <w:rFonts w:ascii="Malgun Gothic" w:cs="Malgun Gothic" w:eastAsia="Malgun Gothic" w:hAnsi="Malgun Gothic"/>
-          <w:color w:val="888888"/>
-          <w:sz w:val="20"/>
-          <w:szCs w:val="20"/>
-        </w:rPr>
-        <w:t xml:space="preserve">(사진: 인젝터·어댑터·OAK. 확인: ping 응답, depthai 토픽 수신, hfov_deg 실측 ____°)</w:t>
-      </w:r>
-    </w:p>
-    <w:p>
-      <w:pPr>
-        <w:pStyle w:val="Heading3"/>
-        <w:spacing w:after="80" w:before="160"/>
-      </w:pPr>
-      <w:r>
-        <w:rPr>
-          <w:rFonts w:ascii="Malgun Gothic" w:cs="Malgun Gothic" w:eastAsia="Malgun Gothic" w:hAnsi="Malgun Gothic"/>
-          <w:b/>
-          <w:bCs/>
-          <w:sz w:val="22"/>
-          <w:szCs w:val="22"/>
-        </w:rPr>
-        <w:t xml:space="preserve">4.4) 박스 수납·케이블 출구</w:t>
-      </w:r>
-    </w:p>
-    <w:p>
-      <w:pPr>
-        <w:spacing w:after="100" w:line="300"/>
-      </w:pPr>
-      <w:r>
-        <w:rPr>
-          <w:rFonts w:ascii="Malgun Gothic" w:cs="Malgun Gothic" w:eastAsia="Malgun Gothic" w:hAnsi="Malgun Gothic"/>
-          <w:sz w:val="20"/>
-          <w:szCs w:val="20"/>
-        </w:rPr>
-        <w:t xml:space="preserve">방수박스(400×300×200)에 노트북·배터리 2·허브·IMU·Mega·승압 모듈·인젝터·퓨즈를 스탠드오프로 고정. 노트북–Mega USB 는 박스 안 짧은 케이블(갑판 관통 없음). 외부 케이블은 마스트 구멍 한 곳으로 모아 실란트 마감.</w:t>
-      </w:r>
-    </w:p>
-    <w:p>
-      <w:pPr>
-        <w:spacing w:after="100"/>
-      </w:pPr>
-      <w:r>
-        <w:rPr>
-          <w:rFonts w:ascii="Malgun Gothic" w:cs="Malgun Gothic" w:eastAsia="Malgun Gothic" w:hAnsi="Malgun Gothic"/>
-          <w:color w:val="888888"/>
-          <w:sz w:val="20"/>
-          <w:szCs w:val="20"/>
-        </w:rPr>
-        <w:t xml:space="preserve">(사진: 박스 내부 배치, 관통부 마감. 400×300×200 (팀 보유), 갑판 아래. ⚠️ 선체 깊이가 줄자 17 cm 면 박스 200 이 약 3 cm 돌출(배치 문서는 설계 28 cm 로 "들어감"))</w:t>
-      </w:r>
-    </w:p>
-    <w:p>
-      <w:pPr>
-        <w:pStyle w:val="Heading3"/>
-        <w:spacing w:after="80" w:before="160"/>
-      </w:pPr>
-      <w:r>
-        <w:rPr>
-          <w:rFonts w:ascii="Malgun Gothic" w:cs="Malgun Gothic" w:eastAsia="Malgun Gothic" w:hAnsi="Malgun Gothic"/>
-          <w:b/>
-          <w:bCs/>
-          <w:sz w:val="22"/>
-          <w:szCs w:val="22"/>
-        </w:rPr>
-        <w:t xml:space="preserve">4.5) 마스트·센서 장착</w:t>
-      </w:r>
-    </w:p>
-    <w:p>
-      <w:pPr>
-        <w:spacing w:after="100" w:line="300"/>
-      </w:pPr>
-      <w:r>
-        <w:rPr>
-          <w:rFonts w:ascii="Malgun Gothic" w:cs="Malgun Gothic" w:eastAsia="Malgun Gothic" w:hAnsi="Malgun Gothic"/>
-          <w:sz w:val="20"/>
-          <w:szCs w:val="20"/>
-        </w:rPr>
-        <w:t xml:space="preserve">마스트: OAK 위 / D455 아래, 회전면 설계 +27 cm(건현 24 cm 가정, 조건부) — 선체 깊이 17 cm 실측이면 재계산. LiDAR 선미 기준 x≈1470 = 선수에서 약 190 mm (갑판 직치), GPS 안테나는 접지판 위 x=535. IMU 는 마스트 베이스 포켓, 장착 방향 기록(mount_offset_deg 실측 근거).</w:t>
-      </w:r>
-    </w:p>
-    <w:p>
-      <w:pPr>
-        <w:spacing w:after="100"/>
-      </w:pPr>
-      <w:r>
-        <w:rPr>
-          <w:rFonts w:ascii="Malgun Gothic" w:cs="Malgun Gothic" w:eastAsia="Malgun Gothic" w:hAnsi="Malgun Gothic"/>
-          <w:color w:val="888888"/>
-          <w:sz w:val="20"/>
-          <w:szCs w:val="20"/>
-        </w:rPr>
-        <w:t xml:space="preserve">(사진: 마스트 조립, LiDAR·GPS 안테나·IMU 장착. 확인: 조향 부호, 추력 방향, 표시등 3색, 비상정지 2경로)</w:t>
+        <w:t xml:space="preserve">표 Ⅳ-2 1번배 비상정지 동작 시험</w:t>
       </w:r>
     </w:p>
     <w:p>
@@ -24806,13 +24164,12 @@
           <w:sz w:val="26"/>
           <w:szCs w:val="26"/>
         </w:rPr>
-        <w:t xml:space="preserve">5) 탑재 장비 배치도</w:t>
+        <w:t xml:space="preserve">3) 원격 조종</w:t>
       </w:r>
     </w:p>
     <w:p>
       <w:pPr>
-        <w:spacing w:after="60" w:line="290"/>
-        <w:ind w:left="360" w:hanging="240"/>
+        <w:spacing w:after="100" w:line="300"/>
       </w:pPr>
       <w:r>
         <w:rPr>
@@ -24820,27 +24177,28 @@
           <w:sz w:val="20"/>
           <w:szCs w:val="20"/>
         </w:rPr>
-        <w:t xml:space="preserve">•  방수박스(갑판 아래): 노트북, 배터리 2, 허브, IMU, Mega, 승압 모듈, 인젝터, 퓨즈. 400×300×200 (팀 보유), 갑판 아래. ⚠️ 선체 깊이가 줄자 17 cm 면 박스 200 이 약 3 cm 돌출(배치 문서는 설계 28 cm 로 "들어감").</w:t>
+        <w:t xml:space="preserve">수동 조종에는 FlySky FS-i6 조종기와 FS-iA6B 수신기를 사용한다. 오른쪽 스틱 상하(CH2)로 추력을, 왼쪽 스틱 좌우(CH4)로 조향을 제어하며 좌·우 추진기의 출력 차이로 선회한다. 3단 스위치(CH6)로 WAIT·MANUAL·AUTO 모드를 전환하고, AUTO 모드에서만 노트북 명령이 ESC로 전달된다. 노트북 명령이 500 ms 이상 수신되지 않으면 펌웨어가 추진기를 중립으로 둔다. 수신기 페일세이프는 신호 두절 시 스로틀·조향을 중립으로 내보내도록 설정하였다(09-03, 조종기 전원 차단 시 즉시 1500/1500 µs 확인).</w:t>
       </w:r>
     </w:p>
     <w:p>
       <w:pPr>
-        <w:spacing w:after="60" w:line="290"/>
-        <w:ind w:left="360" w:hanging="240"/>
+        <w:pStyle w:val="Heading2"/>
+        <w:spacing w:after="120" w:before="240"/>
       </w:pPr>
       <w:r>
         <w:rPr>
           <w:rFonts w:ascii="Malgun Gothic" w:cs="Malgun Gothic" w:eastAsia="Malgun Gothic" w:hAnsi="Malgun Gothic"/>
-          <w:sz w:val="20"/>
-          <w:szCs w:val="20"/>
-        </w:rPr>
-        <w:t xml:space="preserve">•  마스트: 3D 프린트(PETG/ASA), 갑판 위 ≤ 22 cm, 중심선에 선미에서 1294 mm. OAK 위, D455 아래(tools/cad/mast.py OAK_Z 175 · D455_ZC 62). GPS 안테나는 접지판 위 x=535(배치도/gps_antenna_position.png).</w:t>
+          <w:b/>
+          <w:bCs/>
+          <w:sz w:val="26"/>
+          <w:szCs w:val="26"/>
+        </w:rPr>
+        <w:t xml:space="preserve">4) 탑재 장비 배치도</w:t>
       </w:r>
     </w:p>
     <w:p>
       <w:pPr>
-        <w:spacing w:after="60" w:line="290"/>
-        <w:ind w:left="360" w:hanging="240"/>
+        <w:spacing w:after="100" w:line="300"/>
       </w:pPr>
       <w:r>
         <w:rPr>
@@ -24848,7 +24206,7 @@
           <w:sz w:val="20"/>
           <w:szCs w:val="20"/>
         </w:rPr>
-        <w:t xml:space="preserve">•  LiDAR: 선미 기준 x≈1470 = 선수에서 약 190 mm (갑판 직치). 비방수라 선수 끝 회피. RC 수신기 한쪽 현.</w:t>
+        <w:t xml:space="preserve">방수박스는 갑판 아래에 두고 노트북·배터리 2개·허브·IMU·Arduino·컨버터·퓨즈를 수납한다. 마스트는 선체 중심선에 세워 카메라를 장착하고, LiDAR는 선수 갑판, RC 수신기는 한쪽 현에 배치한다.</w:t>
       </w:r>
     </w:p>
     <w:p>
@@ -24861,7 +24219,7 @@
           <wp:inline distT="0" distB="0" distL="0" distR="0">
             <wp:extent cx="5334000" cy="1847850"/>
             <wp:effectExtent t="0" r="0" b="0" l="0"/>
-            <wp:docPr id="9" name=""/>
+            <wp:docPr id="20" name=""/>
             <wp:cNvGraphicFramePr>
               <a:graphicFrameLocks xmlns:a="http://schemas.openxmlformats.org/drawingml/2006/main" noChangeAspect="1"/>
             </wp:cNvGraphicFramePr>
@@ -24875,7 +24233,7 @@
                     </pic:cNvPicPr>
                   </pic:nvPicPr>
                   <pic:blipFill>
-                    <a:blip r:embed="rId15" cstate="none"/>
+                    <a:blip r:embed="rId26" cstate="none"/>
                     <a:srcRect/>
                     <a:stretch>
                       <a:fillRect/>
@@ -24909,7 +24267,7 @@
           <w:sz w:val="18"/>
           <w:szCs w:val="18"/>
         </w:rPr>
-        <w:t xml:space="preserve">그림 Ⅳ-2 1번배 갑판 배치 개념 — 방수박스·GPS·마스트·LiDAR·RC 수신기 (치수 설계값 166×55, 깊이 28 — 줄자 0.57 폭·17 깊이와 차이)</w:t>
+        <w:t xml:space="preserve">그림 Ⅳ-3 1번배 갑판 배치 개념</w:t>
       </w:r>
     </w:p>
     <w:p>
@@ -24925,37 +24283,20 @@
           <w:sz w:val="26"/>
           <w:szCs w:val="26"/>
         </w:rPr>
-        <w:t xml:space="preserve">6) 친환경 시스템 및 에너지 효율</w:t>
+        <w:t xml:space="preserve">5) 친환경 시스템 및 에너지 효율</w:t>
       </w:r>
     </w:p>
     <w:p>
       <w:pPr>
-        <w:spacing w:after="100"/>
+        <w:spacing w:after="100" w:line="300"/>
       </w:pPr>
       <w:r>
         <w:rPr>
           <w:rFonts w:ascii="Malgun Gothic" w:cs="Malgun Gothic" w:eastAsia="Malgun Gothic" w:hAnsi="Malgun Gothic"/>
-          <w:i/>
-          <w:iCs/>
-          <w:color w:val="1F7A3A"/>
-          <w:sz w:val="18"/>
-          <w:szCs w:val="18"/>
-        </w:rPr>
-        <w:t xml:space="preserve">▶ 설계심사표 11·12 항목(각 10점). 2025 년 24팀 전부 7점대 — 짧은 절만으로 변별 가능.</w:t>
-      </w:r>
-    </w:p>
-    <w:p>
-      <w:pPr>
-        <w:spacing w:after="60" w:line="290"/>
-        <w:ind w:left="360" w:hanging="240"/>
-      </w:pPr>
-      <w:r>
-        <w:rPr>
-          <w:rFonts w:ascii="Malgun Gothic" w:cs="Malgun Gothic" w:eastAsia="Malgun Gothic" w:hAnsi="Malgun Gothic"/>
-          <w:sz w:val="20"/>
-          <w:szCs w:val="20"/>
-        </w:rPr>
-        <w:t xml:space="preserve">•  추진은 전기(DC 브러시리스 T200), 배터리는 4S LiPo 8400 mAh ×2 = 약 248 Wh. 연료·윤활유 배출 없음.</w:t>
+          <w:sz w:val="20"/>
+          <w:szCs w:val="20"/>
+        </w:rPr>
+        <w:t xml:space="preserve">추진은 전기 추진기(T200, BLDC)만 사용하여 연료·윤활유 배출이 없다. 배터리는 4S LiPo 8400 mAh 2개(약 248 Wh)이다. 장애물에 가까워지면 추력을 줄이는 감속 제어와 대기 상태의 중립 유지로 불필요한 소비를 줄인다.</w:t>
       </w:r>
     </w:p>
     <w:tbl>
@@ -24971,10 +24312,9 @@
         </w:tblBorders>
       </w:tblPr>
       <w:tblGrid>
-        <w:gridCol w:w="2600"/>
-        <w:gridCol w:w="1400"/>
-        <w:gridCol w:w="2800"/>
-        <w:gridCol w:w="2560"/>
+        <w:gridCol w:w="3600"/>
+        <w:gridCol w:w="1800"/>
+        <w:gridCol w:w="3960"/>
       </w:tblGrid>
       <w:tr>
         <w:trPr>
@@ -24982,7 +24322,7 @@
         </w:trPr>
         <w:tc>
           <w:tcPr>
-            <w:tcW w:type="dxa" w:w="2600"/>
+            <w:tcW w:type="dxa" w:w="3600"/>
             <w:tcBorders>
               <w:top w:val="single" w:color="000000" w:sz="6"/>
               <w:left w:val="single" w:color="000000" w:sz="6"/>
@@ -25015,7 +24355,7 @@
         </w:tc>
         <w:tc>
           <w:tcPr>
-            <w:tcW w:type="dxa" w:w="1400"/>
+            <w:tcW w:type="dxa" w:w="1800"/>
             <w:tcBorders>
               <w:top w:val="single" w:color="000000" w:sz="6"/>
               <w:left w:val="single" w:color="000000" w:sz="6"/>
@@ -25048,7 +24388,7 @@
         </w:tc>
         <w:tc>
           <w:tcPr>
-            <w:tcW w:type="dxa" w:w="2800"/>
+            <w:tcW w:type="dxa" w:w="3960"/>
             <w:tcBorders>
               <w:top w:val="single" w:color="000000" w:sz="6"/>
               <w:left w:val="single" w:color="000000" w:sz="6"/>
@@ -25075,40 +24415,7 @@
                 <w:sz w:val="20"/>
                 <w:szCs w:val="20"/>
               </w:rPr>
-              <w:t xml:space="preserve">전형 / 최대 전류</w:t>
-            </w:r>
-          </w:p>
-        </w:tc>
-        <w:tc>
-          <w:tcPr>
-            <w:tcW w:type="dxa" w:w="2560"/>
-            <w:tcBorders>
-              <w:top w:val="single" w:color="000000" w:sz="6"/>
-              <w:left w:val="single" w:color="000000" w:sz="6"/>
-              <w:bottom w:val="single" w:color="000000" w:sz="6"/>
-              <w:right w:val="single" w:color="000000" w:sz="6"/>
-            </w:tcBorders>
-            <w:shd w:fill="E7E6E6" w:color="auto" w:val="clear"/>
-            <w:tcMar>
-              <w:top w:type="dxa" w:w="60"/>
-              <w:left w:type="dxa" w:w="90"/>
-              <w:bottom w:type="dxa" w:w="60"/>
-              <w:right w:type="dxa" w:w="90"/>
-            </w:tcMar>
-          </w:tcPr>
-          <w:p>
-            <w:pPr>
-              <w:jc w:val="center"/>
-            </w:pPr>
-            <w:r>
-              <w:rPr>
-                <w:rFonts w:ascii="Malgun Gothic" w:cs="Malgun Gothic" w:eastAsia="Malgun Gothic" w:hAnsi="Malgun Gothic"/>
-                <w:b/>
-                <w:bCs/>
-                <w:sz w:val="20"/>
-                <w:szCs w:val="20"/>
-              </w:rPr>
-              <w:t xml:space="preserve">비고</w:t>
+              <w:t xml:space="preserve">전류 (스펙)</w:t>
             </w:r>
           </w:p>
         </w:tc>
@@ -25116,7 +24423,7 @@
       <w:tr>
         <w:tc>
           <w:tcPr>
-            <w:tcW w:type="dxa" w:w="2600"/>
+            <w:tcW w:type="dxa" w:w="3600"/>
             <w:tcBorders>
               <w:top w:val="single" w:color="000000" w:sz="6"/>
               <w:left w:val="single" w:color="000000" w:sz="6"/>
@@ -25146,7 +24453,7 @@
         </w:tc>
         <w:tc>
           <w:tcPr>
-            <w:tcW w:type="dxa" w:w="1400"/>
+            <w:tcW w:type="dxa" w:w="1800"/>
             <w:tcBorders>
               <w:top w:val="single" w:color="000000" w:sz="6"/>
               <w:left w:val="single" w:color="000000" w:sz="6"/>
@@ -25176,7 +24483,7 @@
         </w:tc>
         <w:tc>
           <w:tcPr>
-            <w:tcW w:type="dxa" w:w="2800"/>
+            <w:tcW w:type="dxa" w:w="3960"/>
             <w:tcBorders>
               <w:top w:val="single" w:color="000000" w:sz="6"/>
               <w:left w:val="single" w:color="000000" w:sz="6"/>
@@ -25200,37 +24507,7 @@
                 <w:sz w:val="20"/>
                 <w:szCs w:val="20"/>
               </w:rPr>
-              <w:t xml:space="preserve">순항 ⚠️ ____ / 최대 2×약 21 A (스펙)</w:t>
-            </w:r>
-          </w:p>
-        </w:tc>
-        <w:tc>
-          <w:tcPr>
-            <w:tcW w:type="dxa" w:w="2560"/>
-            <w:tcBorders>
-              <w:top w:val="single" w:color="000000" w:sz="6"/>
-              <w:left w:val="single" w:color="000000" w:sz="6"/>
-              <w:bottom w:val="single" w:color="000000" w:sz="6"/>
-              <w:right w:val="single" w:color="000000" w:sz="6"/>
-            </w:tcBorders>
-            <w:tcMar>
-              <w:top w:type="dxa" w:w="60"/>
-              <w:left w:type="dxa" w:w="90"/>
-              <w:bottom w:type="dxa" w:w="60"/>
-              <w:right w:type="dxa" w:w="90"/>
-            </w:tcMar>
-          </w:tcPr>
-          <w:p>
-            <w:pPr>
-              <w:jc w:val="left"/>
-            </w:pPr>
-            <w:r>
-              <w:rPr>
-                <w:rFonts w:ascii="Malgun Gothic" w:cs="Malgun Gothic" w:eastAsia="Malgun Gothic" w:hAnsi="Malgun Gothic"/>
-                <w:sz w:val="20"/>
-                <w:szCs w:val="20"/>
-              </w:rPr>
-              <w:t xml:space="preserve">배터리 1조(2개)당 1척, 순간 수십 A → 굵은 선·EC5</w:t>
+              <w:t xml:space="preserve">1기당 최대 약 21 A</w:t>
             </w:r>
           </w:p>
         </w:tc>
@@ -25238,7 +24515,7 @@
       <w:tr>
         <w:tc>
           <w:tcPr>
-            <w:tcW w:type="dxa" w:w="2600"/>
+            <w:tcW w:type="dxa" w:w="3600"/>
             <w:tcBorders>
               <w:top w:val="single" w:color="000000" w:sz="6"/>
               <w:left w:val="single" w:color="000000" w:sz="6"/>
@@ -25268,7 +24545,7 @@
         </w:tc>
         <w:tc>
           <w:tcPr>
-            <w:tcW w:type="dxa" w:w="1400"/>
+            <w:tcW w:type="dxa" w:w="1800"/>
             <w:tcBorders>
               <w:top w:val="single" w:color="000000" w:sz="6"/>
               <w:left w:val="single" w:color="000000" w:sz="6"/>
@@ -25292,13 +24569,13 @@
                 <w:sz w:val="20"/>
                 <w:szCs w:val="20"/>
               </w:rPr>
-              <w:t xml:space="preserve">48 V PoE</w:t>
-            </w:r>
-          </w:p>
-        </w:tc>
-        <w:tc>
-          <w:tcPr>
-            <w:tcW w:type="dxa" w:w="2800"/>
+              <w:t xml:space="preserve">48 V</w:t>
+            </w:r>
+          </w:p>
+        </w:tc>
+        <w:tc>
+          <w:tcPr>
+            <w:tcW w:type="dxa" w:w="3960"/>
             <w:tcBorders>
               <w:top w:val="single" w:color="000000" w:sz="6"/>
               <w:left w:val="single" w:color="000000" w:sz="6"/>
@@ -25322,37 +24599,7 @@
                 <w:sz w:val="20"/>
                 <w:szCs w:val="20"/>
               </w:rPr>
-              <w:t xml:space="preserve">4~5 W / 7.5 W → 4S 기준 약 0.6 A 피크</w:t>
-            </w:r>
-          </w:p>
-        </w:tc>
-        <w:tc>
-          <w:tcPr>
-            <w:tcW w:type="dxa" w:w="2560"/>
-            <w:tcBorders>
-              <w:top w:val="single" w:color="000000" w:sz="6"/>
-              <w:left w:val="single" w:color="000000" w:sz="6"/>
-              <w:bottom w:val="single" w:color="000000" w:sz="6"/>
-              <w:right w:val="single" w:color="000000" w:sz="6"/>
-            </w:tcBorders>
-            <w:tcMar>
-              <w:top w:type="dxa" w:w="60"/>
-              <w:left w:type="dxa" w:w="90"/>
-              <w:bottom w:type="dxa" w:w="60"/>
-              <w:right w:type="dxa" w:w="90"/>
-            </w:tcMar>
-          </w:tcPr>
-          <w:p>
-            <w:pPr>
-              <w:jc w:val="left"/>
-            </w:pPr>
-            <w:r>
-              <w:rPr>
-                <w:rFonts w:ascii="Malgun Gothic" w:cs="Malgun Gothic" w:eastAsia="Malgun Gothic" w:hAnsi="Malgun Gothic"/>
-                <w:sz w:val="20"/>
-                <w:szCs w:val="20"/>
-              </w:rPr>
-              <w:t xml:space="preserve">802.3af Class 3</w:t>
+              <w:t xml:space="preserve">4~7.5 W</w:t>
             </w:r>
           </w:p>
         </w:tc>
@@ -25360,7 +24607,7 @@
       <w:tr>
         <w:tc>
           <w:tcPr>
-            <w:tcW w:type="dxa" w:w="2600"/>
+            <w:tcW w:type="dxa" w:w="3600"/>
             <w:tcBorders>
               <w:top w:val="single" w:color="000000" w:sz="6"/>
               <w:left w:val="single" w:color="000000" w:sz="6"/>
@@ -25384,13 +24631,13 @@
                 <w:sz w:val="20"/>
                 <w:szCs w:val="20"/>
               </w:rPr>
-              <w:t xml:space="preserve">허브 + 센서 4종</w:t>
-            </w:r>
-          </w:p>
-        </w:tc>
-        <w:tc>
-          <w:tcPr>
-            <w:tcW w:type="dxa" w:w="1400"/>
+              <w:t xml:space="preserve">USB 허브 + 센서 4종</w:t>
+            </w:r>
+          </w:p>
+        </w:tc>
+        <w:tc>
+          <w:tcPr>
+            <w:tcW w:type="dxa" w:w="1800"/>
             <w:tcBorders>
               <w:top w:val="single" w:color="000000" w:sz="6"/>
               <w:left w:val="single" w:color="000000" w:sz="6"/>
@@ -25420,7 +24667,7 @@
         </w:tc>
         <w:tc>
           <w:tcPr>
-            <w:tcW w:type="dxa" w:w="2800"/>
+            <w:tcW w:type="dxa" w:w="3960"/>
             <w:tcBorders>
               <w:top w:val="single" w:color="000000" w:sz="6"/>
               <w:left w:val="single" w:color="000000" w:sz="6"/>
@@ -25444,159 +24691,7 @@
                 <w:sz w:val="20"/>
                 <w:szCs w:val="20"/>
               </w:rPr>
-              <w:t xml:space="preserve">약 1.5 A 스펙 합(LiDAR A3 0.6, 기동 1.5 / D455 0.7 / F9P 0.1 / IMU 0.05) / 모듈 5 A</w:t>
-            </w:r>
-          </w:p>
-        </w:tc>
-        <w:tc>
-          <w:tcPr>
-            <w:tcW w:type="dxa" w:w="2560"/>
-            <w:tcBorders>
-              <w:top w:val="single" w:color="000000" w:sz="6"/>
-              <w:left w:val="single" w:color="000000" w:sz="6"/>
-              <w:bottom w:val="single" w:color="000000" w:sz="6"/>
-              <w:right w:val="single" w:color="000000" w:sz="6"/>
-            </w:tcBorders>
-            <w:tcMar>
-              <w:top w:type="dxa" w:w="60"/>
-              <w:left w:type="dxa" w:w="90"/>
-              <w:bottom w:type="dxa" w:w="60"/>
-              <w:right w:type="dxa" w:w="90"/>
-            </w:tcMar>
-          </w:tcPr>
-          <w:p>
-            <w:pPr>
-              <w:jc w:val="left"/>
-            </w:pPr>
-            <w:r>
-              <w:rPr>
-                <w:rFonts w:ascii="Malgun Gothic" w:cs="Malgun Gothic" w:eastAsia="Malgun Gothic" w:hAnsi="Malgun Gothic"/>
-                <w:sz w:val="20"/>
-                <w:szCs w:val="20"/>
-              </w:rPr>
-              <w:t xml:space="preserve">⚠️ 실측</w:t>
-            </w:r>
-          </w:p>
-        </w:tc>
-      </w:tr>
-      <w:tr>
-        <w:tc>
-          <w:tcPr>
-            <w:tcW w:type="dxa" w:w="2600"/>
-            <w:tcBorders>
-              <w:top w:val="single" w:color="000000" w:sz="6"/>
-              <w:left w:val="single" w:color="000000" w:sz="6"/>
-              <w:bottom w:val="single" w:color="000000" w:sz="6"/>
-              <w:right w:val="single" w:color="000000" w:sz="6"/>
-            </w:tcBorders>
-            <w:tcMar>
-              <w:top w:type="dxa" w:w="60"/>
-              <w:left w:type="dxa" w:w="90"/>
-              <w:bottom w:type="dxa" w:w="60"/>
-              <w:right w:type="dxa" w:w="90"/>
-            </w:tcMar>
-          </w:tcPr>
-          <w:p>
-            <w:pPr>
-              <w:jc w:val="left"/>
-            </w:pPr>
-            <w:r>
-              <w:rPr>
-                <w:rFonts w:ascii="Malgun Gothic" w:cs="Malgun Gothic" w:eastAsia="Malgun Gothic" w:hAnsi="Malgun Gothic"/>
-                <w:sz w:val="20"/>
-                <w:szCs w:val="20"/>
-              </w:rPr>
-              <w:t xml:space="preserve">접촉기 코일</w:t>
-            </w:r>
-          </w:p>
-        </w:tc>
-        <w:tc>
-          <w:tcPr>
-            <w:tcW w:type="dxa" w:w="1400"/>
-            <w:tcBorders>
-              <w:top w:val="single" w:color="000000" w:sz="6"/>
-              <w:left w:val="single" w:color="000000" w:sz="6"/>
-              <w:bottom w:val="single" w:color="000000" w:sz="6"/>
-              <w:right w:val="single" w:color="000000" w:sz="6"/>
-            </w:tcBorders>
-            <w:tcMar>
-              <w:top w:type="dxa" w:w="60"/>
-              <w:left w:type="dxa" w:w="90"/>
-              <w:bottom w:type="dxa" w:w="60"/>
-              <w:right w:type="dxa" w:w="90"/>
-            </w:tcMar>
-          </w:tcPr>
-          <w:p>
-            <w:pPr>
-              <w:jc w:val="left"/>
-            </w:pPr>
-            <w:r>
-              <w:rPr>
-                <w:rFonts w:ascii="Malgun Gothic" w:cs="Malgun Gothic" w:eastAsia="Malgun Gothic" w:hAnsi="Malgun Gothic"/>
-                <w:sz w:val="20"/>
-                <w:szCs w:val="20"/>
-              </w:rPr>
-              <w:t xml:space="preserve">24 V</w:t>
-            </w:r>
-          </w:p>
-        </w:tc>
-        <w:tc>
-          <w:tcPr>
-            <w:tcW w:type="dxa" w:w="2800"/>
-            <w:tcBorders>
-              <w:top w:val="single" w:color="000000" w:sz="6"/>
-              <w:left w:val="single" w:color="000000" w:sz="6"/>
-              <w:bottom w:val="single" w:color="000000" w:sz="6"/>
-              <w:right w:val="single" w:color="000000" w:sz="6"/>
-            </w:tcBorders>
-            <w:tcMar>
-              <w:top w:type="dxa" w:w="60"/>
-              <w:left w:type="dxa" w:w="90"/>
-              <w:bottom w:type="dxa" w:w="60"/>
-              <w:right w:type="dxa" w:w="90"/>
-            </w:tcMar>
-          </w:tcPr>
-          <w:p>
-            <w:pPr>
-              <w:jc w:val="left"/>
-            </w:pPr>
-            <w:r>
-              <w:rPr>
-                <w:rFonts w:ascii="Malgun Gothic" w:cs="Malgun Gothic" w:eastAsia="Malgun Gothic" w:hAnsi="Malgun Gothic"/>
-                <w:sz w:val="20"/>
-                <w:szCs w:val="20"/>
-              </w:rPr>
-              <w:t xml:space="preserve">⚠️ ____</w:t>
-            </w:r>
-          </w:p>
-        </w:tc>
-        <w:tc>
-          <w:tcPr>
-            <w:tcW w:type="dxa" w:w="2560"/>
-            <w:tcBorders>
-              <w:top w:val="single" w:color="000000" w:sz="6"/>
-              <w:left w:val="single" w:color="000000" w:sz="6"/>
-              <w:bottom w:val="single" w:color="000000" w:sz="6"/>
-              <w:right w:val="single" w:color="000000" w:sz="6"/>
-            </w:tcBorders>
-            <w:tcMar>
-              <w:top w:type="dxa" w:w="60"/>
-              <w:left w:type="dxa" w:w="90"/>
-              <w:bottom w:type="dxa" w:w="60"/>
-              <w:right w:type="dxa" w:w="90"/>
-            </w:tcMar>
-          </w:tcPr>
-          <w:p>
-            <w:pPr>
-              <w:jc w:val="left"/>
-            </w:pPr>
-            <w:r>
-              <w:rPr>
-                <w:rFonts w:ascii="Malgun Gothic" w:cs="Malgun Gothic" w:eastAsia="Malgun Gothic" w:hAnsi="Malgun Gothic"/>
-                <w:sz w:val="20"/>
-                <w:szCs w:val="20"/>
-              </w:rPr>
-              <w:t xml:space="preserve">승압 모듈 3 A</w:t>
+              <w:t xml:space="preserve">약 1.5 A</w:t>
             </w:r>
           </w:p>
         </w:tc>
@@ -25604,30 +24699,17 @@
     </w:tbl>
     <w:p>
       <w:pPr>
-        <w:spacing w:after="60" w:line="290"/>
-        <w:ind w:left="360" w:hanging="240"/>
+        <w:spacing w:after="160"/>
+        <w:jc w:val="center"/>
       </w:pPr>
       <w:r>
         <w:rPr>
           <w:rFonts w:ascii="Malgun Gothic" w:cs="Malgun Gothic" w:eastAsia="Malgun Gothic" w:hAnsi="Malgun Gothic"/>
-          <w:sz w:val="20"/>
-          <w:szCs w:val="20"/>
-        </w:rPr>
-        <w:t xml:space="preserve">•  종합임무 1회(약 ____ 분) 소비 ____ Wh → 배터리 1조로 ____ 회 가능. 경기 사이 교체 1조 예비.</w:t>
-      </w:r>
-    </w:p>
-    <w:p>
-      <w:pPr>
-        <w:spacing w:after="60" w:line="290"/>
-        <w:ind w:left="360" w:hanging="240"/>
-      </w:pPr>
-      <w:r>
-        <w:rPr>
-          <w:rFonts w:ascii="Malgun Gothic" w:cs="Malgun Gothic" w:eastAsia="Malgun Gothic" w:hAnsi="Malgun Gothic"/>
-          <w:sz w:val="20"/>
-          <w:szCs w:val="20"/>
-        </w:rPr>
-        <w:t xml:space="preserve">•  에너지 절약: 감속 논리(slow_start_dist 1.2 m, min_speed_ratio 0.7)가 장애물 근접 시 추력을 줄이고, 정지·대기 상태에서 펌웨어가 중립을 유지한다.</w:t>
+          <w:color w:val="555555"/>
+          <w:sz w:val="18"/>
+          <w:szCs w:val="18"/>
+        </w:rPr>
+        <w:t xml:space="preserve">표 Ⅳ-3 부하별 전력</w:t>
       </w:r>
     </w:p>
     <w:p>
@@ -25643,7 +24725,7 @@
           <w:sz w:val="26"/>
           <w:szCs w:val="26"/>
         </w:rPr>
-        <w:t xml:space="preserve">7) 회로 장비 및 구성</w:t>
+        <w:t xml:space="preserve">6) 회로 장비 및 구성</w:t>
       </w:r>
     </w:p>
     <w:tbl>
@@ -25786,6 +24868,68 @@
           </w:tcPr>
           <w:p>
             <w:pPr>
+              <w:jc w:val="center"/>
+            </w:pPr>
+            <w:r>
+              <w:drawing>
+                <wp:inline distT="0" distB="0" distL="0" distR="0">
+                  <wp:extent cx="1143000" cy="952500"/>
+                  <wp:effectExtent t="0" r="0" b="0" l="0"/>
+                  <wp:docPr id="21" name=""/>
+                  <wp:cNvGraphicFramePr>
+                    <a:graphicFrameLocks xmlns:a="http://schemas.openxmlformats.org/drawingml/2006/main" noChangeAspect="1"/>
+                  </wp:cNvGraphicFramePr>
+                  <a:graphic xmlns:a="http://schemas.openxmlformats.org/drawingml/2006/main">
+                    <a:graphicData uri="http://schemas.openxmlformats.org/drawingml/2006/picture">
+                      <pic:pic xmlns:pic="http://schemas.openxmlformats.org/drawingml/2006/picture">
+                        <pic:nvPicPr>
+                          <pic:cNvPr id="0" name="" descr=""/>
+                          <pic:cNvPicPr>
+                            <a:picLocks noChangeAspect="1" noChangeArrowheads="1"/>
+                          </pic:cNvPicPr>
+                        </pic:nvPicPr>
+                        <pic:blipFill>
+                          <a:blip r:embed="rId27" cstate="none"/>
+                          <a:srcRect/>
+                          <a:stretch>
+                            <a:fillRect/>
+                          </a:stretch>
+                        </pic:blipFill>
+                        <pic:spPr bwMode="auto">
+                          <a:xfrm>
+                            <a:off x="0" y="0"/>
+                            <a:ext cx="1143000" cy="952500"/>
+                          </a:xfrm>
+                          <a:prstGeom prst="rect">
+                            <a:avLst/>
+                          </a:prstGeom>
+                        </pic:spPr>
+                      </pic:pic>
+                    </a:graphicData>
+                  </a:graphic>
+                </wp:inline>
+              </w:drawing>
+            </w:r>
+          </w:p>
+        </w:tc>
+        <w:tc>
+          <w:tcPr>
+            <w:tcW w:type="dxa" w:w="3000"/>
+            <w:tcBorders>
+              <w:top w:val="single" w:color="000000" w:sz="6"/>
+              <w:left w:val="single" w:color="000000" w:sz="6"/>
+              <w:bottom w:val="single" w:color="000000" w:sz="6"/>
+              <w:right w:val="single" w:color="000000" w:sz="6"/>
+            </w:tcBorders>
+            <w:tcMar>
+              <w:top w:type="dxa" w:w="60"/>
+              <w:left w:type="dxa" w:w="90"/>
+              <w:bottom w:type="dxa" w:w="60"/>
+              <w:right w:type="dxa" w:w="90"/>
+            </w:tcMar>
+          </w:tcPr>
+          <w:p>
+            <w:pPr>
               <w:jc w:val="left"/>
             </w:pPr>
             <w:r>
@@ -25794,13 +24938,13 @@
                 <w:sz w:val="20"/>
                 <w:szCs w:val="20"/>
               </w:rPr>
-              <w:t xml:space="preserve">(사진)</w:t>
-            </w:r>
-          </w:p>
-        </w:tc>
-        <w:tc>
-          <w:tcPr>
-            <w:tcW w:type="dxa" w:w="3000"/>
+              <w:t xml:space="preserve">Blue Robotics T200 ×2</w:t>
+            </w:r>
+          </w:p>
+        </w:tc>
+        <w:tc>
+          <w:tcPr>
+            <w:tcW w:type="dxa" w:w="4160"/>
             <w:tcBorders>
               <w:top w:val="single" w:color="000000" w:sz="6"/>
               <w:left w:val="single" w:color="000000" w:sz="6"/>
@@ -25824,37 +24968,7 @@
                 <w:sz w:val="20"/>
                 <w:szCs w:val="20"/>
               </w:rPr>
-              <w:t xml:space="preserve">T200 Thruster ×2</w:t>
-            </w:r>
-          </w:p>
-        </w:tc>
-        <w:tc>
-          <w:tcPr>
-            <w:tcW w:type="dxa" w:w="4160"/>
-            <w:tcBorders>
-              <w:top w:val="single" w:color="000000" w:sz="6"/>
-              <w:left w:val="single" w:color="000000" w:sz="6"/>
-              <w:bottom w:val="single" w:color="000000" w:sz="6"/>
-              <w:right w:val="single" w:color="000000" w:sz="6"/>
-            </w:tcBorders>
-            <w:tcMar>
-              <w:top w:type="dxa" w:w="60"/>
-              <w:left w:type="dxa" w:w="90"/>
-              <w:bottom w:type="dxa" w:w="60"/>
-              <w:right w:type="dxa" w:w="90"/>
-            </w:tcMar>
-          </w:tcPr>
-          <w:p>
-            <w:pPr>
-              <w:jc w:val="left"/>
-            </w:pPr>
-            <w:r>
-              <w:rPr>
-                <w:rFonts w:ascii="Malgun Gothic" w:cs="Malgun Gothic" w:eastAsia="Malgun Gothic" w:hAnsi="Malgun Gothic"/>
-                <w:sz w:val="20"/>
-                <w:szCs w:val="20"/>
-              </w:rPr>
-              <w:t xml:space="preserve">추진·조향 (선미 좌우)</w:t>
+              <w:t xml:space="preserve">추진·조향</w:t>
             </w:r>
           </w:p>
         </w:tc>
@@ -25878,6 +24992,68 @@
           </w:tcPr>
           <w:p>
             <w:pPr>
+              <w:jc w:val="center"/>
+            </w:pPr>
+            <w:r>
+              <w:drawing>
+                <wp:inline distT="0" distB="0" distL="0" distR="0">
+                  <wp:extent cx="695325" cy="952500"/>
+                  <wp:effectExtent t="0" r="0" b="0" l="0"/>
+                  <wp:docPr id="22" name=""/>
+                  <wp:cNvGraphicFramePr>
+                    <a:graphicFrameLocks xmlns:a="http://schemas.openxmlformats.org/drawingml/2006/main" noChangeAspect="1"/>
+                  </wp:cNvGraphicFramePr>
+                  <a:graphic xmlns:a="http://schemas.openxmlformats.org/drawingml/2006/main">
+                    <a:graphicData uri="http://schemas.openxmlformats.org/drawingml/2006/picture">
+                      <pic:pic xmlns:pic="http://schemas.openxmlformats.org/drawingml/2006/picture">
+                        <pic:nvPicPr>
+                          <pic:cNvPr id="0" name="" descr=""/>
+                          <pic:cNvPicPr>
+                            <a:picLocks noChangeAspect="1" noChangeArrowheads="1"/>
+                          </pic:cNvPicPr>
+                        </pic:nvPicPr>
+                        <pic:blipFill>
+                          <a:blip r:embed="rId28" cstate="none"/>
+                          <a:srcRect/>
+                          <a:stretch>
+                            <a:fillRect/>
+                          </a:stretch>
+                        </pic:blipFill>
+                        <pic:spPr bwMode="auto">
+                          <a:xfrm>
+                            <a:off x="0" y="0"/>
+                            <a:ext cx="695325" cy="952500"/>
+                          </a:xfrm>
+                          <a:prstGeom prst="rect">
+                            <a:avLst/>
+                          </a:prstGeom>
+                        </pic:spPr>
+                      </pic:pic>
+                    </a:graphicData>
+                  </a:graphic>
+                </wp:inline>
+              </w:drawing>
+            </w:r>
+          </w:p>
+        </w:tc>
+        <w:tc>
+          <w:tcPr>
+            <w:tcW w:type="dxa" w:w="3000"/>
+            <w:tcBorders>
+              <w:top w:val="single" w:color="000000" w:sz="6"/>
+              <w:left w:val="single" w:color="000000" w:sz="6"/>
+              <w:bottom w:val="single" w:color="000000" w:sz="6"/>
+              <w:right w:val="single" w:color="000000" w:sz="6"/>
+            </w:tcBorders>
+            <w:tcMar>
+              <w:top w:type="dxa" w:w="60"/>
+              <w:left w:type="dxa" w:w="90"/>
+              <w:bottom w:type="dxa" w:w="60"/>
+              <w:right w:type="dxa" w:w="90"/>
+            </w:tcMar>
+          </w:tcPr>
+          <w:p>
+            <w:pPr>
               <w:jc w:val="left"/>
             </w:pPr>
             <w:r>
@@ -25886,13 +25062,13 @@
                 <w:sz w:val="20"/>
                 <w:szCs w:val="20"/>
               </w:rPr>
-              <w:t xml:space="preserve">(사진)</w:t>
-            </w:r>
-          </w:p>
-        </w:tc>
-        <w:tc>
-          <w:tcPr>
-            <w:tcW w:type="dxa" w:w="3000"/>
+              <w:t xml:space="preserve">Blue Robotics BESC30-R3 ×2</w:t>
+            </w:r>
+          </w:p>
+        </w:tc>
+        <w:tc>
+          <w:tcPr>
+            <w:tcW w:type="dxa" w:w="4160"/>
             <w:tcBorders>
               <w:top w:val="single" w:color="000000" w:sz="6"/>
               <w:left w:val="single" w:color="000000" w:sz="6"/>
@@ -25916,37 +25092,7 @@
                 <w:sz w:val="20"/>
                 <w:szCs w:val="20"/>
               </w:rPr>
-              <w:t xml:space="preserve">BlueRobotics BESC30-R3 ×2</w:t>
-            </w:r>
-          </w:p>
-        </w:tc>
-        <w:tc>
-          <w:tcPr>
-            <w:tcW w:type="dxa" w:w="4160"/>
-            <w:tcBorders>
-              <w:top w:val="single" w:color="000000" w:sz="6"/>
-              <w:left w:val="single" w:color="000000" w:sz="6"/>
-              <w:bottom w:val="single" w:color="000000" w:sz="6"/>
-              <w:right w:val="single" w:color="000000" w:sz="6"/>
-            </w:tcBorders>
-            <w:tcMar>
-              <w:top w:type="dxa" w:w="60"/>
-              <w:left w:type="dxa" w:w="90"/>
-              <w:bottom w:type="dxa" w:w="60"/>
-              <w:right w:type="dxa" w:w="90"/>
-            </w:tcMar>
-          </w:tcPr>
-          <w:p>
-            <w:pPr>
-              <w:jc w:val="left"/>
-            </w:pPr>
-            <w:r>
-              <w:rPr>
-                <w:rFonts w:ascii="Malgun Gothic" w:cs="Malgun Gothic" w:eastAsia="Malgun Gothic" w:hAnsi="Malgun Gothic"/>
-                <w:sz w:val="20"/>
-                <w:szCs w:val="20"/>
-              </w:rPr>
-              <w:t xml:space="preserve">양방향 ESC, 공장 설정</w:t>
+              <w:t xml:space="preserve">양방향 ESC</w:t>
             </w:r>
           </w:p>
         </w:tc>
@@ -25970,6 +25116,68 @@
           </w:tcPr>
           <w:p>
             <w:pPr>
+              <w:jc w:val="center"/>
+            </w:pPr>
+            <w:r>
+              <w:drawing>
+                <wp:inline distT="0" distB="0" distL="0" distR="0">
+                  <wp:extent cx="1123950" cy="952500"/>
+                  <wp:effectExtent t="0" r="0" b="0" l="0"/>
+                  <wp:docPr id="23" name=""/>
+                  <wp:cNvGraphicFramePr>
+                    <a:graphicFrameLocks xmlns:a="http://schemas.openxmlformats.org/drawingml/2006/main" noChangeAspect="1"/>
+                  </wp:cNvGraphicFramePr>
+                  <a:graphic xmlns:a="http://schemas.openxmlformats.org/drawingml/2006/main">
+                    <a:graphicData uri="http://schemas.openxmlformats.org/drawingml/2006/picture">
+                      <pic:pic xmlns:pic="http://schemas.openxmlformats.org/drawingml/2006/picture">
+                        <pic:nvPicPr>
+                          <pic:cNvPr id="0" name="" descr=""/>
+                          <pic:cNvPicPr>
+                            <a:picLocks noChangeAspect="1" noChangeArrowheads="1"/>
+                          </pic:cNvPicPr>
+                        </pic:nvPicPr>
+                        <pic:blipFill>
+                          <a:blip r:embed="rId29" cstate="none"/>
+                          <a:srcRect/>
+                          <a:stretch>
+                            <a:fillRect/>
+                          </a:stretch>
+                        </pic:blipFill>
+                        <pic:spPr bwMode="auto">
+                          <a:xfrm>
+                            <a:off x="0" y="0"/>
+                            <a:ext cx="1123950" cy="952500"/>
+                          </a:xfrm>
+                          <a:prstGeom prst="rect">
+                            <a:avLst/>
+                          </a:prstGeom>
+                        </pic:spPr>
+                      </pic:pic>
+                    </a:graphicData>
+                  </a:graphic>
+                </wp:inline>
+              </w:drawing>
+            </w:r>
+          </w:p>
+        </w:tc>
+        <w:tc>
+          <w:tcPr>
+            <w:tcW w:type="dxa" w:w="3000"/>
+            <w:tcBorders>
+              <w:top w:val="single" w:color="000000" w:sz="6"/>
+              <w:left w:val="single" w:color="000000" w:sz="6"/>
+              <w:bottom w:val="single" w:color="000000" w:sz="6"/>
+              <w:right w:val="single" w:color="000000" w:sz="6"/>
+            </w:tcBorders>
+            <w:tcMar>
+              <w:top w:type="dxa" w:w="60"/>
+              <w:left w:type="dxa" w:w="90"/>
+              <w:bottom w:type="dxa" w:w="60"/>
+              <w:right w:type="dxa" w:w="90"/>
+            </w:tcMar>
+          </w:tcPr>
+          <w:p>
+            <w:pPr>
               <w:jc w:val="left"/>
             </w:pPr>
             <w:r>
@@ -25978,13 +25186,13 @@
                 <w:sz w:val="20"/>
                 <w:szCs w:val="20"/>
               </w:rPr>
-              <w:t xml:space="preserve">(사진)</w:t>
-            </w:r>
-          </w:p>
-        </w:tc>
-        <w:tc>
-          <w:tcPr>
-            <w:tcW w:type="dxa" w:w="3000"/>
+              <w:t xml:space="preserve">DXF 4S 14.8 V 8400 mAh 120C ×2</w:t>
+            </w:r>
+          </w:p>
+        </w:tc>
+        <w:tc>
+          <w:tcPr>
+            <w:tcW w:type="dxa" w:w="4160"/>
             <w:tcBorders>
               <w:top w:val="single" w:color="000000" w:sz="6"/>
               <w:left w:val="single" w:color="000000" w:sz="6"/>
@@ -26008,37 +25216,7 @@
                 <w:sz w:val="20"/>
                 <w:szCs w:val="20"/>
               </w:rPr>
-              <w:t xml:space="preserve">DXF 4S 14.8 V 8400 mAh 120C ×2 (+ 팀 예비 1)</w:t>
-            </w:r>
-          </w:p>
-        </w:tc>
-        <w:tc>
-          <w:tcPr>
-            <w:tcW w:type="dxa" w:w="4160"/>
-            <w:tcBorders>
-              <w:top w:val="single" w:color="000000" w:sz="6"/>
-              <w:left w:val="single" w:color="000000" w:sz="6"/>
-              <w:bottom w:val="single" w:color="000000" w:sz="6"/>
-              <w:right w:val="single" w:color="000000" w:sz="6"/>
-            </w:tcBorders>
-            <w:tcMar>
-              <w:top w:type="dxa" w:w="60"/>
-              <w:left w:type="dxa" w:w="90"/>
-              <w:bottom w:type="dxa" w:w="60"/>
-              <w:right w:type="dxa" w:w="90"/>
-            </w:tcMar>
-          </w:tcPr>
-          <w:p>
-            <w:pPr>
-              <w:jc w:val="left"/>
-            </w:pPr>
-            <w:r>
-              <w:rPr>
-                <w:rFonts w:ascii="Malgun Gothic" w:cs="Malgun Gothic" w:eastAsia="Malgun Gothic" w:hAnsi="Malgun Gothic"/>
-                <w:sz w:val="20"/>
-                <w:szCs w:val="20"/>
-              </w:rPr>
-              <w:t xml:space="preserve">배당 2</w:t>
+              <w:t xml:space="preserve">추진·보조 전원</w:t>
             </w:r>
           </w:p>
         </w:tc>
@@ -26062,6 +25240,68 @@
           </w:tcPr>
           <w:p>
             <w:pPr>
+              <w:jc w:val="center"/>
+            </w:pPr>
+            <w:r>
+              <w:drawing>
+                <wp:inline distT="0" distB="0" distL="0" distR="0">
+                  <wp:extent cx="685800" cy="952500"/>
+                  <wp:effectExtent t="0" r="0" b="0" l="0"/>
+                  <wp:docPr id="24" name=""/>
+                  <wp:cNvGraphicFramePr>
+                    <a:graphicFrameLocks xmlns:a="http://schemas.openxmlformats.org/drawingml/2006/main" noChangeAspect="1"/>
+                  </wp:cNvGraphicFramePr>
+                  <a:graphic xmlns:a="http://schemas.openxmlformats.org/drawingml/2006/main">
+                    <a:graphicData uri="http://schemas.openxmlformats.org/drawingml/2006/picture">
+                      <pic:pic xmlns:pic="http://schemas.openxmlformats.org/drawingml/2006/picture">
+                        <pic:nvPicPr>
+                          <pic:cNvPr id="0" name="" descr=""/>
+                          <pic:cNvPicPr>
+                            <a:picLocks noChangeAspect="1" noChangeArrowheads="1"/>
+                          </pic:cNvPicPr>
+                        </pic:nvPicPr>
+                        <pic:blipFill>
+                          <a:blip r:embed="rId30" cstate="none"/>
+                          <a:srcRect/>
+                          <a:stretch>
+                            <a:fillRect/>
+                          </a:stretch>
+                        </pic:blipFill>
+                        <pic:spPr bwMode="auto">
+                          <a:xfrm>
+                            <a:off x="0" y="0"/>
+                            <a:ext cx="685800" cy="952500"/>
+                          </a:xfrm>
+                          <a:prstGeom prst="rect">
+                            <a:avLst/>
+                          </a:prstGeom>
+                        </pic:spPr>
+                      </pic:pic>
+                    </a:graphicData>
+                  </a:graphic>
+                </wp:inline>
+              </w:drawing>
+            </w:r>
+          </w:p>
+        </w:tc>
+        <w:tc>
+          <w:tcPr>
+            <w:tcW w:type="dxa" w:w="3000"/>
+            <w:tcBorders>
+              <w:top w:val="single" w:color="000000" w:sz="6"/>
+              <w:left w:val="single" w:color="000000" w:sz="6"/>
+              <w:bottom w:val="single" w:color="000000" w:sz="6"/>
+              <w:right w:val="single" w:color="000000" w:sz="6"/>
+            </w:tcBorders>
+            <w:tcMar>
+              <w:top w:type="dxa" w:w="60"/>
+              <w:left w:type="dxa" w:w="90"/>
+              <w:bottom w:type="dxa" w:w="60"/>
+              <w:right w:type="dxa" w:w="90"/>
+            </w:tcMar>
+          </w:tcPr>
+          <w:p>
+            <w:pPr>
               <w:jc w:val="left"/>
             </w:pPr>
             <w:r>
@@ -26070,37 +25310,7 @@
                 <w:sz w:val="20"/>
                 <w:szCs w:val="20"/>
               </w:rPr>
-              <w:t xml:space="preserve">(사진)</w:t>
-            </w:r>
-          </w:p>
-        </w:tc>
-        <w:tc>
-          <w:tcPr>
-            <w:tcW w:type="dxa" w:w="3000"/>
-            <w:tcBorders>
-              <w:top w:val="single" w:color="000000" w:sz="6"/>
-              <w:left w:val="single" w:color="000000" w:sz="6"/>
-              <w:bottom w:val="single" w:color="000000" w:sz="6"/>
-              <w:right w:val="single" w:color="000000" w:sz="6"/>
-            </w:tcBorders>
-            <w:tcMar>
-              <w:top w:type="dxa" w:w="60"/>
-              <w:left w:type="dxa" w:w="90"/>
-              <w:bottom w:type="dxa" w:w="60"/>
-              <w:right w:type="dxa" w:w="90"/>
-            </w:tcMar>
-          </w:tcPr>
-          <w:p>
-            <w:pPr>
-              <w:jc w:val="left"/>
-            </w:pPr>
-            <w:r>
-              <w:rPr>
-                <w:rFonts w:ascii="Malgun Gothic" w:cs="Malgun Gothic" w:eastAsia="Malgun Gothic" w:hAnsi="Malgun Gothic"/>
-                <w:sz w:val="20"/>
-                <w:szCs w:val="20"/>
-              </w:rPr>
-              <w:t xml:space="preserve">LS MD-30a 접촉기 DC 24 V</w:t>
+              <w:t xml:space="preserve">LS Metasol MD-30a (DC 24 V, 2극)</w:t>
             </w:r>
           </w:p>
         </w:tc>
@@ -26154,6 +25364,68 @@
           </w:tcPr>
           <w:p>
             <w:pPr>
+              <w:jc w:val="center"/>
+            </w:pPr>
+            <w:r>
+              <w:drawing>
+                <wp:inline distT="0" distB="0" distL="0" distR="0">
+                  <wp:extent cx="1143000" cy="895350"/>
+                  <wp:effectExtent t="0" r="0" b="0" l="0"/>
+                  <wp:docPr id="25" name=""/>
+                  <wp:cNvGraphicFramePr>
+                    <a:graphicFrameLocks xmlns:a="http://schemas.openxmlformats.org/drawingml/2006/main" noChangeAspect="1"/>
+                  </wp:cNvGraphicFramePr>
+                  <a:graphic xmlns:a="http://schemas.openxmlformats.org/drawingml/2006/main">
+                    <a:graphicData uri="http://schemas.openxmlformats.org/drawingml/2006/picture">
+                      <pic:pic xmlns:pic="http://schemas.openxmlformats.org/drawingml/2006/picture">
+                        <pic:nvPicPr>
+                          <pic:cNvPr id="0" name="" descr=""/>
+                          <pic:cNvPicPr>
+                            <a:picLocks noChangeAspect="1" noChangeArrowheads="1"/>
+                          </pic:cNvPicPr>
+                        </pic:nvPicPr>
+                        <pic:blipFill>
+                          <a:blip r:embed="rId31" cstate="none"/>
+                          <a:srcRect/>
+                          <a:stretch>
+                            <a:fillRect/>
+                          </a:stretch>
+                        </pic:blipFill>
+                        <pic:spPr bwMode="auto">
+                          <a:xfrm>
+                            <a:off x="0" y="0"/>
+                            <a:ext cx="1143000" cy="895350"/>
+                          </a:xfrm>
+                          <a:prstGeom prst="rect">
+                            <a:avLst/>
+                          </a:prstGeom>
+                        </pic:spPr>
+                      </pic:pic>
+                    </a:graphicData>
+                  </a:graphic>
+                </wp:inline>
+              </w:drawing>
+            </w:r>
+          </w:p>
+        </w:tc>
+        <w:tc>
+          <w:tcPr>
+            <w:tcW w:type="dxa" w:w="3000"/>
+            <w:tcBorders>
+              <w:top w:val="single" w:color="000000" w:sz="6"/>
+              <w:left w:val="single" w:color="000000" w:sz="6"/>
+              <w:bottom w:val="single" w:color="000000" w:sz="6"/>
+              <w:right w:val="single" w:color="000000" w:sz="6"/>
+            </w:tcBorders>
+            <w:tcMar>
+              <w:top w:type="dxa" w:w="60"/>
+              <w:left w:type="dxa" w:w="90"/>
+              <w:bottom w:type="dxa" w:w="60"/>
+              <w:right w:type="dxa" w:w="90"/>
+            </w:tcMar>
+          </w:tcPr>
+          <w:p>
+            <w:pPr>
               <w:jc w:val="left"/>
             </w:pPr>
             <w:r>
@@ -26162,37 +25434,7 @@
                 <w:sz w:val="20"/>
                 <w:szCs w:val="20"/>
               </w:rPr>
-              <w:t xml:space="preserve">(사진)</w:t>
-            </w:r>
-          </w:p>
-        </w:tc>
-        <w:tc>
-          <w:tcPr>
-            <w:tcW w:type="dxa" w:w="3000"/>
-            <w:tcBorders>
-              <w:top w:val="single" w:color="000000" w:sz="6"/>
-              <w:left w:val="single" w:color="000000" w:sz="6"/>
-              <w:bottom w:val="single" w:color="000000" w:sz="6"/>
-              <w:right w:val="single" w:color="000000" w:sz="6"/>
-            </w:tcBorders>
-            <w:tcMar>
-              <w:top w:type="dxa" w:w="60"/>
-              <w:left w:type="dxa" w:w="90"/>
-              <w:bottom w:type="dxa" w:w="60"/>
-              <w:right w:type="dxa" w:w="90"/>
-            </w:tcMar>
-          </w:tcPr>
-          <w:p>
-            <w:pPr>
-              <w:jc w:val="left"/>
-            </w:pPr>
-            <w:r>
-              <w:rPr>
-                <w:rFonts w:ascii="Malgun Gothic" w:cs="Malgun Gothic" w:eastAsia="Malgun Gothic" w:hAnsi="Malgun Gothic"/>
-                <w:sz w:val="20"/>
-                <w:szCs w:val="20"/>
-              </w:rPr>
-              <w:t xml:space="preserve">SZH-BPM001 승압 9~20 V → 24 V 3 A</w:t>
+              <w:t xml:space="preserve">SZH-BPM001 승압 컨버터 (→ 24 V)</w:t>
             </w:r>
           </w:p>
         </w:tc>
@@ -26246,6 +25488,68 @@
           </w:tcPr>
           <w:p>
             <w:pPr>
+              <w:jc w:val="center"/>
+            </w:pPr>
+            <w:r>
+              <w:drawing>
+                <wp:inline distT="0" distB="0" distL="0" distR="0">
+                  <wp:extent cx="981075" cy="952500"/>
+                  <wp:effectExtent t="0" r="0" b="0" l="0"/>
+                  <wp:docPr id="26" name=""/>
+                  <wp:cNvGraphicFramePr>
+                    <a:graphicFrameLocks xmlns:a="http://schemas.openxmlformats.org/drawingml/2006/main" noChangeAspect="1"/>
+                  </wp:cNvGraphicFramePr>
+                  <a:graphic xmlns:a="http://schemas.openxmlformats.org/drawingml/2006/main">
+                    <a:graphicData uri="http://schemas.openxmlformats.org/drawingml/2006/picture">
+                      <pic:pic xmlns:pic="http://schemas.openxmlformats.org/drawingml/2006/picture">
+                        <pic:nvPicPr>
+                          <pic:cNvPr id="0" name="" descr=""/>
+                          <pic:cNvPicPr>
+                            <a:picLocks noChangeAspect="1" noChangeArrowheads="1"/>
+                          </pic:cNvPicPr>
+                        </pic:nvPicPr>
+                        <pic:blipFill>
+                          <a:blip r:embed="rId32" cstate="none"/>
+                          <a:srcRect/>
+                          <a:stretch>
+                            <a:fillRect/>
+                          </a:stretch>
+                        </pic:blipFill>
+                        <pic:spPr bwMode="auto">
+                          <a:xfrm>
+                            <a:off x="0" y="0"/>
+                            <a:ext cx="981075" cy="952500"/>
+                          </a:xfrm>
+                          <a:prstGeom prst="rect">
+                            <a:avLst/>
+                          </a:prstGeom>
+                        </pic:spPr>
+                      </pic:pic>
+                    </a:graphicData>
+                  </a:graphic>
+                </wp:inline>
+              </w:drawing>
+            </w:r>
+          </w:p>
+        </w:tc>
+        <w:tc>
+          <w:tcPr>
+            <w:tcW w:type="dxa" w:w="3000"/>
+            <w:tcBorders>
+              <w:top w:val="single" w:color="000000" w:sz="6"/>
+              <w:left w:val="single" w:color="000000" w:sz="6"/>
+              <w:bottom w:val="single" w:color="000000" w:sz="6"/>
+              <w:right w:val="single" w:color="000000" w:sz="6"/>
+            </w:tcBorders>
+            <w:tcMar>
+              <w:top w:type="dxa" w:w="60"/>
+              <w:left w:type="dxa" w:w="90"/>
+              <w:bottom w:type="dxa" w:w="60"/>
+              <w:right w:type="dxa" w:w="90"/>
+            </w:tcMar>
+          </w:tcPr>
+          <w:p>
+            <w:pPr>
               <w:jc w:val="left"/>
             </w:pPr>
             <w:r>
@@ -26254,37 +25558,7 @@
                 <w:sz w:val="20"/>
                 <w:szCs w:val="20"/>
               </w:rPr>
-              <w:t xml:space="preserve">(사진)</w:t>
-            </w:r>
-          </w:p>
-        </w:tc>
-        <w:tc>
-          <w:tcPr>
-            <w:tcW w:type="dxa" w:w="3000"/>
-            <w:tcBorders>
-              <w:top w:val="single" w:color="000000" w:sz="6"/>
-              <w:left w:val="single" w:color="000000" w:sz="6"/>
-              <w:bottom w:val="single" w:color="000000" w:sz="6"/>
-              <w:right w:val="single" w:color="000000" w:sz="6"/>
-            </w:tcBorders>
-            <w:tcMar>
-              <w:top w:type="dxa" w:w="60"/>
-              <w:left w:type="dxa" w:w="90"/>
-              <w:bottom w:type="dxa" w:w="60"/>
-              <w:right w:type="dxa" w:w="90"/>
-            </w:tcMar>
-          </w:tcPr>
-          <w:p>
-            <w:pPr>
-              <w:jc w:val="left"/>
-            </w:pPr>
-            <w:r>
-              <w:rPr>
-                <w:rFonts w:ascii="Malgun Gothic" w:cs="Malgun Gothic" w:eastAsia="Malgun Gothic" w:hAnsi="Malgun Gothic"/>
-                <w:sz w:val="20"/>
-                <w:szCs w:val="20"/>
-              </w:rPr>
-              <w:t xml:space="preserve">RF 무선 릴레이 + NC 비상정지 버튼</w:t>
+              <w:t xml:space="preserve">무선 릴레이 SRD-12VDC-SL-C + NC 비상정지 버튼</w:t>
             </w:r>
           </w:p>
         </w:tc>
@@ -26338,6 +25612,68 @@
           </w:tcPr>
           <w:p>
             <w:pPr>
+              <w:jc w:val="center"/>
+            </w:pPr>
+            <w:r>
+              <w:drawing>
+                <wp:inline distT="0" distB="0" distL="0" distR="0">
+                  <wp:extent cx="1143000" cy="952500"/>
+                  <wp:effectExtent t="0" r="0" b="0" l="0"/>
+                  <wp:docPr id="27" name=""/>
+                  <wp:cNvGraphicFramePr>
+                    <a:graphicFrameLocks xmlns:a="http://schemas.openxmlformats.org/drawingml/2006/main" noChangeAspect="1"/>
+                  </wp:cNvGraphicFramePr>
+                  <a:graphic xmlns:a="http://schemas.openxmlformats.org/drawingml/2006/main">
+                    <a:graphicData uri="http://schemas.openxmlformats.org/drawingml/2006/picture">
+                      <pic:pic xmlns:pic="http://schemas.openxmlformats.org/drawingml/2006/picture">
+                        <pic:nvPicPr>
+                          <pic:cNvPr id="0" name="" descr=""/>
+                          <pic:cNvPicPr>
+                            <a:picLocks noChangeAspect="1" noChangeArrowheads="1"/>
+                          </pic:cNvPicPr>
+                        </pic:nvPicPr>
+                        <pic:blipFill>
+                          <a:blip r:embed="rId33" cstate="none"/>
+                          <a:srcRect/>
+                          <a:stretch>
+                            <a:fillRect/>
+                          </a:stretch>
+                        </pic:blipFill>
+                        <pic:spPr bwMode="auto">
+                          <a:xfrm>
+                            <a:off x="0" y="0"/>
+                            <a:ext cx="1143000" cy="952500"/>
+                          </a:xfrm>
+                          <a:prstGeom prst="rect">
+                            <a:avLst/>
+                          </a:prstGeom>
+                        </pic:spPr>
+                      </pic:pic>
+                    </a:graphicData>
+                  </a:graphic>
+                </wp:inline>
+              </w:drawing>
+            </w:r>
+          </w:p>
+        </w:tc>
+        <w:tc>
+          <w:tcPr>
+            <w:tcW w:type="dxa" w:w="3000"/>
+            <w:tcBorders>
+              <w:top w:val="single" w:color="000000" w:sz="6"/>
+              <w:left w:val="single" w:color="000000" w:sz="6"/>
+              <w:bottom w:val="single" w:color="000000" w:sz="6"/>
+              <w:right w:val="single" w:color="000000" w:sz="6"/>
+            </w:tcBorders>
+            <w:tcMar>
+              <w:top w:type="dxa" w:w="60"/>
+              <w:left w:type="dxa" w:w="90"/>
+              <w:bottom w:type="dxa" w:w="60"/>
+              <w:right w:type="dxa" w:w="90"/>
+            </w:tcMar>
+          </w:tcPr>
+          <w:p>
+            <w:pPr>
               <w:jc w:val="left"/>
             </w:pPr>
             <w:r>
@@ -26346,13 +25682,13 @@
                 <w:sz w:val="20"/>
                 <w:szCs w:val="20"/>
               </w:rPr>
-              <w:t xml:space="preserve">(사진)</w:t>
-            </w:r>
-          </w:p>
-        </w:tc>
-        <w:tc>
-          <w:tcPr>
-            <w:tcW w:type="dxa" w:w="3000"/>
+              <w:t xml:space="preserve">PoE 인젝터 (DC 12~48 V → 48 V 802.3af)</w:t>
+            </w:r>
+          </w:p>
+        </w:tc>
+        <w:tc>
+          <w:tcPr>
+            <w:tcW w:type="dxa" w:w="4160"/>
             <w:tcBorders>
               <w:top w:val="single" w:color="000000" w:sz="6"/>
               <w:left w:val="single" w:color="000000" w:sz="6"/>
@@ -26376,37 +25712,7 @@
                 <w:sz w:val="20"/>
                 <w:szCs w:val="20"/>
               </w:rPr>
-              <w:t xml:space="preserve">REVOTECH PSE5502G PoE 인젝터</w:t>
-            </w:r>
-          </w:p>
-        </w:tc>
-        <w:tc>
-          <w:tcPr>
-            <w:tcW w:type="dxa" w:w="4160"/>
-            <w:tcBorders>
-              <w:top w:val="single" w:color="000000" w:sz="6"/>
-              <w:left w:val="single" w:color="000000" w:sz="6"/>
-              <w:bottom w:val="single" w:color="000000" w:sz="6"/>
-              <w:right w:val="single" w:color="000000" w:sz="6"/>
-            </w:tcBorders>
-            <w:tcMar>
-              <w:top w:type="dxa" w:w="60"/>
-              <w:left w:type="dxa" w:w="90"/>
-              <w:bottom w:type="dxa" w:w="60"/>
-              <w:right w:type="dxa" w:w="90"/>
-            </w:tcMar>
-          </w:tcPr>
-          <w:p>
-            <w:pPr>
-              <w:jc w:val="left"/>
-            </w:pPr>
-            <w:r>
-              <w:rPr>
-                <w:rFonts w:ascii="Malgun Gothic" w:cs="Malgun Gothic" w:eastAsia="Malgun Gothic" w:hAnsi="Malgun Gothic"/>
-                <w:sz w:val="20"/>
-                <w:szCs w:val="20"/>
-              </w:rPr>
-              <w:t xml:space="preserve">OAK 급전 (DC 12-48 V → 48 V 802.3af)</w:t>
+              <w:t xml:space="preserve">카메라 급전</w:t>
             </w:r>
           </w:p>
         </w:tc>
@@ -26430,6 +25736,68 @@
           </w:tcPr>
           <w:p>
             <w:pPr>
+              <w:jc w:val="center"/>
+            </w:pPr>
+            <w:r>
+              <w:drawing>
+                <wp:inline distT="0" distB="0" distL="0" distR="0">
+                  <wp:extent cx="1019175" cy="952500"/>
+                  <wp:effectExtent t="0" r="0" b="0" l="0"/>
+                  <wp:docPr id="28" name=""/>
+                  <wp:cNvGraphicFramePr>
+                    <a:graphicFrameLocks xmlns:a="http://schemas.openxmlformats.org/drawingml/2006/main" noChangeAspect="1"/>
+                  </wp:cNvGraphicFramePr>
+                  <a:graphic xmlns:a="http://schemas.openxmlformats.org/drawingml/2006/main">
+                    <a:graphicData uri="http://schemas.openxmlformats.org/drawingml/2006/picture">
+                      <pic:pic xmlns:pic="http://schemas.openxmlformats.org/drawingml/2006/picture">
+                        <pic:nvPicPr>
+                          <pic:cNvPr id="0" name="" descr=""/>
+                          <pic:cNvPicPr>
+                            <a:picLocks noChangeAspect="1" noChangeArrowheads="1"/>
+                          </pic:cNvPicPr>
+                        </pic:nvPicPr>
+                        <pic:blipFill>
+                          <a:blip r:embed="rId34" cstate="none"/>
+                          <a:srcRect/>
+                          <a:stretch>
+                            <a:fillRect/>
+                          </a:stretch>
+                        </pic:blipFill>
+                        <pic:spPr bwMode="auto">
+                          <a:xfrm>
+                            <a:off x="0" y="0"/>
+                            <a:ext cx="1019175" cy="952500"/>
+                          </a:xfrm>
+                          <a:prstGeom prst="rect">
+                            <a:avLst/>
+                          </a:prstGeom>
+                        </pic:spPr>
+                      </pic:pic>
+                    </a:graphicData>
+                  </a:graphic>
+                </wp:inline>
+              </w:drawing>
+            </w:r>
+          </w:p>
+        </w:tc>
+        <w:tc>
+          <w:tcPr>
+            <w:tcW w:type="dxa" w:w="3000"/>
+            <w:tcBorders>
+              <w:top w:val="single" w:color="000000" w:sz="6"/>
+              <w:left w:val="single" w:color="000000" w:sz="6"/>
+              <w:bottom w:val="single" w:color="000000" w:sz="6"/>
+              <w:right w:val="single" w:color="000000" w:sz="6"/>
+            </w:tcBorders>
+            <w:tcMar>
+              <w:top w:type="dxa" w:w="60"/>
+              <w:left w:type="dxa" w:w="90"/>
+              <w:bottom w:type="dxa" w:w="60"/>
+              <w:right w:type="dxa" w:w="90"/>
+            </w:tcMar>
+          </w:tcPr>
+          <w:p>
+            <w:pPr>
               <w:jc w:val="left"/>
             </w:pPr>
             <w:r>
@@ -26438,13 +25806,13 @@
                 <w:sz w:val="20"/>
                 <w:szCs w:val="20"/>
               </w:rPr>
-              <w:t xml:space="preserve">(사진)</w:t>
-            </w:r>
-          </w:p>
-        </w:tc>
-        <w:tc>
-          <w:tcPr>
-            <w:tcW w:type="dxa" w:w="3000"/>
+              <w:t xml:space="preserve">SZWENGAO WG-1224S0505 (5 V 5 A)</w:t>
+            </w:r>
+          </w:p>
+        </w:tc>
+        <w:tc>
+          <w:tcPr>
+            <w:tcW w:type="dxa" w:w="4160"/>
             <w:tcBorders>
               <w:top w:val="single" w:color="000000" w:sz="6"/>
               <w:left w:val="single" w:color="000000" w:sz="6"/>
@@ -26468,37 +25836,7 @@
                 <w:sz w:val="20"/>
                 <w:szCs w:val="20"/>
               </w:rPr>
-              <w:t xml:space="preserve">SZWENGAO WG-1224S0505 5 V 5 A</w:t>
-            </w:r>
-          </w:p>
-        </w:tc>
-        <w:tc>
-          <w:tcPr>
-            <w:tcW w:type="dxa" w:w="4160"/>
-            <w:tcBorders>
-              <w:top w:val="single" w:color="000000" w:sz="6"/>
-              <w:left w:val="single" w:color="000000" w:sz="6"/>
-              <w:bottom w:val="single" w:color="000000" w:sz="6"/>
-              <w:right w:val="single" w:color="000000" w:sz="6"/>
-            </w:tcBorders>
-            <w:tcMar>
-              <w:top w:type="dxa" w:w="60"/>
-              <w:left w:type="dxa" w:w="90"/>
-              <w:bottom w:type="dxa" w:w="60"/>
-              <w:right w:type="dxa" w:w="90"/>
-            </w:tcMar>
-          </w:tcPr>
-          <w:p>
-            <w:pPr>
-              <w:jc w:val="left"/>
-            </w:pPr>
-            <w:r>
-              <w:rPr>
-                <w:rFonts w:ascii="Malgun Gothic" w:cs="Malgun Gothic" w:eastAsia="Malgun Gothic" w:hAnsi="Malgun Gothic"/>
-                <w:sz w:val="20"/>
-                <w:szCs w:val="20"/>
-              </w:rPr>
-              <w:t xml:space="preserve">허브 급전 (5 V 고정, IP68)</w:t>
+              <w:t xml:space="preserve">USB 허브 급전</w:t>
             </w:r>
           </w:p>
         </w:tc>
@@ -26522,6 +25860,68 @@
           </w:tcPr>
           <w:p>
             <w:pPr>
+              <w:jc w:val="center"/>
+            </w:pPr>
+            <w:r>
+              <w:drawing>
+                <wp:inline distT="0" distB="0" distL="0" distR="0">
+                  <wp:extent cx="1143000" cy="942975"/>
+                  <wp:effectExtent t="0" r="0" b="0" l="0"/>
+                  <wp:docPr id="29" name=""/>
+                  <wp:cNvGraphicFramePr>
+                    <a:graphicFrameLocks xmlns:a="http://schemas.openxmlformats.org/drawingml/2006/main" noChangeAspect="1"/>
+                  </wp:cNvGraphicFramePr>
+                  <a:graphic xmlns:a="http://schemas.openxmlformats.org/drawingml/2006/main">
+                    <a:graphicData uri="http://schemas.openxmlformats.org/drawingml/2006/picture">
+                      <pic:pic xmlns:pic="http://schemas.openxmlformats.org/drawingml/2006/picture">
+                        <pic:nvPicPr>
+                          <pic:cNvPr id="0" name="" descr=""/>
+                          <pic:cNvPicPr>
+                            <a:picLocks noChangeAspect="1" noChangeArrowheads="1"/>
+                          </pic:cNvPicPr>
+                        </pic:nvPicPr>
+                        <pic:blipFill>
+                          <a:blip r:embed="rId35" cstate="none"/>
+                          <a:srcRect/>
+                          <a:stretch>
+                            <a:fillRect/>
+                          </a:stretch>
+                        </pic:blipFill>
+                        <pic:spPr bwMode="auto">
+                          <a:xfrm>
+                            <a:off x="0" y="0"/>
+                            <a:ext cx="1143000" cy="942975"/>
+                          </a:xfrm>
+                          <a:prstGeom prst="rect">
+                            <a:avLst/>
+                          </a:prstGeom>
+                        </pic:spPr>
+                      </pic:pic>
+                    </a:graphicData>
+                  </a:graphic>
+                </wp:inline>
+              </w:drawing>
+            </w:r>
+          </w:p>
+        </w:tc>
+        <w:tc>
+          <w:tcPr>
+            <w:tcW w:type="dxa" w:w="3000"/>
+            <w:tcBorders>
+              <w:top w:val="single" w:color="000000" w:sz="6"/>
+              <w:left w:val="single" w:color="000000" w:sz="6"/>
+              <w:bottom w:val="single" w:color="000000" w:sz="6"/>
+              <w:right w:val="single" w:color="000000" w:sz="6"/>
+            </w:tcBorders>
+            <w:tcMar>
+              <w:top w:type="dxa" w:w="60"/>
+              <w:left w:type="dxa" w:w="90"/>
+              <w:bottom w:type="dxa" w:w="60"/>
+              <w:right w:type="dxa" w:w="90"/>
+            </w:tcMar>
+          </w:tcPr>
+          <w:p>
+            <w:pPr>
               <w:jc w:val="left"/>
             </w:pPr>
             <w:r>
@@ -26530,13 +25930,13 @@
                 <w:sz w:val="20"/>
                 <w:szCs w:val="20"/>
               </w:rPr>
-              <w:t xml:space="preserve">(사진)</w:t>
-            </w:r>
-          </w:p>
-        </w:tc>
-        <w:tc>
-          <w:tcPr>
-            <w:tcW w:type="dxa" w:w="3000"/>
+              <w:t xml:space="preserve">BF303 퓨즈홀더 + 2 A / 3 A 퓨즈</w:t>
+            </w:r>
+          </w:p>
+        </w:tc>
+        <w:tc>
+          <w:tcPr>
+            <w:tcW w:type="dxa" w:w="4160"/>
             <w:tcBorders>
               <w:top w:val="single" w:color="000000" w:sz="6"/>
               <w:left w:val="single" w:color="000000" w:sz="6"/>
@@ -26560,37 +25960,7 @@
                 <w:sz w:val="20"/>
                 <w:szCs w:val="20"/>
               </w:rPr>
-              <w:t xml:space="preserve">BF303 퓨즈홀더 + 5×20 2 A / 3 A</w:t>
-            </w:r>
-          </w:p>
-        </w:tc>
-        <w:tc>
-          <w:tcPr>
-            <w:tcW w:type="dxa" w:w="4160"/>
-            <w:tcBorders>
-              <w:top w:val="single" w:color="000000" w:sz="6"/>
-              <w:left w:val="single" w:color="000000" w:sz="6"/>
-              <w:bottom w:val="single" w:color="000000" w:sz="6"/>
-              <w:right w:val="single" w:color="000000" w:sz="6"/>
-            </w:tcBorders>
-            <w:tcMar>
-              <w:top w:type="dxa" w:w="60"/>
-              <w:left w:type="dxa" w:w="90"/>
-              <w:bottom w:type="dxa" w:w="60"/>
-              <w:right w:type="dxa" w:w="90"/>
-            </w:tcMar>
-          </w:tcPr>
-          <w:p>
-            <w:pPr>
-              <w:jc w:val="left"/>
-            </w:pPr>
-            <w:r>
-              <w:rPr>
-                <w:rFonts w:ascii="Malgun Gothic" w:cs="Malgun Gothic" w:eastAsia="Malgun Gothic" w:hAnsi="Malgun Gothic"/>
-                <w:sz w:val="20"/>
-                <w:szCs w:val="20"/>
-              </w:rPr>
-              <w:t xml:space="preserve">인젝터·허브 입력 보호</w:t>
+              <w:t xml:space="preserve">보조 전원 보호</w:t>
             </w:r>
           </w:p>
         </w:tc>
@@ -26614,6 +25984,68 @@
           </w:tcPr>
           <w:p>
             <w:pPr>
+              <w:jc w:val="center"/>
+            </w:pPr>
+            <w:r>
+              <w:drawing>
+                <wp:inline distT="0" distB="0" distL="0" distR="0">
+                  <wp:extent cx="1143000" cy="819150"/>
+                  <wp:effectExtent t="0" r="0" b="0" l="0"/>
+                  <wp:docPr id="30" name=""/>
+                  <wp:cNvGraphicFramePr>
+                    <a:graphicFrameLocks xmlns:a="http://schemas.openxmlformats.org/drawingml/2006/main" noChangeAspect="1"/>
+                  </wp:cNvGraphicFramePr>
+                  <a:graphic xmlns:a="http://schemas.openxmlformats.org/drawingml/2006/main">
+                    <a:graphicData uri="http://schemas.openxmlformats.org/drawingml/2006/picture">
+                      <pic:pic xmlns:pic="http://schemas.openxmlformats.org/drawingml/2006/picture">
+                        <pic:nvPicPr>
+                          <pic:cNvPr id="0" name="" descr=""/>
+                          <pic:cNvPicPr>
+                            <a:picLocks noChangeAspect="1" noChangeArrowheads="1"/>
+                          </pic:cNvPicPr>
+                        </pic:nvPicPr>
+                        <pic:blipFill>
+                          <a:blip r:embed="rId36" cstate="none"/>
+                          <a:srcRect/>
+                          <a:stretch>
+                            <a:fillRect/>
+                          </a:stretch>
+                        </pic:blipFill>
+                        <pic:spPr bwMode="auto">
+                          <a:xfrm>
+                            <a:off x="0" y="0"/>
+                            <a:ext cx="1143000" cy="819150"/>
+                          </a:xfrm>
+                          <a:prstGeom prst="rect">
+                            <a:avLst/>
+                          </a:prstGeom>
+                        </pic:spPr>
+                      </pic:pic>
+                    </a:graphicData>
+                  </a:graphic>
+                </wp:inline>
+              </w:drawing>
+            </w:r>
+          </w:p>
+        </w:tc>
+        <w:tc>
+          <w:tcPr>
+            <w:tcW w:type="dxa" w:w="3000"/>
+            <w:tcBorders>
+              <w:top w:val="single" w:color="000000" w:sz="6"/>
+              <w:left w:val="single" w:color="000000" w:sz="6"/>
+              <w:bottom w:val="single" w:color="000000" w:sz="6"/>
+              <w:right w:val="single" w:color="000000" w:sz="6"/>
+            </w:tcBorders>
+            <w:tcMar>
+              <w:top w:type="dxa" w:w="60"/>
+              <w:left w:type="dxa" w:w="90"/>
+              <w:bottom w:type="dxa" w:w="60"/>
+              <w:right w:type="dxa" w:w="90"/>
+            </w:tcMar>
+          </w:tcPr>
+          <w:p>
+            <w:pPr>
               <w:jc w:val="left"/>
             </w:pPr>
             <w:r>
@@ -26622,13 +26054,13 @@
                 <w:sz w:val="20"/>
                 <w:szCs w:val="20"/>
               </w:rPr>
-              <w:t xml:space="preserve">(사진)</w:t>
-            </w:r>
-          </w:p>
-        </w:tc>
-        <w:tc>
-          <w:tcPr>
-            <w:tcW w:type="dxa" w:w="3000"/>
+              <w:t xml:space="preserve">WS2812 LED 스트립</w:t>
+            </w:r>
+          </w:p>
+        </w:tc>
+        <w:tc>
+          <w:tcPr>
+            <w:tcW w:type="dxa" w:w="4160"/>
             <w:tcBorders>
               <w:top w:val="single" w:color="000000" w:sz="6"/>
               <w:left w:val="single" w:color="000000" w:sz="6"/>
@@ -26652,37 +26084,7 @@
                 <w:sz w:val="20"/>
                 <w:szCs w:val="20"/>
               </w:rPr>
-              <w:t xml:space="preserve">EC5 피그테일 ×3</w:t>
-            </w:r>
-          </w:p>
-        </w:tc>
-        <w:tc>
-          <w:tcPr>
-            <w:tcW w:type="dxa" w:w="4160"/>
-            <w:tcBorders>
-              <w:top w:val="single" w:color="000000" w:sz="6"/>
-              <w:left w:val="single" w:color="000000" w:sz="6"/>
-              <w:bottom w:val="single" w:color="000000" w:sz="6"/>
-              <w:right w:val="single" w:color="000000" w:sz="6"/>
-            </w:tcBorders>
-            <w:tcMar>
-              <w:top w:type="dxa" w:w="60"/>
-              <w:left w:type="dxa" w:w="90"/>
-              <w:bottom w:type="dxa" w:w="60"/>
-              <w:right w:type="dxa" w:w="90"/>
-            </w:tcMar>
-          </w:tcPr>
-          <w:p>
-            <w:pPr>
-              <w:jc w:val="left"/>
-            </w:pPr>
-            <w:r>
-              <w:rPr>
-                <w:rFonts w:ascii="Malgun Gothic" w:cs="Malgun Gothic" w:eastAsia="Malgun Gothic" w:hAnsi="Malgun Gothic"/>
-                <w:sz w:val="20"/>
-                <w:szCs w:val="20"/>
-              </w:rPr>
-              <w:t xml:space="preserve">접촉기 앞 보조 분기</w:t>
+              <w:t xml:space="preserve">상태 표시등</w:t>
             </w:r>
           </w:p>
         </w:tc>
@@ -26706,6 +26108,68 @@
           </w:tcPr>
           <w:p>
             <w:pPr>
+              <w:jc w:val="center"/>
+            </w:pPr>
+            <w:r>
+              <w:drawing>
+                <wp:inline distT="0" distB="0" distL="0" distR="0">
+                  <wp:extent cx="1114425" cy="952500"/>
+                  <wp:effectExtent t="0" r="0" b="0" l="0"/>
+                  <wp:docPr id="31" name=""/>
+                  <wp:cNvGraphicFramePr>
+                    <a:graphicFrameLocks xmlns:a="http://schemas.openxmlformats.org/drawingml/2006/main" noChangeAspect="1"/>
+                  </wp:cNvGraphicFramePr>
+                  <a:graphic xmlns:a="http://schemas.openxmlformats.org/drawingml/2006/main">
+                    <a:graphicData uri="http://schemas.openxmlformats.org/drawingml/2006/picture">
+                      <pic:pic xmlns:pic="http://schemas.openxmlformats.org/drawingml/2006/picture">
+                        <pic:nvPicPr>
+                          <pic:cNvPr id="0" name="" descr=""/>
+                          <pic:cNvPicPr>
+                            <a:picLocks noChangeAspect="1" noChangeArrowheads="1"/>
+                          </pic:cNvPicPr>
+                        </pic:nvPicPr>
+                        <pic:blipFill>
+                          <a:blip r:embed="rId37" cstate="none"/>
+                          <a:srcRect/>
+                          <a:stretch>
+                            <a:fillRect/>
+                          </a:stretch>
+                        </pic:blipFill>
+                        <pic:spPr bwMode="auto">
+                          <a:xfrm>
+                            <a:off x="0" y="0"/>
+                            <a:ext cx="1114425" cy="952500"/>
+                          </a:xfrm>
+                          <a:prstGeom prst="rect">
+                            <a:avLst/>
+                          </a:prstGeom>
+                        </pic:spPr>
+                      </pic:pic>
+                    </a:graphicData>
+                  </a:graphic>
+                </wp:inline>
+              </w:drawing>
+            </w:r>
+          </w:p>
+        </w:tc>
+        <w:tc>
+          <w:tcPr>
+            <w:tcW w:type="dxa" w:w="3000"/>
+            <w:tcBorders>
+              <w:top w:val="single" w:color="000000" w:sz="6"/>
+              <w:left w:val="single" w:color="000000" w:sz="6"/>
+              <w:bottom w:val="single" w:color="000000" w:sz="6"/>
+              <w:right w:val="single" w:color="000000" w:sz="6"/>
+            </w:tcBorders>
+            <w:tcMar>
+              <w:top w:type="dxa" w:w="60"/>
+              <w:left w:type="dxa" w:w="90"/>
+              <w:bottom w:type="dxa" w:w="60"/>
+              <w:right w:type="dxa" w:w="90"/>
+            </w:tcMar>
+          </w:tcPr>
+          <w:p>
+            <w:pPr>
               <w:jc w:val="left"/>
             </w:pPr>
             <w:r>
@@ -26714,13 +26178,13 @@
                 <w:sz w:val="20"/>
                 <w:szCs w:val="20"/>
               </w:rPr>
-              <w:t xml:space="preserve">(사진)</w:t>
-            </w:r>
-          </w:p>
-        </w:tc>
-        <w:tc>
-          <w:tcPr>
-            <w:tcW w:type="dxa" w:w="3000"/>
+              <w:t xml:space="preserve">EC5 피그테일 ×3</w:t>
+            </w:r>
+          </w:p>
+        </w:tc>
+        <w:tc>
+          <w:tcPr>
+            <w:tcW w:type="dxa" w:w="4160"/>
             <w:tcBorders>
               <w:top w:val="single" w:color="000000" w:sz="6"/>
               <w:left w:val="single" w:color="000000" w:sz="6"/>
@@ -26744,42 +26208,27 @@
                 <w:sz w:val="20"/>
                 <w:szCs w:val="20"/>
               </w:rPr>
-              <w:t xml:space="preserve">WS2812 LED 스트립</w:t>
-            </w:r>
-          </w:p>
-        </w:tc>
-        <w:tc>
-          <w:tcPr>
-            <w:tcW w:type="dxa" w:w="4160"/>
-            <w:tcBorders>
-              <w:top w:val="single" w:color="000000" w:sz="6"/>
-              <w:left w:val="single" w:color="000000" w:sz="6"/>
-              <w:bottom w:val="single" w:color="000000" w:sz="6"/>
-              <w:right w:val="single" w:color="000000" w:sz="6"/>
-            </w:tcBorders>
-            <w:tcMar>
-              <w:top w:type="dxa" w:w="60"/>
-              <w:left w:type="dxa" w:w="90"/>
-              <w:bottom w:type="dxa" w:w="60"/>
-              <w:right w:type="dxa" w:w="90"/>
-            </w:tcMar>
-          </w:tcPr>
-          <w:p>
-            <w:pPr>
-              <w:jc w:val="left"/>
-            </w:pPr>
-            <w:r>
-              <w:rPr>
-                <w:rFonts w:ascii="Malgun Gothic" w:cs="Malgun Gothic" w:eastAsia="Malgun Gothic" w:hAnsi="Malgun Gothic"/>
-                <w:sz w:val="20"/>
-                <w:szCs w:val="20"/>
-              </w:rPr>
-              <w:t xml:space="preserve">룰 표시등 (초록/노랑/빨강)</w:t>
+              <w:t xml:space="preserve">접촉기 앞 보조 분기</w:t>
             </w:r>
           </w:p>
         </w:tc>
       </w:tr>
     </w:tbl>
+    <w:p>
+      <w:pPr>
+        <w:spacing w:after="160"/>
+        <w:jc w:val="center"/>
+      </w:pPr>
+      <w:r>
+        <w:rPr>
+          <w:rFonts w:ascii="Malgun Gothic" w:cs="Malgun Gothic" w:eastAsia="Malgun Gothic" w:hAnsi="Malgun Gothic"/>
+          <w:color w:val="555555"/>
+          <w:sz w:val="18"/>
+          <w:szCs w:val="18"/>
+        </w:rPr>
+        <w:t xml:space="preserve">표 Ⅳ-4 회로 장비</w:t>
+      </w:r>
+    </w:p>
     <w:p>
       <w:pPr>
         <w:pStyle w:val="Heading1"/>
